--- a/게임 기획서.docx
+++ b/게임 기획서.docx
@@ -6,7 +6,6 @@
       <w:pPr>
         <w:pStyle w:val="a3"/>
         <w:rPr>
-          <w:rFonts w:hint="eastAsia"/>
           <w:b/>
           <w:bCs/>
         </w:rPr>
@@ -31,7 +30,13 @@
     <w:sdt>
       <w:sdtPr>
         <w:rPr>
+          <w:rFonts w:asciiTheme="minorEastAsia" w:eastAsiaTheme="minorEastAsia" w:hAnsiTheme="minorHAnsi" w:cstheme="minorBidi"/>
+          <w:color w:val="auto"/>
+          <w:kern w:val="2"/>
+          <w:sz w:val="22"/>
+          <w:szCs w:val="24"/>
           <w:lang w:val="ko-KR"/>
+          <w14:ligatures w14:val="standardContextual"/>
         </w:rPr>
         <w:id w:val="870574083"/>
         <w:docPartObj>
@@ -41,23 +46,14 @@
       </w:sdtPr>
       <w:sdtEndPr>
         <w:rPr>
-          <w:rFonts w:asciiTheme="minorEastAsia" w:eastAsiaTheme="minorEastAsia" w:hAnsiTheme="minorHAnsi" w:cstheme="minorBidi"/>
-          <w:b/>
-          <w:bCs/>
-          <w:color w:val="auto"/>
-          <w:kern w:val="2"/>
-          <w:sz w:val="22"/>
-          <w:szCs w:val="24"/>
-          <w14:ligatures w14:val="standardContextual"/>
+          <w:b/>
+          <w:bCs/>
         </w:rPr>
       </w:sdtEndPr>
       <w:sdtContent>
         <w:p>
           <w:pPr>
             <w:pStyle w:val="TOC"/>
-            <w:rPr>
-              <w:rFonts w:hint="eastAsia"/>
-            </w:rPr>
           </w:pPr>
           <w:r>
             <w:rPr>
@@ -3618,7 +3614,6 @@
       <w:pPr>
         <w:pStyle w:val="3"/>
         <w:rPr>
-          <w:rFonts w:hint="eastAsia"/>
           <w:b/>
           <w:bCs/>
         </w:rPr>
@@ -3680,28 +3675,11 @@
       <w:bookmarkEnd w:id="2"/>
     </w:p>
     <w:p>
-      <w:pPr>
-        <w:rPr>
-          <w:rFonts w:hint="eastAsia"/>
-        </w:rPr>
-      </w:pPr>
-      <w:r>
-        <w:rPr>
-          <w:rFonts w:hint="eastAsia"/>
-        </w:rPr>
-        <w:t>1인칭/3D/싱글/</w:t>
-      </w:r>
-      <w:r>
-        <w:rPr>
-          <w:rFonts w:hint="eastAsia"/>
-        </w:rPr>
-        <w:t>공포</w:t>
-      </w:r>
-      <w:r>
-        <w:rPr>
-          <w:rFonts w:hint="eastAsia"/>
-        </w:rPr>
-        <w:t>/노벨/추리/액션</w:t>
+      <w:r>
+        <w:rPr>
+          <w:rFonts w:hint="eastAsia"/>
+        </w:rPr>
+        <w:t>1인칭/3D/싱글/공포/노벨/추리/액션</w:t>
       </w:r>
     </w:p>
     <w:p>
@@ -3740,11 +3718,6 @@
       <w:bookmarkEnd w:id="3"/>
     </w:p>
     <w:p>
-      <w:pPr>
-        <w:rPr>
-          <w:rFonts w:hint="eastAsia"/>
-        </w:rPr>
-      </w:pPr>
       <w:proofErr w:type="gramStart"/>
       <w:r>
         <w:rPr>
@@ -3831,11 +3804,6 @@
       <w:bookmarkEnd w:id="5"/>
     </w:p>
     <w:p>
-      <w:pPr>
-        <w:rPr>
-          <w:rFonts w:hint="eastAsia"/>
-        </w:rPr>
-      </w:pPr>
       <w:r>
         <w:rPr>
           <w:rFonts w:hint="eastAsia"/>
@@ -3890,7 +3858,7 @@
         <w:autoSpaceDE/>
         <w:autoSpaceDN/>
         <w:rPr>
-          <w:rFonts w:asciiTheme="majorHAnsi" w:eastAsiaTheme="majorEastAsia" w:hAnsiTheme="majorHAnsi" w:cstheme="majorBidi" w:hint="eastAsia"/>
+          <w:rFonts w:asciiTheme="majorHAnsi" w:eastAsiaTheme="majorEastAsia" w:hAnsiTheme="majorHAnsi" w:cstheme="majorBidi"/>
           <w:b/>
           <w:bCs/>
           <w:color w:val="000000" w:themeColor="text1"/>
@@ -3929,7 +3897,6 @@
       <w:pPr>
         <w:pStyle w:val="3"/>
         <w:rPr>
-          <w:rFonts w:hint="eastAsia"/>
           <w:b/>
           <w:bCs/>
         </w:rPr>
@@ -3946,11 +3913,6 @@
       <w:bookmarkEnd w:id="7"/>
     </w:p>
     <w:p>
-      <w:pPr>
-        <w:rPr>
-          <w:rFonts w:hint="eastAsia"/>
-        </w:rPr>
-      </w:pPr>
       <w:r>
         <w:br/>
       </w:r>
@@ -4114,7 +4076,6 @@
     <w:p>
       <w:pPr>
         <w:rPr>
-          <w:rFonts w:hint="eastAsia"/>
           <w:color w:val="275317" w:themeColor="accent6" w:themeShade="80"/>
         </w:rPr>
       </w:pPr>
@@ -4174,7 +4135,6 @@
     <w:p>
       <w:pPr>
         <w:rPr>
-          <w:rFonts w:hint="eastAsia"/>
           <w:color w:val="275317" w:themeColor="accent6" w:themeShade="80"/>
         </w:rPr>
       </w:pPr>
@@ -4231,7 +4191,7 @@
         <w:autoSpaceDE/>
         <w:autoSpaceDN/>
         <w:rPr>
-          <w:rFonts w:asciiTheme="majorHAnsi" w:eastAsiaTheme="majorEastAsia" w:hAnsiTheme="majorHAnsi" w:cstheme="majorBidi" w:hint="eastAsia"/>
+          <w:rFonts w:asciiTheme="majorHAnsi" w:eastAsiaTheme="majorEastAsia" w:hAnsiTheme="majorHAnsi" w:cstheme="majorBidi"/>
           <w:b/>
           <w:bCs/>
           <w:color w:val="000000" w:themeColor="text1"/>
@@ -4250,7 +4210,6 @@
       <w:pPr>
         <w:pStyle w:val="1"/>
         <w:rPr>
-          <w:rFonts w:hint="eastAsia"/>
           <w:b/>
           <w:bCs/>
         </w:rPr>
@@ -4271,7 +4230,6 @@
       <w:pPr>
         <w:pStyle w:val="3"/>
         <w:rPr>
-          <w:rFonts w:hint="eastAsia"/>
           <w:b/>
           <w:bCs/>
         </w:rPr>
@@ -4337,11 +4295,6 @@
       </w:r>
     </w:p>
     <w:p>
-      <w:pPr>
-        <w:rPr>
-          <w:rFonts w:hint="eastAsia"/>
-        </w:rPr>
-      </w:pPr>
       <w:r>
         <w:rPr>
           <w:rFonts w:hint="eastAsia"/>
@@ -4440,11 +4393,6 @@
       </w:r>
     </w:p>
     <w:p>
-      <w:pPr>
-        <w:rPr>
-          <w:rFonts w:hint="eastAsia"/>
-        </w:rPr>
-      </w:pPr>
       <w:r>
         <w:rPr>
           <w:b/>
@@ -4474,9 +4422,6 @@
     <w:p>
       <w:pPr>
         <w:jc w:val="center"/>
-        <w:rPr>
-          <w:rFonts w:hint="eastAsia"/>
-        </w:rPr>
       </w:pPr>
       <w:r>
         <w:rPr>
@@ -4737,9 +4682,6 @@
         <w:wordWrap/>
         <w:autoSpaceDE/>
         <w:autoSpaceDN/>
-        <w:rPr>
-          <w:rFonts w:hint="eastAsia"/>
-        </w:rPr>
       </w:pPr>
       <w:r>
         <w:br w:type="page"/>
@@ -4766,11 +4708,6 @@
       <w:bookmarkEnd w:id="13"/>
     </w:p>
     <w:p>
-      <w:pPr>
-        <w:rPr>
-          <w:rFonts w:hint="eastAsia"/>
-        </w:rPr>
-      </w:pPr>
       <w:r>
         <w:t xml:space="preserve">인게임 시작 시 </w:t>
       </w:r>
@@ -4827,16 +4764,13 @@
     <w:p>
       <w:pPr>
         <w:jc w:val="center"/>
-        <w:rPr>
-          <w:rFonts w:hint="eastAsia"/>
-        </w:rPr>
       </w:pPr>
       <w:r>
         <w:rPr>
           <w:noProof/>
         </w:rPr>
         <w:drawing>
-          <wp:inline distT="0" distB="0" distL="0" distR="0" wp14:anchorId="54218B76" wp14:editId="0FF87493">
+          <wp:inline distT="0" distB="0" distL="0" distR="0" wp14:anchorId="54218B76" wp14:editId="38699255">
             <wp:extent cx="4724516" cy="2657475"/>
             <wp:effectExtent l="0" t="0" r="0" b="0"/>
             <wp:docPr id="439570909" name="그림 11" descr="파스모포비아 Phasmophobia】 EMF측정기 완벽한 사용방법!! : 네이버 블로그"/>
@@ -5391,11 +5325,6 @@
       </w:r>
     </w:p>
     <w:p>
-      <w:pPr>
-        <w:rPr>
-          <w:rFonts w:hint="eastAsia"/>
-        </w:rPr>
-      </w:pPr>
       <w:r>
         <w:rPr>
           <w:b/>
@@ -5410,7 +5339,6 @@
     <w:p>
       <w:pPr>
         <w:rPr>
-          <w:rFonts w:hint="eastAsia"/>
           <w:color w:val="275317" w:themeColor="accent6" w:themeShade="80"/>
         </w:rPr>
       </w:pPr>
@@ -5476,7 +5404,6 @@
       <w:pPr>
         <w:pStyle w:val="3"/>
         <w:rPr>
-          <w:rFonts w:hint="eastAsia"/>
           <w:b/>
           <w:bCs/>
         </w:rPr>
@@ -5501,11 +5428,6 @@
       </w:r>
     </w:p>
     <w:p>
-      <w:pPr>
-        <w:rPr>
-          <w:rFonts w:hint="eastAsia"/>
-        </w:rPr>
-      </w:pPr>
       <w:r>
         <w:rPr>
           <w:rFonts w:hint="eastAsia"/>
@@ -5528,11 +5450,6 @@
       </w:r>
     </w:p>
     <w:p>
-      <w:pPr>
-        <w:rPr>
-          <w:rFonts w:hint="eastAsia"/>
-        </w:rPr>
-      </w:pPr>
       <w:r>
         <w:rPr>
           <w:rFonts w:hint="eastAsia"/>
@@ -5608,7 +5525,6 @@
     <w:p>
       <w:pPr>
         <w:rPr>
-          <w:rFonts w:hint="eastAsia"/>
           <w:b/>
           <w:bCs/>
           <w:color w:val="0070C0"/>
@@ -5710,7 +5626,6 @@
         <w:autoSpaceDE/>
         <w:autoSpaceDN/>
         <w:rPr>
-          <w:rFonts w:hint="eastAsia"/>
           <w:b/>
           <w:bCs/>
           <w:color w:val="7030A0"/>
@@ -5879,7 +5794,7 @@
         <w:autoSpaceDE/>
         <w:autoSpaceDN/>
         <w:rPr>
-          <w:rFonts w:asciiTheme="majorHAnsi" w:eastAsiaTheme="majorEastAsia" w:hAnsiTheme="majorHAnsi" w:cstheme="majorBidi" w:hint="eastAsia"/>
+          <w:rFonts w:asciiTheme="majorHAnsi" w:eastAsiaTheme="majorEastAsia" w:hAnsiTheme="majorHAnsi" w:cstheme="majorBidi"/>
           <w:b/>
           <w:bCs/>
           <w:color w:val="000000" w:themeColor="text1"/>
@@ -6029,7 +5944,7 @@
         <w:autoSpaceDE/>
         <w:autoSpaceDN/>
         <w:rPr>
-          <w:rFonts w:asciiTheme="majorHAnsi" w:eastAsiaTheme="majorEastAsia" w:hAnsiTheme="majorHAnsi" w:cstheme="majorBidi" w:hint="eastAsia"/>
+          <w:rFonts w:asciiTheme="majorHAnsi" w:eastAsiaTheme="majorEastAsia" w:hAnsiTheme="majorHAnsi" w:cstheme="majorBidi"/>
           <w:b/>
           <w:bCs/>
           <w:color w:val="000000" w:themeColor="text1"/>
@@ -6079,7 +5994,7 @@
         <w:autoSpaceDE/>
         <w:autoSpaceDN/>
         <w:rPr>
-          <w:rFonts w:asciiTheme="majorHAnsi" w:eastAsiaTheme="majorEastAsia" w:hAnsiTheme="majorHAnsi" w:cstheme="majorBidi" w:hint="eastAsia"/>
+          <w:rFonts w:asciiTheme="majorHAnsi" w:eastAsiaTheme="majorEastAsia" w:hAnsiTheme="majorHAnsi" w:cstheme="majorBidi"/>
           <w:b/>
           <w:bCs/>
           <w:color w:val="000000" w:themeColor="text1"/>
@@ -6244,7 +6159,7 @@
         <w:autoSpaceDE/>
         <w:autoSpaceDN/>
         <w:rPr>
-          <w:rFonts w:asciiTheme="majorHAnsi" w:eastAsiaTheme="majorEastAsia" w:hAnsiTheme="majorHAnsi" w:cstheme="majorBidi" w:hint="eastAsia"/>
+          <w:rFonts w:asciiTheme="majorHAnsi" w:eastAsiaTheme="majorEastAsia" w:hAnsiTheme="majorHAnsi" w:cstheme="majorBidi"/>
           <w:b/>
           <w:bCs/>
           <w:color w:val="000000" w:themeColor="text1"/>
@@ -6310,73 +6225,1675 @@
       <w:pPr>
         <w:jc w:val="center"/>
         <w:rPr>
+          <w:b/>
+          <w:bCs/>
+          <w:color w:val="275317" w:themeColor="accent6" w:themeShade="80"/>
+        </w:rPr>
+      </w:pPr>
+      <w:r>
+        <w:rPr>
+          <w:rFonts w:hint="eastAsia"/>
           <w:b/>
           <w:bCs/>
           <w:color w:val="C00000"/>
           <w:sz w:val="32"/>
           <w:szCs w:val="36"/>
         </w:rPr>
-      </w:pPr>
-      <w:r>
-        <w:rPr>
-          <w:rFonts w:hint="eastAsia"/>
+        <w:t>스토리를 감상하는 도중 궁금한 게 생기면 반드시 질문할 것</w:t>
+      </w:r>
+      <w:r>
+        <w:rPr>
           <w:b/>
           <w:bCs/>
           <w:color w:val="C00000"/>
-          <w:sz w:val="32"/>
-          <w:szCs w:val="36"/>
-        </w:rPr>
-        <w:t xml:space="preserve">세계관은 아직 정리가 되지 않아서 </w:t>
-      </w:r>
-      <w:r>
-        <w:rPr>
-          <w:rFonts w:hint="eastAsia"/>
-          <w:b/>
-          <w:bCs/>
-          <w:color w:val="C00000"/>
-          <w:sz w:val="32"/>
-          <w:szCs w:val="36"/>
-        </w:rPr>
-        <w:t>공유는 하지 않음.</w:t>
-      </w:r>
-    </w:p>
-    <w:p>
-      <w:pPr>
-        <w:jc w:val="center"/>
+        </w:rPr>
+        <w:br/>
+      </w:r>
+      <w:r>
         <w:rPr>
           <w:rFonts w:hint="eastAsia"/>
           <w:b/>
           <w:bCs/>
           <w:color w:val="275317" w:themeColor="accent6" w:themeShade="80"/>
         </w:rPr>
-      </w:pPr>
-      <w:r>
-        <w:rPr>
-          <w:rFonts w:hint="eastAsia"/>
-          <w:b/>
-          <w:bCs/>
-          <w:color w:val="C00000"/>
-          <w:sz w:val="32"/>
-          <w:szCs w:val="36"/>
-        </w:rPr>
-        <w:t>스토리를 감상하는 도중 궁금한 게 생기면 반드시 질문할 것</w:t>
-      </w:r>
-      <w:r>
-        <w:rPr>
-          <w:b/>
-          <w:bCs/>
-          <w:color w:val="C00000"/>
-        </w:rPr>
+        <w:t>그 궁금한 것이 스토리와 세계관의 허점이 될 것임.</w:t>
+      </w:r>
+    </w:p>
+    <w:p>
+      <w:pPr>
+        <w:rPr>
+          <w:rFonts w:hint="eastAsia"/>
+          <w:b/>
+          <w:bCs/>
+          <w:color w:val="156082" w:themeColor="accent1"/>
+        </w:rPr>
+      </w:pPr>
+      <w:r>
+        <w:rPr>
+          <w:rFonts w:hint="eastAsia"/>
+          <w:b/>
+          <w:bCs/>
+          <w:color w:val="156082" w:themeColor="accent1"/>
+        </w:rPr>
+        <w:t>비밀 집단 이름 후보</w:t>
+      </w:r>
+    </w:p>
+    <w:p>
+      <w:pPr>
+        <w:rPr>
+          <w:b/>
+          <w:bCs/>
+        </w:rPr>
+      </w:pPr>
+      <w:proofErr w:type="spellStart"/>
+      <w:r>
+        <w:rPr>
+          <w:rFonts w:hint="eastAsia"/>
+          <w:b/>
+          <w:bCs/>
+        </w:rPr>
+        <w:t>한마루</w:t>
+      </w:r>
+      <w:proofErr w:type="spellEnd"/>
+      <w:r>
+        <w:rPr>
+          <w:rFonts w:hint="eastAsia"/>
+          <w:b/>
+          <w:bCs/>
+        </w:rPr>
+        <w:t>(가명)는 크게 두 개의 구조로 나뉜다.</w:t>
+      </w:r>
+    </w:p>
+    <w:p>
+      <w:pPr>
+        <w:rPr>
+          <w:b/>
+          <w:bCs/>
+        </w:rPr>
+      </w:pPr>
+      <w:r>
+        <w:rPr>
+          <w:rFonts w:hint="eastAsia"/>
+          <w:b/>
+          <w:bCs/>
+          <w:noProof/>
+        </w:rPr>
+        <mc:AlternateContent>
+          <mc:Choice Requires="wps">
+            <w:drawing>
+              <wp:anchor distT="0" distB="0" distL="114300" distR="114300" simplePos="0" relativeHeight="251659264" behindDoc="0" locked="0" layoutInCell="1" allowOverlap="1" wp14:anchorId="1136513F" wp14:editId="5356FE43">
+                <wp:simplePos x="0" y="0"/>
+                <wp:positionH relativeFrom="margin">
+                  <wp:align>center</wp:align>
+                </wp:positionH>
+                <wp:positionV relativeFrom="paragraph">
+                  <wp:posOffset>72390</wp:posOffset>
+                </wp:positionV>
+                <wp:extent cx="1562100" cy="295275"/>
+                <wp:effectExtent l="0" t="0" r="19050" b="28575"/>
+                <wp:wrapNone/>
+                <wp:docPr id="1959331089" name="Text Box 1"/>
+                <wp:cNvGraphicFramePr/>
+                <a:graphic xmlns:a="http://schemas.openxmlformats.org/drawingml/2006/main">
+                  <a:graphicData uri="http://schemas.microsoft.com/office/word/2010/wordprocessingShape">
+                    <wps:wsp>
+                      <wps:cNvSpPr txBox="1"/>
+                      <wps:spPr>
+                        <a:xfrm>
+                          <a:off x="0" y="0"/>
+                          <a:ext cx="1562100" cy="295275"/>
+                        </a:xfrm>
+                        <a:prstGeom prst="rect">
+                          <a:avLst/>
+                        </a:prstGeom>
+                        <a:solidFill>
+                          <a:schemeClr val="lt1"/>
+                        </a:solidFill>
+                        <a:ln w="6350">
+                          <a:solidFill>
+                            <a:prstClr val="black"/>
+                          </a:solidFill>
+                        </a:ln>
+                      </wps:spPr>
+                      <wps:txbx>
+                        <w:txbxContent>
+                          <w:p>
+                            <w:pPr>
+                              <w:jc w:val="center"/>
+                              <w:rPr>
+                                <w:rFonts w:hint="eastAsia"/>
+                                <w:b/>
+                                <w:bCs/>
+                              </w:rPr>
+                            </w:pPr>
+                            <w:proofErr w:type="spellStart"/>
+                            <w:r>
+                              <w:rPr>
+                                <w:rFonts w:hint="eastAsia"/>
+                                <w:b/>
+                                <w:bCs/>
+                              </w:rPr>
+                              <w:t>한마루</w:t>
+                            </w:r>
+                            <w:proofErr w:type="spellEnd"/>
+                          </w:p>
+                          <w:p>
+                            <w:pPr>
+                              <w:jc w:val="center"/>
+                              <w:rPr>
+                                <w:rFonts w:hint="eastAsia"/>
+                                <w:b/>
+                                <w:bCs/>
+                              </w:rPr>
+                            </w:pPr>
+                          </w:p>
+                        </w:txbxContent>
+                      </wps:txbx>
+                      <wps:bodyPr rot="0" spcFirstLastPara="0" vertOverflow="overflow" horzOverflow="overflow" vert="horz" wrap="square" lIns="91440" tIns="45720" rIns="91440" bIns="45720" numCol="1" spcCol="0" rtlCol="0" fromWordArt="0" anchor="t" anchorCtr="0" forceAA="0" compatLnSpc="1">
+                        <a:prstTxWarp prst="textNoShape">
+                          <a:avLst/>
+                        </a:prstTxWarp>
+                        <a:noAutofit/>
+                      </wps:bodyPr>
+                    </wps:wsp>
+                  </a:graphicData>
+                </a:graphic>
+                <wp14:sizeRelH relativeFrom="margin">
+                  <wp14:pctWidth>0</wp14:pctWidth>
+                </wp14:sizeRelH>
+              </wp:anchor>
+            </w:drawing>
+          </mc:Choice>
+          <mc:Fallback>
+            <w:pict>
+              <v:shapetype w14:anchorId="1136513F" id="_x0000_t202" coordsize="21600,21600" o:spt="202" path="m,l,21600r21600,l21600,xe">
+                <v:stroke joinstyle="miter"/>
+                <v:path gradientshapeok="t" o:connecttype="rect"/>
+              </v:shapetype>
+              <v:shape id="Text Box 1" o:spid="_x0000_s1026" type="#_x0000_t202" style="position:absolute;margin-left:0;margin-top:5.7pt;width:123pt;height:23.25pt;z-index:251659264;visibility:visible;mso-wrap-style:square;mso-width-percent:0;mso-wrap-distance-left:9pt;mso-wrap-distance-top:0;mso-wrap-distance-right:9pt;mso-wrap-distance-bottom:0;mso-position-horizontal:center;mso-position-horizontal-relative:margin;mso-position-vertical:absolute;mso-position-vertical-relative:text;mso-width-percent:0;mso-width-relative:margin;v-text-anchor:top" o:gfxdata="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" fillcolor="white [3201]" strokeweight=".5pt">
+                <v:textbox>
+                  <w:txbxContent>
+                    <w:p>
+                      <w:pPr>
+                        <w:jc w:val="center"/>
+                        <w:rPr>
+                          <w:rFonts w:hint="eastAsia"/>
+                          <w:b/>
+                          <w:bCs/>
+                        </w:rPr>
+                      </w:pPr>
+                      <w:proofErr w:type="spellStart"/>
+                      <w:r>
+                        <w:rPr>
+                          <w:rFonts w:hint="eastAsia"/>
+                          <w:b/>
+                          <w:bCs/>
+                        </w:rPr>
+                        <w:t>한마루</w:t>
+                      </w:r>
+                      <w:proofErr w:type="spellEnd"/>
+                    </w:p>
+                    <w:p>
+                      <w:pPr>
+                        <w:jc w:val="center"/>
+                        <w:rPr>
+                          <w:rFonts w:hint="eastAsia"/>
+                          <w:b/>
+                          <w:bCs/>
+                        </w:rPr>
+                      </w:pPr>
+                    </w:p>
+                  </w:txbxContent>
+                </v:textbox>
+                <w10:wrap anchorx="margin"/>
+              </v:shape>
+            </w:pict>
+          </mc:Fallback>
+        </mc:AlternateContent>
+      </w:r>
+    </w:p>
+    <w:p>
+      <w:pPr>
+        <w:rPr>
+          <w:rFonts w:hint="eastAsia"/>
+          <w:b/>
+          <w:bCs/>
+        </w:rPr>
+      </w:pPr>
+      <w:r>
+        <w:rPr>
+          <w:rFonts w:hint="eastAsia"/>
+          <w:b/>
+          <w:bCs/>
+          <w:noProof/>
+        </w:rPr>
+        <mc:AlternateContent>
+          <mc:Choice Requires="wps">
+            <w:drawing>
+              <wp:anchor distT="0" distB="0" distL="114300" distR="114300" simplePos="0" relativeHeight="251663360" behindDoc="0" locked="0" layoutInCell="1" allowOverlap="1" wp14:anchorId="5FEFE7D9" wp14:editId="49A6843D">
+                <wp:simplePos x="0" y="0"/>
+                <wp:positionH relativeFrom="margin">
+                  <wp:posOffset>3629025</wp:posOffset>
+                </wp:positionH>
+                <wp:positionV relativeFrom="paragraph">
+                  <wp:posOffset>300355</wp:posOffset>
+                </wp:positionV>
+                <wp:extent cx="1190625" cy="295275"/>
+                <wp:effectExtent l="0" t="0" r="28575" b="28575"/>
+                <wp:wrapNone/>
+                <wp:docPr id="630518398" name="Text Box 1"/>
+                <wp:cNvGraphicFramePr/>
+                <a:graphic xmlns:a="http://schemas.openxmlformats.org/drawingml/2006/main">
+                  <a:graphicData uri="http://schemas.microsoft.com/office/word/2010/wordprocessingShape">
+                    <wps:wsp>
+                      <wps:cNvSpPr txBox="1"/>
+                      <wps:spPr>
+                        <a:xfrm>
+                          <a:off x="0" y="0"/>
+                          <a:ext cx="1190625" cy="295275"/>
+                        </a:xfrm>
+                        <a:prstGeom prst="rect">
+                          <a:avLst/>
+                        </a:prstGeom>
+                        <a:solidFill>
+                          <a:schemeClr val="lt1"/>
+                        </a:solidFill>
+                        <a:ln w="6350">
+                          <a:solidFill>
+                            <a:prstClr val="black"/>
+                          </a:solidFill>
+                        </a:ln>
+                      </wps:spPr>
+                      <wps:txbx>
+                        <w:txbxContent>
+                          <w:p>
+                            <w:pPr>
+                              <w:jc w:val="center"/>
+                              <w:rPr>
+                                <w:rFonts w:hint="eastAsia"/>
+                                <w:b/>
+                                <w:bCs/>
+                              </w:rPr>
+                            </w:pPr>
+                            <w:r>
+                              <w:rPr>
+                                <w:rFonts w:hint="eastAsia"/>
+                                <w:b/>
+                                <w:bCs/>
+                              </w:rPr>
+                              <w:t>외</w:t>
+                            </w:r>
+                            <w:r>
+                              <w:rPr>
+                                <w:rFonts w:hint="eastAsia"/>
+                                <w:b/>
+                                <w:bCs/>
+                              </w:rPr>
+                              <w:t>원</w:t>
+                            </w:r>
+                          </w:p>
+                        </w:txbxContent>
+                      </wps:txbx>
+                      <wps:bodyPr rot="0" spcFirstLastPara="0" vertOverflow="overflow" horzOverflow="overflow" vert="horz" wrap="square" lIns="91440" tIns="45720" rIns="91440" bIns="45720" numCol="1" spcCol="0" rtlCol="0" fromWordArt="0" anchor="t" anchorCtr="0" forceAA="0" compatLnSpc="1">
+                        <a:prstTxWarp prst="textNoShape">
+                          <a:avLst/>
+                        </a:prstTxWarp>
+                        <a:noAutofit/>
+                      </wps:bodyPr>
+                    </wps:wsp>
+                  </a:graphicData>
+                </a:graphic>
+                <wp14:sizeRelH relativeFrom="margin">
+                  <wp14:pctWidth>0</wp14:pctWidth>
+                </wp14:sizeRelH>
+              </wp:anchor>
+            </w:drawing>
+          </mc:Choice>
+          <mc:Fallback>
+            <w:pict>
+              <v:shape w14:anchorId="5FEFE7D9" id="_x0000_s1027" type="#_x0000_t202" style="position:absolute;margin-left:285.75pt;margin-top:23.65pt;width:93.75pt;height:23.25pt;z-index:251663360;visibility:visible;mso-wrap-style:square;mso-width-percent:0;mso-wrap-distance-left:9pt;mso-wrap-distance-top:0;mso-wrap-distance-right:9pt;mso-wrap-distance-bottom:0;mso-position-horizontal:absolute;mso-position-horizontal-relative:margin;mso-position-vertical:absolute;mso-position-vertical-relative:text;mso-width-percent:0;mso-width-relative:margin;v-text-anchor:top" o:gfxdata="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" fillcolor="white [3201]" strokeweight=".5pt">
+                <v:textbox>
+                  <w:txbxContent>
+                    <w:p>
+                      <w:pPr>
+                        <w:jc w:val="center"/>
+                        <w:rPr>
+                          <w:rFonts w:hint="eastAsia"/>
+                          <w:b/>
+                          <w:bCs/>
+                        </w:rPr>
+                      </w:pPr>
+                      <w:r>
+                        <w:rPr>
+                          <w:rFonts w:hint="eastAsia"/>
+                          <w:b/>
+                          <w:bCs/>
+                        </w:rPr>
+                        <w:t>외</w:t>
+                      </w:r>
+                      <w:r>
+                        <w:rPr>
+                          <w:rFonts w:hint="eastAsia"/>
+                          <w:b/>
+                          <w:bCs/>
+                        </w:rPr>
+                        <w:t>원</w:t>
+                      </w:r>
+                    </w:p>
+                  </w:txbxContent>
+                </v:textbox>
+                <w10:wrap anchorx="margin"/>
+              </v:shape>
+            </w:pict>
+          </mc:Fallback>
+        </mc:AlternateContent>
+      </w:r>
+      <w:r>
+        <w:rPr>
+          <w:rFonts w:hint="eastAsia"/>
+          <w:b/>
+          <w:bCs/>
+          <w:noProof/>
+        </w:rPr>
+        <mc:AlternateContent>
+          <mc:Choice Requires="wps">
+            <w:drawing>
+              <wp:anchor distT="0" distB="0" distL="114300" distR="114300" simplePos="0" relativeHeight="251661312" behindDoc="0" locked="0" layoutInCell="1" allowOverlap="1" wp14:anchorId="7C404C6D" wp14:editId="42193E9A">
+                <wp:simplePos x="0" y="0"/>
+                <wp:positionH relativeFrom="margin">
+                  <wp:posOffset>895350</wp:posOffset>
+                </wp:positionH>
+                <wp:positionV relativeFrom="paragraph">
+                  <wp:posOffset>338455</wp:posOffset>
+                </wp:positionV>
+                <wp:extent cx="1190625" cy="295275"/>
+                <wp:effectExtent l="0" t="0" r="28575" b="28575"/>
+                <wp:wrapNone/>
+                <wp:docPr id="1200434210" name="Text Box 1"/>
+                <wp:cNvGraphicFramePr/>
+                <a:graphic xmlns:a="http://schemas.openxmlformats.org/drawingml/2006/main">
+                  <a:graphicData uri="http://schemas.microsoft.com/office/word/2010/wordprocessingShape">
+                    <wps:wsp>
+                      <wps:cNvSpPr txBox="1"/>
+                      <wps:spPr>
+                        <a:xfrm>
+                          <a:off x="0" y="0"/>
+                          <a:ext cx="1190625" cy="295275"/>
+                        </a:xfrm>
+                        <a:prstGeom prst="rect">
+                          <a:avLst/>
+                        </a:prstGeom>
+                        <a:solidFill>
+                          <a:schemeClr val="lt1"/>
+                        </a:solidFill>
+                        <a:ln w="6350">
+                          <a:solidFill>
+                            <a:prstClr val="black"/>
+                          </a:solidFill>
+                        </a:ln>
+                      </wps:spPr>
+                      <wps:txbx>
+                        <w:txbxContent>
+                          <w:p>
+                            <w:pPr>
+                              <w:jc w:val="center"/>
+                              <w:rPr>
+                                <w:rFonts w:hint="eastAsia"/>
+                                <w:b/>
+                                <w:bCs/>
+                              </w:rPr>
+                            </w:pPr>
+                            <w:r>
+                              <w:rPr>
+                                <w:rFonts w:hint="eastAsia"/>
+                                <w:b/>
+                                <w:bCs/>
+                              </w:rPr>
+                              <w:t>내원</w:t>
+                            </w:r>
+                          </w:p>
+                        </w:txbxContent>
+                      </wps:txbx>
+                      <wps:bodyPr rot="0" spcFirstLastPara="0" vertOverflow="overflow" horzOverflow="overflow" vert="horz" wrap="square" lIns="91440" tIns="45720" rIns="91440" bIns="45720" numCol="1" spcCol="0" rtlCol="0" fromWordArt="0" anchor="t" anchorCtr="0" forceAA="0" compatLnSpc="1">
+                        <a:prstTxWarp prst="textNoShape">
+                          <a:avLst/>
+                        </a:prstTxWarp>
+                        <a:noAutofit/>
+                      </wps:bodyPr>
+                    </wps:wsp>
+                  </a:graphicData>
+                </a:graphic>
+                <wp14:sizeRelH relativeFrom="margin">
+                  <wp14:pctWidth>0</wp14:pctWidth>
+                </wp14:sizeRelH>
+              </wp:anchor>
+            </w:drawing>
+          </mc:Choice>
+          <mc:Fallback>
+            <w:pict>
+              <v:shape w14:anchorId="7C404C6D" id="_x0000_s1028" type="#_x0000_t202" style="position:absolute;margin-left:70.5pt;margin-top:26.65pt;width:93.75pt;height:23.25pt;z-index:251661312;visibility:visible;mso-wrap-style:square;mso-width-percent:0;mso-wrap-distance-left:9pt;mso-wrap-distance-top:0;mso-wrap-distance-right:9pt;mso-wrap-distance-bottom:0;mso-position-horizontal:absolute;mso-position-horizontal-relative:margin;mso-position-vertical:absolute;mso-position-vertical-relative:text;mso-width-percent:0;mso-width-relative:margin;v-text-anchor:top" o:gfxdata="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" fillcolor="white [3201]" strokeweight=".5pt">
+                <v:textbox>
+                  <w:txbxContent>
+                    <w:p>
+                      <w:pPr>
+                        <w:jc w:val="center"/>
+                        <w:rPr>
+                          <w:rFonts w:hint="eastAsia"/>
+                          <w:b/>
+                          <w:bCs/>
+                        </w:rPr>
+                      </w:pPr>
+                      <w:r>
+                        <w:rPr>
+                          <w:rFonts w:hint="eastAsia"/>
+                          <w:b/>
+                          <w:bCs/>
+                        </w:rPr>
+                        <w:t>내원</w:t>
+                      </w:r>
+                    </w:p>
+                  </w:txbxContent>
+                </v:textbox>
+                <w10:wrap anchorx="margin"/>
+              </v:shape>
+            </w:pict>
+          </mc:Fallback>
+        </mc:AlternateContent>
+      </w:r>
+    </w:p>
+    <w:p>
+      <w:pPr>
+        <w:rPr>
+          <w:b/>
+          <w:bCs/>
+        </w:rPr>
+      </w:pPr>
+    </w:p>
+    <w:p>
+      <w:pPr>
+        <w:rPr>
+          <w:b/>
+          <w:bCs/>
+        </w:rPr>
+      </w:pPr>
+      <w:r>
+        <w:rPr>
+          <w:rFonts w:hint="eastAsia"/>
+          <w:b/>
+          <w:bCs/>
+          <w:noProof/>
+        </w:rPr>
+        <mc:AlternateContent>
+          <mc:Choice Requires="wps">
+            <w:drawing>
+              <wp:anchor distT="0" distB="0" distL="114300" distR="114300" simplePos="0" relativeHeight="251675648" behindDoc="0" locked="0" layoutInCell="1" allowOverlap="1" wp14:anchorId="7A58A73A" wp14:editId="7BBEA94D">
+                <wp:simplePos x="0" y="0"/>
+                <wp:positionH relativeFrom="margin">
+                  <wp:posOffset>4295775</wp:posOffset>
+                </wp:positionH>
+                <wp:positionV relativeFrom="paragraph">
+                  <wp:posOffset>166370</wp:posOffset>
+                </wp:positionV>
+                <wp:extent cx="733425" cy="295275"/>
+                <wp:effectExtent l="0" t="0" r="28575" b="28575"/>
+                <wp:wrapNone/>
+                <wp:docPr id="856913815" name="Text Box 1"/>
+                <wp:cNvGraphicFramePr/>
+                <a:graphic xmlns:a="http://schemas.openxmlformats.org/drawingml/2006/main">
+                  <a:graphicData uri="http://schemas.microsoft.com/office/word/2010/wordprocessingShape">
+                    <wps:wsp>
+                      <wps:cNvSpPr txBox="1"/>
+                      <wps:spPr>
+                        <a:xfrm>
+                          <a:off x="0" y="0"/>
+                          <a:ext cx="733425" cy="295275"/>
+                        </a:xfrm>
+                        <a:prstGeom prst="rect">
+                          <a:avLst/>
+                        </a:prstGeom>
+                        <a:solidFill>
+                          <a:schemeClr val="lt1"/>
+                        </a:solidFill>
+                        <a:ln w="6350">
+                          <a:solidFill>
+                            <a:prstClr val="black"/>
+                          </a:solidFill>
+                        </a:ln>
+                      </wps:spPr>
+                      <wps:txbx>
+                        <w:txbxContent>
+                          <w:p>
+                            <w:pPr>
+                              <w:jc w:val="center"/>
+                              <w:rPr>
+                                <w:rFonts w:hint="eastAsia"/>
+                                <w:b/>
+                                <w:bCs/>
+                              </w:rPr>
+                            </w:pPr>
+                            <w:proofErr w:type="spellStart"/>
+                            <w:r>
+                              <w:rPr>
+                                <w:rFonts w:hint="eastAsia"/>
+                                <w:b/>
+                                <w:bCs/>
+                              </w:rPr>
+                              <w:t>차사</w:t>
+                            </w:r>
+                            <w:proofErr w:type="spellEnd"/>
+                          </w:p>
+                        </w:txbxContent>
+                      </wps:txbx>
+                      <wps:bodyPr rot="0" spcFirstLastPara="0" vertOverflow="overflow" horzOverflow="overflow" vert="horz" wrap="square" lIns="91440" tIns="45720" rIns="91440" bIns="45720" numCol="1" spcCol="0" rtlCol="0" fromWordArt="0" anchor="t" anchorCtr="0" forceAA="0" compatLnSpc="1">
+                        <a:prstTxWarp prst="textNoShape">
+                          <a:avLst/>
+                        </a:prstTxWarp>
+                        <a:noAutofit/>
+                      </wps:bodyPr>
+                    </wps:wsp>
+                  </a:graphicData>
+                </a:graphic>
+                <wp14:sizeRelH relativeFrom="margin">
+                  <wp14:pctWidth>0</wp14:pctWidth>
+                </wp14:sizeRelH>
+              </wp:anchor>
+            </w:drawing>
+          </mc:Choice>
+          <mc:Fallback>
+            <w:pict>
+              <v:shape w14:anchorId="7A58A73A" id="_x0000_s1029" type="#_x0000_t202" style="position:absolute;margin-left:338.25pt;margin-top:13.1pt;width:57.75pt;height:23.25pt;z-index:251675648;visibility:visible;mso-wrap-style:square;mso-width-percent:0;mso-wrap-distance-left:9pt;mso-wrap-distance-top:0;mso-wrap-distance-right:9pt;mso-wrap-distance-bottom:0;mso-position-horizontal:absolute;mso-position-horizontal-relative:margin;mso-position-vertical:absolute;mso-position-vertical-relative:text;mso-width-percent:0;mso-width-relative:margin;v-text-anchor:top" o:gfxdata="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" fillcolor="white [3201]" strokeweight=".5pt">
+                <v:textbox>
+                  <w:txbxContent>
+                    <w:p>
+                      <w:pPr>
+                        <w:jc w:val="center"/>
+                        <w:rPr>
+                          <w:rFonts w:hint="eastAsia"/>
+                          <w:b/>
+                          <w:bCs/>
+                        </w:rPr>
+                      </w:pPr>
+                      <w:proofErr w:type="spellStart"/>
+                      <w:r>
+                        <w:rPr>
+                          <w:rFonts w:hint="eastAsia"/>
+                          <w:b/>
+                          <w:bCs/>
+                        </w:rPr>
+                        <w:t>차사</w:t>
+                      </w:r>
+                      <w:proofErr w:type="spellEnd"/>
+                    </w:p>
+                  </w:txbxContent>
+                </v:textbox>
+                <w10:wrap anchorx="margin"/>
+              </v:shape>
+            </w:pict>
+          </mc:Fallback>
+        </mc:AlternateContent>
+      </w:r>
+      <w:r>
+        <w:rPr>
+          <w:rFonts w:hint="eastAsia"/>
+          <w:b/>
+          <w:bCs/>
+          <w:noProof/>
+        </w:rPr>
+        <mc:AlternateContent>
+          <mc:Choice Requires="wps">
+            <w:drawing>
+              <wp:anchor distT="0" distB="0" distL="114300" distR="114300" simplePos="0" relativeHeight="251673600" behindDoc="0" locked="0" layoutInCell="1" allowOverlap="1" wp14:anchorId="792819ED" wp14:editId="3823EB04">
+                <wp:simplePos x="0" y="0"/>
+                <wp:positionH relativeFrom="margin">
+                  <wp:posOffset>3448050</wp:posOffset>
+                </wp:positionH>
+                <wp:positionV relativeFrom="paragraph">
+                  <wp:posOffset>161925</wp:posOffset>
+                </wp:positionV>
+                <wp:extent cx="733425" cy="295275"/>
+                <wp:effectExtent l="0" t="0" r="28575" b="28575"/>
+                <wp:wrapNone/>
+                <wp:docPr id="949668328" name="Text Box 1"/>
+                <wp:cNvGraphicFramePr/>
+                <a:graphic xmlns:a="http://schemas.openxmlformats.org/drawingml/2006/main">
+                  <a:graphicData uri="http://schemas.microsoft.com/office/word/2010/wordprocessingShape">
+                    <wps:wsp>
+                      <wps:cNvSpPr txBox="1"/>
+                      <wps:spPr>
+                        <a:xfrm>
+                          <a:off x="0" y="0"/>
+                          <a:ext cx="733425" cy="295275"/>
+                        </a:xfrm>
+                        <a:prstGeom prst="rect">
+                          <a:avLst/>
+                        </a:prstGeom>
+                        <a:solidFill>
+                          <a:schemeClr val="lt1"/>
+                        </a:solidFill>
+                        <a:ln w="6350">
+                          <a:solidFill>
+                            <a:prstClr val="black"/>
+                          </a:solidFill>
+                        </a:ln>
+                      </wps:spPr>
+                      <wps:txbx>
+                        <w:txbxContent>
+                          <w:p>
+                            <w:pPr>
+                              <w:jc w:val="center"/>
+                              <w:rPr>
+                                <w:rFonts w:hint="eastAsia"/>
+                                <w:b/>
+                                <w:bCs/>
+                              </w:rPr>
+                            </w:pPr>
+                            <w:proofErr w:type="spellStart"/>
+                            <w:r>
+                              <w:rPr>
+                                <w:rFonts w:hint="eastAsia"/>
+                                <w:b/>
+                                <w:bCs/>
+                              </w:rPr>
+                              <w:t>해원사</w:t>
+                            </w:r>
+                            <w:proofErr w:type="spellEnd"/>
+                          </w:p>
+                        </w:txbxContent>
+                      </wps:txbx>
+                      <wps:bodyPr rot="0" spcFirstLastPara="0" vertOverflow="overflow" horzOverflow="overflow" vert="horz" wrap="square" lIns="91440" tIns="45720" rIns="91440" bIns="45720" numCol="1" spcCol="0" rtlCol="0" fromWordArt="0" anchor="t" anchorCtr="0" forceAA="0" compatLnSpc="1">
+                        <a:prstTxWarp prst="textNoShape">
+                          <a:avLst/>
+                        </a:prstTxWarp>
+                        <a:noAutofit/>
+                      </wps:bodyPr>
+                    </wps:wsp>
+                  </a:graphicData>
+                </a:graphic>
+                <wp14:sizeRelH relativeFrom="margin">
+                  <wp14:pctWidth>0</wp14:pctWidth>
+                </wp14:sizeRelH>
+              </wp:anchor>
+            </w:drawing>
+          </mc:Choice>
+          <mc:Fallback>
+            <w:pict>
+              <v:shape w14:anchorId="792819ED" id="_x0000_s1030" type="#_x0000_t202" style="position:absolute;margin-left:271.5pt;margin-top:12.75pt;width:57.75pt;height:23.25pt;z-index:251673600;visibility:visible;mso-wrap-style:square;mso-width-percent:0;mso-wrap-distance-left:9pt;mso-wrap-distance-top:0;mso-wrap-distance-right:9pt;mso-wrap-distance-bottom:0;mso-position-horizontal:absolute;mso-position-horizontal-relative:margin;mso-position-vertical:absolute;mso-position-vertical-relative:text;mso-width-percent:0;mso-width-relative:margin;v-text-anchor:top" o:gfxdata="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" fillcolor="white [3201]" strokeweight=".5pt">
+                <v:textbox>
+                  <w:txbxContent>
+                    <w:p>
+                      <w:pPr>
+                        <w:jc w:val="center"/>
+                        <w:rPr>
+                          <w:rFonts w:hint="eastAsia"/>
+                          <w:b/>
+                          <w:bCs/>
+                        </w:rPr>
+                      </w:pPr>
+                      <w:proofErr w:type="spellStart"/>
+                      <w:r>
+                        <w:rPr>
+                          <w:rFonts w:hint="eastAsia"/>
+                          <w:b/>
+                          <w:bCs/>
+                        </w:rPr>
+                        <w:t>해원사</w:t>
+                      </w:r>
+                      <w:proofErr w:type="spellEnd"/>
+                    </w:p>
+                  </w:txbxContent>
+                </v:textbox>
+                <w10:wrap anchorx="margin"/>
+              </v:shape>
+            </w:pict>
+          </mc:Fallback>
+        </mc:AlternateContent>
+      </w:r>
+      <w:r>
+        <w:rPr>
+          <w:rFonts w:hint="eastAsia"/>
+          <w:b/>
+          <w:bCs/>
+          <w:noProof/>
+        </w:rPr>
+        <mc:AlternateContent>
+          <mc:Choice Requires="wps">
+            <w:drawing>
+              <wp:anchor distT="0" distB="0" distL="114300" distR="114300" simplePos="0" relativeHeight="251671552" behindDoc="0" locked="0" layoutInCell="1" allowOverlap="1" wp14:anchorId="1F06223C" wp14:editId="1A34A359">
+                <wp:simplePos x="0" y="0"/>
+                <wp:positionH relativeFrom="margin">
+                  <wp:posOffset>2333625</wp:posOffset>
+                </wp:positionH>
+                <wp:positionV relativeFrom="paragraph">
+                  <wp:posOffset>175895</wp:posOffset>
+                </wp:positionV>
+                <wp:extent cx="733425" cy="295275"/>
+                <wp:effectExtent l="0" t="0" r="28575" b="28575"/>
+                <wp:wrapNone/>
+                <wp:docPr id="1489189240" name="Text Box 1"/>
+                <wp:cNvGraphicFramePr/>
+                <a:graphic xmlns:a="http://schemas.openxmlformats.org/drawingml/2006/main">
+                  <a:graphicData uri="http://schemas.microsoft.com/office/word/2010/wordprocessingShape">
+                    <wps:wsp>
+                      <wps:cNvSpPr txBox="1"/>
+                      <wps:spPr>
+                        <a:xfrm>
+                          <a:off x="0" y="0"/>
+                          <a:ext cx="733425" cy="295275"/>
+                        </a:xfrm>
+                        <a:prstGeom prst="rect">
+                          <a:avLst/>
+                        </a:prstGeom>
+                        <a:solidFill>
+                          <a:schemeClr val="lt1"/>
+                        </a:solidFill>
+                        <a:ln w="6350">
+                          <a:solidFill>
+                            <a:prstClr val="black"/>
+                          </a:solidFill>
+                        </a:ln>
+                      </wps:spPr>
+                      <wps:txbx>
+                        <w:txbxContent>
+                          <w:p>
+                            <w:pPr>
+                              <w:jc w:val="center"/>
+                              <w:rPr>
+                                <w:rFonts w:hint="eastAsia"/>
+                                <w:b/>
+                                <w:bCs/>
+                              </w:rPr>
+                            </w:pPr>
+                            <w:r>
+                              <w:rPr>
+                                <w:rFonts w:hint="eastAsia"/>
+                                <w:b/>
+                                <w:bCs/>
+                              </w:rPr>
+                              <w:t>모사</w:t>
+                            </w:r>
+                          </w:p>
+                        </w:txbxContent>
+                      </wps:txbx>
+                      <wps:bodyPr rot="0" spcFirstLastPara="0" vertOverflow="overflow" horzOverflow="overflow" vert="horz" wrap="square" lIns="91440" tIns="45720" rIns="91440" bIns="45720" numCol="1" spcCol="0" rtlCol="0" fromWordArt="0" anchor="t" anchorCtr="0" forceAA="0" compatLnSpc="1">
+                        <a:prstTxWarp prst="textNoShape">
+                          <a:avLst/>
+                        </a:prstTxWarp>
+                        <a:noAutofit/>
+                      </wps:bodyPr>
+                    </wps:wsp>
+                  </a:graphicData>
+                </a:graphic>
+                <wp14:sizeRelH relativeFrom="margin">
+                  <wp14:pctWidth>0</wp14:pctWidth>
+                </wp14:sizeRelH>
+              </wp:anchor>
+            </w:drawing>
+          </mc:Choice>
+          <mc:Fallback>
+            <w:pict>
+              <v:shape w14:anchorId="1F06223C" id="_x0000_s1031" type="#_x0000_t202" style="position:absolute;margin-left:183.75pt;margin-top:13.85pt;width:57.75pt;height:23.25pt;z-index:251671552;visibility:visible;mso-wrap-style:square;mso-width-percent:0;mso-wrap-distance-left:9pt;mso-wrap-distance-top:0;mso-wrap-distance-right:9pt;mso-wrap-distance-bottom:0;mso-position-horizontal:absolute;mso-position-horizontal-relative:margin;mso-position-vertical:absolute;mso-position-vertical-relative:text;mso-width-percent:0;mso-width-relative:margin;v-text-anchor:top" o:gfxdata="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" fillcolor="white [3201]" strokeweight=".5pt">
+                <v:textbox>
+                  <w:txbxContent>
+                    <w:p>
+                      <w:pPr>
+                        <w:jc w:val="center"/>
+                        <w:rPr>
+                          <w:rFonts w:hint="eastAsia"/>
+                          <w:b/>
+                          <w:bCs/>
+                        </w:rPr>
+                      </w:pPr>
+                      <w:r>
+                        <w:rPr>
+                          <w:rFonts w:hint="eastAsia"/>
+                          <w:b/>
+                          <w:bCs/>
+                        </w:rPr>
+                        <w:t>모사</w:t>
+                      </w:r>
+                    </w:p>
+                  </w:txbxContent>
+                </v:textbox>
+                <w10:wrap anchorx="margin"/>
+              </v:shape>
+            </w:pict>
+          </mc:Fallback>
+        </mc:AlternateContent>
+      </w:r>
+      <w:r>
+        <w:rPr>
+          <w:rFonts w:hint="eastAsia"/>
+          <w:b/>
+          <w:bCs/>
+          <w:noProof/>
+        </w:rPr>
+        <mc:AlternateContent>
+          <mc:Choice Requires="wps">
+            <w:drawing>
+              <wp:anchor distT="0" distB="0" distL="114300" distR="114300" simplePos="0" relativeHeight="251669504" behindDoc="0" locked="0" layoutInCell="1" allowOverlap="1" wp14:anchorId="00AFEE6A" wp14:editId="3A5EB96E">
+                <wp:simplePos x="0" y="0"/>
+                <wp:positionH relativeFrom="margin">
+                  <wp:posOffset>1552575</wp:posOffset>
+                </wp:positionH>
+                <wp:positionV relativeFrom="paragraph">
+                  <wp:posOffset>161925</wp:posOffset>
+                </wp:positionV>
+                <wp:extent cx="733425" cy="295275"/>
+                <wp:effectExtent l="0" t="0" r="28575" b="28575"/>
+                <wp:wrapNone/>
+                <wp:docPr id="693136800" name="Text Box 1"/>
+                <wp:cNvGraphicFramePr/>
+                <a:graphic xmlns:a="http://schemas.openxmlformats.org/drawingml/2006/main">
+                  <a:graphicData uri="http://schemas.microsoft.com/office/word/2010/wordprocessingShape">
+                    <wps:wsp>
+                      <wps:cNvSpPr txBox="1"/>
+                      <wps:spPr>
+                        <a:xfrm>
+                          <a:off x="0" y="0"/>
+                          <a:ext cx="733425" cy="295275"/>
+                        </a:xfrm>
+                        <a:prstGeom prst="rect">
+                          <a:avLst/>
+                        </a:prstGeom>
+                        <a:solidFill>
+                          <a:schemeClr val="lt1"/>
+                        </a:solidFill>
+                        <a:ln w="6350">
+                          <a:solidFill>
+                            <a:prstClr val="black"/>
+                          </a:solidFill>
+                        </a:ln>
+                      </wps:spPr>
+                      <wps:txbx>
+                        <w:txbxContent>
+                          <w:p>
+                            <w:pPr>
+                              <w:jc w:val="center"/>
+                              <w:rPr>
+                                <w:rFonts w:hint="eastAsia"/>
+                                <w:b/>
+                                <w:bCs/>
+                              </w:rPr>
+                            </w:pPr>
+                            <w:r>
+                              <w:rPr>
+                                <w:rFonts w:hint="eastAsia"/>
+                                <w:b/>
+                                <w:bCs/>
+                              </w:rPr>
+                              <w:t>눈</w:t>
+                            </w:r>
+                            <w:r>
+                              <w:rPr>
+                                <w:b/>
+                                <w:bCs/>
+                                <w:noProof/>
+                              </w:rPr>
+                              <w:drawing>
+                                <wp:inline distT="0" distB="0" distL="0" distR="0" wp14:anchorId="1FAA1EC2" wp14:editId="401CDAA4">
+                                  <wp:extent cx="464820" cy="197485"/>
+                                  <wp:effectExtent l="0" t="0" r="0" b="0"/>
+                                  <wp:docPr id="743183953" name="그림 2"/>
+                                  <wp:cNvGraphicFramePr>
+                                    <a:graphicFrameLocks xmlns:a="http://schemas.openxmlformats.org/drawingml/2006/main" noChangeAspect="1"/>
+                                  </wp:cNvGraphicFramePr>
+                                  <a:graphic xmlns:a="http://schemas.openxmlformats.org/drawingml/2006/main">
+                                    <a:graphicData uri="http://schemas.openxmlformats.org/drawingml/2006/picture">
+                                      <pic:pic xmlns:pic="http://schemas.openxmlformats.org/drawingml/2006/picture">
+                                        <pic:nvPicPr>
+                                          <pic:cNvPr id="0" name="Picture 161"/>
+                                          <pic:cNvPicPr>
+                                            <a:picLocks noChangeAspect="1" noChangeArrowheads="1"/>
+                                          </pic:cNvPicPr>
+                                        </pic:nvPicPr>
+                                        <pic:blipFill>
+                                          <a:blip r:embed="rId19">
+                                            <a:extLst>
+                                              <a:ext uri="{28A0092B-C50C-407E-A947-70E740481C1C}">
+                                                <a14:useLocalDpi xmlns:a14="http://schemas.microsoft.com/office/drawing/2010/main" val="0"/>
+                                              </a:ext>
+                                            </a:extLst>
+                                          </a:blip>
+                                          <a:srcRect/>
+                                          <a:stretch>
+                                            <a:fillRect/>
+                                          </a:stretch>
+                                        </pic:blipFill>
+                                        <pic:spPr bwMode="auto">
+                                          <a:xfrm>
+                                            <a:off x="0" y="0"/>
+                                            <a:ext cx="464820" cy="197485"/>
+                                          </a:xfrm>
+                                          <a:prstGeom prst="rect">
+                                            <a:avLst/>
+                                          </a:prstGeom>
+                                          <a:noFill/>
+                                          <a:ln>
+                                            <a:noFill/>
+                                          </a:ln>
+                                        </pic:spPr>
+                                      </pic:pic>
+                                    </a:graphicData>
+                                  </a:graphic>
+                                </wp:inline>
+                              </w:drawing>
+                            </w:r>
+                          </w:p>
+                        </w:txbxContent>
+                      </wps:txbx>
+                      <wps:bodyPr rot="0" spcFirstLastPara="0" vertOverflow="overflow" horzOverflow="overflow" vert="horz" wrap="square" lIns="91440" tIns="45720" rIns="91440" bIns="45720" numCol="1" spcCol="0" rtlCol="0" fromWordArt="0" anchor="t" anchorCtr="0" forceAA="0" compatLnSpc="1">
+                        <a:prstTxWarp prst="textNoShape">
+                          <a:avLst/>
+                        </a:prstTxWarp>
+                        <a:noAutofit/>
+                      </wps:bodyPr>
+                    </wps:wsp>
+                  </a:graphicData>
+                </a:graphic>
+                <wp14:sizeRelH relativeFrom="margin">
+                  <wp14:pctWidth>0</wp14:pctWidth>
+                </wp14:sizeRelH>
+              </wp:anchor>
+            </w:drawing>
+          </mc:Choice>
+          <mc:Fallback>
+            <w:pict>
+              <v:shape w14:anchorId="00AFEE6A" id="_x0000_s1032" type="#_x0000_t202" style="position:absolute;margin-left:122.25pt;margin-top:12.75pt;width:57.75pt;height:23.25pt;z-index:251669504;visibility:visible;mso-wrap-style:square;mso-width-percent:0;mso-wrap-distance-left:9pt;mso-wrap-distance-top:0;mso-wrap-distance-right:9pt;mso-wrap-distance-bottom:0;mso-position-horizontal:absolute;mso-position-horizontal-relative:margin;mso-position-vertical:absolute;mso-position-vertical-relative:text;mso-width-percent:0;mso-width-relative:margin;v-text-anchor:top" o:gfxdata="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" fillcolor="white [3201]" strokeweight=".5pt">
+                <v:textbox>
+                  <w:txbxContent>
+                    <w:p>
+                      <w:pPr>
+                        <w:jc w:val="center"/>
+                        <w:rPr>
+                          <w:rFonts w:hint="eastAsia"/>
+                          <w:b/>
+                          <w:bCs/>
+                        </w:rPr>
+                      </w:pPr>
+                      <w:r>
+                        <w:rPr>
+                          <w:rFonts w:hint="eastAsia"/>
+                          <w:b/>
+                          <w:bCs/>
+                        </w:rPr>
+                        <w:t>눈</w:t>
+                      </w:r>
+                      <w:r>
+                        <w:rPr>
+                          <w:b/>
+                          <w:bCs/>
+                          <w:noProof/>
+                        </w:rPr>
+                        <w:drawing>
+                          <wp:inline distT="0" distB="0" distL="0" distR="0" wp14:anchorId="1FAA1EC2" wp14:editId="401CDAA4">
+                            <wp:extent cx="464820" cy="197485"/>
+                            <wp:effectExtent l="0" t="0" r="0" b="0"/>
+                            <wp:docPr id="743183953" name="그림 2"/>
+                            <wp:cNvGraphicFramePr>
+                              <a:graphicFrameLocks xmlns:a="http://schemas.openxmlformats.org/drawingml/2006/main" noChangeAspect="1"/>
+                            </wp:cNvGraphicFramePr>
+                            <a:graphic xmlns:a="http://schemas.openxmlformats.org/drawingml/2006/main">
+                              <a:graphicData uri="http://schemas.openxmlformats.org/drawingml/2006/picture">
+                                <pic:pic xmlns:pic="http://schemas.openxmlformats.org/drawingml/2006/picture">
+                                  <pic:nvPicPr>
+                                    <pic:cNvPr id="0" name="Picture 161"/>
+                                    <pic:cNvPicPr>
+                                      <a:picLocks noChangeAspect="1" noChangeArrowheads="1"/>
+                                    </pic:cNvPicPr>
+                                  </pic:nvPicPr>
+                                  <pic:blipFill>
+                                    <a:blip r:embed="rId19">
+                                      <a:extLst>
+                                        <a:ext uri="{28A0092B-C50C-407E-A947-70E740481C1C}">
+                                          <a14:useLocalDpi xmlns:a14="http://schemas.microsoft.com/office/drawing/2010/main" val="0"/>
+                                        </a:ext>
+                                      </a:extLst>
+                                    </a:blip>
+                                    <a:srcRect/>
+                                    <a:stretch>
+                                      <a:fillRect/>
+                                    </a:stretch>
+                                  </pic:blipFill>
+                                  <pic:spPr bwMode="auto">
+                                    <a:xfrm>
+                                      <a:off x="0" y="0"/>
+                                      <a:ext cx="464820" cy="197485"/>
+                                    </a:xfrm>
+                                    <a:prstGeom prst="rect">
+                                      <a:avLst/>
+                                    </a:prstGeom>
+                                    <a:noFill/>
+                                    <a:ln>
+                                      <a:noFill/>
+                                    </a:ln>
+                                  </pic:spPr>
+                                </pic:pic>
+                              </a:graphicData>
+                            </a:graphic>
+                          </wp:inline>
+                        </w:drawing>
+                      </w:r>
+                    </w:p>
+                  </w:txbxContent>
+                </v:textbox>
+                <w10:wrap anchorx="margin"/>
+              </v:shape>
+            </w:pict>
+          </mc:Fallback>
+        </mc:AlternateContent>
+      </w:r>
+      <w:r>
+        <w:rPr>
+          <w:rFonts w:hint="eastAsia"/>
+          <w:b/>
+          <w:bCs/>
+          <w:noProof/>
+        </w:rPr>
+        <mc:AlternateContent>
+          <mc:Choice Requires="wps">
+            <w:drawing>
+              <wp:anchor distT="0" distB="0" distL="114300" distR="114300" simplePos="0" relativeHeight="251667456" behindDoc="0" locked="0" layoutInCell="1" allowOverlap="1" wp14:anchorId="30FFA0A1" wp14:editId="30D713DE">
+                <wp:simplePos x="0" y="0"/>
+                <wp:positionH relativeFrom="margin">
+                  <wp:posOffset>781050</wp:posOffset>
+                </wp:positionH>
+                <wp:positionV relativeFrom="paragraph">
+                  <wp:posOffset>166370</wp:posOffset>
+                </wp:positionV>
+                <wp:extent cx="733425" cy="295275"/>
+                <wp:effectExtent l="0" t="0" r="28575" b="28575"/>
+                <wp:wrapNone/>
+                <wp:docPr id="987188544" name="Text Box 1"/>
+                <wp:cNvGraphicFramePr/>
+                <a:graphic xmlns:a="http://schemas.openxmlformats.org/drawingml/2006/main">
+                  <a:graphicData uri="http://schemas.microsoft.com/office/word/2010/wordprocessingShape">
+                    <wps:wsp>
+                      <wps:cNvSpPr txBox="1"/>
+                      <wps:spPr>
+                        <a:xfrm>
+                          <a:off x="0" y="0"/>
+                          <a:ext cx="733425" cy="295275"/>
+                        </a:xfrm>
+                        <a:prstGeom prst="rect">
+                          <a:avLst/>
+                        </a:prstGeom>
+                        <a:solidFill>
+                          <a:schemeClr val="lt1"/>
+                        </a:solidFill>
+                        <a:ln w="6350">
+                          <a:solidFill>
+                            <a:prstClr val="black"/>
+                          </a:solidFill>
+                        </a:ln>
+                      </wps:spPr>
+                      <wps:txbx>
+                        <w:txbxContent>
+                          <w:p>
+                            <w:pPr>
+                              <w:jc w:val="center"/>
+                              <w:rPr>
+                                <w:rFonts w:hint="eastAsia"/>
+                                <w:b/>
+                                <w:bCs/>
+                              </w:rPr>
+                            </w:pPr>
+                            <w:r>
+                              <w:rPr>
+                                <w:rFonts w:hint="eastAsia"/>
+                                <w:b/>
+                                <w:bCs/>
+                              </w:rPr>
+                              <w:t>길잡이</w:t>
+                            </w:r>
+                          </w:p>
+                        </w:txbxContent>
+                      </wps:txbx>
+                      <wps:bodyPr rot="0" spcFirstLastPara="0" vertOverflow="overflow" horzOverflow="overflow" vert="horz" wrap="square" lIns="91440" tIns="45720" rIns="91440" bIns="45720" numCol="1" spcCol="0" rtlCol="0" fromWordArt="0" anchor="t" anchorCtr="0" forceAA="0" compatLnSpc="1">
+                        <a:prstTxWarp prst="textNoShape">
+                          <a:avLst/>
+                        </a:prstTxWarp>
+                        <a:noAutofit/>
+                      </wps:bodyPr>
+                    </wps:wsp>
+                  </a:graphicData>
+                </a:graphic>
+                <wp14:sizeRelH relativeFrom="margin">
+                  <wp14:pctWidth>0</wp14:pctWidth>
+                </wp14:sizeRelH>
+              </wp:anchor>
+            </w:drawing>
+          </mc:Choice>
+          <mc:Fallback>
+            <w:pict>
+              <v:shape w14:anchorId="30FFA0A1" id="_x0000_s1033" type="#_x0000_t202" style="position:absolute;margin-left:61.5pt;margin-top:13.1pt;width:57.75pt;height:23.25pt;z-index:251667456;visibility:visible;mso-wrap-style:square;mso-width-percent:0;mso-wrap-distance-left:9pt;mso-wrap-distance-top:0;mso-wrap-distance-right:9pt;mso-wrap-distance-bottom:0;mso-position-horizontal:absolute;mso-position-horizontal-relative:margin;mso-position-vertical:absolute;mso-position-vertical-relative:text;mso-width-percent:0;mso-width-relative:margin;v-text-anchor:top" o:gfxdata="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" fillcolor="white [3201]" strokeweight=".5pt">
+                <v:textbox>
+                  <w:txbxContent>
+                    <w:p>
+                      <w:pPr>
+                        <w:jc w:val="center"/>
+                        <w:rPr>
+                          <w:rFonts w:hint="eastAsia"/>
+                          <w:b/>
+                          <w:bCs/>
+                        </w:rPr>
+                      </w:pPr>
+                      <w:r>
+                        <w:rPr>
+                          <w:rFonts w:hint="eastAsia"/>
+                          <w:b/>
+                          <w:bCs/>
+                        </w:rPr>
+                        <w:t>길잡이</w:t>
+                      </w:r>
+                    </w:p>
+                  </w:txbxContent>
+                </v:textbox>
+                <w10:wrap anchorx="margin"/>
+              </v:shape>
+            </w:pict>
+          </mc:Fallback>
+        </mc:AlternateContent>
+      </w:r>
+      <w:r>
+        <w:rPr>
+          <w:rFonts w:hint="eastAsia"/>
+          <w:b/>
+          <w:bCs/>
+          <w:noProof/>
+        </w:rPr>
+        <mc:AlternateContent>
+          <mc:Choice Requires="wps">
+            <w:drawing>
+              <wp:anchor distT="0" distB="0" distL="114300" distR="114300" simplePos="0" relativeHeight="251665408" behindDoc="0" locked="0" layoutInCell="1" allowOverlap="1" wp14:anchorId="1E7C008B" wp14:editId="37F0CEDA">
+                <wp:simplePos x="0" y="0"/>
+                <wp:positionH relativeFrom="margin">
+                  <wp:posOffset>9525</wp:posOffset>
+                </wp:positionH>
+                <wp:positionV relativeFrom="paragraph">
+                  <wp:posOffset>166370</wp:posOffset>
+                </wp:positionV>
+                <wp:extent cx="733425" cy="295275"/>
+                <wp:effectExtent l="0" t="0" r="28575" b="28575"/>
+                <wp:wrapNone/>
+                <wp:docPr id="1880177345" name="Text Box 1"/>
+                <wp:cNvGraphicFramePr/>
+                <a:graphic xmlns:a="http://schemas.openxmlformats.org/drawingml/2006/main">
+                  <a:graphicData uri="http://schemas.microsoft.com/office/word/2010/wordprocessingShape">
+                    <wps:wsp>
+                      <wps:cNvSpPr txBox="1"/>
+                      <wps:spPr>
+                        <a:xfrm>
+                          <a:off x="0" y="0"/>
+                          <a:ext cx="733425" cy="295275"/>
+                        </a:xfrm>
+                        <a:prstGeom prst="rect">
+                          <a:avLst/>
+                        </a:prstGeom>
+                        <a:solidFill>
+                          <a:schemeClr val="lt1"/>
+                        </a:solidFill>
+                        <a:ln w="6350">
+                          <a:solidFill>
+                            <a:prstClr val="black"/>
+                          </a:solidFill>
+                        </a:ln>
+                      </wps:spPr>
+                      <wps:txbx>
+                        <w:txbxContent>
+                          <w:p>
+                            <w:pPr>
+                              <w:jc w:val="center"/>
+                              <w:rPr>
+                                <w:rFonts w:hint="eastAsia"/>
+                                <w:b/>
+                                <w:bCs/>
+                              </w:rPr>
+                            </w:pPr>
+                            <w:r>
+                              <w:rPr>
+                                <w:rFonts w:hint="eastAsia"/>
+                                <w:b/>
+                                <w:bCs/>
+                              </w:rPr>
+                              <w:t>창고</w:t>
+                            </w:r>
+                          </w:p>
+                        </w:txbxContent>
+                      </wps:txbx>
+                      <wps:bodyPr rot="0" spcFirstLastPara="0" vertOverflow="overflow" horzOverflow="overflow" vert="horz" wrap="square" lIns="91440" tIns="45720" rIns="91440" bIns="45720" numCol="1" spcCol="0" rtlCol="0" fromWordArt="0" anchor="t" anchorCtr="0" forceAA="0" compatLnSpc="1">
+                        <a:prstTxWarp prst="textNoShape">
+                          <a:avLst/>
+                        </a:prstTxWarp>
+                        <a:noAutofit/>
+                      </wps:bodyPr>
+                    </wps:wsp>
+                  </a:graphicData>
+                </a:graphic>
+                <wp14:sizeRelH relativeFrom="margin">
+                  <wp14:pctWidth>0</wp14:pctWidth>
+                </wp14:sizeRelH>
+              </wp:anchor>
+            </w:drawing>
+          </mc:Choice>
+          <mc:Fallback>
+            <w:pict>
+              <v:shape w14:anchorId="1E7C008B" id="_x0000_s1034" type="#_x0000_t202" style="position:absolute;margin-left:.75pt;margin-top:13.1pt;width:57.75pt;height:23.25pt;z-index:251665408;visibility:visible;mso-wrap-style:square;mso-width-percent:0;mso-wrap-distance-left:9pt;mso-wrap-distance-top:0;mso-wrap-distance-right:9pt;mso-wrap-distance-bottom:0;mso-position-horizontal:absolute;mso-position-horizontal-relative:margin;mso-position-vertical:absolute;mso-position-vertical-relative:text;mso-width-percent:0;mso-width-relative:margin;v-text-anchor:top" o:gfxdata="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" fillcolor="white [3201]" strokeweight=".5pt">
+                <v:textbox>
+                  <w:txbxContent>
+                    <w:p>
+                      <w:pPr>
+                        <w:jc w:val="center"/>
+                        <w:rPr>
+                          <w:rFonts w:hint="eastAsia"/>
+                          <w:b/>
+                          <w:bCs/>
+                        </w:rPr>
+                      </w:pPr>
+                      <w:r>
+                        <w:rPr>
+                          <w:rFonts w:hint="eastAsia"/>
+                          <w:b/>
+                          <w:bCs/>
+                        </w:rPr>
+                        <w:t>창고</w:t>
+                      </w:r>
+                    </w:p>
+                  </w:txbxContent>
+                </v:textbox>
+                <w10:wrap anchorx="margin"/>
+              </v:shape>
+            </w:pict>
+          </mc:Fallback>
+        </mc:AlternateContent>
+      </w:r>
+    </w:p>
+    <w:p/>
+    <w:p>
+      <w:pPr>
+        <w:rPr>
+          <w:b/>
+          <w:bCs/>
+        </w:rPr>
+      </w:pPr>
+      <w:r>
+        <w:rPr>
+          <w:rFonts w:hint="eastAsia"/>
+          <w:b/>
+          <w:bCs/>
+        </w:rPr>
+        <w:t>내원</w:t>
+      </w:r>
+    </w:p>
+    <w:p>
+      <w:pPr>
+        <w:rPr>
+          <w:rFonts w:hint="eastAsia"/>
+        </w:rPr>
+      </w:pPr>
+      <w:r>
+        <w:rPr>
+          <w:rFonts w:hint="eastAsia"/>
+        </w:rPr>
+        <w:t>한마루의 사무직</w:t>
+      </w:r>
+      <w:r>
         <w:br/>
       </w:r>
       <w:r>
-        <w:rPr>
-          <w:rFonts w:hint="eastAsia"/>
-          <w:b/>
-          <w:bCs/>
-          <w:color w:val="275317" w:themeColor="accent6" w:themeShade="80"/>
-        </w:rPr>
-        <w:t>그 궁금한 것이 스토리와 세계관의 허점이 될 것임.</w:t>
+        <w:t>조직에 소속된 정규 직원들</w:t>
+      </w:r>
+      <w:r>
+        <w:rPr>
+          <w:rFonts w:hint="eastAsia"/>
+        </w:rPr>
+        <w:t>이다.</w:t>
+      </w:r>
+      <w:r>
+        <w:br/>
+      </w:r>
+      <w:r>
+        <w:rPr>
+          <w:rFonts w:hint="eastAsia"/>
+        </w:rPr>
+        <w:t>게임내에서는 자세</w:t>
+      </w:r>
+      <w:r>
+        <w:rPr>
+          <w:rFonts w:hint="eastAsia"/>
+        </w:rPr>
+        <w:t>한 설명이 없음.</w:t>
+      </w:r>
+    </w:p>
+    <w:p>
+      <w:r>
+        <w:rPr>
+          <w:rFonts w:hint="eastAsia"/>
+          <w:b/>
+          <w:bCs/>
+        </w:rPr>
+        <w:t>창고(</w:t>
+      </w:r>
+      <w:r>
+        <w:rPr>
+          <w:rFonts w:hint="eastAsia"/>
+          <w:b/>
+          <w:bCs/>
+        </w:rPr>
+        <w:t>관리</w:t>
+      </w:r>
+      <w:r>
+        <w:rPr>
+          <w:rFonts w:hint="eastAsia"/>
+          <w:b/>
+          <w:bCs/>
+        </w:rPr>
+        <w:t>)</w:t>
+      </w:r>
+      <w:r>
+        <w:br/>
+      </w:r>
+      <w:proofErr w:type="spellStart"/>
+      <w:r>
+        <w:t>현장직</w:t>
+      </w:r>
+      <w:proofErr w:type="spellEnd"/>
+      <w:r>
+        <w:t xml:space="preserve"> 등록 및 관리</w:t>
+      </w:r>
+      <w:r>
+        <w:br/>
+      </w:r>
+      <w:r>
+        <w:t>귀신 및 사건 데이터 관리</w:t>
+      </w:r>
+      <w:r>
+        <w:br/>
+      </w:r>
+      <w:r>
+        <w:t>결과 기록</w:t>
+      </w:r>
+    </w:p>
+    <w:p>
+      <w:r>
+        <w:rPr>
+          <w:rFonts w:hint="eastAsia"/>
+          <w:b/>
+          <w:bCs/>
+        </w:rPr>
+        <w:t>길잡이(</w:t>
+      </w:r>
+      <w:r>
+        <w:rPr>
+          <w:rFonts w:hint="eastAsia"/>
+          <w:b/>
+          <w:bCs/>
+        </w:rPr>
+        <w:t>탐색</w:t>
+      </w:r>
+      <w:r>
+        <w:rPr>
+          <w:rFonts w:hint="eastAsia"/>
+          <w:b/>
+          <w:bCs/>
+        </w:rPr>
+        <w:t>)</w:t>
+      </w:r>
+      <w:r>
+        <w:br/>
+      </w:r>
+      <w:r>
+        <w:rPr>
+          <w:rFonts w:hint="eastAsia"/>
+        </w:rPr>
+        <w:t>단서 조사</w:t>
+      </w:r>
+      <w:r>
+        <w:br/>
+      </w:r>
+      <w:r>
+        <w:t>위치 탐지</w:t>
+      </w:r>
+    </w:p>
+    <w:p>
+      <w:r>
+        <w:rPr>
+          <w:rFonts w:hint="eastAsia"/>
+          <w:b/>
+          <w:bCs/>
+        </w:rPr>
+        <w:t>눈(</w:t>
+      </w:r>
+      <w:r>
+        <w:rPr>
+          <w:rFonts w:hint="eastAsia"/>
+          <w:b/>
+          <w:bCs/>
+        </w:rPr>
+        <w:t>감응</w:t>
+      </w:r>
+      <w:r>
+        <w:rPr>
+          <w:rFonts w:hint="eastAsia"/>
+          <w:b/>
+          <w:bCs/>
+        </w:rPr>
+        <w:t>)</w:t>
+      </w:r>
+      <w:r>
+        <w:br/>
+      </w:r>
+      <w:r>
+        <w:rPr>
+          <w:rFonts w:hint="eastAsia"/>
+        </w:rPr>
+        <w:t>존재 확인</w:t>
+      </w:r>
+      <w:r>
+        <w:br/>
+      </w:r>
+      <w:r>
+        <w:t>위험도 판정</w:t>
+      </w:r>
+    </w:p>
+    <w:p>
+      <w:pPr>
+        <w:rPr>
+          <w:rFonts w:hint="eastAsia"/>
+        </w:rPr>
+      </w:pPr>
+      <w:r>
+        <w:rPr>
+          <w:rFonts w:hint="eastAsia"/>
+          <w:b/>
+          <w:bCs/>
+        </w:rPr>
+        <w:t>모사(</w:t>
+      </w:r>
+      <w:r>
+        <w:rPr>
+          <w:rFonts w:hint="eastAsia"/>
+          <w:b/>
+          <w:bCs/>
+        </w:rPr>
+        <w:t>설계</w:t>
+      </w:r>
+      <w:r>
+        <w:rPr>
+          <w:rFonts w:hint="eastAsia"/>
+          <w:b/>
+          <w:bCs/>
+        </w:rPr>
+        <w:t>)</w:t>
+      </w:r>
+      <w:r>
+        <w:br/>
+      </w:r>
+      <w:r>
+        <w:t>임무 설계</w:t>
+      </w:r>
+      <w:r>
+        <w:br/>
+      </w:r>
+      <w:proofErr w:type="spellStart"/>
+      <w:r>
+        <w:lastRenderedPageBreak/>
+        <w:t>현장팀</w:t>
+      </w:r>
+      <w:proofErr w:type="spellEnd"/>
+      <w:r>
+        <w:t xml:space="preserve"> 구성</w:t>
+      </w:r>
+      <w:r>
+        <w:br/>
+      </w:r>
+      <w:proofErr w:type="spellStart"/>
+      <w:r>
+        <w:t>현장팀</w:t>
+      </w:r>
+      <w:proofErr w:type="spellEnd"/>
+      <w:r>
+        <w:t xml:space="preserve"> 지원</w:t>
+      </w:r>
+      <w:r>
+        <w:br/>
+      </w:r>
+    </w:p>
+    <w:p>
+      <w:pPr>
+        <w:rPr>
+          <w:b/>
+          <w:bCs/>
+        </w:rPr>
+      </w:pPr>
+      <w:r>
+        <w:rPr>
+          <w:rFonts w:hint="eastAsia"/>
+          <w:b/>
+          <w:bCs/>
+        </w:rPr>
+        <w:t>외원</w:t>
+      </w:r>
+    </w:p>
+    <w:p>
+      <w:r>
+        <w:rPr>
+          <w:rFonts w:hint="eastAsia"/>
+        </w:rPr>
+        <w:t xml:space="preserve">한마루의 </w:t>
+      </w:r>
+      <w:proofErr w:type="spellStart"/>
+      <w:r>
+        <w:rPr>
+          <w:rFonts w:hint="eastAsia"/>
+        </w:rPr>
+        <w:t>현장직</w:t>
+      </w:r>
+      <w:proofErr w:type="spellEnd"/>
+      <w:r>
+        <w:br/>
+      </w:r>
+      <w:r>
+        <w:rPr>
+          <w:rFonts w:hint="eastAsia"/>
+        </w:rPr>
+        <w:t>정식 직원이 아닌 등록된 전문가/계약직/프리랜서에 가깝다.</w:t>
+      </w:r>
+    </w:p>
+    <w:p>
+      <w:pPr>
+        <w:rPr>
+          <w:rFonts w:hint="eastAsia"/>
+          <w:b/>
+          <w:bCs/>
+        </w:rPr>
+      </w:pPr>
+      <w:proofErr w:type="spellStart"/>
+      <w:r>
+        <w:rPr>
+          <w:rFonts w:hint="eastAsia"/>
+          <w:b/>
+          <w:bCs/>
+        </w:rPr>
+        <w:t>해</w:t>
+      </w:r>
+      <w:r>
+        <w:rPr>
+          <w:rFonts w:hint="eastAsia"/>
+          <w:b/>
+          <w:bCs/>
+        </w:rPr>
+        <w:t>원사</w:t>
+      </w:r>
+      <w:proofErr w:type="spellEnd"/>
+      <w:r>
+        <w:rPr>
+          <w:rFonts w:hint="eastAsia"/>
+          <w:b/>
+          <w:bCs/>
+        </w:rPr>
+        <w:t>(해결)</w:t>
+      </w:r>
+      <w:r>
+        <w:rPr>
+          <w:b/>
+          <w:bCs/>
+        </w:rPr>
+        <w:br/>
+      </w:r>
+      <w:r>
+        <w:rPr>
+          <w:rFonts w:hint="eastAsia"/>
+        </w:rPr>
+        <w:t>귀신 위치 특정</w:t>
+      </w:r>
+      <w:r>
+        <w:br/>
+      </w:r>
+      <w:r>
+        <w:rPr>
+          <w:rFonts w:hint="eastAsia"/>
+        </w:rPr>
+        <w:t>한풀이</w:t>
+      </w:r>
+    </w:p>
+    <w:p>
+      <w:pPr>
+        <w:rPr>
+          <w:rFonts w:hint="eastAsia"/>
+          <w:b/>
+          <w:bCs/>
+        </w:rPr>
+      </w:pPr>
+      <w:proofErr w:type="spellStart"/>
+      <w:r>
+        <w:rPr>
+          <w:rFonts w:hint="eastAsia"/>
+          <w:b/>
+          <w:bCs/>
+        </w:rPr>
+        <w:t>차사</w:t>
+      </w:r>
+      <w:proofErr w:type="spellEnd"/>
+      <w:r>
+        <w:rPr>
+          <w:rFonts w:hint="eastAsia"/>
+          <w:b/>
+          <w:bCs/>
+        </w:rPr>
+        <w:t>(처리)</w:t>
+      </w:r>
+      <w:r>
+        <w:rPr>
+          <w:b/>
+          <w:bCs/>
+        </w:rPr>
+        <w:br/>
+      </w:r>
+      <w:r>
+        <w:rPr>
+          <w:rFonts w:hint="eastAsia"/>
+        </w:rPr>
+        <w:t>혼을 거둠.</w:t>
       </w:r>
     </w:p>
     <w:p>
@@ -6400,6 +7917,342 @@
     </w:p>
     <w:p>
       <w:pPr>
+        <w:rPr>
+          <w:rFonts w:hint="eastAsia"/>
+        </w:rPr>
+      </w:pPr>
+    </w:p>
+    <w:p>
+      <w:r>
+        <w:rPr>
+          <w:rFonts w:hint="eastAsia"/>
+        </w:rPr>
+        <w:t>이름: 이준혁 나이: 29세 성별: 남성</w:t>
+      </w:r>
+      <w:r>
+        <w:br/>
+      </w:r>
+      <w:r>
+        <w:rPr>
+          <w:rFonts w:hint="eastAsia"/>
+        </w:rPr>
+        <w:t>고등학생 2학년</w:t>
+      </w:r>
+      <w:r>
+        <w:rPr>
+          <w:rFonts w:hint="eastAsia"/>
+        </w:rPr>
+        <w:t xml:space="preserve"> 때</w:t>
+      </w:r>
+      <w:r>
+        <w:rPr>
+          <w:rFonts w:hint="eastAsia"/>
+        </w:rPr>
+        <w:t xml:space="preserve">, 부모를 일찍 잃고, </w:t>
+      </w:r>
+      <w:r>
+        <w:rPr>
+          <w:rFonts w:hint="eastAsia"/>
+        </w:rPr>
+        <w:t>담배를 핌.</w:t>
+      </w:r>
+      <w:r>
+        <w:br/>
+      </w:r>
+      <w:r>
+        <w:rPr>
+          <w:rFonts w:hint="eastAsia"/>
+        </w:rPr>
+        <w:t>인생을 막 사려고 했지만, 1살 연하의 여자친구의 도움으로</w:t>
+      </w:r>
+      <w:r>
+        <w:br/>
+      </w:r>
+      <w:r>
+        <w:rPr>
+          <w:rFonts w:hint="eastAsia"/>
+        </w:rPr>
+        <w:t>어릴 때 꿈꿨던 작가의 꿈을 이뤄보려고 함.</w:t>
+      </w:r>
+      <w:r>
+        <w:br/>
+      </w:r>
+      <w:r>
+        <w:rPr>
+          <w:rFonts w:hint="eastAsia"/>
+        </w:rPr>
+        <w:t>현재는 글을 쓰는 작가. 그러나 출</w:t>
+      </w:r>
+      <w:r>
+        <w:rPr>
+          <w:rFonts w:hint="eastAsia"/>
+        </w:rPr>
+        <w:t>간</w:t>
+      </w:r>
+      <w:r>
+        <w:rPr>
+          <w:rFonts w:hint="eastAsia"/>
+        </w:rPr>
+        <w:t xml:space="preserve">하는 책마다 </w:t>
+      </w:r>
+      <w:r>
+        <w:rPr>
+          <w:rFonts w:hint="eastAsia"/>
+        </w:rPr>
+        <w:t>안 팔려서</w:t>
+      </w:r>
+      <w:r>
+        <w:rPr>
+          <w:rFonts w:hint="eastAsia"/>
+        </w:rPr>
+        <w:t xml:space="preserve"> 하루하루 밥도 먹기 힘든 삶.</w:t>
+      </w:r>
+      <w:r>
+        <w:br/>
+      </w:r>
+      <w:r>
+        <w:rPr>
+          <w:rFonts w:hint="eastAsia"/>
+        </w:rPr>
+        <w:t xml:space="preserve">여자친구가 벌어오는 돈으로 </w:t>
+      </w:r>
+      <w:proofErr w:type="spellStart"/>
+      <w:r>
+        <w:rPr>
+          <w:rFonts w:hint="eastAsia"/>
+        </w:rPr>
+        <w:t>어떻게든</w:t>
+      </w:r>
+      <w:proofErr w:type="spellEnd"/>
+      <w:r>
+        <w:rPr>
+          <w:rFonts w:hint="eastAsia"/>
+        </w:rPr>
+        <w:t xml:space="preserve"> 생계를 유지 중. 동거.</w:t>
+      </w:r>
+      <w:r>
+        <w:br/>
+      </w:r>
+      <w:r>
+        <w:rPr>
+          <w:rFonts w:hint="eastAsia"/>
+        </w:rPr>
+        <w:t xml:space="preserve">글을 쓰지 않는 동안은 집안일을 하거나, 여자친구 픽업을 </w:t>
+      </w:r>
+      <w:proofErr w:type="spellStart"/>
+      <w:r>
+        <w:rPr>
+          <w:rFonts w:hint="eastAsia"/>
+        </w:rPr>
+        <w:t>해줌</w:t>
+      </w:r>
+      <w:proofErr w:type="spellEnd"/>
+      <w:r>
+        <w:rPr>
+          <w:rFonts w:hint="eastAsia"/>
+        </w:rPr>
+        <w:t>.</w:t>
+      </w:r>
+      <w:r>
+        <w:br/>
+      </w:r>
+      <w:r>
+        <w:rPr>
+          <w:rFonts w:hint="eastAsia"/>
+        </w:rPr>
+        <w:t>슬슬 결혼해야 할 시기. 그러나 돈이 부족함.</w:t>
+      </w:r>
+      <w:r>
+        <w:br/>
+      </w:r>
+      <w:r>
+        <w:rPr>
+          <w:rFonts w:hint="eastAsia"/>
+        </w:rPr>
+        <w:t>이에 대한 압박이 큼.</w:t>
+      </w:r>
+    </w:p>
+    <w:p/>
+    <w:p>
+      <w:pPr>
+        <w:rPr>
+          <w:rFonts w:hint="eastAsia"/>
+        </w:rPr>
+      </w:pPr>
+      <w:r>
+        <w:rPr>
+          <w:rFonts w:hint="eastAsia"/>
+        </w:rPr>
+        <w:t xml:space="preserve">이름: </w:t>
+      </w:r>
+      <w:proofErr w:type="spellStart"/>
+      <w:r>
+        <w:rPr>
+          <w:rFonts w:hint="eastAsia"/>
+        </w:rPr>
+        <w:t>한여울</w:t>
+      </w:r>
+      <w:proofErr w:type="spellEnd"/>
+      <w:r>
+        <w:rPr>
+          <w:rFonts w:hint="eastAsia"/>
+        </w:rPr>
+        <w:t xml:space="preserve"> 나이: 18세 성별: 여성</w:t>
+      </w:r>
+      <w:r>
+        <w:br/>
+      </w:r>
+      <w:r>
+        <w:rPr>
+          <w:rFonts w:hint="eastAsia"/>
+        </w:rPr>
+        <w:t xml:space="preserve">어릴 적 부모에게 </w:t>
+      </w:r>
+      <w:proofErr w:type="spellStart"/>
+      <w:r>
+        <w:rPr>
+          <w:rFonts w:hint="eastAsia"/>
+        </w:rPr>
+        <w:t>버림당하고</w:t>
+      </w:r>
+      <w:proofErr w:type="spellEnd"/>
+      <w:r>
+        <w:rPr>
+          <w:rFonts w:hint="eastAsia"/>
+        </w:rPr>
+        <w:t xml:space="preserve">, 신당 </w:t>
+      </w:r>
+      <w:r>
+        <w:t>‘</w:t>
+      </w:r>
+      <w:r>
+        <w:rPr>
+          <w:rFonts w:hint="eastAsia"/>
+        </w:rPr>
+        <w:t>천도</w:t>
+      </w:r>
+      <w:r>
+        <w:t>’</w:t>
+      </w:r>
+      <w:proofErr w:type="spellStart"/>
+      <w:r>
+        <w:rPr>
+          <w:rFonts w:hint="eastAsia"/>
+        </w:rPr>
+        <w:t>에</w:t>
+      </w:r>
+      <w:proofErr w:type="spellEnd"/>
+      <w:r>
+        <w:rPr>
+          <w:rFonts w:hint="eastAsia"/>
+        </w:rPr>
+        <w:t xml:space="preserve"> </w:t>
+      </w:r>
+      <w:proofErr w:type="spellStart"/>
+      <w:r>
+        <w:rPr>
+          <w:rFonts w:hint="eastAsia"/>
+        </w:rPr>
+        <w:t>맡겨짐</w:t>
+      </w:r>
+      <w:proofErr w:type="spellEnd"/>
+      <w:r>
+        <w:rPr>
+          <w:rFonts w:hint="eastAsia"/>
+        </w:rPr>
+        <w:t>.</w:t>
+      </w:r>
+      <w:r>
+        <w:br/>
+      </w:r>
+      <w:r>
+        <w:rPr>
+          <w:rFonts w:hint="eastAsia"/>
+        </w:rPr>
+        <w:t>천도에서 해원에 대해 배우고, 해원사의 길을 걷게 됨.</w:t>
+      </w:r>
+      <w:r>
+        <w:br/>
+      </w:r>
+      <w:r>
+        <w:rPr>
+          <w:rFonts w:hint="eastAsia"/>
+        </w:rPr>
+        <w:t>엄청난 해원 실력을 가졌지만, 귀신을 보지 못하는 눈을 가짐.</w:t>
+      </w:r>
+      <w:r>
+        <w:br/>
+      </w:r>
+      <w:r>
+        <w:rPr>
+          <w:rFonts w:hint="eastAsia"/>
+        </w:rPr>
+        <w:t>천도에서 스승님과 함께 살았지만, 18살에 스승님은 하늘나라로 가게 됨.</w:t>
+      </w:r>
+      <w:r>
+        <w:br/>
+      </w:r>
+      <w:r>
+        <w:rPr>
+          <w:rFonts w:hint="eastAsia"/>
+        </w:rPr>
+        <w:t>귀신을 보지 못하는 눈</w:t>
+      </w:r>
+      <w:r>
+        <w:rPr>
+          <w:rFonts w:hint="eastAsia"/>
+        </w:rPr>
+        <w:t xml:space="preserve"> </w:t>
+      </w:r>
+      <w:r>
+        <w:t>‘</w:t>
+      </w:r>
+      <w:r>
+        <w:rPr>
+          <w:rFonts w:hint="eastAsia"/>
+        </w:rPr>
+        <w:t xml:space="preserve">닫힌 눈의 </w:t>
+      </w:r>
+      <w:proofErr w:type="spellStart"/>
+      <w:r>
+        <w:rPr>
+          <w:rFonts w:hint="eastAsia"/>
+        </w:rPr>
+        <w:t>해원사</w:t>
+      </w:r>
+      <w:proofErr w:type="spellEnd"/>
+      <w:r>
+        <w:t>’</w:t>
+      </w:r>
+      <w:r>
+        <w:rPr>
+          <w:rFonts w:hint="eastAsia"/>
+        </w:rPr>
+        <w:t>라는</w:t>
+      </w:r>
+      <w:r>
+        <w:rPr>
+          <w:rFonts w:hint="eastAsia"/>
+        </w:rPr>
+        <w:t xml:space="preserve"> 별호 때문에 </w:t>
+      </w:r>
+      <w:proofErr w:type="spellStart"/>
+      <w:r>
+        <w:rPr>
+          <w:rFonts w:hint="eastAsia"/>
+        </w:rPr>
+        <w:t>한마루</w:t>
+      </w:r>
+      <w:proofErr w:type="spellEnd"/>
+      <w:r>
+        <w:rPr>
+          <w:rFonts w:hint="eastAsia"/>
+        </w:rPr>
+        <w:t xml:space="preserve"> 내에서도 좋지 못한 명성을 가짐.</w:t>
+      </w:r>
+    </w:p>
+    <w:p>
+      <w:pPr>
         <w:pStyle w:val="3"/>
         <w:rPr>
           <w:b/>
@@ -6413,19 +8266,144 @@
           <w:b/>
           <w:bCs/>
         </w:rPr>
+        <w:lastRenderedPageBreak/>
         <w:t>세력</w:t>
       </w:r>
       <w:bookmarkEnd w:id="39"/>
     </w:p>
     <w:p>
       <w:pPr>
+        <w:rPr>
+          <w:rFonts w:hint="eastAsia"/>
+          <w:b/>
+          <w:bCs/>
+        </w:rPr>
+      </w:pPr>
+      <w:proofErr w:type="spellStart"/>
+      <w:proofErr w:type="gramStart"/>
+      <w:r>
+        <w:rPr>
+          <w:rFonts w:hint="eastAsia"/>
+          <w:b/>
+          <w:bCs/>
+        </w:rPr>
+        <w:t>한마루</w:t>
+      </w:r>
+      <w:bookmarkStart w:id="40" w:name="_Toc238381670"/>
+      <w:proofErr w:type="spellEnd"/>
+      <w:r>
+        <w:rPr>
+          <w:rFonts w:hint="eastAsia"/>
+          <w:b/>
+          <w:bCs/>
+        </w:rPr>
+        <w:t xml:space="preserve"> :</w:t>
+      </w:r>
+      <w:proofErr w:type="gramEnd"/>
+      <w:r>
+        <w:rPr>
+          <w:rFonts w:hint="eastAsia"/>
+          <w:b/>
+          <w:bCs/>
+        </w:rPr>
+        <w:t xml:space="preserve"> </w:t>
+      </w:r>
+      <w:proofErr w:type="spellStart"/>
+      <w:r>
+        <w:rPr>
+          <w:rFonts w:hint="eastAsia"/>
+          <w:b/>
+          <w:bCs/>
+        </w:rPr>
+        <w:t>헤원과</w:t>
+      </w:r>
+      <w:proofErr w:type="spellEnd"/>
+      <w:r>
+        <w:rPr>
+          <w:rFonts w:hint="eastAsia"/>
+          <w:b/>
+          <w:bCs/>
+        </w:rPr>
+        <w:t xml:space="preserve"> 천도</w:t>
+      </w:r>
+    </w:p>
+    <w:p>
+      <w:pPr>
+        <w:rPr>
+          <w:rFonts w:hint="eastAsia"/>
+          <w:b/>
+          <w:bCs/>
+        </w:rPr>
+      </w:pPr>
+      <w:r>
+        <w:rPr>
+          <w:b/>
+          <w:bCs/>
+        </w:rPr>
+        <w:t>탐(貪</w:t>
+      </w:r>
+      <w:proofErr w:type="gramStart"/>
+      <w:r>
+        <w:rPr>
+          <w:b/>
+          <w:bCs/>
+        </w:rPr>
+        <w:t>)</w:t>
+      </w:r>
+      <w:r>
+        <w:rPr>
+          <w:rFonts w:hint="eastAsia"/>
+          <w:b/>
+          <w:bCs/>
+        </w:rPr>
+        <w:t xml:space="preserve"> :</w:t>
+      </w:r>
+      <w:proofErr w:type="gramEnd"/>
+      <w:r>
+        <w:rPr>
+          <w:rFonts w:hint="eastAsia"/>
+          <w:b/>
+          <w:bCs/>
+        </w:rPr>
+        <w:t xml:space="preserve"> </w:t>
+      </w:r>
+      <w:proofErr w:type="spellStart"/>
+      <w:r>
+        <w:rPr>
+          <w:rFonts w:hint="eastAsia"/>
+          <w:b/>
+          <w:bCs/>
+        </w:rPr>
+        <w:t>식혼과</w:t>
+      </w:r>
+      <w:proofErr w:type="spellEnd"/>
+      <w:r>
+        <w:rPr>
+          <w:rFonts w:hint="eastAsia"/>
+          <w:b/>
+          <w:bCs/>
+        </w:rPr>
+        <w:t xml:space="preserve"> </w:t>
+      </w:r>
+      <w:proofErr w:type="spellStart"/>
+      <w:r>
+        <w:rPr>
+          <w:rFonts w:hint="eastAsia"/>
+          <w:b/>
+          <w:bCs/>
+        </w:rPr>
+        <w:t>탐혼</w:t>
+      </w:r>
+      <w:proofErr w:type="spellEnd"/>
+    </w:p>
+    <w:p>
+      <w:pPr>
         <w:pStyle w:val="3"/>
         <w:rPr>
           <w:b/>
           <w:bCs/>
         </w:rPr>
       </w:pPr>
-      <w:bookmarkStart w:id="40" w:name="_Toc238381670"/>
       <w:r>
         <w:rPr>
           <w:rFonts w:hint="eastAsia"/>
@@ -6435,6 +8413,13 @@
         <w:t>메인 스토리</w:t>
       </w:r>
       <w:bookmarkEnd w:id="40"/>
+    </w:p>
+    <w:p>
+      <w:pPr>
+        <w:rPr>
+          <w:rFonts w:hint="eastAsia"/>
+        </w:rPr>
+      </w:pPr>
     </w:p>
     <w:p>
       <w:pPr>
@@ -6462,7 +8447,7 @@
         <w:autoSpaceDE/>
         <w:autoSpaceDN/>
         <w:rPr>
-          <w:rFonts w:asciiTheme="majorHAnsi" w:eastAsiaTheme="majorEastAsia" w:hAnsiTheme="majorHAnsi" w:cstheme="majorBidi" w:hint="eastAsia"/>
+          <w:rFonts w:asciiTheme="majorHAnsi" w:eastAsiaTheme="majorEastAsia" w:hAnsiTheme="majorHAnsi" w:cstheme="majorBidi"/>
           <w:b/>
           <w:bCs/>
           <w:color w:val="000000" w:themeColor="text1"/>
@@ -6571,11 +8556,6 @@
       <w:bookmarkEnd w:id="45"/>
     </w:p>
     <w:p>
-      <w:pPr>
-        <w:rPr>
-          <w:rFonts w:hint="eastAsia"/>
-        </w:rPr>
-      </w:pPr>
       <w:r>
         <w:rPr>
           <w:b/>
@@ -6588,11 +8568,6 @@
       </w:r>
     </w:p>
     <w:p>
-      <w:pPr>
-        <w:rPr>
-          <w:rFonts w:hint="eastAsia"/>
-        </w:rPr>
-      </w:pPr>
       <w:r>
         <w:rPr>
           <w:b/>
@@ -6606,9 +8581,57 @@
     </w:p>
     <w:p>
       <w:pPr>
+        <w:rPr>
+          <w:rFonts w:hint="eastAsia"/>
+          <w:b/>
+          <w:bCs/>
+        </w:rPr>
+      </w:pPr>
+      <w:proofErr w:type="spellStart"/>
+      <w:r>
+        <w:rPr>
+          <w:rFonts w:hint="eastAsia"/>
+          <w:b/>
+          <w:bCs/>
+        </w:rPr>
+        <w:t>차사</w:t>
+      </w:r>
+      <w:proofErr w:type="spellEnd"/>
+      <w:r>
+        <w:rPr>
+          <w:rFonts w:hint="eastAsia"/>
+          <w:b/>
+          <w:bCs/>
+        </w:rPr>
+        <w:t xml:space="preserve"> </w:t>
+      </w:r>
+      <w:r>
+        <w:rPr>
+          <w:b/>
+          <w:bCs/>
+        </w:rPr>
+        <w:br/>
+      </w:r>
+      <w:r>
+        <w:rPr>
+          <w:b/>
+          <w:bCs/>
+        </w:rPr>
+        <w:t>1. 임금이 중요한 임무를 위하여 파견하던 임시 벼슬. 또는 그런 벼슬아치.</w:t>
+      </w:r>
+      <w:r>
+        <w:rPr>
+          <w:b/>
+          <w:bCs/>
+        </w:rPr>
+        <w:br/>
+        <w:t>2. 고을 원이 죄인을 잡으려고 내보내던 관아의 하인.</w:t>
+      </w:r>
+    </w:p>
+    <w:p>
+      <w:pPr>
         <w:pStyle w:val="3"/>
         <w:rPr>
-          <w:rFonts w:hint="eastAsia"/>
           <w:b/>
           <w:bCs/>
         </w:rPr>
@@ -6624,8 +8647,2505 @@
       </w:r>
       <w:bookmarkEnd w:id="46"/>
     </w:p>
+    <w:p>
+      <w:pPr>
+        <w:rPr>
+          <w:rFonts w:hint="eastAsia"/>
+        </w:rPr>
+      </w:pPr>
+      <w:proofErr w:type="spellStart"/>
+      <w:r>
+        <w:rPr>
+          <w:rFonts w:hint="eastAsia"/>
+        </w:rPr>
+        <w:t>어린왕자</w:t>
+      </w:r>
+      <w:proofErr w:type="spellEnd"/>
+      <w:r>
+        <w:rPr>
+          <w:rFonts w:hint="eastAsia"/>
+        </w:rPr>
+        <w:t xml:space="preserve"> 느낌 좀 받아볼 것.</w:t>
+      </w:r>
+    </w:p>
+    <w:p>
+      <w:pPr>
+        <w:rPr>
+          <w:b/>
+          <w:bCs/>
+          <w:sz w:val="16"/>
+          <w:szCs w:val="18"/>
+        </w:rPr>
+      </w:pPr>
+      <w:r>
+        <w:rPr>
+          <w:b/>
+          <w:bCs/>
+          <w:sz w:val="16"/>
+          <w:szCs w:val="18"/>
+        </w:rPr>
+        <w:t>EPISODE 01 — 사막에 떨어진 아이</w:t>
+      </w:r>
+    </w:p>
+    <w:p>
+      <w:pPr>
+        <w:rPr>
+          <w:b/>
+          <w:bCs/>
+          <w:sz w:val="16"/>
+          <w:szCs w:val="18"/>
+        </w:rPr>
+      </w:pPr>
+      <w:r>
+        <w:rPr>
+          <w:b/>
+          <w:bCs/>
+          <w:sz w:val="16"/>
+          <w:szCs w:val="18"/>
+        </w:rPr>
+        <w:t>현실</w:t>
+      </w:r>
+    </w:p>
+    <w:p>
+      <w:pPr>
+        <w:rPr>
+          <w:sz w:val="16"/>
+          <w:szCs w:val="18"/>
+        </w:rPr>
+      </w:pPr>
+      <w:r>
+        <w:rPr>
+          <w:sz w:val="16"/>
+          <w:szCs w:val="18"/>
+        </w:rPr>
+        <w:t>주인공은 폭발 이후 의식을 잃는다.</w:t>
+      </w:r>
+    </w:p>
+    <w:p>
+      <w:pPr>
+        <w:rPr>
+          <w:sz w:val="16"/>
+          <w:szCs w:val="18"/>
+        </w:rPr>
+      </w:pPr>
+      <w:r>
+        <w:rPr>
+          <w:sz w:val="16"/>
+          <w:szCs w:val="18"/>
+        </w:rPr>
+        <w:t>눈을 뜨면 아무것도 없다.</w:t>
+      </w:r>
+    </w:p>
+    <w:p>
+      <w:pPr>
+        <w:rPr>
+          <w:sz w:val="16"/>
+          <w:szCs w:val="18"/>
+        </w:rPr>
+      </w:pPr>
+      <w:r>
+        <w:rPr>
+          <w:sz w:val="16"/>
+          <w:szCs w:val="18"/>
+        </w:rPr>
+        <w:t>모래.</w:t>
+      </w:r>
+    </w:p>
+    <w:p>
+      <w:pPr>
+        <w:rPr>
+          <w:sz w:val="16"/>
+          <w:szCs w:val="18"/>
+        </w:rPr>
+      </w:pPr>
+      <w:r>
+        <w:rPr>
+          <w:sz w:val="16"/>
+          <w:szCs w:val="18"/>
+        </w:rPr>
+        <w:t>하늘.</w:t>
+      </w:r>
+    </w:p>
+    <w:p>
+      <w:pPr>
+        <w:rPr>
+          <w:sz w:val="16"/>
+          <w:szCs w:val="18"/>
+        </w:rPr>
+      </w:pPr>
+      <w:r>
+        <w:rPr>
+          <w:sz w:val="16"/>
+          <w:szCs w:val="18"/>
+        </w:rPr>
+        <w:t>그리고 멀리서 불타고 있는 차량.</w:t>
+      </w:r>
+    </w:p>
+    <w:p>
+      <w:pPr>
+        <w:rPr>
+          <w:sz w:val="16"/>
+          <w:szCs w:val="18"/>
+        </w:rPr>
+      </w:pPr>
+      <w:r>
+        <w:rPr>
+          <w:sz w:val="16"/>
+          <w:szCs w:val="18"/>
+        </w:rPr>
+        <w:t>주인공은 물을 찾으며 걷는다.</w:t>
+      </w:r>
+    </w:p>
+    <w:p>
+      <w:pPr>
+        <w:rPr>
+          <w:sz w:val="16"/>
+          <w:szCs w:val="18"/>
+        </w:rPr>
+      </w:pPr>
+      <w:r>
+        <w:rPr>
+          <w:sz w:val="16"/>
+          <w:szCs w:val="18"/>
+        </w:rPr>
+        <w:t>목이 마른다.</w:t>
+      </w:r>
+    </w:p>
+    <w:p>
+      <w:pPr>
+        <w:rPr>
+          <w:sz w:val="16"/>
+          <w:szCs w:val="18"/>
+        </w:rPr>
+      </w:pPr>
+      <w:r>
+        <w:rPr>
+          <w:sz w:val="16"/>
+          <w:szCs w:val="18"/>
+        </w:rPr>
+        <w:t>점점 환청이 들리기 시작한다.</w:t>
+      </w:r>
+    </w:p>
+    <w:p>
+      <w:pPr>
+        <w:rPr>
+          <w:sz w:val="16"/>
+          <w:szCs w:val="18"/>
+        </w:rPr>
+      </w:pPr>
+      <w:r>
+        <w:rPr>
+          <w:b/>
+          <w:bCs/>
+          <w:sz w:val="16"/>
+          <w:szCs w:val="18"/>
+        </w:rPr>
+        <w:t>“아저씨.”</w:t>
+      </w:r>
+    </w:p>
+    <w:p>
+      <w:pPr>
+        <w:rPr>
+          <w:sz w:val="16"/>
+          <w:szCs w:val="18"/>
+        </w:rPr>
+      </w:pPr>
+      <w:r>
+        <w:rPr>
+          <w:sz w:val="16"/>
+          <w:szCs w:val="18"/>
+        </w:rPr>
+        <w:t>주인공이 돌아본다.</w:t>
+      </w:r>
+    </w:p>
+    <w:p>
+      <w:pPr>
+        <w:rPr>
+          <w:sz w:val="16"/>
+          <w:szCs w:val="18"/>
+        </w:rPr>
+      </w:pPr>
+      <w:r>
+        <w:rPr>
+          <w:sz w:val="16"/>
+          <w:szCs w:val="18"/>
+        </w:rPr>
+        <w:t>아무도 없다.</w:t>
+      </w:r>
+    </w:p>
+    <w:p>
+      <w:pPr>
+        <w:rPr>
+          <w:sz w:val="16"/>
+          <w:szCs w:val="18"/>
+        </w:rPr>
+      </w:pPr>
+      <w:r>
+        <w:rPr>
+          <w:sz w:val="16"/>
+          <w:szCs w:val="18"/>
+        </w:rPr>
+        <w:t>다시 걷는다.</w:t>
+      </w:r>
+    </w:p>
+    <w:p>
+      <w:pPr>
+        <w:rPr>
+          <w:sz w:val="16"/>
+          <w:szCs w:val="18"/>
+        </w:rPr>
+      </w:pPr>
+      <w:r>
+        <w:rPr>
+          <w:b/>
+          <w:bCs/>
+          <w:sz w:val="16"/>
+          <w:szCs w:val="18"/>
+        </w:rPr>
+        <w:t>“아저씨, 양 한 마리 그려줘.”</w:t>
+      </w:r>
+    </w:p>
+    <w:p>
+      <w:pPr>
+        <w:rPr>
+          <w:sz w:val="16"/>
+          <w:szCs w:val="18"/>
+        </w:rPr>
+      </w:pPr>
+      <w:r>
+        <w:rPr>
+          <w:sz w:val="16"/>
+          <w:szCs w:val="18"/>
+        </w:rPr>
+        <w:lastRenderedPageBreak/>
+        <w:t>주인공이 멈춘다.</w:t>
+      </w:r>
+    </w:p>
+    <w:p>
+      <w:pPr>
+        <w:rPr>
+          <w:sz w:val="16"/>
+          <w:szCs w:val="18"/>
+        </w:rPr>
+      </w:pPr>
+      <w:r>
+        <w:rPr>
+          <w:sz w:val="16"/>
+          <w:szCs w:val="18"/>
+        </w:rPr>
+        <w:t xml:space="preserve">모래 언덕 위에 </w:t>
+      </w:r>
+      <w:r>
+        <w:rPr>
+          <w:b/>
+          <w:bCs/>
+          <w:sz w:val="16"/>
+          <w:szCs w:val="18"/>
+        </w:rPr>
+        <w:t>어린아이가 앉아 있다.</w:t>
+      </w:r>
+    </w:p>
+    <w:p>
+      <w:pPr>
+        <w:rPr>
+          <w:sz w:val="16"/>
+          <w:szCs w:val="18"/>
+        </w:rPr>
+      </w:pPr>
+      <w:r>
+        <w:rPr>
+          <w:sz w:val="16"/>
+          <w:szCs w:val="18"/>
+        </w:rPr>
+        <w:pict w14:anchorId="6EE3DABF">
+          <v:rect id="_x0000_i1073" style="width:0;height:1.5pt" o:hralign="center" o:hrstd="t" o:hr="t" fillcolor="#a0a0a0" stroked="f"/>
+        </w:pict>
+      </w:r>
+    </w:p>
+    <w:p>
+      <w:pPr>
+        <w:rPr>
+          <w:b/>
+          <w:bCs/>
+          <w:sz w:val="16"/>
+          <w:szCs w:val="18"/>
+        </w:rPr>
+      </w:pPr>
+      <w:r>
+        <w:rPr>
+          <w:b/>
+          <w:bCs/>
+          <w:sz w:val="16"/>
+          <w:szCs w:val="18"/>
+        </w:rPr>
+        <w:t>어린 왕자</w:t>
+      </w:r>
+    </w:p>
+    <w:p>
+      <w:pPr>
+        <w:rPr>
+          <w:sz w:val="16"/>
+          <w:szCs w:val="18"/>
+        </w:rPr>
+      </w:pPr>
+      <w:r>
+        <w:rPr>
+          <w:sz w:val="16"/>
+          <w:szCs w:val="18"/>
+        </w:rPr>
+        <w:t>어린 왕자는 주인공을 보며 묻는다.</w:t>
+      </w:r>
+    </w:p>
+    <w:p>
+      <w:pPr>
+        <w:rPr>
+          <w:sz w:val="16"/>
+          <w:szCs w:val="18"/>
+        </w:rPr>
+      </w:pPr>
+      <w:r>
+        <w:rPr>
+          <w:b/>
+          <w:bCs/>
+          <w:sz w:val="16"/>
+          <w:szCs w:val="18"/>
+        </w:rPr>
+        <w:t>“여기서 뭐 하고 있어?”</w:t>
+      </w:r>
+    </w:p>
+    <w:p>
+      <w:pPr>
+        <w:rPr>
+          <w:sz w:val="16"/>
+          <w:szCs w:val="18"/>
+        </w:rPr>
+      </w:pPr>
+      <w:r>
+        <w:rPr>
+          <w:sz w:val="16"/>
+          <w:szCs w:val="18"/>
+        </w:rPr>
+        <w:t>주인공:</w:t>
+      </w:r>
+    </w:p>
+    <w:p>
+      <w:pPr>
+        <w:rPr>
+          <w:sz w:val="16"/>
+          <w:szCs w:val="18"/>
+        </w:rPr>
+      </w:pPr>
+      <w:r>
+        <w:rPr>
+          <w:sz w:val="16"/>
+          <w:szCs w:val="18"/>
+        </w:rPr>
+        <w:t>“나도 모르겠어.”</w:t>
+      </w:r>
+    </w:p>
+    <w:p>
+      <w:pPr>
+        <w:rPr>
+          <w:sz w:val="16"/>
+          <w:szCs w:val="18"/>
+        </w:rPr>
+      </w:pPr>
+      <w:r>
+        <w:rPr>
+          <w:sz w:val="16"/>
+          <w:szCs w:val="18"/>
+        </w:rPr>
+        <w:t>어린 왕자:</w:t>
+      </w:r>
+    </w:p>
+    <w:p>
+      <w:pPr>
+        <w:rPr>
+          <w:sz w:val="16"/>
+          <w:szCs w:val="18"/>
+        </w:rPr>
+      </w:pPr>
+      <w:r>
+        <w:rPr>
+          <w:b/>
+          <w:bCs/>
+          <w:sz w:val="16"/>
+          <w:szCs w:val="18"/>
+        </w:rPr>
+        <w:t>“그럼 왜 여기 있어?”</w:t>
+      </w:r>
+    </w:p>
+    <w:p>
+      <w:pPr>
+        <w:rPr>
+          <w:sz w:val="16"/>
+          <w:szCs w:val="18"/>
+        </w:rPr>
+      </w:pPr>
+      <w:r>
+        <w:rPr>
+          <w:sz w:val="16"/>
+          <w:szCs w:val="18"/>
+        </w:rPr>
+        <w:t>주인공:</w:t>
+      </w:r>
+    </w:p>
+    <w:p>
+      <w:pPr>
+        <w:rPr>
+          <w:sz w:val="16"/>
+          <w:szCs w:val="18"/>
+        </w:rPr>
+      </w:pPr>
+      <w:r>
+        <w:rPr>
+          <w:sz w:val="16"/>
+          <w:szCs w:val="18"/>
+        </w:rPr>
+        <w:t xml:space="preserve">“비행기가 </w:t>
+      </w:r>
+      <w:proofErr w:type="spellStart"/>
+      <w:r>
+        <w:rPr>
+          <w:sz w:val="16"/>
+          <w:szCs w:val="18"/>
+        </w:rPr>
+        <w:t>추락했어</w:t>
+      </w:r>
+      <w:proofErr w:type="spellEnd"/>
+      <w:r>
+        <w:rPr>
+          <w:sz w:val="16"/>
+          <w:szCs w:val="18"/>
+        </w:rPr>
+        <w:t>.”</w:t>
+      </w:r>
+    </w:p>
+    <w:p>
+      <w:pPr>
+        <w:rPr>
+          <w:sz w:val="16"/>
+          <w:szCs w:val="18"/>
+        </w:rPr>
+      </w:pPr>
+      <w:r>
+        <w:rPr>
+          <w:sz w:val="16"/>
+          <w:szCs w:val="18"/>
+        </w:rPr>
+        <w:t>어린 왕자는 고개를 갸웃한다.</w:t>
+      </w:r>
+    </w:p>
+    <w:p>
+      <w:pPr>
+        <w:rPr>
+          <w:sz w:val="16"/>
+          <w:szCs w:val="18"/>
+        </w:rPr>
+      </w:pPr>
+      <w:r>
+        <w:rPr>
+          <w:b/>
+          <w:bCs/>
+          <w:sz w:val="16"/>
+          <w:szCs w:val="18"/>
+        </w:rPr>
+        <w:t>“비행기?”</w:t>
+      </w:r>
+    </w:p>
+    <w:p>
+      <w:pPr>
+        <w:rPr>
+          <w:sz w:val="16"/>
+          <w:szCs w:val="18"/>
+        </w:rPr>
+      </w:pPr>
+      <w:r>
+        <w:rPr>
+          <w:b/>
+          <w:bCs/>
+          <w:sz w:val="16"/>
+          <w:szCs w:val="18"/>
+        </w:rPr>
+        <w:t>“그건 하늘을 나는 거야?”</w:t>
+      </w:r>
+    </w:p>
+    <w:p>
+      <w:pPr>
+        <w:rPr>
+          <w:sz w:val="16"/>
+          <w:szCs w:val="18"/>
+        </w:rPr>
+      </w:pPr>
+      <w:r>
+        <w:rPr>
+          <w:sz w:val="16"/>
+          <w:szCs w:val="18"/>
+        </w:rPr>
+        <w:t>주인공:</w:t>
+      </w:r>
+    </w:p>
+    <w:p>
+      <w:pPr>
+        <w:rPr>
+          <w:sz w:val="16"/>
+          <w:szCs w:val="18"/>
+        </w:rPr>
+      </w:pPr>
+      <w:r>
+        <w:rPr>
+          <w:sz w:val="16"/>
+          <w:szCs w:val="18"/>
+        </w:rPr>
+        <w:t>“그래.”</w:t>
+      </w:r>
+    </w:p>
+    <w:p>
+      <w:pPr>
+        <w:rPr>
+          <w:sz w:val="16"/>
+          <w:szCs w:val="18"/>
+        </w:rPr>
+      </w:pPr>
+      <w:r>
+        <w:rPr>
+          <w:sz w:val="16"/>
+          <w:szCs w:val="18"/>
+        </w:rPr>
+        <w:t>어린 왕자가 하늘을 바라본다.</w:t>
+      </w:r>
+    </w:p>
+    <w:p>
+      <w:pPr>
+        <w:rPr>
+          <w:sz w:val="16"/>
+          <w:szCs w:val="18"/>
+        </w:rPr>
+      </w:pPr>
+      <w:r>
+        <w:rPr>
+          <w:b/>
+          <w:bCs/>
+          <w:sz w:val="16"/>
+          <w:szCs w:val="18"/>
+        </w:rPr>
+        <w:t>“그럼 너는 별에서 온 거야?”</w:t>
+      </w:r>
+    </w:p>
+    <w:p>
+      <w:pPr>
+        <w:rPr>
+          <w:sz w:val="16"/>
+          <w:szCs w:val="18"/>
+        </w:rPr>
+      </w:pPr>
+      <w:r>
+        <w:rPr>
+          <w:sz w:val="16"/>
+          <w:szCs w:val="18"/>
+        </w:rPr>
+        <w:t>주인공은 웃는다.</w:t>
+      </w:r>
+    </w:p>
+    <w:p>
+      <w:pPr>
+        <w:rPr>
+          <w:sz w:val="16"/>
+          <w:szCs w:val="18"/>
+        </w:rPr>
+      </w:pPr>
+      <w:r>
+        <w:rPr>
+          <w:sz w:val="16"/>
+          <w:szCs w:val="18"/>
+        </w:rPr>
+        <w:t>“미친 건 너야.”</w:t>
+      </w:r>
+    </w:p>
+    <w:p>
+      <w:pPr>
+        <w:rPr>
+          <w:sz w:val="16"/>
+          <w:szCs w:val="18"/>
+        </w:rPr>
+      </w:pPr>
+      <w:r>
+        <w:rPr>
+          <w:sz w:val="16"/>
+          <w:szCs w:val="18"/>
+        </w:rPr>
+        <w:t>어린 왕자는 대답하지 않는다.</w:t>
+      </w:r>
+    </w:p>
+    <w:p>
+      <w:pPr>
+        <w:rPr>
+          <w:sz w:val="16"/>
+          <w:szCs w:val="18"/>
+        </w:rPr>
+      </w:pPr>
+      <w:r>
+        <w:rPr>
+          <w:sz w:val="16"/>
+          <w:szCs w:val="18"/>
+        </w:rPr>
+        <w:t>잠시 후 묻는다.</w:t>
+      </w:r>
+    </w:p>
+    <w:p>
+      <w:pPr>
+        <w:rPr>
+          <w:sz w:val="16"/>
+          <w:szCs w:val="18"/>
+        </w:rPr>
+      </w:pPr>
+      <w:r>
+        <w:rPr>
+          <w:b/>
+          <w:bCs/>
+          <w:sz w:val="16"/>
+          <w:szCs w:val="18"/>
+        </w:rPr>
+        <w:t>“양 한 마리 그려줘.”</w:t>
+      </w:r>
+    </w:p>
+    <w:p>
+      <w:pPr>
+        <w:rPr>
+          <w:sz w:val="16"/>
+          <w:szCs w:val="18"/>
+        </w:rPr>
+      </w:pPr>
+      <w:r>
+        <w:rPr>
+          <w:sz w:val="16"/>
+          <w:szCs w:val="18"/>
+        </w:rPr>
+        <w:pict w14:anchorId="364BB3D8">
+          <v:rect id="_x0000_i1074" style="width:0;height:1.5pt" o:hralign="center" o:hrstd="t" o:hr="t" fillcolor="#a0a0a0" stroked="f"/>
+        </w:pict>
+      </w:r>
+    </w:p>
+    <w:p>
+      <w:pPr>
+        <w:rPr>
+          <w:b/>
+          <w:bCs/>
+          <w:sz w:val="16"/>
+          <w:szCs w:val="18"/>
+        </w:rPr>
+      </w:pPr>
+      <w:r>
+        <w:rPr>
+          <w:b/>
+          <w:bCs/>
+          <w:sz w:val="16"/>
+          <w:szCs w:val="18"/>
+        </w:rPr>
+        <w:t>플레이어에게 양을 그리게 한다</w:t>
+      </w:r>
+    </w:p>
+    <w:p>
+      <w:pPr>
+        <w:rPr>
+          <w:sz w:val="16"/>
+          <w:szCs w:val="18"/>
+        </w:rPr>
+      </w:pPr>
+      <w:r>
+        <w:rPr>
+          <w:sz w:val="16"/>
+          <w:szCs w:val="18"/>
+        </w:rPr>
+        <w:t xml:space="preserve">여기서 중요한 것은 </w:t>
+      </w:r>
+      <w:r>
+        <w:rPr>
+          <w:b/>
+          <w:bCs/>
+          <w:sz w:val="16"/>
+          <w:szCs w:val="18"/>
+        </w:rPr>
+        <w:t>플레이어가 실제로 양을 그리는 것이 아닙니다.</w:t>
+      </w:r>
+    </w:p>
+    <w:p>
+      <w:pPr>
+        <w:rPr>
+          <w:sz w:val="16"/>
+          <w:szCs w:val="18"/>
+        </w:rPr>
+      </w:pPr>
+      <w:r>
+        <w:rPr>
+          <w:sz w:val="16"/>
+          <w:szCs w:val="18"/>
+        </w:rPr>
+        <w:t>주인공이 주변에서 찾은 물건으로 어린 왕자에게 양을 만들어 줍니다.</w:t>
+      </w:r>
+    </w:p>
+    <w:p>
+      <w:pPr>
+        <w:rPr>
+          <w:sz w:val="16"/>
+          <w:szCs w:val="18"/>
+        </w:rPr>
+      </w:pPr>
+      <w:r>
+        <w:rPr>
+          <w:sz w:val="16"/>
+          <w:szCs w:val="18"/>
+        </w:rPr>
+        <w:t>찢어진 천.</w:t>
+      </w:r>
+    </w:p>
+    <w:p>
+      <w:pPr>
+        <w:rPr>
+          <w:sz w:val="16"/>
+          <w:szCs w:val="18"/>
+        </w:rPr>
+      </w:pPr>
+      <w:r>
+        <w:rPr>
+          <w:sz w:val="16"/>
+          <w:szCs w:val="18"/>
+        </w:rPr>
+        <w:t>철사.</w:t>
+      </w:r>
+    </w:p>
+    <w:p>
+      <w:pPr>
+        <w:rPr>
+          <w:sz w:val="16"/>
+          <w:szCs w:val="18"/>
+        </w:rPr>
+      </w:pPr>
+      <w:r>
+        <w:rPr>
+          <w:sz w:val="16"/>
+          <w:szCs w:val="18"/>
+        </w:rPr>
+        <w:lastRenderedPageBreak/>
+        <w:t>총알.</w:t>
+      </w:r>
+    </w:p>
+    <w:p>
+      <w:pPr>
+        <w:rPr>
+          <w:sz w:val="16"/>
+          <w:szCs w:val="18"/>
+        </w:rPr>
+      </w:pPr>
+      <w:r>
+        <w:rPr>
+          <w:sz w:val="16"/>
+          <w:szCs w:val="18"/>
+        </w:rPr>
+        <w:t>나뭇가지.</w:t>
+      </w:r>
+    </w:p>
+    <w:p>
+      <w:pPr>
+        <w:rPr>
+          <w:sz w:val="16"/>
+          <w:szCs w:val="18"/>
+        </w:rPr>
+      </w:pPr>
+      <w:r>
+        <w:rPr>
+          <w:sz w:val="16"/>
+          <w:szCs w:val="18"/>
+        </w:rPr>
+        <w:t>플레이어가 선택할 수 있습니다.</w:t>
+      </w:r>
+    </w:p>
+    <w:p>
+      <w:pPr>
+        <w:rPr>
+          <w:sz w:val="16"/>
+          <w:szCs w:val="18"/>
+        </w:rPr>
+      </w:pPr>
+      <w:r>
+        <w:rPr>
+          <w:b/>
+          <w:bCs/>
+          <w:sz w:val="16"/>
+          <w:szCs w:val="18"/>
+        </w:rPr>
+        <w:t>[천으로 만든다]</w:t>
+      </w:r>
+    </w:p>
+    <w:p>
+      <w:pPr>
+        <w:rPr>
+          <w:sz w:val="16"/>
+          <w:szCs w:val="18"/>
+        </w:rPr>
+      </w:pPr>
+      <w:r>
+        <w:rPr>
+          <w:b/>
+          <w:bCs/>
+          <w:sz w:val="16"/>
+          <w:szCs w:val="18"/>
+        </w:rPr>
+        <w:t>[철사로 만든다]</w:t>
+      </w:r>
+    </w:p>
+    <w:p>
+      <w:pPr>
+        <w:rPr>
+          <w:sz w:val="16"/>
+          <w:szCs w:val="18"/>
+        </w:rPr>
+      </w:pPr>
+      <w:r>
+        <w:rPr>
+          <w:b/>
+          <w:bCs/>
+          <w:sz w:val="16"/>
+          <w:szCs w:val="18"/>
+        </w:rPr>
+        <w:t>[아무것도 만들지 않는다]</w:t>
+      </w:r>
+    </w:p>
+    <w:p>
+      <w:pPr>
+        <w:rPr>
+          <w:sz w:val="16"/>
+          <w:szCs w:val="18"/>
+        </w:rPr>
+      </w:pPr>
+      <w:r>
+        <w:rPr>
+          <w:sz w:val="16"/>
+          <w:szCs w:val="18"/>
+        </w:rPr>
+        <w:t>그런데 어린 왕자는 어느 것을 골라도 만족하지 않습니다.</w:t>
+      </w:r>
+    </w:p>
+    <w:p>
+      <w:pPr>
+        <w:rPr>
+          <w:sz w:val="16"/>
+          <w:szCs w:val="18"/>
+        </w:rPr>
+      </w:pPr>
+      <w:r>
+        <w:rPr>
+          <w:sz w:val="16"/>
+          <w:szCs w:val="18"/>
+        </w:rPr>
+        <w:t>“아니야.”</w:t>
+      </w:r>
+    </w:p>
+    <w:p>
+      <w:pPr>
+        <w:rPr>
+          <w:sz w:val="16"/>
+          <w:szCs w:val="18"/>
+        </w:rPr>
+      </w:pPr>
+      <w:r>
+        <w:rPr>
+          <w:sz w:val="16"/>
+          <w:szCs w:val="18"/>
+        </w:rPr>
+        <w:t>“그건 양이 아니야.”</w:t>
+      </w:r>
+    </w:p>
+    <w:p>
+      <w:pPr>
+        <w:rPr>
+          <w:sz w:val="16"/>
+          <w:szCs w:val="18"/>
+        </w:rPr>
+      </w:pPr>
+      <w:r>
+        <w:rPr>
+          <w:sz w:val="16"/>
+          <w:szCs w:val="18"/>
+        </w:rPr>
+        <w:t>“그건 죽어 있잖아.”</w:t>
+      </w:r>
+    </w:p>
+    <w:p>
+      <w:pPr>
+        <w:rPr>
+          <w:sz w:val="16"/>
+          <w:szCs w:val="18"/>
+        </w:rPr>
+      </w:pPr>
+      <w:r>
+        <w:rPr>
+          <w:sz w:val="16"/>
+          <w:szCs w:val="18"/>
+        </w:rPr>
+        <w:t>마지막 선택지.</w:t>
+      </w:r>
+    </w:p>
+    <w:p>
+      <w:pPr>
+        <w:rPr>
+          <w:sz w:val="16"/>
+          <w:szCs w:val="18"/>
+        </w:rPr>
+      </w:pPr>
+      <w:r>
+        <w:rPr>
+          <w:b/>
+          <w:bCs/>
+          <w:sz w:val="16"/>
+          <w:szCs w:val="18"/>
+        </w:rPr>
+        <w:t>[상자를 만든다.]</w:t>
+      </w:r>
+    </w:p>
+    <w:p>
+      <w:pPr>
+        <w:rPr>
+          <w:sz w:val="16"/>
+          <w:szCs w:val="18"/>
+        </w:rPr>
+      </w:pPr>
+      <w:r>
+        <w:rPr>
+          <w:sz w:val="16"/>
+          <w:szCs w:val="18"/>
+        </w:rPr>
+        <w:t>주인공이 부서진 탄약 상자를 건넨다.</w:t>
+      </w:r>
+    </w:p>
+    <w:p>
+      <w:pPr>
+        <w:rPr>
+          <w:sz w:val="16"/>
+          <w:szCs w:val="18"/>
+        </w:rPr>
+      </w:pPr>
+      <w:r>
+        <w:rPr>
+          <w:sz w:val="16"/>
+          <w:szCs w:val="18"/>
+        </w:rPr>
+        <w:t>어린 왕자가 웃는다.</w:t>
+      </w:r>
+    </w:p>
+    <w:p>
+      <w:pPr>
+        <w:rPr>
+          <w:sz w:val="16"/>
+          <w:szCs w:val="18"/>
+        </w:rPr>
+      </w:pPr>
+      <w:r>
+        <w:rPr>
+          <w:b/>
+          <w:bCs/>
+          <w:sz w:val="16"/>
+          <w:szCs w:val="18"/>
+        </w:rPr>
+        <w:t>“그래.”</w:t>
+      </w:r>
+    </w:p>
+    <w:p>
+      <w:pPr>
+        <w:rPr>
+          <w:sz w:val="16"/>
+          <w:szCs w:val="18"/>
+        </w:rPr>
+      </w:pPr>
+      <w:r>
+        <w:rPr>
+          <w:b/>
+          <w:bCs/>
+          <w:sz w:val="16"/>
+          <w:szCs w:val="18"/>
+        </w:rPr>
+        <w:t>“이 안에 있어.”</w:t>
+      </w:r>
+    </w:p>
+    <w:p>
+      <w:pPr>
+        <w:rPr>
+          <w:sz w:val="16"/>
+          <w:szCs w:val="18"/>
+        </w:rPr>
+      </w:pPr>
+      <w:r>
+        <w:rPr>
+          <w:sz w:val="16"/>
+          <w:szCs w:val="18"/>
+        </w:rPr>
+        <w:pict w14:anchorId="113F3306">
+          <v:rect id="_x0000_i1075" style="width:0;height:1.5pt" o:hralign="center" o:hrstd="t" o:hr="t" fillcolor="#a0a0a0" stroked="f"/>
+        </w:pict>
+      </w:r>
+    </w:p>
+    <w:p>
+      <w:pPr>
+        <w:rPr>
+          <w:b/>
+          <w:bCs/>
+          <w:sz w:val="16"/>
+          <w:szCs w:val="18"/>
+        </w:rPr>
+      </w:pPr>
+      <w:r>
+        <w:rPr>
+          <w:b/>
+          <w:bCs/>
+          <w:sz w:val="16"/>
+          <w:szCs w:val="18"/>
+        </w:rPr>
+        <w:t>그런데 상자 안에는 무엇이 있는가?</w:t>
+      </w:r>
+    </w:p>
+    <w:p>
+      <w:pPr>
+        <w:rPr>
+          <w:sz w:val="16"/>
+          <w:szCs w:val="18"/>
+        </w:rPr>
+      </w:pPr>
+      <w:r>
+        <w:rPr>
+          <w:sz w:val="16"/>
+          <w:szCs w:val="18"/>
+        </w:rPr>
+        <w:t>플레이어가 상자를 연다.</w:t>
+      </w:r>
+    </w:p>
+    <w:p>
+      <w:pPr>
+        <w:rPr>
+          <w:sz w:val="16"/>
+          <w:szCs w:val="18"/>
+        </w:rPr>
+      </w:pPr>
+      <w:r>
+        <w:rPr>
+          <w:sz w:val="16"/>
+          <w:szCs w:val="18"/>
+        </w:rPr>
+        <w:t>아무것도 없다.</w:t>
+      </w:r>
+    </w:p>
+    <w:p>
+      <w:pPr>
+        <w:rPr>
+          <w:sz w:val="16"/>
+          <w:szCs w:val="18"/>
+        </w:rPr>
+      </w:pPr>
+      <w:r>
+        <w:rPr>
+          <w:sz w:val="16"/>
+          <w:szCs w:val="18"/>
+        </w:rPr>
+        <w:t>그런데 어린 왕자는 양을 보고 있다.</w:t>
+      </w:r>
+    </w:p>
+    <w:p>
+      <w:pPr>
+        <w:rPr>
+          <w:sz w:val="16"/>
+          <w:szCs w:val="18"/>
+        </w:rPr>
+      </w:pPr>
+      <w:r>
+        <w:rPr>
+          <w:b/>
+          <w:bCs/>
+          <w:sz w:val="16"/>
+          <w:szCs w:val="18"/>
+        </w:rPr>
+        <w:t>“배고픈가 봐.”</w:t>
+      </w:r>
+    </w:p>
+    <w:p>
+      <w:pPr>
+        <w:rPr>
+          <w:sz w:val="16"/>
+          <w:szCs w:val="18"/>
+        </w:rPr>
+      </w:pPr>
+      <w:r>
+        <w:rPr>
+          <w:sz w:val="16"/>
+          <w:szCs w:val="18"/>
+        </w:rPr>
+        <w:t>주인공:</w:t>
+      </w:r>
+    </w:p>
+    <w:p>
+      <w:pPr>
+        <w:rPr>
+          <w:sz w:val="16"/>
+          <w:szCs w:val="18"/>
+        </w:rPr>
+      </w:pPr>
+      <w:r>
+        <w:rPr>
+          <w:sz w:val="16"/>
+          <w:szCs w:val="18"/>
+        </w:rPr>
+        <w:t>“아무것도 없는데?”</w:t>
+      </w:r>
+    </w:p>
+    <w:p>
+      <w:pPr>
+        <w:rPr>
+          <w:sz w:val="16"/>
+          <w:szCs w:val="18"/>
+        </w:rPr>
+      </w:pPr>
+      <w:r>
+        <w:rPr>
+          <w:sz w:val="16"/>
+          <w:szCs w:val="18"/>
+        </w:rPr>
+        <w:t>어린 왕자:</w:t>
+      </w:r>
+    </w:p>
+    <w:p>
+      <w:pPr>
+        <w:rPr>
+          <w:sz w:val="16"/>
+          <w:szCs w:val="18"/>
+        </w:rPr>
+      </w:pPr>
+      <w:r>
+        <w:rPr>
+          <w:b/>
+          <w:bCs/>
+          <w:sz w:val="16"/>
+          <w:szCs w:val="18"/>
+        </w:rPr>
+        <w:t>“있어.”</w:t>
+      </w:r>
+    </w:p>
+    <w:p>
+      <w:pPr>
+        <w:rPr>
+          <w:sz w:val="16"/>
+          <w:szCs w:val="18"/>
+        </w:rPr>
+      </w:pPr>
+      <w:r>
+        <w:rPr>
+          <w:b/>
+          <w:bCs/>
+          <w:sz w:val="16"/>
+          <w:szCs w:val="18"/>
+        </w:rPr>
+        <w:t>“네가 못 보는 거야.”</w:t>
+      </w:r>
+    </w:p>
+    <w:p>
+      <w:pPr>
+        <w:rPr>
+          <w:sz w:val="16"/>
+          <w:szCs w:val="18"/>
+        </w:rPr>
+      </w:pPr>
+      <w:r>
+        <w:rPr>
+          <w:sz w:val="16"/>
+          <w:szCs w:val="18"/>
+        </w:rPr>
+        <w:pict w14:anchorId="40952095">
+          <v:rect id="_x0000_i1076" style="width:0;height:1.5pt" o:hralign="center" o:hrstd="t" o:hr="t" fillcolor="#a0a0a0" stroked="f"/>
+        </w:pict>
+      </w:r>
+    </w:p>
+    <w:p>
+      <w:pPr>
+        <w:rPr>
+          <w:b/>
+          <w:bCs/>
+          <w:sz w:val="16"/>
+          <w:szCs w:val="18"/>
+        </w:rPr>
+      </w:pPr>
+      <w:r>
+        <w:rPr>
+          <w:b/>
+          <w:bCs/>
+          <w:sz w:val="16"/>
+          <w:szCs w:val="18"/>
+        </w:rPr>
+        <w:t>현실이 조금씩 무너진다</w:t>
+      </w:r>
+    </w:p>
+    <w:p>
+      <w:pPr>
+        <w:rPr>
+          <w:sz w:val="16"/>
+          <w:szCs w:val="18"/>
+        </w:rPr>
+      </w:pPr>
+      <w:r>
+        <w:rPr>
+          <w:sz w:val="16"/>
+          <w:szCs w:val="18"/>
+        </w:rPr>
+        <w:t>주인공이 상자를 다시 본다.</w:t>
+      </w:r>
+    </w:p>
+    <w:p>
+      <w:pPr>
+        <w:rPr>
+          <w:sz w:val="16"/>
+          <w:szCs w:val="18"/>
+        </w:rPr>
+      </w:pPr>
+      <w:r>
+        <w:rPr>
+          <w:sz w:val="16"/>
+          <w:szCs w:val="18"/>
+        </w:rPr>
+        <w:lastRenderedPageBreak/>
+        <w:t>아무것도 없다.</w:t>
+      </w:r>
+    </w:p>
+    <w:p>
+      <w:pPr>
+        <w:rPr>
+          <w:sz w:val="16"/>
+          <w:szCs w:val="18"/>
+        </w:rPr>
+      </w:pPr>
+      <w:r>
+        <w:rPr>
+          <w:sz w:val="16"/>
+          <w:szCs w:val="18"/>
+        </w:rPr>
+        <w:t xml:space="preserve">그런데 </w:t>
+      </w:r>
+      <w:r>
+        <w:rPr>
+          <w:b/>
+          <w:bCs/>
+          <w:sz w:val="16"/>
+          <w:szCs w:val="18"/>
+        </w:rPr>
+        <w:t>상자 안에서 무언가 움직이는 소리</w:t>
+      </w:r>
+      <w:r>
+        <w:rPr>
+          <w:sz w:val="16"/>
+          <w:szCs w:val="18"/>
+        </w:rPr>
+        <w:t>가 난다.</w:t>
+      </w:r>
+    </w:p>
+    <w:p>
+      <w:pPr>
+        <w:rPr>
+          <w:sz w:val="16"/>
+          <w:szCs w:val="18"/>
+        </w:rPr>
+      </w:pPr>
+      <w:r>
+        <w:rPr>
+          <w:sz w:val="16"/>
+          <w:szCs w:val="18"/>
+        </w:rPr>
+        <w:t>플레이어가 손을 넣는다.</w:t>
+      </w:r>
+    </w:p>
+    <w:p>
+      <w:pPr>
+        <w:rPr>
+          <w:sz w:val="16"/>
+          <w:szCs w:val="18"/>
+        </w:rPr>
+      </w:pPr>
+      <w:r>
+        <w:rPr>
+          <w:sz w:val="16"/>
+          <w:szCs w:val="18"/>
+        </w:rPr>
+        <w:t>양털이 나온다.</w:t>
+      </w:r>
+    </w:p>
+    <w:p>
+      <w:pPr>
+        <w:rPr>
+          <w:sz w:val="16"/>
+          <w:szCs w:val="18"/>
+        </w:rPr>
+      </w:pPr>
+      <w:r>
+        <w:rPr>
+          <w:sz w:val="16"/>
+          <w:szCs w:val="18"/>
+        </w:rPr>
+        <w:t>주인공이 놀라서 손을 뺀다.</w:t>
+      </w:r>
+    </w:p>
+    <w:p>
+      <w:pPr>
+        <w:rPr>
+          <w:sz w:val="16"/>
+          <w:szCs w:val="18"/>
+        </w:rPr>
+      </w:pPr>
+      <w:r>
+        <w:rPr>
+          <w:sz w:val="16"/>
+          <w:szCs w:val="18"/>
+        </w:rPr>
+        <w:t>어린 왕자는 아무렇지도 않게 말한다.</w:t>
+      </w:r>
+    </w:p>
+    <w:p>
+      <w:pPr>
+        <w:rPr>
+          <w:sz w:val="16"/>
+          <w:szCs w:val="18"/>
+        </w:rPr>
+      </w:pPr>
+      <w:r>
+        <w:rPr>
+          <w:b/>
+          <w:bCs/>
+          <w:sz w:val="16"/>
+          <w:szCs w:val="18"/>
+        </w:rPr>
+        <w:t>“걱정하지 마.”</w:t>
+      </w:r>
+    </w:p>
+    <w:p>
+      <w:pPr>
+        <w:rPr>
+          <w:sz w:val="16"/>
+          <w:szCs w:val="18"/>
+        </w:rPr>
+      </w:pPr>
+      <w:r>
+        <w:rPr>
+          <w:b/>
+          <w:bCs/>
+          <w:sz w:val="16"/>
+          <w:szCs w:val="18"/>
+        </w:rPr>
+        <w:t>“양은 가끔 사람보다 더 얌전해.”</w:t>
+      </w:r>
+    </w:p>
+    <w:p>
+      <w:pPr>
+        <w:rPr>
+          <w:sz w:val="16"/>
+          <w:szCs w:val="18"/>
+        </w:rPr>
+      </w:pPr>
+      <w:r>
+        <w:rPr>
+          <w:sz w:val="16"/>
+          <w:szCs w:val="18"/>
+        </w:rPr>
+        <w:t>그리고 걸어간다.</w:t>
+      </w:r>
+    </w:p>
+    <w:p>
+      <w:pPr>
+        <w:rPr>
+          <w:sz w:val="16"/>
+          <w:szCs w:val="18"/>
+        </w:rPr>
+      </w:pPr>
+      <w:r>
+        <w:rPr>
+          <w:sz w:val="16"/>
+          <w:szCs w:val="18"/>
+        </w:rPr>
+        <w:pict w14:anchorId="340FBED5">
+          <v:rect id="_x0000_i1077" style="width:0;height:1.5pt" o:hralign="center" o:hrstd="t" o:hr="t" fillcolor="#a0a0a0" stroked="f"/>
+        </w:pict>
+      </w:r>
+    </w:p>
+    <w:p>
+      <w:pPr>
+        <w:rPr>
+          <w:b/>
+          <w:bCs/>
+          <w:sz w:val="16"/>
+          <w:szCs w:val="18"/>
+        </w:rPr>
+      </w:pPr>
+      <w:r>
+        <w:rPr>
+          <w:b/>
+          <w:bCs/>
+          <w:sz w:val="16"/>
+          <w:szCs w:val="18"/>
+        </w:rPr>
+        <w:t>플레이어가 어린 왕자를 따라간다</w:t>
+      </w:r>
+    </w:p>
+    <w:p>
+      <w:pPr>
+        <w:rPr>
+          <w:sz w:val="16"/>
+          <w:szCs w:val="18"/>
+        </w:rPr>
+      </w:pPr>
+      <w:r>
+        <w:rPr>
+          <w:sz w:val="16"/>
+          <w:szCs w:val="18"/>
+        </w:rPr>
+        <w:t>사막을 걷는다.</w:t>
+      </w:r>
+    </w:p>
+    <w:p>
+      <w:pPr>
+        <w:rPr>
+          <w:sz w:val="16"/>
+          <w:szCs w:val="18"/>
+        </w:rPr>
+      </w:pPr>
+      <w:r>
+        <w:rPr>
+          <w:sz w:val="16"/>
+          <w:szCs w:val="18"/>
+        </w:rPr>
+        <w:t>그런데 이상하다.</w:t>
+      </w:r>
+    </w:p>
+    <w:p>
+      <w:pPr>
+        <w:rPr>
+          <w:sz w:val="16"/>
+          <w:szCs w:val="18"/>
+        </w:rPr>
+      </w:pPr>
+      <w:r>
+        <w:rPr>
+          <w:sz w:val="16"/>
+          <w:szCs w:val="18"/>
+        </w:rPr>
+        <w:t xml:space="preserve">조금 전까지 끝없이 펼쳐져 있던 사막에 </w:t>
+      </w:r>
+      <w:r>
+        <w:rPr>
+          <w:b/>
+          <w:bCs/>
+          <w:sz w:val="16"/>
+          <w:szCs w:val="18"/>
+        </w:rPr>
+        <w:t>작은 행성 하나가 떠 있다.</w:t>
+      </w:r>
+    </w:p>
+    <w:p>
+      <w:pPr>
+        <w:rPr>
+          <w:sz w:val="16"/>
+          <w:szCs w:val="18"/>
+        </w:rPr>
+      </w:pPr>
+      <w:r>
+        <w:rPr>
+          <w:sz w:val="16"/>
+          <w:szCs w:val="18"/>
+        </w:rPr>
+        <w:t>어린 왕자가 그 행성을 가리킨다.</w:t>
+      </w:r>
+    </w:p>
+    <w:p>
+      <w:pPr>
+        <w:rPr>
+          <w:sz w:val="16"/>
+          <w:szCs w:val="18"/>
+        </w:rPr>
+      </w:pPr>
+      <w:r>
+        <w:rPr>
+          <w:b/>
+          <w:bCs/>
+          <w:sz w:val="16"/>
+          <w:szCs w:val="18"/>
+        </w:rPr>
+        <w:t>“저기가 내 집이야.”</w:t>
+      </w:r>
+    </w:p>
+    <w:p>
+      <w:pPr>
+        <w:rPr>
+          <w:sz w:val="16"/>
+          <w:szCs w:val="18"/>
+        </w:rPr>
+      </w:pPr>
+      <w:r>
+        <w:rPr>
+          <w:sz w:val="16"/>
+          <w:szCs w:val="18"/>
+        </w:rPr>
+        <w:t>주인공:</w:t>
+      </w:r>
+    </w:p>
+    <w:p>
+      <w:pPr>
+        <w:rPr>
+          <w:sz w:val="16"/>
+          <w:szCs w:val="18"/>
+        </w:rPr>
+      </w:pPr>
+      <w:r>
+        <w:rPr>
+          <w:sz w:val="16"/>
+          <w:szCs w:val="18"/>
+        </w:rPr>
+        <w:t>“저게?”</w:t>
+      </w:r>
+    </w:p>
+    <w:p>
+      <w:pPr>
+        <w:rPr>
+          <w:sz w:val="16"/>
+          <w:szCs w:val="18"/>
+        </w:rPr>
+      </w:pPr>
+      <w:r>
+        <w:rPr>
+          <w:sz w:val="16"/>
+          <w:szCs w:val="18"/>
+        </w:rPr>
+        <w:t>“너 저기서 살았다고?”</w:t>
+      </w:r>
+    </w:p>
+    <w:p>
+      <w:pPr>
+        <w:rPr>
+          <w:sz w:val="16"/>
+          <w:szCs w:val="18"/>
+        </w:rPr>
+      </w:pPr>
+      <w:r>
+        <w:rPr>
+          <w:sz w:val="16"/>
+          <w:szCs w:val="18"/>
+        </w:rPr>
+        <w:t>어린 왕자:</w:t>
+      </w:r>
+    </w:p>
+    <w:p>
+      <w:pPr>
+        <w:rPr>
+          <w:sz w:val="16"/>
+          <w:szCs w:val="18"/>
+        </w:rPr>
+      </w:pPr>
+      <w:r>
+        <w:rPr>
+          <w:b/>
+          <w:bCs/>
+          <w:sz w:val="16"/>
+          <w:szCs w:val="18"/>
+        </w:rPr>
+        <w:t>“응.”</w:t>
+      </w:r>
+    </w:p>
+    <w:p>
+      <w:pPr>
+        <w:rPr>
+          <w:sz w:val="16"/>
+          <w:szCs w:val="18"/>
+        </w:rPr>
+      </w:pPr>
+      <w:r>
+        <w:rPr>
+          <w:sz w:val="16"/>
+          <w:szCs w:val="18"/>
+        </w:rPr>
+        <w:t>주인공:</w:t>
+      </w:r>
+    </w:p>
+    <w:p>
+      <w:pPr>
+        <w:rPr>
+          <w:sz w:val="16"/>
+          <w:szCs w:val="18"/>
+        </w:rPr>
+      </w:pPr>
+      <w:r>
+        <w:rPr>
+          <w:sz w:val="16"/>
+          <w:szCs w:val="18"/>
+        </w:rPr>
+        <w:t>“혼자?”</w:t>
+      </w:r>
+    </w:p>
+    <w:p>
+      <w:pPr>
+        <w:rPr>
+          <w:sz w:val="16"/>
+          <w:szCs w:val="18"/>
+        </w:rPr>
+      </w:pPr>
+      <w:r>
+        <w:rPr>
+          <w:sz w:val="16"/>
+          <w:szCs w:val="18"/>
+        </w:rPr>
+        <w:t>어린 왕자가 잠시 생각한다.</w:t>
+      </w:r>
+    </w:p>
+    <w:p>
+      <w:pPr>
+        <w:rPr>
+          <w:sz w:val="16"/>
+          <w:szCs w:val="18"/>
+        </w:rPr>
+      </w:pPr>
+      <w:r>
+        <w:rPr>
+          <w:b/>
+          <w:bCs/>
+          <w:sz w:val="16"/>
+          <w:szCs w:val="18"/>
+        </w:rPr>
+        <w:t>“아니.”</w:t>
+      </w:r>
+    </w:p>
+    <w:p>
+      <w:pPr>
+        <w:rPr>
+          <w:sz w:val="16"/>
+          <w:szCs w:val="18"/>
+        </w:rPr>
+      </w:pPr>
+      <w:r>
+        <w:rPr>
+          <w:sz w:val="16"/>
+          <w:szCs w:val="18"/>
+        </w:rPr>
+        <w:t>그리고 뒤를 돌아본다.</w:t>
+      </w:r>
+    </w:p>
+    <w:p>
+      <w:pPr>
+        <w:rPr>
+          <w:sz w:val="16"/>
+          <w:szCs w:val="18"/>
+        </w:rPr>
+      </w:pPr>
+      <w:r>
+        <w:rPr>
+          <w:b/>
+          <w:bCs/>
+          <w:sz w:val="16"/>
+          <w:szCs w:val="18"/>
+        </w:rPr>
+        <w:t>“장미가 있었어.”</w:t>
+      </w:r>
+    </w:p>
+    <w:p>
+      <w:pPr>
+        <w:rPr>
+          <w:sz w:val="16"/>
+          <w:szCs w:val="18"/>
+        </w:rPr>
+      </w:pPr>
+      <w:r>
+        <w:rPr>
+          <w:sz w:val="16"/>
+          <w:szCs w:val="18"/>
+        </w:rPr>
+        <w:pict w14:anchorId="5B18CEE3">
+          <v:rect id="_x0000_i1078" style="width:0;height:1.5pt" o:hralign="center" o:hrstd="t" o:hr="t" fillcolor="#a0a0a0" stroked="f"/>
+        </w:pict>
+      </w:r>
+    </w:p>
+    <w:p>
+      <w:pPr>
+        <w:rPr>
+          <w:b/>
+          <w:bCs/>
+          <w:sz w:val="16"/>
+          <w:szCs w:val="18"/>
+        </w:rPr>
+      </w:pPr>
+      <w:r>
+        <w:rPr>
+          <w:b/>
+          <w:bCs/>
+          <w:sz w:val="16"/>
+          <w:szCs w:val="18"/>
+        </w:rPr>
+        <w:t>장미</w:t>
+      </w:r>
+    </w:p>
+    <w:p>
+      <w:pPr>
+        <w:rPr>
+          <w:sz w:val="16"/>
+          <w:szCs w:val="18"/>
+        </w:rPr>
+      </w:pPr>
+      <w:r>
+        <w:rPr>
+          <w:sz w:val="16"/>
+          <w:szCs w:val="18"/>
+        </w:rPr>
+        <w:t>화면이 순간적으로 흔들린다.</w:t>
+      </w:r>
+    </w:p>
+    <w:p>
+      <w:pPr>
+        <w:rPr>
+          <w:sz w:val="16"/>
+          <w:szCs w:val="18"/>
+        </w:rPr>
+      </w:pPr>
+      <w:r>
+        <w:rPr>
+          <w:sz w:val="16"/>
+          <w:szCs w:val="18"/>
+        </w:rPr>
+        <w:lastRenderedPageBreak/>
+        <w:t>사막이 사라진다.</w:t>
+      </w:r>
+    </w:p>
+    <w:p>
+      <w:pPr>
+        <w:rPr>
+          <w:sz w:val="16"/>
+          <w:szCs w:val="18"/>
+        </w:rPr>
+      </w:pPr>
+      <w:r>
+        <w:rPr>
+          <w:sz w:val="16"/>
+          <w:szCs w:val="18"/>
+        </w:rPr>
+        <w:t>주인공은 작은 행성 위에 서 있다.</w:t>
+      </w:r>
+    </w:p>
+    <w:p>
+      <w:pPr>
+        <w:rPr>
+          <w:sz w:val="16"/>
+          <w:szCs w:val="18"/>
+        </w:rPr>
+      </w:pPr>
+      <w:r>
+        <w:rPr>
+          <w:sz w:val="16"/>
+          <w:szCs w:val="18"/>
+        </w:rPr>
+        <w:t>한가운데 장미가 있다.</w:t>
+      </w:r>
+    </w:p>
+    <w:p>
+      <w:pPr>
+        <w:rPr>
+          <w:sz w:val="16"/>
+          <w:szCs w:val="18"/>
+        </w:rPr>
+      </w:pPr>
+      <w:r>
+        <w:rPr>
+          <w:sz w:val="16"/>
+          <w:szCs w:val="18"/>
+        </w:rPr>
+        <w:t>그런데 이 장미는 아름답지만 이상하다.</w:t>
+      </w:r>
+    </w:p>
+    <w:p>
+      <w:pPr>
+        <w:rPr>
+          <w:sz w:val="16"/>
+          <w:szCs w:val="18"/>
+        </w:rPr>
+      </w:pPr>
+      <w:r>
+        <w:rPr>
+          <w:sz w:val="16"/>
+          <w:szCs w:val="18"/>
+        </w:rPr>
+        <w:t xml:space="preserve">꽃잎 사이로 </w:t>
+      </w:r>
+      <w:r>
+        <w:rPr>
+          <w:b/>
+          <w:bCs/>
+          <w:sz w:val="16"/>
+          <w:szCs w:val="18"/>
+        </w:rPr>
+        <w:t>주인공이 현실에서 잃어버린 사람의 목소리</w:t>
+      </w:r>
+      <w:r>
+        <w:rPr>
+          <w:sz w:val="16"/>
+          <w:szCs w:val="18"/>
+        </w:rPr>
+        <w:t>가 들린다.</w:t>
+      </w:r>
+    </w:p>
+    <w:p>
+      <w:pPr>
+        <w:rPr>
+          <w:sz w:val="16"/>
+          <w:szCs w:val="18"/>
+        </w:rPr>
+      </w:pPr>
+      <w:r>
+        <w:rPr>
+          <w:sz w:val="16"/>
+          <w:szCs w:val="18"/>
+        </w:rPr>
+        <w:t>“왜 나를 버렸어?”</w:t>
+      </w:r>
+    </w:p>
+    <w:p>
+      <w:pPr>
+        <w:rPr>
+          <w:sz w:val="16"/>
+          <w:szCs w:val="18"/>
+        </w:rPr>
+      </w:pPr>
+      <w:r>
+        <w:rPr>
+          <w:sz w:val="16"/>
+          <w:szCs w:val="18"/>
+        </w:rPr>
+        <w:t>주인공이 얼어붙는다.</w:t>
+      </w:r>
+    </w:p>
+    <w:p>
+      <w:pPr>
+        <w:rPr>
+          <w:sz w:val="16"/>
+          <w:szCs w:val="18"/>
+        </w:rPr>
+      </w:pPr>
+      <w:r>
+        <w:rPr>
+          <w:sz w:val="16"/>
+          <w:szCs w:val="18"/>
+        </w:rPr>
+        <w:t>어린 왕자는 장미를 바라본다.</w:t>
+      </w:r>
+    </w:p>
+    <w:p>
+      <w:pPr>
+        <w:rPr>
+          <w:sz w:val="16"/>
+          <w:szCs w:val="18"/>
+        </w:rPr>
+      </w:pPr>
+      <w:r>
+        <w:rPr>
+          <w:b/>
+          <w:bCs/>
+          <w:sz w:val="16"/>
+          <w:szCs w:val="18"/>
+        </w:rPr>
+        <w:t>“내 장미야.”</w:t>
+      </w:r>
+    </w:p>
+    <w:p>
+      <w:pPr>
+        <w:rPr>
+          <w:sz w:val="16"/>
+          <w:szCs w:val="18"/>
+        </w:rPr>
+      </w:pPr>
+      <w:r>
+        <w:rPr>
+          <w:sz w:val="16"/>
+          <w:szCs w:val="18"/>
+        </w:rPr>
+        <w:t>주인공:</w:t>
+      </w:r>
+    </w:p>
+    <w:p>
+      <w:pPr>
+        <w:rPr>
+          <w:sz w:val="16"/>
+          <w:szCs w:val="18"/>
+        </w:rPr>
+      </w:pPr>
+      <w:r>
+        <w:rPr>
+          <w:sz w:val="16"/>
+          <w:szCs w:val="18"/>
+        </w:rPr>
+        <w:t>“저게 네가 말한 장미야?”</w:t>
+      </w:r>
+    </w:p>
+    <w:p>
+      <w:pPr>
+        <w:rPr>
+          <w:sz w:val="16"/>
+          <w:szCs w:val="18"/>
+        </w:rPr>
+      </w:pPr>
+      <w:r>
+        <w:rPr>
+          <w:sz w:val="16"/>
+          <w:szCs w:val="18"/>
+        </w:rPr>
+        <w:t>“응.”</w:t>
+      </w:r>
+    </w:p>
+    <w:p>
+      <w:pPr>
+        <w:rPr>
+          <w:sz w:val="16"/>
+          <w:szCs w:val="18"/>
+        </w:rPr>
+      </w:pPr>
+      <w:r>
+        <w:rPr>
+          <w:sz w:val="16"/>
+          <w:szCs w:val="18"/>
+        </w:rPr>
+        <w:t>주인공:</w:t>
+      </w:r>
+    </w:p>
+    <w:p>
+      <w:pPr>
+        <w:rPr>
+          <w:sz w:val="16"/>
+          <w:szCs w:val="18"/>
+        </w:rPr>
+      </w:pPr>
+      <w:r>
+        <w:rPr>
+          <w:sz w:val="16"/>
+          <w:szCs w:val="18"/>
+        </w:rPr>
+        <w:t>“별거 없네.”</w:t>
+      </w:r>
+    </w:p>
+    <w:p>
+      <w:pPr>
+        <w:rPr>
+          <w:sz w:val="16"/>
+          <w:szCs w:val="18"/>
+        </w:rPr>
+      </w:pPr>
+      <w:r>
+        <w:rPr>
+          <w:sz w:val="16"/>
+          <w:szCs w:val="18"/>
+        </w:rPr>
+        <w:t>어린 왕자의 표정이 처음으로 변한다.</w:t>
+      </w:r>
+    </w:p>
+    <w:p>
+      <w:pPr>
+        <w:rPr>
+          <w:sz w:val="16"/>
+          <w:szCs w:val="18"/>
+        </w:rPr>
+      </w:pPr>
+      <w:r>
+        <w:rPr>
+          <w:b/>
+          <w:bCs/>
+          <w:sz w:val="16"/>
+          <w:szCs w:val="18"/>
+        </w:rPr>
+        <w:t>“그래서 네가 떠났구나.”</w:t>
+      </w:r>
+    </w:p>
+    <w:p>
+      <w:pPr>
+        <w:rPr>
+          <w:sz w:val="16"/>
+          <w:szCs w:val="18"/>
+        </w:rPr>
+      </w:pPr>
+      <w:r>
+        <w:rPr>
+          <w:sz w:val="16"/>
+          <w:szCs w:val="18"/>
+        </w:rPr>
+        <w:pict w14:anchorId="61C5CEAD">
+          <v:rect id="_x0000_i1079" style="width:0;height:1.5pt" o:hralign="center" o:hrstd="t" o:hr="t" fillcolor="#a0a0a0" stroked="f"/>
+        </w:pict>
+      </w:r>
+    </w:p>
+    <w:p>
+      <w:pPr>
+        <w:rPr>
+          <w:b/>
+          <w:bCs/>
+          <w:sz w:val="16"/>
+          <w:szCs w:val="18"/>
+        </w:rPr>
+      </w:pPr>
+      <w:r>
+        <w:rPr>
+          <w:b/>
+          <w:bCs/>
+          <w:sz w:val="16"/>
+          <w:szCs w:val="18"/>
+        </w:rPr>
+        <w:t>그리고 여기서 원작의 질문이 게임의 질문으로 변한다</w:t>
+      </w:r>
+    </w:p>
+    <w:p>
+      <w:pPr>
+        <w:rPr>
+          <w:sz w:val="16"/>
+          <w:szCs w:val="18"/>
+        </w:rPr>
+      </w:pPr>
+      <w:r>
+        <w:rPr>
+          <w:sz w:val="16"/>
+          <w:szCs w:val="18"/>
+        </w:rPr>
+        <w:t>어린 왕자:</w:t>
+      </w:r>
+    </w:p>
+    <w:p>
+      <w:pPr>
+        <w:rPr>
+          <w:sz w:val="16"/>
+          <w:szCs w:val="18"/>
+        </w:rPr>
+      </w:pPr>
+      <w:r>
+        <w:rPr>
+          <w:b/>
+          <w:bCs/>
+          <w:sz w:val="16"/>
+          <w:szCs w:val="18"/>
+        </w:rPr>
+        <w:t>“너는 네가 사랑하는 걸 버린 적 있어?”</w:t>
+      </w:r>
+    </w:p>
+    <w:p>
+      <w:pPr>
+        <w:rPr>
+          <w:sz w:val="16"/>
+          <w:szCs w:val="18"/>
+        </w:rPr>
+      </w:pPr>
+      <w:r>
+        <w:rPr>
+          <w:sz w:val="16"/>
+          <w:szCs w:val="18"/>
+        </w:rPr>
+        <w:t>주인공:</w:t>
+      </w:r>
+    </w:p>
+    <w:p>
+      <w:pPr>
+        <w:rPr>
+          <w:sz w:val="16"/>
+          <w:szCs w:val="18"/>
+        </w:rPr>
+      </w:pPr>
+      <w:r>
+        <w:rPr>
+          <w:sz w:val="16"/>
+          <w:szCs w:val="18"/>
+        </w:rPr>
+        <w:t>“…….”</w:t>
+      </w:r>
+    </w:p>
+    <w:p>
+      <w:pPr>
+        <w:rPr>
+          <w:sz w:val="16"/>
+          <w:szCs w:val="18"/>
+        </w:rPr>
+      </w:pPr>
+      <w:r>
+        <w:rPr>
+          <w:sz w:val="16"/>
+          <w:szCs w:val="18"/>
+        </w:rPr>
+        <w:t>어린 왕자:</w:t>
+      </w:r>
+    </w:p>
+    <w:p>
+      <w:pPr>
+        <w:rPr>
+          <w:sz w:val="16"/>
+          <w:szCs w:val="18"/>
+        </w:rPr>
+      </w:pPr>
+      <w:r>
+        <w:rPr>
+          <w:b/>
+          <w:bCs/>
+          <w:sz w:val="16"/>
+          <w:szCs w:val="18"/>
+        </w:rPr>
+        <w:t>“왜?”</w:t>
+      </w:r>
+    </w:p>
+    <w:p>
+      <w:pPr>
+        <w:rPr>
+          <w:sz w:val="16"/>
+          <w:szCs w:val="18"/>
+        </w:rPr>
+      </w:pPr>
+      <w:r>
+        <w:rPr>
+          <w:sz w:val="16"/>
+          <w:szCs w:val="18"/>
+        </w:rPr>
+        <w:t>주인공:</w:t>
+      </w:r>
+    </w:p>
+    <w:p>
+      <w:pPr>
+        <w:rPr>
+          <w:sz w:val="16"/>
+          <w:szCs w:val="18"/>
+        </w:rPr>
+      </w:pPr>
+      <w:r>
+        <w:rPr>
+          <w:sz w:val="16"/>
+          <w:szCs w:val="18"/>
+        </w:rPr>
+        <w:t>“살기 위해서.”</w:t>
+      </w:r>
+    </w:p>
+    <w:p>
+      <w:pPr>
+        <w:rPr>
+          <w:sz w:val="16"/>
+          <w:szCs w:val="18"/>
+        </w:rPr>
+      </w:pPr>
+      <w:r>
+        <w:rPr>
+          <w:sz w:val="16"/>
+          <w:szCs w:val="18"/>
+        </w:rPr>
+        <w:t>어린 왕자:</w:t>
+      </w:r>
+    </w:p>
+    <w:p>
+      <w:pPr>
+        <w:rPr>
+          <w:sz w:val="16"/>
+          <w:szCs w:val="18"/>
+        </w:rPr>
+      </w:pPr>
+      <w:r>
+        <w:rPr>
+          <w:b/>
+          <w:bCs/>
+          <w:sz w:val="16"/>
+          <w:szCs w:val="18"/>
+        </w:rPr>
+        <w:t>“살아서 뭐 하려고?”</w:t>
+      </w:r>
+    </w:p>
+    <w:p>
+      <w:pPr>
+        <w:rPr>
+          <w:sz w:val="16"/>
+          <w:szCs w:val="18"/>
+        </w:rPr>
+      </w:pPr>
+      <w:r>
+        <w:rPr>
+          <w:sz w:val="16"/>
+          <w:szCs w:val="18"/>
+        </w:rPr>
+        <w:t>주인공은 대답하지 못한다.</w:t>
+      </w:r>
+    </w:p>
+    <w:p>
+      <w:pPr>
+        <w:rPr>
+          <w:sz w:val="16"/>
+          <w:szCs w:val="18"/>
+        </w:rPr>
+      </w:pPr>
+      <w:r>
+        <w:rPr>
+          <w:sz w:val="16"/>
+          <w:szCs w:val="18"/>
+        </w:rPr>
+        <w:t>어린 왕자는 장미를 바라본다.</w:t>
+      </w:r>
+    </w:p>
+    <w:p>
+      <w:pPr>
+        <w:rPr>
+          <w:sz w:val="16"/>
+          <w:szCs w:val="18"/>
+        </w:rPr>
+      </w:pPr>
+      <w:r>
+        <w:rPr>
+          <w:b/>
+          <w:bCs/>
+          <w:sz w:val="16"/>
+          <w:szCs w:val="18"/>
+        </w:rPr>
+        <w:lastRenderedPageBreak/>
+        <w:t>“나는 내 장미가 싫어서 떠났어.”</w:t>
+      </w:r>
+    </w:p>
+    <w:p>
+      <w:pPr>
+        <w:rPr>
+          <w:sz w:val="16"/>
+          <w:szCs w:val="18"/>
+        </w:rPr>
+      </w:pPr>
+      <w:r>
+        <w:rPr>
+          <w:b/>
+          <w:bCs/>
+          <w:sz w:val="16"/>
+          <w:szCs w:val="18"/>
+        </w:rPr>
+        <w:t>“그런데 떠나고 나니까 알았어.”</w:t>
+      </w:r>
+    </w:p>
+    <w:p>
+      <w:pPr>
+        <w:rPr>
+          <w:sz w:val="16"/>
+          <w:szCs w:val="18"/>
+        </w:rPr>
+      </w:pPr>
+      <w:r>
+        <w:rPr>
+          <w:b/>
+          <w:bCs/>
+          <w:sz w:val="16"/>
+          <w:szCs w:val="18"/>
+        </w:rPr>
+        <w:t>“싫어했던 게 아니라…”</w:t>
+      </w:r>
+    </w:p>
+    <w:p>
+      <w:pPr>
+        <w:rPr>
+          <w:sz w:val="16"/>
+          <w:szCs w:val="18"/>
+        </w:rPr>
+      </w:pPr>
+      <w:r>
+        <w:rPr>
+          <w:sz w:val="16"/>
+          <w:szCs w:val="18"/>
+        </w:rPr>
+        <w:t>잠시 침묵.</w:t>
+      </w:r>
+    </w:p>
+    <w:p>
+      <w:pPr>
+        <w:rPr>
+          <w:sz w:val="16"/>
+          <w:szCs w:val="18"/>
+        </w:rPr>
+      </w:pPr>
+      <w:r>
+        <w:rPr>
+          <w:b/>
+          <w:bCs/>
+          <w:sz w:val="16"/>
+          <w:szCs w:val="18"/>
+        </w:rPr>
+        <w:t>“무서웠던 거였어.”</w:t>
+      </w:r>
+    </w:p>
+    <w:p>
+      <w:pPr>
+        <w:rPr>
+          <w:sz w:val="16"/>
+          <w:szCs w:val="18"/>
+        </w:rPr>
+      </w:pPr>
+      <w:r>
+        <w:rPr>
+          <w:sz w:val="16"/>
+          <w:szCs w:val="18"/>
+        </w:rPr>
+        <w:pict w14:anchorId="7C96B87B">
+          <v:rect id="_x0000_i1080" style="width:0;height:1.5pt" o:hralign="center" o:hrstd="t" o:hr="t" fillcolor="#a0a0a0" stroked="f"/>
+        </w:pict>
+      </w:r>
+    </w:p>
+    <w:p>
+      <w:pPr>
+        <w:rPr>
+          <w:b/>
+          <w:bCs/>
+          <w:sz w:val="16"/>
+          <w:szCs w:val="18"/>
+        </w:rPr>
+      </w:pPr>
+      <w:r>
+        <w:rPr>
+          <w:b/>
+          <w:bCs/>
+          <w:sz w:val="16"/>
+          <w:szCs w:val="18"/>
+        </w:rPr>
+        <w:t>다시 현실</w:t>
+      </w:r>
+    </w:p>
+    <w:p>
+      <w:pPr>
+        <w:rPr>
+          <w:sz w:val="16"/>
+          <w:szCs w:val="18"/>
+        </w:rPr>
+      </w:pPr>
+      <w:r>
+        <w:rPr>
+          <w:sz w:val="16"/>
+          <w:szCs w:val="18"/>
+        </w:rPr>
+        <w:t>주인공이 눈을 뜬다.</w:t>
+      </w:r>
+    </w:p>
+    <w:p>
+      <w:pPr>
+        <w:rPr>
+          <w:sz w:val="16"/>
+          <w:szCs w:val="18"/>
+        </w:rPr>
+      </w:pPr>
+      <w:r>
+        <w:rPr>
+          <w:sz w:val="16"/>
+          <w:szCs w:val="18"/>
+        </w:rPr>
+        <w:t>사막이다.</w:t>
+      </w:r>
+    </w:p>
+    <w:p>
+      <w:pPr>
+        <w:rPr>
+          <w:sz w:val="16"/>
+          <w:szCs w:val="18"/>
+        </w:rPr>
+      </w:pPr>
+      <w:r>
+        <w:rPr>
+          <w:sz w:val="16"/>
+          <w:szCs w:val="18"/>
+        </w:rPr>
+        <w:t>손에는 장미가 한 송이 들려 있다.</w:t>
+      </w:r>
+    </w:p>
+    <w:p>
+      <w:pPr>
+        <w:rPr>
+          <w:sz w:val="16"/>
+          <w:szCs w:val="18"/>
+        </w:rPr>
+      </w:pPr>
+      <w:r>
+        <w:rPr>
+          <w:sz w:val="16"/>
+          <w:szCs w:val="18"/>
+        </w:rPr>
+        <w:t>그런데 장미에는 가시가 있다.</w:t>
+      </w:r>
+    </w:p>
+    <w:p>
+      <w:pPr>
+        <w:rPr>
+          <w:sz w:val="16"/>
+          <w:szCs w:val="18"/>
+        </w:rPr>
+      </w:pPr>
+      <w:r>
+        <w:rPr>
+          <w:sz w:val="16"/>
+          <w:szCs w:val="18"/>
+        </w:rPr>
+        <w:t>주인공이 손을 놓는다.</w:t>
+      </w:r>
+    </w:p>
+    <w:p>
+      <w:pPr>
+        <w:rPr>
+          <w:sz w:val="16"/>
+          <w:szCs w:val="18"/>
+        </w:rPr>
+      </w:pPr>
+      <w:r>
+        <w:rPr>
+          <w:sz w:val="16"/>
+          <w:szCs w:val="18"/>
+        </w:rPr>
+        <w:t>장미가 모래 위에 떨어진다.</w:t>
+      </w:r>
+    </w:p>
+    <w:p>
+      <w:pPr>
+        <w:rPr>
+          <w:sz w:val="16"/>
+          <w:szCs w:val="18"/>
+        </w:rPr>
+      </w:pPr>
+      <w:r>
+        <w:rPr>
+          <w:sz w:val="16"/>
+          <w:szCs w:val="18"/>
+        </w:rPr>
+        <w:t>어린 왕자의 목소리가 들린다.</w:t>
+      </w:r>
+    </w:p>
+    <w:p>
+      <w:pPr>
+        <w:rPr>
+          <w:sz w:val="16"/>
+          <w:szCs w:val="18"/>
+        </w:rPr>
+      </w:pPr>
+      <w:r>
+        <w:rPr>
+          <w:b/>
+          <w:bCs/>
+          <w:sz w:val="16"/>
+          <w:szCs w:val="18"/>
+        </w:rPr>
+        <w:t>“네가 길들인 것에 대해서는 책임이 있어.”</w:t>
+      </w:r>
+    </w:p>
+    <w:p>
+      <w:pPr>
+        <w:rPr>
+          <w:sz w:val="16"/>
+          <w:szCs w:val="18"/>
+        </w:rPr>
+      </w:pPr>
+      <w:r>
+        <w:rPr>
+          <w:sz w:val="16"/>
+          <w:szCs w:val="18"/>
+        </w:rPr>
+        <w:t>화면 암전.</w:t>
+      </w:r>
+    </w:p>
+    <w:p>
+      <w:pPr>
+        <w:rPr>
+          <w:rFonts w:hint="eastAsia"/>
+          <w:sz w:val="16"/>
+          <w:szCs w:val="18"/>
+        </w:rPr>
+      </w:pPr>
+    </w:p>
     <w:sectPr>
-      <w:footerReference w:type="default" r:id="rId19"/>
+      <w:footerReference w:type="default" r:id="rId20"/>
       <w:pgSz w:w="11906" w:h="16838"/>
       <w:pgMar w:top="1701" w:right="1440" w:bottom="1440" w:left="1440" w:header="851" w:footer="992" w:gutter="0"/>
       <w:cols w:space="425"/>
@@ -6816,6 +11336,95 @@
 <file path=word/numbering.xml><?xml version="1.0" encoding="utf-8"?>
 <w:numbering xmlns:wpc="http://schemas.microsoft.com/office/word/2010/wordprocessingCanvas" xmlns:cx="http://schemas.microsoft.com/office/drawing/2014/chartex" xmlns:cx1="http://schemas.microsoft.com/office/drawing/2015/9/8/chartex" xmlns:cx2="http://schemas.microsoft.com/office/drawing/2015/10/21/chartex" xmlns:cx3="http://schemas.microsoft.com/office/drawing/2016/5/9/chartex" xmlns:cx4="http://schemas.microsoft.com/office/drawing/2016/5/10/chartex" xmlns:cx5="http://schemas.microsoft.com/office/drawing/2016/5/11/chartex" xmlns:cx6="http://schemas.microsoft.com/office/drawing/2016/5/12/chartex" xmlns:cx7="http://schemas.microsoft.com/office/drawing/2016/5/13/chartex" xmlns:cx8="http://schemas.microsoft.com/office/drawing/2016/5/14/chartex" xmlns:mc="http://schemas.openxmlformats.org/markup-compatibility/2006" xmlns:aink="http://schemas.microsoft.com/office/drawing/2016/ink" xmlns:am3d="http://schemas.microsoft.com/office/drawing/2017/model3d" xmlns:o="urn:schemas-microsoft-com:office:office" xmlns:oel="http://schemas.microsoft.com/office/2019/extlst" xmlns:r="http://schemas.openxmlformats.org/officeDocument/2006/relationships" xmlns:m="http://schemas.openxmlformats.org/officeDocument/2006/math" xmlns:v="urn:schemas-microsoft-com:vml" xmlns:wp14="http://schemas.microsoft.com/office/word/2010/wordprocessingDrawing" xmlns:wp="http://schemas.openxmlformats.org/drawingml/2006/wordprocessingDrawing" xmlns:w10="urn:schemas-microsoft-com:office:word" xmlns:w="http://schemas.openxmlformats.org/wordprocessingml/2006/main" xmlns:w14="http://schemas.microsoft.com/office/word/2010/wordml" xmlns:w15="http://schemas.microsoft.com/office/word/2012/wordml" xmlns:w16cex="http://schemas.microsoft.com/office/word/2018/wordml/cex" xmlns:w16cid="http://schemas.microsoft.com/office/word/2016/wordml/cid" xmlns:w16="http://schemas.microsoft.com/office/word/2018/wordml" xmlns:w16du="http://schemas.microsoft.com/office/word/2023/wordml/word16du" xmlns:w16sdtdh="http://schemas.microsoft.com/office/word/2020/wordml/sdtdatahash" xmlns:w16sdtfl="http://schemas.microsoft.com/office/word/2024/wordml/sdtformatlock" xmlns:w16se="http://schemas.microsoft.com/office/word/2015/wordml/symex" xmlns:wpg="http://schemas.microsoft.com/office/word/2010/wordprocessingGroup" xmlns:wpi="http://schemas.microsoft.com/office/word/2010/wordprocessingInk" xmlns:wne="http://schemas.microsoft.com/office/word/2006/wordml" xmlns:wps="http://schemas.microsoft.com/office/word/2010/wordprocessingShape" mc:Ignorable="w14 w15 w16se w16cid w16 w16cex w16sdtdh w16sdtfl w16du wp14">
   <w:abstractNum w:abstractNumId="0" w15:restartNumberingAfterBreak="0">
+    <w:nsid w:val="2E9423A8"/>
+    <w:multiLevelType w:val="hybridMultilevel"/>
+    <w:tmpl w:val="07E66082"/>
+    <w:lvl w:ilvl="0" w:tplc="D30C31EE">
+      <w:start w:val="1"/>
+      <w:numFmt w:val="decimal"/>
+      <w:lvlText w:val="%1."/>
+      <w:lvlJc w:val="left"/>
+      <w:pPr>
+        <w:ind w:left="800" w:hanging="360"/>
+      </w:pPr>
+      <w:rPr>
+        <w:rFonts w:hint="default"/>
+      </w:rPr>
+    </w:lvl>
+    <w:lvl w:ilvl="1" w:tplc="04090019" w:tentative="1">
+      <w:start w:val="1"/>
+      <w:numFmt w:val="upperLetter"/>
+      <w:lvlText w:val="%2."/>
+      <w:lvlJc w:val="left"/>
+      <w:pPr>
+        <w:ind w:left="1320" w:hanging="440"/>
+      </w:pPr>
+    </w:lvl>
+    <w:lvl w:ilvl="2" w:tplc="0409001B" w:tentative="1">
+      <w:start w:val="1"/>
+      <w:numFmt w:val="lowerRoman"/>
+      <w:lvlText w:val="%3."/>
+      <w:lvlJc w:val="right"/>
+      <w:pPr>
+        <w:ind w:left="1760" w:hanging="440"/>
+      </w:pPr>
+    </w:lvl>
+    <w:lvl w:ilvl="3" w:tplc="0409000F" w:tentative="1">
+      <w:start w:val="1"/>
+      <w:numFmt w:val="decimal"/>
+      <w:lvlText w:val="%4."/>
+      <w:lvlJc w:val="left"/>
+      <w:pPr>
+        <w:ind w:left="2200" w:hanging="440"/>
+      </w:pPr>
+    </w:lvl>
+    <w:lvl w:ilvl="4" w:tplc="04090019" w:tentative="1">
+      <w:start w:val="1"/>
+      <w:numFmt w:val="upperLetter"/>
+      <w:lvlText w:val="%5."/>
+      <w:lvlJc w:val="left"/>
+      <w:pPr>
+        <w:ind w:left="2640" w:hanging="440"/>
+      </w:pPr>
+    </w:lvl>
+    <w:lvl w:ilvl="5" w:tplc="0409001B" w:tentative="1">
+      <w:start w:val="1"/>
+      <w:numFmt w:val="lowerRoman"/>
+      <w:lvlText w:val="%6."/>
+      <w:lvlJc w:val="right"/>
+      <w:pPr>
+        <w:ind w:left="3080" w:hanging="440"/>
+      </w:pPr>
+    </w:lvl>
+    <w:lvl w:ilvl="6" w:tplc="0409000F" w:tentative="1">
+      <w:start w:val="1"/>
+      <w:numFmt w:val="decimal"/>
+      <w:lvlText w:val="%7."/>
+      <w:lvlJc w:val="left"/>
+      <w:pPr>
+        <w:ind w:left="3520" w:hanging="440"/>
+      </w:pPr>
+    </w:lvl>
+    <w:lvl w:ilvl="7" w:tplc="04090019" w:tentative="1">
+      <w:start w:val="1"/>
+      <w:numFmt w:val="upperLetter"/>
+      <w:lvlText w:val="%8."/>
+      <w:lvlJc w:val="left"/>
+      <w:pPr>
+        <w:ind w:left="3960" w:hanging="440"/>
+      </w:pPr>
+    </w:lvl>
+    <w:lvl w:ilvl="8" w:tplc="0409001B" w:tentative="1">
+      <w:start w:val="1"/>
+      <w:numFmt w:val="lowerRoman"/>
+      <w:lvlText w:val="%9."/>
+      <w:lvlJc w:val="right"/>
+      <w:pPr>
+        <w:ind w:left="4400" w:hanging="440"/>
+      </w:pPr>
+    </w:lvl>
+  </w:abstractNum>
+  <w:abstractNum w:abstractNumId="1" w15:restartNumberingAfterBreak="0">
     <w:nsid w:val="473B5F0B"/>
     <w:multiLevelType w:val="hybridMultilevel"/>
     <w:tmpl w:val="9662A7C6"/>
@@ -6904,8 +11513,103 @@
       </w:pPr>
     </w:lvl>
   </w:abstractNum>
+  <w:abstractNum w:abstractNumId="2" w15:restartNumberingAfterBreak="0">
+    <w:nsid w:val="517C3DC0"/>
+    <w:multiLevelType w:val="hybridMultilevel"/>
+    <w:tmpl w:val="8BEE8E30"/>
+    <w:lvl w:ilvl="0" w:tplc="B8E497D6">
+      <w:start w:val="1"/>
+      <w:numFmt w:val="decimal"/>
+      <w:lvlText w:val="%1."/>
+      <w:lvlJc w:val="left"/>
+      <w:pPr>
+        <w:ind w:left="800" w:hanging="360"/>
+      </w:pPr>
+      <w:rPr>
+        <w:rFonts w:hint="default"/>
+      </w:rPr>
+    </w:lvl>
+    <w:lvl w:ilvl="1" w:tplc="04090019" w:tentative="1">
+      <w:start w:val="1"/>
+      <w:numFmt w:val="upperLetter"/>
+      <w:lvlText w:val="%2."/>
+      <w:lvlJc w:val="left"/>
+      <w:pPr>
+        <w:ind w:left="1320" w:hanging="440"/>
+      </w:pPr>
+    </w:lvl>
+    <w:lvl w:ilvl="2" w:tplc="0409001B" w:tentative="1">
+      <w:start w:val="1"/>
+      <w:numFmt w:val="lowerRoman"/>
+      <w:lvlText w:val="%3."/>
+      <w:lvlJc w:val="right"/>
+      <w:pPr>
+        <w:ind w:left="1760" w:hanging="440"/>
+      </w:pPr>
+    </w:lvl>
+    <w:lvl w:ilvl="3" w:tplc="0409000F" w:tentative="1">
+      <w:start w:val="1"/>
+      <w:numFmt w:val="decimal"/>
+      <w:lvlText w:val="%4."/>
+      <w:lvlJc w:val="left"/>
+      <w:pPr>
+        <w:ind w:left="2200" w:hanging="440"/>
+      </w:pPr>
+    </w:lvl>
+    <w:lvl w:ilvl="4" w:tplc="04090019" w:tentative="1">
+      <w:start w:val="1"/>
+      <w:numFmt w:val="upperLetter"/>
+      <w:lvlText w:val="%5."/>
+      <w:lvlJc w:val="left"/>
+      <w:pPr>
+        <w:ind w:left="2640" w:hanging="440"/>
+      </w:pPr>
+    </w:lvl>
+    <w:lvl w:ilvl="5" w:tplc="0409001B" w:tentative="1">
+      <w:start w:val="1"/>
+      <w:numFmt w:val="lowerRoman"/>
+      <w:lvlText w:val="%6."/>
+      <w:lvlJc w:val="right"/>
+      <w:pPr>
+        <w:ind w:left="3080" w:hanging="440"/>
+      </w:pPr>
+    </w:lvl>
+    <w:lvl w:ilvl="6" w:tplc="0409000F" w:tentative="1">
+      <w:start w:val="1"/>
+      <w:numFmt w:val="decimal"/>
+      <w:lvlText w:val="%7."/>
+      <w:lvlJc w:val="left"/>
+      <w:pPr>
+        <w:ind w:left="3520" w:hanging="440"/>
+      </w:pPr>
+    </w:lvl>
+    <w:lvl w:ilvl="7" w:tplc="04090019" w:tentative="1">
+      <w:start w:val="1"/>
+      <w:numFmt w:val="upperLetter"/>
+      <w:lvlText w:val="%8."/>
+      <w:lvlJc w:val="left"/>
+      <w:pPr>
+        <w:ind w:left="3960" w:hanging="440"/>
+      </w:pPr>
+    </w:lvl>
+    <w:lvl w:ilvl="8" w:tplc="0409001B" w:tentative="1">
+      <w:start w:val="1"/>
+      <w:numFmt w:val="lowerRoman"/>
+      <w:lvlText w:val="%9."/>
+      <w:lvlJc w:val="right"/>
+      <w:pPr>
+        <w:ind w:left="4400" w:hanging="440"/>
+      </w:pPr>
+    </w:lvl>
+  </w:abstractNum>
   <w:num w:numId="1" w16cid:durableId="1313943689">
+    <w:abstractNumId w:val="1"/>
+  </w:num>
+  <w:num w:numId="2" w16cid:durableId="1917935501">
     <w:abstractNumId w:val="0"/>
+  </w:num>
+  <w:num w:numId="3" w16cid:durableId="525169673">
+    <w:abstractNumId w:val="2"/>
   </w:num>
 </w:numbering>
 </file>
@@ -7310,6 +12014,7 @@
   <w:style w:type="paragraph" w:default="1" w:styleId="a">
     <w:name w:val="Normal"/>
     <w:qFormat/>
+    <w:rsid w:val="003E516E"/>
     <w:pPr>
       <w:widowControl w:val="0"/>
       <w:wordWrap w:val="0"/>

--- a/게임 기획서.docx
+++ b/게임 기획서.docx
@@ -94,7 +94,6 @@
             </w:rPr>
             <w:t xml:space="preserve">, </w:t>
           </w:r>
-          <w:proofErr w:type="spellStart"/>
           <w:r>
             <w:rPr>
               <w:rFonts w:hint="eastAsia"/>
@@ -111,17 +110,7 @@
               <w:szCs w:val="22"/>
               <w:lang w:val="ko-KR"/>
             </w:rPr>
-            <w:t>미정</w:t>
-          </w:r>
-          <w:proofErr w:type="spellEnd"/>
-          <w:r>
-            <w:rPr>
-              <w:rFonts w:hint="eastAsia"/>
-              <w:sz w:val="22"/>
-              <w:szCs w:val="22"/>
-              <w:lang w:val="ko-KR"/>
-            </w:rPr>
-            <w:t>)</w:t>
+            <w:t>미정)</w:t>
           </w:r>
         </w:p>
         <w:p>
@@ -3619,7 +3608,6 @@
         </w:rPr>
       </w:pPr>
       <w:bookmarkStart w:id="1" w:name="_Toc238381631"/>
-      <w:proofErr w:type="spellStart"/>
       <w:r>
         <w:rPr>
           <w:rFonts w:hint="eastAsia"/>
@@ -3628,7 +3616,6 @@
         </w:rPr>
         <w:t>게임명</w:t>
       </w:r>
-      <w:proofErr w:type="spellEnd"/>
       <w:r>
         <w:rPr>
           <w:rFonts w:hint="eastAsia"/>
@@ -3718,7 +3705,6 @@
       <w:bookmarkEnd w:id="3"/>
     </w:p>
     <w:p>
-      <w:proofErr w:type="gramStart"/>
       <w:r>
         <w:rPr>
           <w:rFonts w:hint="eastAsia"/>
@@ -3737,7 +3723,6 @@
         </w:rPr>
         <w:t>/</w:t>
       </w:r>
-      <w:proofErr w:type="gramEnd"/>
       <w:r>
         <w:rPr>
           <w:rFonts w:hint="eastAsia"/>
@@ -4770,7 +4755,7 @@
           <w:noProof/>
         </w:rPr>
         <w:drawing>
-          <wp:inline distT="0" distB="0" distL="0" distR="0" wp14:anchorId="54218B76" wp14:editId="38699255">
+          <wp:inline distT="0" distB="0" distL="0" distR="0" wp14:anchorId="54218B76" wp14:editId="41CB696E">
             <wp:extent cx="4724516" cy="2657475"/>
             <wp:effectExtent l="0" t="0" r="0" b="0"/>
             <wp:docPr id="439570909" name="그림 11" descr="파스모포비아 Phasmophobia】 EMF측정기 완벽한 사용방법!! : 네이버 블로그"/>
@@ -6262,10 +6247,11 @@
     <w:p>
       <w:pPr>
         <w:rPr>
-          <w:rFonts w:hint="eastAsia"/>
           <w:b/>
           <w:bCs/>
           <w:color w:val="156082" w:themeColor="accent1"/>
+          <w:sz w:val="28"/>
+          <w:szCs w:val="32"/>
         </w:rPr>
       </w:pPr>
       <w:r>
@@ -6274,34 +6260,37 @@
           <w:b/>
           <w:bCs/>
           <w:color w:val="156082" w:themeColor="accent1"/>
-        </w:rPr>
-        <w:t>비밀 집단 이름 후보</w:t>
-      </w:r>
-    </w:p>
-    <w:p>
-      <w:pPr>
-        <w:rPr>
-          <w:b/>
-          <w:bCs/>
-        </w:rPr>
-      </w:pPr>
-      <w:proofErr w:type="spellStart"/>
-      <w:r>
-        <w:rPr>
-          <w:rFonts w:hint="eastAsia"/>
-          <w:b/>
-          <w:bCs/>
+          <w:sz w:val="28"/>
+          <w:szCs w:val="32"/>
+        </w:rPr>
+        <w:t xml:space="preserve">비밀 집단 </w:t>
+      </w:r>
+      <w:r>
+        <w:rPr>
+          <w:rFonts w:hint="eastAsia"/>
+          <w:b/>
+          <w:bCs/>
+          <w:color w:val="156082" w:themeColor="accent1"/>
+          <w:sz w:val="28"/>
+          <w:szCs w:val="32"/>
         </w:rPr>
         <w:t>한마루</w:t>
       </w:r>
-      <w:proofErr w:type="spellEnd"/>
-      <w:r>
-        <w:rPr>
-          <w:rFonts w:hint="eastAsia"/>
-          <w:b/>
-          <w:bCs/>
-        </w:rPr>
-        <w:t>(가명)는 크게 두 개의 구조로 나뉜다.</w:t>
+    </w:p>
+    <w:p>
+      <w:pPr>
+        <w:rPr>
+          <w:b/>
+          <w:bCs/>
+        </w:rPr>
+      </w:pPr>
+      <w:r>
+        <w:rPr>
+          <w:rFonts w:hint="eastAsia"/>
+          <w:b/>
+          <w:bCs/>
+        </w:rPr>
+        <w:t>한마루(가명)는 크게 두 개의 구조로 나뉜다.</w:t>
       </w:r>
     </w:p>
     <w:p>
@@ -6361,12 +6350,10 @@
                             <w:pPr>
                               <w:jc w:val="center"/>
                               <w:rPr>
-                                <w:rFonts w:hint="eastAsia"/>
                                 <w:b/>
                                 <w:bCs/>
                               </w:rPr>
                             </w:pPr>
-                            <w:proofErr w:type="spellStart"/>
                             <w:r>
                               <w:rPr>
                                 <w:rFonts w:hint="eastAsia"/>
@@ -6375,13 +6362,11 @@
                               </w:rPr>
                               <w:t>한마루</w:t>
                             </w:r>
-                            <w:proofErr w:type="spellEnd"/>
                           </w:p>
                           <w:p>
                             <w:pPr>
                               <w:jc w:val="center"/>
                               <w:rPr>
-                                <w:rFonts w:hint="eastAsia"/>
                                 <w:b/>
                                 <w:bCs/>
                               </w:rPr>
@@ -6417,12 +6402,10 @@
                       <w:pPr>
                         <w:jc w:val="center"/>
                         <w:rPr>
-                          <w:rFonts w:hint="eastAsia"/>
                           <w:b/>
                           <w:bCs/>
                         </w:rPr>
                       </w:pPr>
-                      <w:proofErr w:type="spellStart"/>
                       <w:r>
                         <w:rPr>
                           <w:rFonts w:hint="eastAsia"/>
@@ -6431,13 +6414,11 @@
                         </w:rPr>
                         <w:t>한마루</w:t>
                       </w:r>
-                      <w:proofErr w:type="spellEnd"/>
                     </w:p>
                     <w:p>
                       <w:pPr>
                         <w:jc w:val="center"/>
                         <w:rPr>
-                          <w:rFonts w:hint="eastAsia"/>
                           <w:b/>
                           <w:bCs/>
                         </w:rPr>
@@ -6455,7 +6436,6 @@
     <w:p>
       <w:pPr>
         <w:rPr>
-          <w:rFonts w:hint="eastAsia"/>
           <w:b/>
           <w:bCs/>
         </w:rPr>
@@ -6510,7 +6490,6 @@
                             <w:pPr>
                               <w:jc w:val="center"/>
                               <w:rPr>
-                                <w:rFonts w:hint="eastAsia"/>
                                 <w:b/>
                                 <w:bCs/>
                               </w:rPr>
@@ -6521,15 +6500,7 @@
                                 <w:b/>
                                 <w:bCs/>
                               </w:rPr>
-                              <w:t>외</w:t>
-                            </w:r>
-                            <w:r>
-                              <w:rPr>
-                                <w:rFonts w:hint="eastAsia"/>
-                                <w:b/>
-                                <w:bCs/>
-                              </w:rPr>
-                              <w:t>원</w:t>
+                              <w:t>외원</w:t>
                             </w:r>
                           </w:p>
                         </w:txbxContent>
@@ -6558,7 +6529,6 @@
                       <w:pPr>
                         <w:jc w:val="center"/>
                         <w:rPr>
-                          <w:rFonts w:hint="eastAsia"/>
                           <w:b/>
                           <w:bCs/>
                         </w:rPr>
@@ -6569,15 +6539,7 @@
                           <w:b/>
                           <w:bCs/>
                         </w:rPr>
-                        <w:t>외</w:t>
-                      </w:r>
-                      <w:r>
-                        <w:rPr>
-                          <w:rFonts w:hint="eastAsia"/>
-                          <w:b/>
-                          <w:bCs/>
-                        </w:rPr>
-                        <w:t>원</w:t>
+                        <w:t>외원</w:t>
                       </w:r>
                     </w:p>
                   </w:txbxContent>
@@ -6638,7 +6600,6 @@
                             <w:pPr>
                               <w:jc w:val="center"/>
                               <w:rPr>
-                                <w:rFonts w:hint="eastAsia"/>
                                 <w:b/>
                                 <w:bCs/>
                               </w:rPr>
@@ -6678,7 +6639,6 @@
                       <w:pPr>
                         <w:jc w:val="center"/>
                         <w:rPr>
-                          <w:rFonts w:hint="eastAsia"/>
                           <w:b/>
                           <w:bCs/>
                         </w:rPr>
@@ -6766,12 +6726,10 @@
                             <w:pPr>
                               <w:jc w:val="center"/>
                               <w:rPr>
-                                <w:rFonts w:hint="eastAsia"/>
                                 <w:b/>
                                 <w:bCs/>
                               </w:rPr>
                             </w:pPr>
-                            <w:proofErr w:type="spellStart"/>
                             <w:r>
                               <w:rPr>
                                 <w:rFonts w:hint="eastAsia"/>
@@ -6780,7 +6738,6 @@
                               </w:rPr>
                               <w:t>차사</w:t>
                             </w:r>
-                            <w:proofErr w:type="spellEnd"/>
                           </w:p>
                         </w:txbxContent>
                       </wps:txbx>
@@ -6808,12 +6765,10 @@
                       <w:pPr>
                         <w:jc w:val="center"/>
                         <w:rPr>
-                          <w:rFonts w:hint="eastAsia"/>
                           <w:b/>
                           <w:bCs/>
                         </w:rPr>
                       </w:pPr>
-                      <w:proofErr w:type="spellStart"/>
                       <w:r>
                         <w:rPr>
                           <w:rFonts w:hint="eastAsia"/>
@@ -6822,7 +6777,6 @@
                         </w:rPr>
                         <w:t>차사</w:t>
                       </w:r>
-                      <w:proofErr w:type="spellEnd"/>
                     </w:p>
                   </w:txbxContent>
                 </v:textbox>
@@ -6882,12 +6836,10 @@
                             <w:pPr>
                               <w:jc w:val="center"/>
                               <w:rPr>
-                                <w:rFonts w:hint="eastAsia"/>
                                 <w:b/>
                                 <w:bCs/>
                               </w:rPr>
                             </w:pPr>
-                            <w:proofErr w:type="spellStart"/>
                             <w:r>
                               <w:rPr>
                                 <w:rFonts w:hint="eastAsia"/>
@@ -6896,7 +6848,6 @@
                               </w:rPr>
                               <w:t>해원사</w:t>
                             </w:r>
-                            <w:proofErr w:type="spellEnd"/>
                           </w:p>
                         </w:txbxContent>
                       </wps:txbx>
@@ -6924,12 +6875,10 @@
                       <w:pPr>
                         <w:jc w:val="center"/>
                         <w:rPr>
-                          <w:rFonts w:hint="eastAsia"/>
                           <w:b/>
                           <w:bCs/>
                         </w:rPr>
                       </w:pPr>
-                      <w:proofErr w:type="spellStart"/>
                       <w:r>
                         <w:rPr>
                           <w:rFonts w:hint="eastAsia"/>
@@ -6938,7 +6887,6 @@
                         </w:rPr>
                         <w:t>해원사</w:t>
                       </w:r>
-                      <w:proofErr w:type="spellEnd"/>
                     </w:p>
                   </w:txbxContent>
                 </v:textbox>
@@ -6998,7 +6946,6 @@
                             <w:pPr>
                               <w:jc w:val="center"/>
                               <w:rPr>
-                                <w:rFonts w:hint="eastAsia"/>
                                 <w:b/>
                                 <w:bCs/>
                               </w:rPr>
@@ -7038,7 +6985,6 @@
                       <w:pPr>
                         <w:jc w:val="center"/>
                         <w:rPr>
-                          <w:rFonts w:hint="eastAsia"/>
                           <w:b/>
                           <w:bCs/>
                         </w:rPr>
@@ -7110,7 +7056,6 @@
                             <w:pPr>
                               <w:jc w:val="center"/>
                               <w:rPr>
-                                <w:rFonts w:hint="eastAsia"/>
                                 <w:b/>
                                 <w:bCs/>
                               </w:rPr>
@@ -7205,7 +7150,6 @@
                       <w:pPr>
                         <w:jc w:val="center"/>
                         <w:rPr>
-                          <w:rFonts w:hint="eastAsia"/>
                           <w:b/>
                           <w:bCs/>
                         </w:rPr>
@@ -7332,7 +7276,6 @@
                             <w:pPr>
                               <w:jc w:val="center"/>
                               <w:rPr>
-                                <w:rFonts w:hint="eastAsia"/>
                                 <w:b/>
                                 <w:bCs/>
                               </w:rPr>
@@ -7372,7 +7315,6 @@
                       <w:pPr>
                         <w:jc w:val="center"/>
                         <w:rPr>
-                          <w:rFonts w:hint="eastAsia"/>
                           <w:b/>
                           <w:bCs/>
                         </w:rPr>
@@ -7444,7 +7386,6 @@
                             <w:pPr>
                               <w:jc w:val="center"/>
                               <w:rPr>
-                                <w:rFonts w:hint="eastAsia"/>
                                 <w:b/>
                                 <w:bCs/>
                               </w:rPr>
@@ -7484,7 +7425,6 @@
                       <w:pPr>
                         <w:jc w:val="center"/>
                         <w:rPr>
-                          <w:rFonts w:hint="eastAsia"/>
                           <w:b/>
                           <w:bCs/>
                         </w:rPr>
@@ -7525,11 +7465,6 @@
       </w:r>
     </w:p>
     <w:p>
-      <w:pPr>
-        <w:rPr>
-          <w:rFonts w:hint="eastAsia"/>
-        </w:rPr>
-      </w:pPr>
       <w:r>
         <w:rPr>
           <w:rFonts w:hint="eastAsia"/>
@@ -7555,13 +7490,7 @@
         <w:rPr>
           <w:rFonts w:hint="eastAsia"/>
         </w:rPr>
-        <w:t>게임내에서는 자세</w:t>
-      </w:r>
-      <w:r>
-        <w:rPr>
-          <w:rFonts w:hint="eastAsia"/>
-        </w:rPr>
-        <w:t>한 설명이 없음.</w:t>
+        <w:t>게임내에서는 자세한 설명이 없음.</w:t>
       </w:r>
     </w:p>
     <w:p>
@@ -7592,13 +7521,8 @@
       <w:r>
         <w:br/>
       </w:r>
-      <w:proofErr w:type="spellStart"/>
-      <w:r>
-        <w:t>현장직</w:t>
-      </w:r>
-      <w:proofErr w:type="spellEnd"/>
-      <w:r>
-        <w:t xml:space="preserve"> 등록 및 관리</w:t>
+      <w:r>
+        <w:t>현장직 등록 및 관리</w:t>
       </w:r>
       <w:r>
         <w:br/>
@@ -7696,11 +7620,6 @@
       </w:r>
     </w:p>
     <w:p>
-      <w:pPr>
-        <w:rPr>
-          <w:rFonts w:hint="eastAsia"/>
-        </w:rPr>
-      </w:pPr>
       <w:r>
         <w:rPr>
           <w:rFonts w:hint="eastAsia"/>
@@ -7729,109 +7648,501 @@
         <w:br/>
       </w:r>
       <w:r>
+        <w:lastRenderedPageBreak/>
         <w:t>임무 설계</w:t>
       </w:r>
       <w:r>
         <w:br/>
       </w:r>
-      <w:proofErr w:type="spellStart"/>
-      <w:r>
+      <w:r>
+        <w:t>현장팀 구성</w:t>
+      </w:r>
+      <w:r>
+        <w:br/>
+      </w:r>
+      <w:r>
+        <w:t>현장팀 지원</w:t>
+      </w:r>
+      <w:r>
+        <w:br/>
+      </w:r>
+    </w:p>
+    <w:p>
+      <w:pPr>
+        <w:rPr>
+          <w:b/>
+          <w:bCs/>
+        </w:rPr>
+      </w:pPr>
+      <w:r>
+        <w:rPr>
+          <w:rFonts w:hint="eastAsia"/>
+          <w:b/>
+          <w:bCs/>
+        </w:rPr>
+        <w:t>외원</w:t>
+      </w:r>
+    </w:p>
+    <w:p>
+      <w:r>
+        <w:rPr>
+          <w:rFonts w:hint="eastAsia"/>
+        </w:rPr>
+        <w:t>한마루의 현장직</w:t>
+      </w:r>
+      <w:r>
+        <w:br/>
+      </w:r>
+      <w:r>
+        <w:rPr>
+          <w:rFonts w:hint="eastAsia"/>
+        </w:rPr>
+        <w:t>정식 직원이 아닌 등록된 전문가/계약직/프리랜서에 가깝다.</w:t>
+      </w:r>
+    </w:p>
+    <w:p>
+      <w:pPr>
+        <w:rPr>
+          <w:b/>
+          <w:bCs/>
+        </w:rPr>
+      </w:pPr>
+      <w:r>
+        <w:rPr>
+          <w:rFonts w:hint="eastAsia"/>
+          <w:b/>
+          <w:bCs/>
+        </w:rPr>
+        <w:t>해</w:t>
+      </w:r>
+      <w:r>
+        <w:rPr>
+          <w:rFonts w:hint="eastAsia"/>
+          <w:b/>
+          <w:bCs/>
+        </w:rPr>
+        <w:t>원사(해결)</w:t>
+      </w:r>
+      <w:r>
+        <w:rPr>
+          <w:b/>
+          <w:bCs/>
+        </w:rPr>
+        <w:br/>
+      </w:r>
+      <w:r>
+        <w:rPr>
+          <w:rFonts w:hint="eastAsia"/>
+        </w:rPr>
+        <w:t>귀신 위치 특정</w:t>
+      </w:r>
+      <w:r>
+        <w:br/>
+      </w:r>
+      <w:r>
+        <w:rPr>
+          <w:rFonts w:hint="eastAsia"/>
+        </w:rPr>
+        <w:t>한풀이</w:t>
+      </w:r>
+    </w:p>
+    <w:p>
+      <w:r>
+        <w:rPr>
+          <w:rFonts w:hint="eastAsia"/>
+          <w:b/>
+          <w:bCs/>
+        </w:rPr>
+        <w:t>차사(처리)</w:t>
+      </w:r>
+      <w:r>
+        <w:rPr>
+          <w:b/>
+          <w:bCs/>
+        </w:rPr>
+        <w:br/>
+      </w:r>
+      <w:r>
+        <w:rPr>
+          <w:rFonts w:hint="eastAsia"/>
+        </w:rPr>
+        <w:t>혼을 거둠.</w:t>
+      </w:r>
+    </w:p>
+    <w:p/>
+    <w:p>
+      <w:pPr>
+        <w:rPr>
+          <w:b/>
+          <w:bCs/>
+        </w:rPr>
+      </w:pPr>
+      <w:r>
+        <w:rPr>
+          <w:rFonts w:hint="eastAsia"/>
+          <w:b/>
+          <w:bCs/>
+        </w:rPr>
+        <w:t xml:space="preserve">한마루의 </w:t>
+      </w:r>
+      <w:r>
+        <w:rPr>
+          <w:rFonts w:hint="eastAsia"/>
+          <w:b/>
+          <w:bCs/>
+        </w:rPr>
+        <w:t>직책</w:t>
+      </w:r>
+      <w:r>
+        <w:rPr>
+          <w:rFonts w:hint="eastAsia"/>
+          <w:b/>
+          <w:bCs/>
+        </w:rPr>
+        <w:t xml:space="preserve"> 및 보직</w:t>
+      </w:r>
+    </w:p>
+    <w:p>
+      <w:pPr>
+        <w:rPr>
+          <w:b/>
+          <w:bCs/>
+        </w:rPr>
+      </w:pPr>
+      <w:r>
+        <w:rPr>
+          <w:rFonts w:hint="eastAsia"/>
+          <w:b/>
+          <w:bCs/>
+        </w:rPr>
+        <w:t>한마루 총장</w:t>
+      </w:r>
+    </w:p>
+    <w:p>
+      <w:pPr>
+        <w:rPr>
+          <w:rFonts w:hint="eastAsia"/>
+          <w:b/>
+          <w:bCs/>
+        </w:rPr>
+      </w:pPr>
+      <w:r>
+        <w:rPr>
+          <w:rFonts w:hint="eastAsia"/>
+          <w:b/>
+          <w:bCs/>
+        </w:rPr>
+        <w:t>내원장, 외원장</w:t>
+      </w:r>
+    </w:p>
+    <w:p>
+      <w:pPr>
+        <w:rPr>
+          <w:b/>
+          <w:bCs/>
+        </w:rPr>
+      </w:pPr>
+      <w:r>
+        <w:rPr>
+          <w:rFonts w:hint="eastAsia"/>
+          <w:b/>
+          <w:bCs/>
+        </w:rPr>
+        <w:t>각 하위조직의 대장 6명</w:t>
+      </w:r>
+    </w:p>
+    <w:p>
+      <w:pPr>
+        <w:rPr>
+          <w:rFonts w:hint="eastAsia"/>
+          <w:b/>
+          <w:bCs/>
+        </w:rPr>
+      </w:pPr>
+    </w:p>
+    <w:p>
+      <w:pPr>
+        <w:rPr>
+          <w:b/>
+          <w:bCs/>
+          <w:color w:val="156082" w:themeColor="accent1"/>
+          <w:sz w:val="28"/>
+          <w:szCs w:val="32"/>
+        </w:rPr>
+      </w:pPr>
+      <w:r>
+        <w:rPr>
+          <w:rFonts w:hint="eastAsia"/>
+          <w:b/>
+          <w:bCs/>
+          <w:color w:val="156082" w:themeColor="accent1"/>
+          <w:sz w:val="28"/>
+          <w:szCs w:val="32"/>
+        </w:rPr>
+        <w:t>십이사지 가면의 의미</w:t>
+      </w:r>
+    </w:p>
+    <w:p>
+      <w:pPr>
+        <w:rPr>
+          <w:b/>
+          <w:bCs/>
+        </w:rPr>
+      </w:pPr>
+      <w:r>
+        <w:rPr>
+          <w:rFonts w:hint="eastAsia"/>
+          <w:b/>
+          <w:bCs/>
+        </w:rPr>
+        <w:t>한마루는 비밀스럽게 조직된 집단이다.</w:t>
+      </w:r>
+      <w:r>
+        <w:rPr>
+          <w:b/>
+          <w:bCs/>
+        </w:rPr>
+        <w:br/>
+      </w:r>
+      <w:r>
+        <w:rPr>
+          <w:rFonts w:hint="eastAsia"/>
+          <w:b/>
+          <w:bCs/>
+        </w:rPr>
+        <w:t>따라서 소속된 인물들은 서로 자신의 신원을 밝혀내거나 공개해서는 안 된다.</w:t>
+      </w:r>
+      <w:r>
+        <w:rPr>
+          <w:b/>
+          <w:bCs/>
+        </w:rPr>
+        <w:br/>
+      </w:r>
+      <w:r>
+        <w:rPr>
+          <w:rFonts w:hint="eastAsia"/>
+          <w:b/>
+          <w:bCs/>
+        </w:rPr>
+        <w:t>서로 만나야 할 경우에는 가면을 쓴다.</w:t>
+      </w:r>
+      <w:r>
+        <w:rPr>
+          <w:b/>
+          <w:bCs/>
+        </w:rPr>
+        <w:br/>
+      </w:r>
+      <w:r>
+        <w:rPr>
+          <w:rFonts w:hint="eastAsia"/>
+          <w:b/>
+          <w:bCs/>
+        </w:rPr>
+        <w:t>가면의 종류에 따라 한마루의 직책을 나타낸다.</w:t>
+      </w:r>
+    </w:p>
+    <w:p>
+      <w:pPr>
+        <w:rPr>
+          <w:rFonts w:hint="eastAsia"/>
+          <w:b/>
+          <w:bCs/>
+        </w:rPr>
+      </w:pPr>
+      <w:r>
+        <w:rPr>
+          <w:rFonts w:hint="eastAsia"/>
+          <w:b/>
+          <w:bCs/>
+        </w:rPr>
+        <w:t>쥐: 길잡이</w:t>
+      </w:r>
+      <w:r>
+        <w:rPr>
+          <w:b/>
+          <w:bCs/>
+        </w:rPr>
+        <w:br/>
+      </w:r>
+      <w:r>
+        <w:rPr>
+          <w:rFonts w:hint="eastAsia"/>
+          <w:b/>
+          <w:bCs/>
+        </w:rPr>
+        <w:t>소</w:t>
+      </w:r>
+      <w:r>
+        <w:rPr>
+          <w:rFonts w:hint="eastAsia"/>
+          <w:b/>
+          <w:bCs/>
+        </w:rPr>
+        <w:t>: 눈</w:t>
+      </w:r>
+      <w:r>
+        <w:rPr>
+          <w:b/>
+          <w:bCs/>
+        </w:rPr>
+        <w:br/>
+      </w:r>
+      <w:r>
+        <w:rPr>
+          <w:rFonts w:hint="eastAsia"/>
+          <w:b/>
+          <w:bCs/>
+        </w:rPr>
+        <w:t>호랑이</w:t>
+      </w:r>
+      <w:r>
+        <w:rPr>
+          <w:rFonts w:hint="eastAsia"/>
+          <w:b/>
+          <w:bCs/>
+        </w:rPr>
+        <w:t>: 차사</w:t>
+      </w:r>
+      <w:r>
+        <w:rPr>
+          <w:b/>
+          <w:bCs/>
+        </w:rPr>
+        <w:br/>
+      </w:r>
+      <w:r>
+        <w:rPr>
+          <w:rFonts w:hint="eastAsia"/>
+          <w:b/>
+          <w:bCs/>
+        </w:rPr>
+        <w:t>토끼</w:t>
+      </w:r>
+      <w:r>
+        <w:rPr>
+          <w:rFonts w:hint="eastAsia"/>
+          <w:b/>
+          <w:bCs/>
+        </w:rPr>
+        <w:t>: 해원사</w:t>
+      </w:r>
+      <w:r>
+        <w:rPr>
+          <w:b/>
+          <w:bCs/>
+        </w:rPr>
+        <w:br/>
+      </w:r>
+      <w:r>
+        <w:rPr>
+          <w:rFonts w:hint="eastAsia"/>
+          <w:b/>
+          <w:bCs/>
+        </w:rPr>
+        <w:t xml:space="preserve">용: 한마루 </w:t>
+      </w:r>
+      <w:r>
+        <w:rPr>
+          <w:rFonts w:hint="eastAsia"/>
+          <w:b/>
+          <w:bCs/>
+        </w:rPr>
+        <w:t>수장</w:t>
+      </w:r>
+      <w:r>
+        <w:rPr>
+          <w:b/>
+          <w:bCs/>
+        </w:rPr>
+        <w:br/>
+      </w:r>
+      <w:r>
+        <w:rPr>
+          <w:rFonts w:hint="eastAsia"/>
+          <w:b/>
+          <w:bCs/>
+        </w:rPr>
         <w:lastRenderedPageBreak/>
-        <w:t>현장팀</w:t>
-      </w:r>
-      <w:proofErr w:type="spellEnd"/>
-      <w:r>
-        <w:t xml:space="preserve"> 구성</w:t>
-      </w:r>
-      <w:r>
+        <w:t xml:space="preserve">뱀: </w:t>
+      </w:r>
+      <w:r>
+        <w:rPr>
+          <w:rFonts w:hint="eastAsia"/>
+          <w:b/>
+          <w:bCs/>
+        </w:rPr>
+        <w:t>한마루 원장</w:t>
+      </w:r>
+      <w:r>
+        <w:rPr>
+          <w:b/>
+          <w:bCs/>
+        </w:rPr>
         <w:br/>
       </w:r>
-      <w:proofErr w:type="spellStart"/>
-      <w:r>
-        <w:t>현장팀</w:t>
-      </w:r>
-      <w:proofErr w:type="spellEnd"/>
-      <w:r>
-        <w:t xml:space="preserve"> 지원</w:t>
-      </w:r>
-      <w:r>
+      <w:r>
+        <w:rPr>
+          <w:rFonts w:hint="eastAsia"/>
+          <w:b/>
+          <w:bCs/>
+        </w:rPr>
+        <w:t>말</w:t>
+      </w:r>
+      <w:r>
+        <w:rPr>
+          <w:rFonts w:hint="eastAsia"/>
+          <w:b/>
+          <w:bCs/>
+        </w:rPr>
+        <w:t>: 특임</w:t>
+      </w:r>
+      <w:r>
+        <w:rPr>
+          <w:rFonts w:hint="eastAsia"/>
+          <w:b/>
+          <w:bCs/>
+        </w:rPr>
+        <w:t>대</w:t>
+      </w:r>
+      <w:r>
+        <w:rPr>
+          <w:b/>
+          <w:bCs/>
+        </w:rPr>
         <w:br/>
       </w:r>
-    </w:p>
-    <w:p>
-      <w:pPr>
-        <w:rPr>
-          <w:b/>
-          <w:bCs/>
-        </w:rPr>
-      </w:pPr>
-      <w:r>
-        <w:rPr>
-          <w:rFonts w:hint="eastAsia"/>
-          <w:b/>
-          <w:bCs/>
-        </w:rPr>
-        <w:t>외원</w:t>
-      </w:r>
-    </w:p>
-    <w:p>
-      <w:r>
-        <w:rPr>
-          <w:rFonts w:hint="eastAsia"/>
-        </w:rPr>
-        <w:t xml:space="preserve">한마루의 </w:t>
-      </w:r>
-      <w:proofErr w:type="spellStart"/>
-      <w:r>
-        <w:rPr>
-          <w:rFonts w:hint="eastAsia"/>
-        </w:rPr>
-        <w:t>현장직</w:t>
-      </w:r>
-      <w:proofErr w:type="spellEnd"/>
-      <w:r>
+      <w:r>
+        <w:rPr>
+          <w:rFonts w:hint="eastAsia"/>
+          <w:b/>
+          <w:bCs/>
+        </w:rPr>
+        <w:t>양</w:t>
+      </w:r>
+      <w:r>
+        <w:rPr>
+          <w:rFonts w:hint="eastAsia"/>
+          <w:b/>
+          <w:bCs/>
+        </w:rPr>
+        <w:t>: 외부인</w:t>
+      </w:r>
+      <w:r>
+        <w:rPr>
+          <w:b/>
+          <w:bCs/>
+        </w:rPr>
         <w:br/>
       </w:r>
       <w:r>
         <w:rPr>
           <w:rFonts w:hint="eastAsia"/>
-        </w:rPr>
-        <w:t>정식 직원이 아닌 등록된 전문가/계약직/프리랜서에 가깝다.</w:t>
-      </w:r>
-    </w:p>
-    <w:p>
-      <w:pPr>
-        <w:rPr>
-          <w:rFonts w:hint="eastAsia"/>
-          <w:b/>
-          <w:bCs/>
-        </w:rPr>
-      </w:pPr>
-      <w:proofErr w:type="spellStart"/>
-      <w:r>
-        <w:rPr>
-          <w:rFonts w:hint="eastAsia"/>
-          <w:b/>
-          <w:bCs/>
-        </w:rPr>
-        <w:t>해</w:t>
-      </w:r>
-      <w:r>
-        <w:rPr>
-          <w:rFonts w:hint="eastAsia"/>
-          <w:b/>
-          <w:bCs/>
-        </w:rPr>
-        <w:t>원사</w:t>
-      </w:r>
-      <w:proofErr w:type="spellEnd"/>
-      <w:r>
-        <w:rPr>
-          <w:rFonts w:hint="eastAsia"/>
-          <w:b/>
-          <w:bCs/>
-        </w:rPr>
-        <w:t>(해결)</w:t>
+          <w:b/>
+          <w:bCs/>
+        </w:rPr>
+        <w:t>원숭이: 모사</w:t>
       </w:r>
       <w:r>
         <w:rPr>
@@ -7843,44 +8154,33 @@
       <w:r>
         <w:rPr>
           <w:rFonts w:hint="eastAsia"/>
-        </w:rPr>
-        <w:t>귀신 위치 특정</w:t>
-      </w:r>
-      <w:r>
+          <w:b/>
+          <w:bCs/>
+        </w:rPr>
+        <w:t>닭: 창고</w:t>
+      </w:r>
+      <w:r>
+        <w:rPr>
+          <w:b/>
+          <w:bCs/>
+        </w:rPr>
         <w:br/>
       </w:r>
       <w:r>
         <w:rPr>
           <w:rFonts w:hint="eastAsia"/>
-        </w:rPr>
-        <w:t>한풀이</w:t>
-      </w:r>
-    </w:p>
-    <w:p>
-      <w:pPr>
-        <w:rPr>
-          <w:rFonts w:hint="eastAsia"/>
-          <w:b/>
-          <w:bCs/>
-        </w:rPr>
-      </w:pPr>
-      <w:proofErr w:type="spellStart"/>
-      <w:r>
-        <w:rPr>
-          <w:rFonts w:hint="eastAsia"/>
-          <w:b/>
-          <w:bCs/>
-        </w:rPr>
-        <w:t>차사</w:t>
-      </w:r>
-      <w:proofErr w:type="spellEnd"/>
-      <w:r>
-        <w:rPr>
-          <w:rFonts w:hint="eastAsia"/>
-          <w:b/>
-          <w:bCs/>
-        </w:rPr>
-        <w:t>(처리)</w:t>
+          <w:b/>
+          <w:bCs/>
+        </w:rPr>
+        <w:t>개</w:t>
+      </w:r>
+      <w:r>
+        <w:rPr>
+          <w:rFonts w:hint="eastAsia"/>
+          <w:b/>
+          <w:bCs/>
+        </w:rPr>
+        <w:t>: 한마루 대장</w:t>
       </w:r>
       <w:r>
         <w:rPr>
@@ -7892,8 +8192,18 @@
       <w:r>
         <w:rPr>
           <w:rFonts w:hint="eastAsia"/>
-        </w:rPr>
-        <w:t>혼을 거둠.</w:t>
+          <w:b/>
+          <w:bCs/>
+        </w:rPr>
+        <w:t>돼지</w:t>
+      </w:r>
+      <w:r>
+        <w:rPr>
+          <w:rFonts w:hint="eastAsia"/>
+          <w:b/>
+          <w:bCs/>
+        </w:rPr>
+        <w:t>: 한마루 대장장이</w:t>
       </w:r>
     </w:p>
     <w:p>
@@ -7915,13 +8225,7 @@
       </w:r>
       <w:bookmarkEnd w:id="38"/>
     </w:p>
-    <w:p>
-      <w:pPr>
-        <w:rPr>
-          <w:rFonts w:hint="eastAsia"/>
-        </w:rPr>
-      </w:pPr>
-    </w:p>
+    <w:p/>
     <w:p>
       <w:r>
         <w:rPr>
@@ -7948,13 +8252,7 @@
         <w:rPr>
           <w:rFonts w:hint="eastAsia"/>
         </w:rPr>
-        <w:t xml:space="preserve">, 부모를 일찍 잃고, </w:t>
-      </w:r>
-      <w:r>
-        <w:rPr>
-          <w:rFonts w:hint="eastAsia"/>
-        </w:rPr>
-        <w:t>담배를 핌.</w:t>
+        <w:t>, 부모를 일찍 잃고, 담배를 핌.</w:t>
       </w:r>
       <w:r>
         <w:br/>
@@ -8014,21 +8312,7 @@
         <w:rPr>
           <w:rFonts w:hint="eastAsia"/>
         </w:rPr>
-        <w:t xml:space="preserve">여자친구가 벌어오는 돈으로 </w:t>
-      </w:r>
-      <w:proofErr w:type="spellStart"/>
-      <w:r>
-        <w:rPr>
-          <w:rFonts w:hint="eastAsia"/>
-        </w:rPr>
-        <w:t>어떻게든</w:t>
-      </w:r>
-      <w:proofErr w:type="spellEnd"/>
-      <w:r>
-        <w:rPr>
-          <w:rFonts w:hint="eastAsia"/>
-        </w:rPr>
-        <w:t xml:space="preserve"> 생계를 유지 중. 동거.</w:t>
+        <w:t>여자친구가 벌어오는 돈으로 어떻게든 생계를 유지 중. 동거.</w:t>
       </w:r>
       <w:r>
         <w:br/>
@@ -8037,408 +8321,544 @@
         <w:rPr>
           <w:rFonts w:hint="eastAsia"/>
         </w:rPr>
-        <w:t xml:space="preserve">글을 쓰지 않는 동안은 집안일을 하거나, 여자친구 픽업을 </w:t>
-      </w:r>
-      <w:proofErr w:type="spellStart"/>
-      <w:r>
-        <w:rPr>
-          <w:rFonts w:hint="eastAsia"/>
-        </w:rPr>
-        <w:t>해줌</w:t>
-      </w:r>
-      <w:proofErr w:type="spellEnd"/>
-      <w:r>
-        <w:rPr>
-          <w:rFonts w:hint="eastAsia"/>
+        <w:t>글을 쓰지 않는 동안은 집안일을 하거나, 여자친구 픽업을 해줌.</w:t>
+      </w:r>
+      <w:r>
+        <w:br/>
+      </w:r>
+      <w:r>
+        <w:rPr>
+          <w:rFonts w:hint="eastAsia"/>
+        </w:rPr>
+        <w:t>슬슬 결혼해야 할 시기. 그러나 돈이 부족함.</w:t>
+      </w:r>
+      <w:r>
+        <w:br/>
+      </w:r>
+      <w:r>
+        <w:rPr>
+          <w:rFonts w:hint="eastAsia"/>
+        </w:rPr>
+        <w:t>이에 대한 압박이 큼.</w:t>
+      </w:r>
+    </w:p>
+    <w:p/>
+    <w:p>
+      <w:r>
+        <w:rPr>
+          <w:rFonts w:hint="eastAsia"/>
+        </w:rPr>
+        <w:t xml:space="preserve">이름: </w:t>
+      </w:r>
+      <w:r>
+        <w:rPr>
+          <w:rFonts w:hint="eastAsia"/>
+        </w:rPr>
+        <w:t>한여울</w:t>
+      </w:r>
+      <w:r>
+        <w:rPr>
+          <w:rFonts w:hint="eastAsia"/>
+        </w:rPr>
+        <w:t xml:space="preserve"> 나이: 18세 성별: 여성</w:t>
+      </w:r>
+      <w:r>
+        <w:br/>
+      </w:r>
+      <w:r>
+        <w:rPr>
+          <w:rFonts w:hint="eastAsia"/>
+        </w:rPr>
+        <w:t xml:space="preserve">어릴 적 부모에게 버림당하고, 신당 </w:t>
+      </w:r>
+      <w:r>
+        <w:t>‘</w:t>
+      </w:r>
+      <w:r>
+        <w:rPr>
+          <w:rFonts w:hint="eastAsia"/>
+        </w:rPr>
+        <w:t>천도</w:t>
+      </w:r>
+      <w:r>
+        <w:t>’</w:t>
+      </w:r>
+      <w:r>
+        <w:rPr>
+          <w:rFonts w:hint="eastAsia"/>
+        </w:rPr>
+        <w:t>에 맡겨짐.</w:t>
+      </w:r>
+      <w:r>
+        <w:br/>
+      </w:r>
+      <w:r>
+        <w:rPr>
+          <w:rFonts w:hint="eastAsia"/>
+        </w:rPr>
+        <w:t>천도에서 해원에 대해 배우고, 해원사의 길을 걷게 됨.</w:t>
+      </w:r>
+      <w:r>
+        <w:br/>
+      </w:r>
+      <w:r>
+        <w:rPr>
+          <w:rFonts w:hint="eastAsia"/>
+        </w:rPr>
+        <w:t>엄청난 해원 실력을 가졌지만, 귀신을 보지 못하는 눈을 가짐.</w:t>
+      </w:r>
+      <w:r>
+        <w:br/>
+      </w:r>
+      <w:r>
+        <w:rPr>
+          <w:rFonts w:hint="eastAsia"/>
+        </w:rPr>
+        <w:t>천도에서 스승님과 함께 살았지만, 18살에 스승님은 하늘나라로 가게 됨.</w:t>
+      </w:r>
+      <w:r>
+        <w:br/>
+      </w:r>
+      <w:r>
+        <w:rPr>
+          <w:rFonts w:hint="eastAsia"/>
+        </w:rPr>
+        <w:t>귀신을 보지 못하는 눈</w:t>
+      </w:r>
+      <w:r>
+        <w:rPr>
+          <w:rFonts w:hint="eastAsia"/>
+        </w:rPr>
+        <w:t xml:space="preserve"> </w:t>
+      </w:r>
+      <w:r>
+        <w:t>‘</w:t>
+      </w:r>
+      <w:r>
+        <w:rPr>
+          <w:rFonts w:hint="eastAsia"/>
+        </w:rPr>
+        <w:t>닫힌 눈의 해원사</w:t>
+      </w:r>
+      <w:r>
+        <w:t>’</w:t>
+      </w:r>
+      <w:r>
+        <w:rPr>
+          <w:rFonts w:hint="eastAsia"/>
+        </w:rPr>
+        <w:t>라는</w:t>
+      </w:r>
+      <w:r>
+        <w:rPr>
+          <w:rFonts w:hint="eastAsia"/>
+        </w:rPr>
+        <w:t xml:space="preserve"> 별호 때문에 한마루 내에서도 좋지 못한 명성을 가짐.</w:t>
+      </w:r>
+    </w:p>
+    <w:p>
+      <w:pPr>
+        <w:pStyle w:val="3"/>
+        <w:rPr>
+          <w:b/>
+          <w:bCs/>
+        </w:rPr>
+      </w:pPr>
+      <w:bookmarkStart w:id="39" w:name="_Toc238381669"/>
+      <w:r>
+        <w:rPr>
+          <w:rFonts w:hint="eastAsia"/>
+          <w:b/>
+          <w:bCs/>
+        </w:rPr>
+        <w:t>세력</w:t>
+      </w:r>
+      <w:bookmarkEnd w:id="39"/>
+    </w:p>
+    <w:p>
+      <w:pPr>
+        <w:rPr>
+          <w:rFonts w:hint="eastAsia"/>
+          <w:b/>
+          <w:bCs/>
+        </w:rPr>
+      </w:pPr>
+      <w:r>
+        <w:rPr>
+          <w:rFonts w:hint="eastAsia"/>
+          <w:b/>
+          <w:bCs/>
+        </w:rPr>
+        <w:t>한마루</w:t>
+      </w:r>
+      <w:bookmarkStart w:id="40" w:name="_Toc238381670"/>
+      <w:r>
+        <w:rPr>
+          <w:rFonts w:hint="eastAsia"/>
+          <w:b/>
+          <w:bCs/>
+        </w:rPr>
+        <w:t xml:space="preserve"> : 헤원과 천도</w:t>
+      </w:r>
+      <w:r>
+        <w:rPr>
+          <w:b/>
+          <w:bCs/>
+        </w:rPr>
+        <w:br/>
+      </w:r>
+    </w:p>
+    <w:p>
+      <w:pPr>
+        <w:rPr>
+          <w:b/>
+          <w:bCs/>
+        </w:rPr>
+      </w:pPr>
+      <w:r>
+        <w:rPr>
+          <w:b/>
+          <w:bCs/>
+        </w:rPr>
+        <w:t>탐(貪)</w:t>
+      </w:r>
+      <w:r>
+        <w:rPr>
+          <w:rFonts w:hint="eastAsia"/>
+          <w:b/>
+          <w:bCs/>
+        </w:rPr>
+        <w:t xml:space="preserve"> : 식혼과 탐혼</w:t>
+      </w:r>
+      <w:r>
+        <w:rPr>
+          <w:b/>
+          <w:bCs/>
+        </w:rPr>
+        <w:br/>
+      </w:r>
+    </w:p>
+    <w:p>
+      <w:pPr>
+        <w:rPr>
+          <w:rFonts w:hint="eastAsia"/>
+          <w:b/>
+          <w:bCs/>
+        </w:rPr>
+      </w:pPr>
+      <w:r>
+        <w:rPr>
+          <w:rFonts w:hint="eastAsia"/>
+          <w:b/>
+          <w:bCs/>
+        </w:rPr>
+        <w:lastRenderedPageBreak/>
+        <w:t>요괴(중립?) :</w:t>
+      </w:r>
+    </w:p>
+    <w:p>
+      <w:pPr>
+        <w:pStyle w:val="3"/>
+        <w:rPr>
+          <w:b/>
+          <w:bCs/>
+        </w:rPr>
+      </w:pPr>
+      <w:r>
+        <w:rPr>
+          <w:rFonts w:hint="eastAsia"/>
+          <w:b/>
+          <w:bCs/>
+        </w:rPr>
+        <w:t>메인 스토리</w:t>
+      </w:r>
+      <w:bookmarkEnd w:id="40"/>
+    </w:p>
+    <w:p>
+      <w:r>
+        <w:t>여느 때처럼 여자친구를 집까지 데려다주던 이준혁은 갑작스러운 교통사고를 당한다. 사고로 인해 여자친구는 목숨을 잃고, 이준혁은 병원에 입원하게 된다.</w:t>
+      </w:r>
+    </w:p>
+    <w:p>
+      <w:r>
+        <w:t>여자친구의 죽음에 대한 복수를 다짐하지만, 사고를 일으킨 범인은 흔적도 없이 사라진다. 결국 아무것도 할 수 없었던 이준혁은 모든 것을 포기하려 한다.</w:t>
+      </w:r>
+    </w:p>
+    <w:p>
+      <w:r>
+        <w:t>그러던 어느 날, 이준혁은 이전에는 볼 수 없었던 기괴한 존재들을 보기 시작한다. 마치 죽은 자와도 같은 그들의 모습을 보고, 자신에게 이상한 변화가 생겼음을 깨닫는다.</w:t>
+      </w:r>
+    </w:p>
+    <w:p>
+      <w:r>
+        <w:t>그때 정체를 알 수 없는 한 남자가 나타난다.</w:t>
+      </w:r>
+    </w:p>
+    <w:p>
+      <w:r>
+        <w:t>“그녀의 죽음에 대해 더 알고 싶다면 이곳으로 가라.”</w:t>
+      </w:r>
+    </w:p>
+    <w:p>
+      <w:r>
+        <w:t>남자는 ‘천도’라는 이름의 신당을 찾아가라는 말을 남기고, 한 장의 쪽지만 건넨 채 사라진다.</w:t>
+      </w:r>
+    </w:p>
+    <w:p>
+      <w:r>
+        <w:t>이준혁은 그 말을 믿어야 할지 고민하지만, 여자친구의 죽음에 숨겨진 진실을 알 수 있다는 생각에 다시 움직이기 시작한다.</w:t>
+      </w:r>
+    </w:p>
+    <w:p>
+      <w:r>
+        <w:t>그렇게 ‘천도’에 도착한 이준혁은 신당의 문을 두드린다.</w:t>
+      </w:r>
+    </w:p>
+    <w:p>
+      <w:r>
+        <w:t>“들어오세요.”</w:t>
+      </w:r>
+    </w:p>
+    <w:p>
+      <w:r>
+        <w:t>문을 열자, 그곳에는 갓을 쓴 무당 한 명이 서 있었다. 얼굴조차 제대로 보이지 않는 신비로운 모습이었다.</w:t>
+      </w:r>
+    </w:p>
+    <w:p>
+      <w:r>
+        <w:t>“무슨 일로 찾아오셨죠?”</w:t>
+      </w:r>
+    </w:p>
+    <w:p>
+      <w:r>
+        <w:t>“이곳에 오라는 말을 들었습니다.”</w:t>
+      </w:r>
+    </w:p>
+    <w:p>
+      <w:r>
+        <w:t>이준혁이 건네받은 쪽지를 보여주자, 무당은 순간 몸을 움찔하며 그의 얼굴을 바라본다.</w:t>
+      </w:r>
+    </w:p>
+    <w:p>
+      <w:r>
+        <w:t>그리고 갓 사이로 드러난 그녀의 얼굴은, 무당이라고 하기에는 지나치게 어려 보였다.</w:t>
+      </w:r>
+    </w:p>
+    <w:p>
+      <w:r>
+        <w:t>잠시 후 그녀는 놀란 듯 외친다.</w:t>
+      </w:r>
+    </w:p>
+    <w:p>
+      <w:r>
+        <w:t>“신... 신탁이다!”</w:t>
+      </w:r>
+    </w:p>
+    <w:p>
+      <w:pPr>
+        <w:rPr>
+          <w:rFonts w:hint="eastAsia"/>
+        </w:rPr>
+      </w:pPr>
+    </w:p>
+    <w:p>
+      <w:pPr>
+        <w:pStyle w:val="3"/>
+        <w:rPr>
+          <w:b/>
+          <w:bCs/>
+        </w:rPr>
+      </w:pPr>
+      <w:bookmarkStart w:id="41" w:name="_Toc238381671"/>
+      <w:r>
+        <w:rPr>
+          <w:rFonts w:hint="eastAsia"/>
+          <w:b/>
+          <w:bCs/>
+        </w:rPr>
+        <w:lastRenderedPageBreak/>
+        <w:t>에피소드/퀘스트</w:t>
+      </w:r>
+      <w:bookmarkEnd w:id="41"/>
+    </w:p>
+    <w:p>
+      <w:pPr>
+        <w:rPr>
+          <w:rFonts w:hint="eastAsia"/>
+          <w:b/>
+          <w:bCs/>
+          <w:color w:val="0C3512" w:themeColor="accent3" w:themeShade="80"/>
+        </w:rPr>
+      </w:pPr>
+      <w:r>
+        <w:rPr>
+          <w:rFonts w:hint="eastAsia"/>
+          <w:b/>
+          <w:bCs/>
+          <w:color w:val="0C3512" w:themeColor="accent3" w:themeShade="80"/>
+        </w:rPr>
+        <w:t>전체적인 스토리는 메시지를 전달하는 느낌으로 가도 좋을 것 같다.</w:t>
+      </w:r>
+      <w:r>
+        <w:rPr>
+          <w:b/>
+          <w:bCs/>
+          <w:color w:val="0C3512" w:themeColor="accent3" w:themeShade="80"/>
+        </w:rPr>
+        <w:br/>
+      </w:r>
+      <w:r>
+        <w:rPr>
+          <w:rFonts w:hint="eastAsia"/>
+          <w:b/>
+          <w:bCs/>
+          <w:color w:val="0C3512" w:themeColor="accent3" w:themeShade="80"/>
+        </w:rPr>
+        <w:t>그래서 생각한 것이 어린 왕자인데, 초반 스토리 부분을 어린 왕자와 같은 결을 타도록 만들어 보고 좋은 것 같으면 그대로 진행.</w:t>
+      </w:r>
+      <w:r>
+        <w:rPr>
+          <w:b/>
+          <w:bCs/>
+          <w:color w:val="0C3512" w:themeColor="accent3" w:themeShade="80"/>
+        </w:rPr>
+        <w:br/>
+      </w:r>
+      <w:r>
+        <w:rPr>
+          <w:rFonts w:hint="eastAsia"/>
+          <w:b/>
+          <w:bCs/>
+          <w:color w:val="0C3512" w:themeColor="accent3" w:themeShade="80"/>
+        </w:rPr>
+        <w:t>에피소드의 소제목은 게임에서 등장하지 않을 예정. 어린 왕자와 같은 결을 타는 것으로 어디 부분인지 읽는 사람이 이해하도록 표기하는 것.</w:t>
+      </w:r>
+      <w:r>
+        <w:rPr>
+          <w:b/>
+          <w:bCs/>
+          <w:color w:val="0C3512" w:themeColor="accent3" w:themeShade="80"/>
+        </w:rPr>
+        <w:br/>
+      </w:r>
+      <w:r>
+        <w:rPr>
+          <w:rFonts w:hint="eastAsia"/>
+          <w:b/>
+          <w:bCs/>
+          <w:color w:val="0C3512" w:themeColor="accent3" w:themeShade="80"/>
+        </w:rPr>
+        <w:t>전달하려는 메시지는 어린 왕자에서 다음과 같다.</w:t>
+      </w:r>
+      <w:r>
+        <w:rPr>
+          <w:b/>
+          <w:bCs/>
+          <w:color w:val="0C3512" w:themeColor="accent3" w:themeShade="80"/>
+        </w:rPr>
+        <w:br/>
+      </w:r>
+      <w:r>
+        <w:rPr>
+          <w:rFonts w:hint="eastAsia"/>
+          <w:b/>
+          <w:bCs/>
+          <w:color w:val="0C3512" w:themeColor="accent3" w:themeShade="80"/>
+        </w:rPr>
+        <w:t xml:space="preserve">1. </w:t>
+      </w:r>
+      <w:r>
+        <w:rPr>
+          <w:b/>
+          <w:bCs/>
+          <w:color w:val="0C3512" w:themeColor="accent3" w:themeShade="80"/>
+        </w:rPr>
+        <w:t>진정으로 중요한 것은 겉으로 보이는 것이 아니라 마음으로 바라봐야 한다</w:t>
+      </w:r>
+      <w:r>
+        <w:rPr>
+          <w:rFonts w:hint="eastAsia"/>
+          <w:b/>
+          <w:bCs/>
+          <w:color w:val="0C3512" w:themeColor="accent3" w:themeShade="80"/>
         </w:rPr>
         <w:t>.</w:t>
       </w:r>
       <w:r>
+        <w:rPr>
+          <w:b/>
+          <w:bCs/>
+          <w:color w:val="0C3512" w:themeColor="accent3" w:themeShade="80"/>
+        </w:rPr>
         <w:br/>
       </w:r>
       <w:r>
         <w:rPr>
           <w:rFonts w:hint="eastAsia"/>
-        </w:rPr>
-        <w:t>슬슬 결혼해야 할 시기. 그러나 돈이 부족함.</w:t>
-      </w:r>
-      <w:r>
+          <w:b/>
+          <w:bCs/>
+          <w:color w:val="0C3512" w:themeColor="accent3" w:themeShade="80"/>
+        </w:rPr>
+        <w:t xml:space="preserve">2. </w:t>
+      </w:r>
+      <w:r>
+        <w:rPr>
+          <w:b/>
+          <w:bCs/>
+          <w:color w:val="0C3512" w:themeColor="accent3" w:themeShade="80"/>
+        </w:rPr>
+        <w:t>소중한 관계에는 책임이 따른다.</w:t>
+      </w:r>
+      <w:r>
+        <w:rPr>
+          <w:b/>
+          <w:bCs/>
+          <w:color w:val="0C3512" w:themeColor="accent3" w:themeShade="80"/>
+        </w:rPr>
         <w:br/>
       </w:r>
       <w:r>
         <w:rPr>
           <w:rFonts w:hint="eastAsia"/>
-        </w:rPr>
-        <w:t>이에 대한 압박이 큼.</w:t>
-      </w:r>
-    </w:p>
-    <w:p/>
-    <w:p>
-      <w:pPr>
-        <w:rPr>
-          <w:rFonts w:hint="eastAsia"/>
-        </w:rPr>
-      </w:pPr>
-      <w:r>
-        <w:rPr>
-          <w:rFonts w:hint="eastAsia"/>
-        </w:rPr>
-        <w:t xml:space="preserve">이름: </w:t>
-      </w:r>
-      <w:proofErr w:type="spellStart"/>
-      <w:r>
-        <w:rPr>
-          <w:rFonts w:hint="eastAsia"/>
-        </w:rPr>
-        <w:t>한여울</w:t>
-      </w:r>
-      <w:proofErr w:type="spellEnd"/>
-      <w:r>
-        <w:rPr>
-          <w:rFonts w:hint="eastAsia"/>
-        </w:rPr>
-        <w:t xml:space="preserve"> 나이: 18세 성별: 여성</w:t>
-      </w:r>
-      <w:r>
+          <w:b/>
+          <w:bCs/>
+          <w:color w:val="0C3512" w:themeColor="accent3" w:themeShade="80"/>
+        </w:rPr>
+        <w:t xml:space="preserve">3. </w:t>
+      </w:r>
+      <w:r>
+        <w:rPr>
+          <w:b/>
+          <w:bCs/>
+          <w:color w:val="0C3512" w:themeColor="accent3" w:themeShade="80"/>
+        </w:rPr>
+        <w:t>어린아이의 시선을 잃지 말아야 한다.</w:t>
+      </w:r>
+      <w:r>
+        <w:rPr>
+          <w:b/>
+          <w:bCs/>
+          <w:color w:val="0C3512" w:themeColor="accent3" w:themeShade="80"/>
+        </w:rPr>
         <w:br/>
       </w:r>
       <w:r>
         <w:rPr>
           <w:rFonts w:hint="eastAsia"/>
-        </w:rPr>
-        <w:t xml:space="preserve">어릴 적 부모에게 </w:t>
-      </w:r>
-      <w:proofErr w:type="spellStart"/>
-      <w:r>
-        <w:rPr>
-          <w:rFonts w:hint="eastAsia"/>
-        </w:rPr>
-        <w:t>버림당하고</w:t>
-      </w:r>
-      <w:proofErr w:type="spellEnd"/>
-      <w:r>
-        <w:rPr>
-          <w:rFonts w:hint="eastAsia"/>
-        </w:rPr>
-        <w:t xml:space="preserve">, 신당 </w:t>
-      </w:r>
-      <w:r>
-        <w:t>‘</w:t>
-      </w:r>
-      <w:r>
-        <w:rPr>
-          <w:rFonts w:hint="eastAsia"/>
-        </w:rPr>
-        <w:t>천도</w:t>
-      </w:r>
-      <w:r>
-        <w:t>’</w:t>
-      </w:r>
-      <w:proofErr w:type="spellStart"/>
-      <w:r>
-        <w:rPr>
-          <w:rFonts w:hint="eastAsia"/>
-        </w:rPr>
-        <w:t>에</w:t>
-      </w:r>
-      <w:proofErr w:type="spellEnd"/>
-      <w:r>
-        <w:rPr>
-          <w:rFonts w:hint="eastAsia"/>
-        </w:rPr>
-        <w:t xml:space="preserve"> </w:t>
-      </w:r>
-      <w:proofErr w:type="spellStart"/>
-      <w:r>
-        <w:rPr>
-          <w:rFonts w:hint="eastAsia"/>
-        </w:rPr>
-        <w:t>맡겨짐</w:t>
-      </w:r>
-      <w:proofErr w:type="spellEnd"/>
-      <w:r>
-        <w:rPr>
-          <w:rFonts w:hint="eastAsia"/>
-        </w:rPr>
-        <w:t>.</w:t>
-      </w:r>
-      <w:r>
-        <w:br/>
-      </w:r>
-      <w:r>
-        <w:rPr>
-          <w:rFonts w:hint="eastAsia"/>
-        </w:rPr>
-        <w:t>천도에서 해원에 대해 배우고, 해원사의 길을 걷게 됨.</w:t>
-      </w:r>
-      <w:r>
-        <w:br/>
-      </w:r>
-      <w:r>
-        <w:rPr>
-          <w:rFonts w:hint="eastAsia"/>
-        </w:rPr>
-        <w:t>엄청난 해원 실력을 가졌지만, 귀신을 보지 못하는 눈을 가짐.</w:t>
-      </w:r>
-      <w:r>
-        <w:br/>
-      </w:r>
-      <w:r>
-        <w:rPr>
-          <w:rFonts w:hint="eastAsia"/>
-        </w:rPr>
-        <w:t>천도에서 스승님과 함께 살았지만, 18살에 스승님은 하늘나라로 가게 됨.</w:t>
-      </w:r>
-      <w:r>
-        <w:br/>
-      </w:r>
-      <w:r>
-        <w:rPr>
-          <w:rFonts w:hint="eastAsia"/>
-        </w:rPr>
-        <w:t>귀신을 보지 못하는 눈</w:t>
-      </w:r>
-      <w:r>
-        <w:rPr>
-          <w:rFonts w:hint="eastAsia"/>
-        </w:rPr>
-        <w:t xml:space="preserve"> </w:t>
-      </w:r>
-      <w:r>
-        <w:t>‘</w:t>
-      </w:r>
-      <w:r>
-        <w:rPr>
-          <w:rFonts w:hint="eastAsia"/>
-        </w:rPr>
-        <w:t xml:space="preserve">닫힌 눈의 </w:t>
-      </w:r>
-      <w:proofErr w:type="spellStart"/>
-      <w:r>
-        <w:rPr>
-          <w:rFonts w:hint="eastAsia"/>
-        </w:rPr>
-        <w:t>해원사</w:t>
-      </w:r>
-      <w:proofErr w:type="spellEnd"/>
-      <w:r>
-        <w:t>’</w:t>
-      </w:r>
-      <w:r>
-        <w:rPr>
-          <w:rFonts w:hint="eastAsia"/>
-        </w:rPr>
-        <w:t>라는</w:t>
-      </w:r>
-      <w:r>
-        <w:rPr>
-          <w:rFonts w:hint="eastAsia"/>
-        </w:rPr>
-        <w:t xml:space="preserve"> 별호 때문에 </w:t>
-      </w:r>
-      <w:proofErr w:type="spellStart"/>
-      <w:r>
-        <w:rPr>
-          <w:rFonts w:hint="eastAsia"/>
-        </w:rPr>
-        <w:t>한마루</w:t>
-      </w:r>
-      <w:proofErr w:type="spellEnd"/>
-      <w:r>
-        <w:rPr>
-          <w:rFonts w:hint="eastAsia"/>
-        </w:rPr>
-        <w:t xml:space="preserve"> 내에서도 좋지 못한 명성을 가짐.</w:t>
-      </w:r>
-    </w:p>
-    <w:p>
-      <w:pPr>
-        <w:pStyle w:val="3"/>
-        <w:rPr>
-          <w:b/>
-          <w:bCs/>
-        </w:rPr>
-      </w:pPr>
-      <w:bookmarkStart w:id="39" w:name="_Toc238381669"/>
-      <w:r>
-        <w:rPr>
-          <w:rFonts w:hint="eastAsia"/>
-          <w:b/>
-          <w:bCs/>
-        </w:rPr>
-        <w:lastRenderedPageBreak/>
-        <w:t>세력</w:t>
-      </w:r>
-      <w:bookmarkEnd w:id="39"/>
-    </w:p>
-    <w:p>
-      <w:pPr>
-        <w:rPr>
-          <w:rFonts w:hint="eastAsia"/>
-          <w:b/>
-          <w:bCs/>
-        </w:rPr>
-      </w:pPr>
-      <w:proofErr w:type="spellStart"/>
-      <w:proofErr w:type="gramStart"/>
-      <w:r>
-        <w:rPr>
-          <w:rFonts w:hint="eastAsia"/>
-          <w:b/>
-          <w:bCs/>
-        </w:rPr>
-        <w:t>한마루</w:t>
-      </w:r>
-      <w:bookmarkStart w:id="40" w:name="_Toc238381670"/>
-      <w:proofErr w:type="spellEnd"/>
-      <w:r>
-        <w:rPr>
-          <w:rFonts w:hint="eastAsia"/>
-          <w:b/>
-          <w:bCs/>
-        </w:rPr>
-        <w:t xml:space="preserve"> :</w:t>
-      </w:r>
-      <w:proofErr w:type="gramEnd"/>
-      <w:r>
-        <w:rPr>
-          <w:rFonts w:hint="eastAsia"/>
-          <w:b/>
-          <w:bCs/>
-        </w:rPr>
-        <w:t xml:space="preserve"> </w:t>
-      </w:r>
-      <w:proofErr w:type="spellStart"/>
-      <w:r>
-        <w:rPr>
-          <w:rFonts w:hint="eastAsia"/>
-          <w:b/>
-          <w:bCs/>
-        </w:rPr>
-        <w:t>헤원과</w:t>
-      </w:r>
-      <w:proofErr w:type="spellEnd"/>
-      <w:r>
-        <w:rPr>
-          <w:rFonts w:hint="eastAsia"/>
-          <w:b/>
-          <w:bCs/>
-        </w:rPr>
-        <w:t xml:space="preserve"> 천도</w:t>
-      </w:r>
-    </w:p>
-    <w:p>
-      <w:pPr>
-        <w:rPr>
-          <w:rFonts w:hint="eastAsia"/>
-          <w:b/>
-          <w:bCs/>
-        </w:rPr>
-      </w:pPr>
-      <w:r>
-        <w:rPr>
-          <w:b/>
-          <w:bCs/>
-        </w:rPr>
-        <w:t>탐(貪</w:t>
-      </w:r>
-      <w:proofErr w:type="gramStart"/>
-      <w:r>
-        <w:rPr>
-          <w:b/>
-          <w:bCs/>
-        </w:rPr>
-        <w:t>)</w:t>
-      </w:r>
-      <w:r>
-        <w:rPr>
-          <w:rFonts w:hint="eastAsia"/>
-          <w:b/>
-          <w:bCs/>
-        </w:rPr>
-        <w:t xml:space="preserve"> :</w:t>
-      </w:r>
-      <w:proofErr w:type="gramEnd"/>
-      <w:r>
-        <w:rPr>
-          <w:rFonts w:hint="eastAsia"/>
-          <w:b/>
-          <w:bCs/>
-        </w:rPr>
-        <w:t xml:space="preserve"> </w:t>
-      </w:r>
-      <w:proofErr w:type="spellStart"/>
-      <w:r>
-        <w:rPr>
-          <w:rFonts w:hint="eastAsia"/>
-          <w:b/>
-          <w:bCs/>
-        </w:rPr>
-        <w:t>식혼과</w:t>
-      </w:r>
-      <w:proofErr w:type="spellEnd"/>
-      <w:r>
-        <w:rPr>
-          <w:rFonts w:hint="eastAsia"/>
-          <w:b/>
-          <w:bCs/>
-        </w:rPr>
-        <w:t xml:space="preserve"> </w:t>
-      </w:r>
-      <w:proofErr w:type="spellStart"/>
-      <w:r>
-        <w:rPr>
-          <w:rFonts w:hint="eastAsia"/>
-          <w:b/>
-          <w:bCs/>
-        </w:rPr>
-        <w:t>탐혼</w:t>
-      </w:r>
-      <w:proofErr w:type="spellEnd"/>
-    </w:p>
-    <w:p>
-      <w:pPr>
-        <w:pStyle w:val="3"/>
-        <w:rPr>
-          <w:b/>
-          <w:bCs/>
-        </w:rPr>
-      </w:pPr>
-      <w:r>
-        <w:rPr>
-          <w:rFonts w:hint="eastAsia"/>
-          <w:b/>
-          <w:bCs/>
-        </w:rPr>
-        <w:t>메인 스토리</w:t>
-      </w:r>
-      <w:bookmarkEnd w:id="40"/>
-    </w:p>
-    <w:p>
-      <w:pPr>
-        <w:rPr>
-          <w:rFonts w:hint="eastAsia"/>
-        </w:rPr>
-      </w:pPr>
-    </w:p>
-    <w:p>
-      <w:pPr>
-        <w:pStyle w:val="3"/>
-        <w:rPr>
-          <w:b/>
-          <w:bCs/>
-        </w:rPr>
-      </w:pPr>
-      <w:bookmarkStart w:id="41" w:name="_Toc238381671"/>
-      <w:r>
-        <w:rPr>
-          <w:rFonts w:hint="eastAsia"/>
-          <w:b/>
-          <w:bCs/>
-        </w:rPr>
-        <w:t>에피소드/퀘스트</w:t>
-      </w:r>
-      <w:bookmarkEnd w:id="41"/>
+          <w:b/>
+          <w:bCs/>
+          <w:color w:val="0C3512" w:themeColor="accent3" w:themeShade="80"/>
+        </w:rPr>
+        <w:t xml:space="preserve">4. </w:t>
+      </w:r>
+      <w:r>
+        <w:rPr>
+          <w:b/>
+          <w:bCs/>
+          <w:color w:val="0C3512" w:themeColor="accent3" w:themeShade="80"/>
+        </w:rPr>
+        <w:t>사랑과 우정은 시간을 들여 만들어진다.</w:t>
+      </w:r>
     </w:p>
     <w:p>
       <w:pPr>
@@ -8447,6 +8867,33 @@
         <w:autoSpaceDE/>
         <w:autoSpaceDN/>
         <w:rPr>
+          <w:b/>
+          <w:bCs/>
+        </w:rPr>
+      </w:pPr>
+      <w:r>
+        <w:rPr>
+          <w:rFonts w:hint="eastAsia"/>
+          <w:b/>
+          <w:bCs/>
+        </w:rPr>
+        <w:t xml:space="preserve">EPISODE 1: </w:t>
+      </w:r>
+      <w:r>
+        <w:rPr>
+          <w:b/>
+          <w:bCs/>
+        </w:rPr>
+        <w:t>양 한 마리를 그려 달라는 소년</w:t>
+      </w:r>
+    </w:p>
+    <w:p>
+      <w:pPr>
+        <w:widowControl/>
+        <w:wordWrap/>
+        <w:autoSpaceDE/>
+        <w:autoSpaceDN/>
+        <w:rPr>
           <w:rFonts w:asciiTheme="majorHAnsi" w:eastAsiaTheme="majorEastAsia" w:hAnsiTheme="majorHAnsi" w:cstheme="majorBidi"/>
           <w:b/>
           <w:bCs/>
@@ -8582,12 +9029,10 @@
     <w:p>
       <w:pPr>
         <w:rPr>
-          <w:rFonts w:hint="eastAsia"/>
-          <w:b/>
-          <w:bCs/>
-        </w:rPr>
-      </w:pPr>
-      <w:proofErr w:type="spellStart"/>
+          <w:b/>
+          <w:bCs/>
+        </w:rPr>
+      </w:pPr>
       <w:r>
         <w:rPr>
           <w:rFonts w:hint="eastAsia"/>
@@ -8596,7 +9041,6 @@
         </w:rPr>
         <w:t>차사</w:t>
       </w:r>
-      <w:proofErr w:type="spellEnd"/>
       <w:r>
         <w:rPr>
           <w:rFonts w:hint="eastAsia"/>
@@ -8650,768 +9094,624 @@
     <w:p>
       <w:pPr>
         <w:rPr>
-          <w:rFonts w:hint="eastAsia"/>
-        </w:rPr>
-      </w:pPr>
-      <w:proofErr w:type="spellStart"/>
-      <w:r>
-        <w:rPr>
-          <w:rFonts w:hint="eastAsia"/>
-        </w:rPr>
-        <w:t>어린왕자</w:t>
-      </w:r>
-      <w:proofErr w:type="spellEnd"/>
-      <w:r>
-        <w:rPr>
-          <w:rFonts w:hint="eastAsia"/>
-        </w:rPr>
-        <w:t xml:space="preserve"> 느낌 좀 받아볼 것.</w:t>
-      </w:r>
-    </w:p>
-    <w:p>
-      <w:pPr>
-        <w:rPr>
-          <w:b/>
-          <w:bCs/>
-          <w:sz w:val="16"/>
-          <w:szCs w:val="18"/>
-        </w:rPr>
-      </w:pPr>
-      <w:r>
-        <w:rPr>
-          <w:b/>
-          <w:bCs/>
-          <w:sz w:val="16"/>
-          <w:szCs w:val="18"/>
-        </w:rPr>
-        <w:t>EPISODE 01 — 사막에 떨어진 아이</w:t>
-      </w:r>
-    </w:p>
-    <w:p>
-      <w:pPr>
-        <w:rPr>
-          <w:b/>
-          <w:bCs/>
-          <w:sz w:val="16"/>
-          <w:szCs w:val="18"/>
-        </w:rPr>
-      </w:pPr>
-      <w:r>
-        <w:rPr>
-          <w:b/>
-          <w:bCs/>
-          <w:sz w:val="16"/>
-          <w:szCs w:val="18"/>
-        </w:rPr>
-        <w:t>현실</w:t>
-      </w:r>
-    </w:p>
-    <w:p>
-      <w:pPr>
-        <w:rPr>
-          <w:sz w:val="16"/>
-          <w:szCs w:val="18"/>
-        </w:rPr>
-      </w:pPr>
-      <w:r>
-        <w:rPr>
-          <w:sz w:val="16"/>
-          <w:szCs w:val="18"/>
-        </w:rPr>
-        <w:t>주인공은 폭발 이후 의식을 잃는다.</w:t>
-      </w:r>
-    </w:p>
-    <w:p>
-      <w:pPr>
-        <w:rPr>
-          <w:sz w:val="16"/>
-          <w:szCs w:val="18"/>
-        </w:rPr>
-      </w:pPr>
-      <w:r>
-        <w:rPr>
-          <w:sz w:val="16"/>
-          <w:szCs w:val="18"/>
-        </w:rPr>
-        <w:t>눈을 뜨면 아무것도 없다.</w:t>
-      </w:r>
-    </w:p>
-    <w:p>
-      <w:pPr>
-        <w:rPr>
-          <w:sz w:val="16"/>
-          <w:szCs w:val="18"/>
-        </w:rPr>
-      </w:pPr>
-      <w:r>
-        <w:rPr>
-          <w:sz w:val="16"/>
-          <w:szCs w:val="18"/>
-        </w:rPr>
-        <w:t>모래.</w:t>
-      </w:r>
-    </w:p>
-    <w:p>
-      <w:pPr>
-        <w:rPr>
-          <w:sz w:val="16"/>
-          <w:szCs w:val="18"/>
-        </w:rPr>
-      </w:pPr>
-      <w:r>
-        <w:rPr>
-          <w:sz w:val="16"/>
-          <w:szCs w:val="18"/>
-        </w:rPr>
-        <w:t>하늘.</w:t>
-      </w:r>
-    </w:p>
-    <w:p>
-      <w:pPr>
-        <w:rPr>
-          <w:sz w:val="16"/>
-          <w:szCs w:val="18"/>
-        </w:rPr>
-      </w:pPr>
-      <w:r>
-        <w:rPr>
-          <w:sz w:val="16"/>
-          <w:szCs w:val="18"/>
-        </w:rPr>
-        <w:t>그리고 멀리서 불타고 있는 차량.</w:t>
-      </w:r>
-    </w:p>
-    <w:p>
-      <w:pPr>
-        <w:rPr>
-          <w:sz w:val="16"/>
-          <w:szCs w:val="18"/>
-        </w:rPr>
-      </w:pPr>
-      <w:r>
-        <w:rPr>
-          <w:sz w:val="16"/>
-          <w:szCs w:val="18"/>
-        </w:rPr>
-        <w:t>주인공은 물을 찾으며 걷는다.</w:t>
-      </w:r>
-    </w:p>
-    <w:p>
-      <w:pPr>
-        <w:rPr>
-          <w:sz w:val="16"/>
-          <w:szCs w:val="18"/>
-        </w:rPr>
-      </w:pPr>
-      <w:r>
-        <w:rPr>
-          <w:sz w:val="16"/>
-          <w:szCs w:val="18"/>
-        </w:rPr>
-        <w:t>목이 마른다.</w:t>
-      </w:r>
-    </w:p>
-    <w:p>
-      <w:pPr>
-        <w:rPr>
-          <w:sz w:val="16"/>
-          <w:szCs w:val="18"/>
-        </w:rPr>
-      </w:pPr>
-      <w:r>
-        <w:rPr>
-          <w:sz w:val="16"/>
-          <w:szCs w:val="18"/>
-        </w:rPr>
-        <w:t>점점 환청이 들리기 시작한다.</w:t>
-      </w:r>
-    </w:p>
-    <w:p>
-      <w:pPr>
-        <w:rPr>
-          <w:sz w:val="16"/>
-          <w:szCs w:val="18"/>
-        </w:rPr>
-      </w:pPr>
-      <w:r>
-        <w:rPr>
-          <w:b/>
-          <w:bCs/>
-          <w:sz w:val="16"/>
-          <w:szCs w:val="18"/>
-        </w:rPr>
-        <w:t>“아저씨.”</w:t>
-      </w:r>
-    </w:p>
-    <w:p>
-      <w:pPr>
-        <w:rPr>
-          <w:sz w:val="16"/>
-          <w:szCs w:val="18"/>
-        </w:rPr>
-      </w:pPr>
-      <w:r>
-        <w:rPr>
-          <w:sz w:val="16"/>
-          <w:szCs w:val="18"/>
-        </w:rPr>
-        <w:t>주인공이 돌아본다.</w:t>
-      </w:r>
-    </w:p>
-    <w:p>
-      <w:pPr>
-        <w:rPr>
-          <w:sz w:val="16"/>
-          <w:szCs w:val="18"/>
-        </w:rPr>
-      </w:pPr>
-      <w:r>
-        <w:rPr>
-          <w:sz w:val="16"/>
-          <w:szCs w:val="18"/>
-        </w:rPr>
-        <w:t>아무도 없다.</w:t>
-      </w:r>
-    </w:p>
-    <w:p>
-      <w:pPr>
-        <w:rPr>
-          <w:sz w:val="16"/>
-          <w:szCs w:val="18"/>
-        </w:rPr>
-      </w:pPr>
-      <w:r>
-        <w:rPr>
-          <w:sz w:val="16"/>
-          <w:szCs w:val="18"/>
-        </w:rPr>
-        <w:t>다시 걷는다.</w:t>
-      </w:r>
-    </w:p>
-    <w:p>
-      <w:pPr>
-        <w:rPr>
-          <w:sz w:val="16"/>
-          <w:szCs w:val="18"/>
-        </w:rPr>
-      </w:pPr>
-      <w:r>
-        <w:rPr>
-          <w:b/>
-          <w:bCs/>
-          <w:sz w:val="16"/>
-          <w:szCs w:val="18"/>
-        </w:rPr>
-        <w:t>“아저씨, 양 한 마리 그려줘.”</w:t>
-      </w:r>
-    </w:p>
-    <w:p>
-      <w:pPr>
-        <w:rPr>
-          <w:sz w:val="16"/>
-          <w:szCs w:val="18"/>
-        </w:rPr>
-      </w:pPr>
-      <w:r>
-        <w:rPr>
-          <w:sz w:val="16"/>
-          <w:szCs w:val="18"/>
+          <w:b/>
+          <w:bCs/>
+        </w:rPr>
+      </w:pPr>
+      <w:r>
+        <w:rPr>
+          <w:b/>
+          <w:bCs/>
+        </w:rPr>
+        <w:t>Phasmophobia</w:t>
+      </w:r>
+      <w:r>
+        <w:rPr>
+          <w:b/>
+          <w:bCs/>
+        </w:rPr>
+        <w:t xml:space="preserve"> </w:t>
+      </w:r>
+    </w:p>
+    <w:p>
+      <w:pPr>
+        <w:pStyle w:val="a6"/>
+        <w:numPr>
+          <w:ilvl w:val="0"/>
+          <w:numId w:val="4"/>
+        </w:numPr>
+        <w:rPr>
+          <w:rFonts w:hint="eastAsia"/>
+          <w:b/>
+          <w:bCs/>
+        </w:rPr>
+      </w:pPr>
+      <w:hyperlink r:id="rId20" w:history="1">
+        <w:r>
+          <w:rPr>
+            <w:rStyle w:val="aa"/>
+            <w:b/>
+            <w:bCs/>
+          </w:rPr>
+          <w:t>나무위키</w:t>
+        </w:r>
+      </w:hyperlink>
+    </w:p>
+    <w:p/>
+    <w:p/>
+    <w:p>
+      <w:pPr>
+        <w:rPr>
+          <w:b/>
+          <w:bCs/>
+        </w:rPr>
+      </w:pPr>
+      <w:r>
+        <w:rPr>
+          <w:rFonts w:hint="eastAsia"/>
+          <w:b/>
+          <w:bCs/>
+        </w:rPr>
+        <w:t>십이사지</w:t>
+      </w:r>
+    </w:p>
+    <w:p>
+      <w:pPr>
+        <w:rPr>
+          <w:rFonts w:hint="eastAsia"/>
+          <w:b/>
+          <w:bCs/>
+          <w:sz w:val="20"/>
+          <w:szCs w:val="21"/>
+        </w:rPr>
+      </w:pPr>
+      <w:r>
+        <w:rPr>
+          <w:rFonts w:hint="eastAsia"/>
+          <w:b/>
+          <w:bCs/>
+          <w:sz w:val="20"/>
+          <w:szCs w:val="21"/>
+        </w:rPr>
+        <w:t>중국 고대 설로 시작. 동물별 성격이 있는가? -&gt; GPT에게 물어봄.</w:t>
+      </w:r>
+      <w:r>
+        <w:rPr>
+          <w:b/>
+          <w:bCs/>
+          <w:sz w:val="20"/>
+          <w:szCs w:val="21"/>
+        </w:rPr>
+        <w:br/>
+      </w:r>
+      <w:r>
+        <w:rPr>
+          <w:b/>
+          <w:bCs/>
+          <w:sz w:val="20"/>
+          <w:szCs w:val="21"/>
+        </w:rPr>
+        <w:t>지지 → 시간·방위·음양오행 등의 상징 → 동물의 이미지 → 인간의 성격에 대한 민속적 해석</w:t>
+      </w:r>
+      <w:r>
+        <w:rPr>
+          <w:rFonts w:hint="eastAsia"/>
+          <w:b/>
+          <w:bCs/>
+          <w:sz w:val="20"/>
+          <w:szCs w:val="21"/>
+        </w:rPr>
+        <w:t>.</w:t>
+      </w:r>
+      <w:r>
+        <w:rPr>
+          <w:b/>
+          <w:bCs/>
+          <w:sz w:val="20"/>
+          <w:szCs w:val="21"/>
+        </w:rPr>
+        <w:br/>
+      </w:r>
+      <w:r>
+        <w:rPr>
+          <w:rFonts w:hint="eastAsia"/>
+          <w:b/>
+          <w:bCs/>
+          <w:sz w:val="20"/>
+          <w:szCs w:val="21"/>
+        </w:rPr>
+        <w:t>정리된 성격은 다음과 같다.</w:t>
+      </w:r>
+    </w:p>
+    <w:p>
+      <w:pPr>
+        <w:rPr>
+          <w:b/>
+          <w:bCs/>
+        </w:rPr>
+      </w:pPr>
+      <w:r>
+        <w:rPr>
+          <w:rFonts w:ascii="Segoe UI Emoji" w:hAnsi="Segoe UI Emoji" w:cs="Segoe UI Emoji"/>
+          <w:b/>
+          <w:bCs/>
+        </w:rPr>
+        <w:t>🐀</w:t>
+      </w:r>
+      <w:r>
+        <w:rPr>
+          <w:b/>
+          <w:bCs/>
+        </w:rPr>
+        <w:t xml:space="preserve"> 쥐 → 재빠르고 눈치가 빠름 </w:t>
+      </w:r>
+    </w:p>
+    <w:p>
+      <w:pPr>
+        <w:rPr>
+          <w:b/>
+          <w:bCs/>
+        </w:rPr>
+      </w:pPr>
+      <w:r>
+        <w:rPr>
+          <w:rFonts w:ascii="Segoe UI Emoji" w:hAnsi="Segoe UI Emoji" w:cs="Segoe UI Emoji"/>
+          <w:b/>
+          <w:bCs/>
+        </w:rPr>
+        <w:t>🐂</w:t>
+      </w:r>
+      <w:r>
+        <w:rPr>
+          <w:b/>
+          <w:bCs/>
+        </w:rPr>
+        <w:t xml:space="preserve"> 소 → 묵묵하고 끈기 있음 </w:t>
+      </w:r>
+    </w:p>
+    <w:p>
+      <w:pPr>
+        <w:rPr>
+          <w:b/>
+          <w:bCs/>
+        </w:rPr>
+      </w:pPr>
+      <w:r>
+        <w:rPr>
+          <w:rFonts w:ascii="Segoe UI Emoji" w:hAnsi="Segoe UI Emoji" w:cs="Segoe UI Emoji"/>
+          <w:b/>
+          <w:bCs/>
+        </w:rPr>
+        <w:t>🐅</w:t>
+      </w:r>
+      <w:r>
+        <w:rPr>
+          <w:b/>
+          <w:bCs/>
+        </w:rPr>
+        <w:t xml:space="preserve"> 호랑이 → 강하고 과감함 </w:t>
+      </w:r>
+    </w:p>
+    <w:p>
+      <w:pPr>
+        <w:rPr>
+          <w:b/>
+          <w:bCs/>
+        </w:rPr>
+      </w:pPr>
+      <w:r>
+        <w:rPr>
+          <w:rFonts w:ascii="Segoe UI Emoji" w:hAnsi="Segoe UI Emoji" w:cs="Segoe UI Emoji"/>
+          <w:b/>
+          <w:bCs/>
+        </w:rPr>
+        <w:t>🐇</w:t>
+      </w:r>
+      <w:r>
+        <w:rPr>
+          <w:b/>
+          <w:bCs/>
+        </w:rPr>
+        <w:t xml:space="preserve"> 토끼 → 부드럽고 영리함 </w:t>
+      </w:r>
+    </w:p>
+    <w:p>
+      <w:pPr>
+        <w:rPr>
+          <w:b/>
+          <w:bCs/>
+        </w:rPr>
+      </w:pPr>
+      <w:r>
+        <w:rPr>
+          <w:rFonts w:ascii="Segoe UI Emoji" w:hAnsi="Segoe UI Emoji" w:cs="Segoe UI Emoji"/>
+          <w:b/>
+          <w:bCs/>
+        </w:rPr>
+        <w:t>🐉</w:t>
+      </w:r>
+      <w:r>
+        <w:rPr>
+          <w:b/>
+          <w:bCs/>
+        </w:rPr>
+        <w:t xml:space="preserve"> 용 → 크고 강력하며 특별함 </w:t>
+      </w:r>
+    </w:p>
+    <w:p>
+      <w:pPr>
+        <w:rPr>
+          <w:b/>
+          <w:bCs/>
+        </w:rPr>
+      </w:pPr>
+      <w:r>
+        <w:rPr>
+          <w:rFonts w:ascii="Segoe UI Emoji" w:hAnsi="Segoe UI Emoji" w:cs="Segoe UI Emoji"/>
+          <w:b/>
+          <w:bCs/>
+        </w:rPr>
+        <w:t>🐍</w:t>
+      </w:r>
+      <w:r>
+        <w:rPr>
+          <w:b/>
+          <w:bCs/>
+        </w:rPr>
+        <w:t xml:space="preserve"> 뱀 → 조용하고 신중함 </w:t>
+      </w:r>
+    </w:p>
+    <w:p>
+      <w:pPr>
+        <w:rPr>
+          <w:b/>
+          <w:bCs/>
+        </w:rPr>
+      </w:pPr>
+      <w:r>
+        <w:rPr>
+          <w:rFonts w:ascii="Segoe UI Emoji" w:hAnsi="Segoe UI Emoji" w:cs="Segoe UI Emoji"/>
+          <w:b/>
+          <w:bCs/>
         </w:rPr>
         <w:lastRenderedPageBreak/>
-        <w:t>주인공이 멈춘다.</w:t>
-      </w:r>
-    </w:p>
-    <w:p>
-      <w:pPr>
-        <w:rPr>
-          <w:sz w:val="16"/>
-          <w:szCs w:val="18"/>
-        </w:rPr>
-      </w:pPr>
-      <w:r>
-        <w:rPr>
-          <w:sz w:val="16"/>
-          <w:szCs w:val="18"/>
-        </w:rPr>
-        <w:t xml:space="preserve">모래 언덕 위에 </w:t>
-      </w:r>
-      <w:r>
-        <w:rPr>
-          <w:b/>
-          <w:bCs/>
-          <w:sz w:val="16"/>
-          <w:szCs w:val="18"/>
-        </w:rPr>
-        <w:t>어린아이가 앉아 있다.</w:t>
-      </w:r>
-    </w:p>
-    <w:p>
-      <w:pPr>
-        <w:rPr>
-          <w:sz w:val="16"/>
-          <w:szCs w:val="18"/>
-        </w:rPr>
-      </w:pPr>
-      <w:r>
-        <w:rPr>
-          <w:sz w:val="16"/>
-          <w:szCs w:val="18"/>
-        </w:rPr>
-        <w:pict w14:anchorId="6EE3DABF">
-          <v:rect id="_x0000_i1073" style="width:0;height:1.5pt" o:hralign="center" o:hrstd="t" o:hr="t" fillcolor="#a0a0a0" stroked="f"/>
-        </w:pict>
-      </w:r>
-    </w:p>
-    <w:p>
-      <w:pPr>
-        <w:rPr>
-          <w:b/>
-          <w:bCs/>
-          <w:sz w:val="16"/>
-          <w:szCs w:val="18"/>
-        </w:rPr>
-      </w:pPr>
-      <w:r>
-        <w:rPr>
-          <w:b/>
-          <w:bCs/>
-          <w:sz w:val="16"/>
-          <w:szCs w:val="18"/>
-        </w:rPr>
-        <w:t>어린 왕자</w:t>
-      </w:r>
-    </w:p>
-    <w:p>
-      <w:pPr>
-        <w:rPr>
-          <w:sz w:val="16"/>
-          <w:szCs w:val="18"/>
-        </w:rPr>
-      </w:pPr>
-      <w:r>
-        <w:rPr>
-          <w:sz w:val="16"/>
-          <w:szCs w:val="18"/>
-        </w:rPr>
-        <w:t>어린 왕자는 주인공을 보며 묻는다.</w:t>
-      </w:r>
-    </w:p>
-    <w:p>
-      <w:pPr>
-        <w:rPr>
-          <w:sz w:val="16"/>
-          <w:szCs w:val="18"/>
-        </w:rPr>
-      </w:pPr>
-      <w:r>
-        <w:rPr>
-          <w:b/>
-          <w:bCs/>
-          <w:sz w:val="16"/>
-          <w:szCs w:val="18"/>
-        </w:rPr>
-        <w:t>“여기서 뭐 하고 있어?”</w:t>
-      </w:r>
-    </w:p>
-    <w:p>
-      <w:pPr>
-        <w:rPr>
-          <w:sz w:val="16"/>
-          <w:szCs w:val="18"/>
-        </w:rPr>
-      </w:pPr>
-      <w:r>
-        <w:rPr>
-          <w:sz w:val="16"/>
-          <w:szCs w:val="18"/>
-        </w:rPr>
-        <w:t>주인공:</w:t>
-      </w:r>
-    </w:p>
-    <w:p>
-      <w:pPr>
-        <w:rPr>
-          <w:sz w:val="16"/>
-          <w:szCs w:val="18"/>
-        </w:rPr>
-      </w:pPr>
-      <w:r>
-        <w:rPr>
-          <w:sz w:val="16"/>
-          <w:szCs w:val="18"/>
-        </w:rPr>
-        <w:t>“나도 모르겠어.”</w:t>
-      </w:r>
-    </w:p>
-    <w:p>
-      <w:pPr>
-        <w:rPr>
-          <w:sz w:val="16"/>
-          <w:szCs w:val="18"/>
-        </w:rPr>
-      </w:pPr>
-      <w:r>
-        <w:rPr>
-          <w:sz w:val="16"/>
-          <w:szCs w:val="18"/>
-        </w:rPr>
-        <w:t>어린 왕자:</w:t>
-      </w:r>
-    </w:p>
-    <w:p>
-      <w:pPr>
-        <w:rPr>
-          <w:sz w:val="16"/>
-          <w:szCs w:val="18"/>
-        </w:rPr>
-      </w:pPr>
-      <w:r>
-        <w:rPr>
-          <w:b/>
-          <w:bCs/>
-          <w:sz w:val="16"/>
-          <w:szCs w:val="18"/>
-        </w:rPr>
-        <w:t>“그럼 왜 여기 있어?”</w:t>
-      </w:r>
-    </w:p>
-    <w:p>
-      <w:pPr>
-        <w:rPr>
-          <w:sz w:val="16"/>
-          <w:szCs w:val="18"/>
-        </w:rPr>
-      </w:pPr>
-      <w:r>
-        <w:rPr>
-          <w:sz w:val="16"/>
-          <w:szCs w:val="18"/>
-        </w:rPr>
-        <w:t>주인공:</w:t>
-      </w:r>
-    </w:p>
-    <w:p>
-      <w:pPr>
-        <w:rPr>
-          <w:sz w:val="16"/>
-          <w:szCs w:val="18"/>
-        </w:rPr>
-      </w:pPr>
-      <w:r>
-        <w:rPr>
-          <w:sz w:val="16"/>
-          <w:szCs w:val="18"/>
-        </w:rPr>
-        <w:t xml:space="preserve">“비행기가 </w:t>
-      </w:r>
-      <w:proofErr w:type="spellStart"/>
-      <w:r>
-        <w:rPr>
-          <w:sz w:val="16"/>
-          <w:szCs w:val="18"/>
-        </w:rPr>
-        <w:t>추락했어</w:t>
-      </w:r>
-      <w:proofErr w:type="spellEnd"/>
-      <w:r>
-        <w:rPr>
-          <w:sz w:val="16"/>
-          <w:szCs w:val="18"/>
-        </w:rPr>
-        <w:t>.”</w:t>
-      </w:r>
-    </w:p>
-    <w:p>
-      <w:pPr>
-        <w:rPr>
-          <w:sz w:val="16"/>
-          <w:szCs w:val="18"/>
-        </w:rPr>
-      </w:pPr>
-      <w:r>
-        <w:rPr>
-          <w:sz w:val="16"/>
-          <w:szCs w:val="18"/>
-        </w:rPr>
-        <w:t>어린 왕자는 고개를 갸웃한다.</w:t>
-      </w:r>
-    </w:p>
-    <w:p>
-      <w:pPr>
-        <w:rPr>
-          <w:sz w:val="16"/>
-          <w:szCs w:val="18"/>
-        </w:rPr>
-      </w:pPr>
-      <w:r>
-        <w:rPr>
-          <w:b/>
-          <w:bCs/>
-          <w:sz w:val="16"/>
-          <w:szCs w:val="18"/>
-        </w:rPr>
-        <w:t>“비행기?”</w:t>
-      </w:r>
-    </w:p>
-    <w:p>
-      <w:pPr>
-        <w:rPr>
-          <w:sz w:val="16"/>
-          <w:szCs w:val="18"/>
-        </w:rPr>
-      </w:pPr>
-      <w:r>
-        <w:rPr>
-          <w:b/>
-          <w:bCs/>
-          <w:sz w:val="16"/>
-          <w:szCs w:val="18"/>
-        </w:rPr>
-        <w:t>“그건 하늘을 나는 거야?”</w:t>
-      </w:r>
-    </w:p>
-    <w:p>
-      <w:pPr>
-        <w:rPr>
-          <w:sz w:val="16"/>
-          <w:szCs w:val="18"/>
-        </w:rPr>
-      </w:pPr>
-      <w:r>
-        <w:rPr>
-          <w:sz w:val="16"/>
-          <w:szCs w:val="18"/>
-        </w:rPr>
-        <w:t>주인공:</w:t>
-      </w:r>
-    </w:p>
-    <w:p>
-      <w:pPr>
-        <w:rPr>
-          <w:sz w:val="16"/>
-          <w:szCs w:val="18"/>
-        </w:rPr>
-      </w:pPr>
-      <w:r>
-        <w:rPr>
-          <w:sz w:val="16"/>
-          <w:szCs w:val="18"/>
-        </w:rPr>
-        <w:t>“그래.”</w:t>
-      </w:r>
-    </w:p>
-    <w:p>
-      <w:pPr>
-        <w:rPr>
-          <w:sz w:val="16"/>
-          <w:szCs w:val="18"/>
-        </w:rPr>
-      </w:pPr>
-      <w:r>
-        <w:rPr>
-          <w:sz w:val="16"/>
-          <w:szCs w:val="18"/>
-        </w:rPr>
-        <w:t>어린 왕자가 하늘을 바라본다.</w:t>
-      </w:r>
-    </w:p>
-    <w:p>
-      <w:pPr>
-        <w:rPr>
-          <w:sz w:val="16"/>
-          <w:szCs w:val="18"/>
-        </w:rPr>
-      </w:pPr>
-      <w:r>
-        <w:rPr>
-          <w:b/>
-          <w:bCs/>
-          <w:sz w:val="16"/>
-          <w:szCs w:val="18"/>
-        </w:rPr>
-        <w:t>“그럼 너는 별에서 온 거야?”</w:t>
-      </w:r>
-    </w:p>
-    <w:p>
-      <w:pPr>
-        <w:rPr>
-          <w:sz w:val="16"/>
-          <w:szCs w:val="18"/>
-        </w:rPr>
-      </w:pPr>
-      <w:r>
-        <w:rPr>
-          <w:sz w:val="16"/>
-          <w:szCs w:val="18"/>
-        </w:rPr>
-        <w:t>주인공은 웃는다.</w:t>
-      </w:r>
-    </w:p>
-    <w:p>
-      <w:pPr>
-        <w:rPr>
-          <w:sz w:val="16"/>
-          <w:szCs w:val="18"/>
-        </w:rPr>
-      </w:pPr>
-      <w:r>
-        <w:rPr>
-          <w:sz w:val="16"/>
-          <w:szCs w:val="18"/>
-        </w:rPr>
-        <w:t>“미친 건 너야.”</w:t>
-      </w:r>
-    </w:p>
-    <w:p>
-      <w:pPr>
-        <w:rPr>
-          <w:sz w:val="16"/>
-          <w:szCs w:val="18"/>
-        </w:rPr>
-      </w:pPr>
-      <w:r>
-        <w:rPr>
-          <w:sz w:val="16"/>
-          <w:szCs w:val="18"/>
-        </w:rPr>
-        <w:t>어린 왕자는 대답하지 않는다.</w:t>
-      </w:r>
-    </w:p>
-    <w:p>
-      <w:pPr>
-        <w:rPr>
-          <w:sz w:val="16"/>
-          <w:szCs w:val="18"/>
-        </w:rPr>
-      </w:pPr>
-      <w:r>
-        <w:rPr>
-          <w:sz w:val="16"/>
-          <w:szCs w:val="18"/>
-        </w:rPr>
-        <w:t>잠시 후 묻는다.</w:t>
-      </w:r>
-    </w:p>
-    <w:p>
-      <w:pPr>
-        <w:rPr>
-          <w:sz w:val="16"/>
-          <w:szCs w:val="18"/>
-        </w:rPr>
-      </w:pPr>
-      <w:r>
-        <w:rPr>
-          <w:b/>
-          <w:bCs/>
-          <w:sz w:val="16"/>
-          <w:szCs w:val="18"/>
-        </w:rPr>
-        <w:t>“양 한 마리 그려줘.”</w:t>
-      </w:r>
-    </w:p>
-    <w:p>
-      <w:pPr>
-        <w:rPr>
-          <w:sz w:val="16"/>
-          <w:szCs w:val="18"/>
-        </w:rPr>
-      </w:pPr>
-      <w:r>
-        <w:rPr>
-          <w:sz w:val="16"/>
-          <w:szCs w:val="18"/>
-        </w:rPr>
-        <w:pict w14:anchorId="364BB3D8">
-          <v:rect id="_x0000_i1074" style="width:0;height:1.5pt" o:hralign="center" o:hrstd="t" o:hr="t" fillcolor="#a0a0a0" stroked="f"/>
-        </w:pict>
-      </w:r>
-    </w:p>
-    <w:p>
-      <w:pPr>
-        <w:rPr>
-          <w:b/>
-          <w:bCs/>
-          <w:sz w:val="16"/>
-          <w:szCs w:val="18"/>
-        </w:rPr>
-      </w:pPr>
-      <w:r>
-        <w:rPr>
-          <w:b/>
-          <w:bCs/>
-          <w:sz w:val="16"/>
-          <w:szCs w:val="18"/>
-        </w:rPr>
-        <w:t>플레이어에게 양을 그리게 한다</w:t>
-      </w:r>
-    </w:p>
-    <w:p>
-      <w:pPr>
-        <w:rPr>
-          <w:sz w:val="16"/>
-          <w:szCs w:val="18"/>
-        </w:rPr>
-      </w:pPr>
-      <w:r>
-        <w:rPr>
-          <w:sz w:val="16"/>
-          <w:szCs w:val="18"/>
-        </w:rPr>
-        <w:t xml:space="preserve">여기서 중요한 것은 </w:t>
-      </w:r>
-      <w:r>
-        <w:rPr>
-          <w:b/>
-          <w:bCs/>
-          <w:sz w:val="16"/>
-          <w:szCs w:val="18"/>
-        </w:rPr>
-        <w:t>플레이어가 실제로 양을 그리는 것이 아닙니다.</w:t>
-      </w:r>
-    </w:p>
-    <w:p>
-      <w:pPr>
-        <w:rPr>
-          <w:sz w:val="16"/>
-          <w:szCs w:val="18"/>
-        </w:rPr>
-      </w:pPr>
-      <w:r>
-        <w:rPr>
-          <w:sz w:val="16"/>
-          <w:szCs w:val="18"/>
-        </w:rPr>
-        <w:t>주인공이 주변에서 찾은 물건으로 어린 왕자에게 양을 만들어 줍니다.</w:t>
-      </w:r>
-    </w:p>
-    <w:p>
-      <w:pPr>
-        <w:rPr>
-          <w:sz w:val="16"/>
-          <w:szCs w:val="18"/>
-        </w:rPr>
-      </w:pPr>
-      <w:r>
-        <w:rPr>
-          <w:sz w:val="16"/>
-          <w:szCs w:val="18"/>
-        </w:rPr>
-        <w:t>찢어진 천.</w:t>
-      </w:r>
-    </w:p>
-    <w:p>
-      <w:pPr>
-        <w:rPr>
-          <w:sz w:val="16"/>
-          <w:szCs w:val="18"/>
-        </w:rPr>
-      </w:pPr>
-      <w:r>
-        <w:rPr>
-          <w:sz w:val="16"/>
-          <w:szCs w:val="18"/>
-        </w:rPr>
-        <w:t>철사.</w:t>
+        <w:t>🐎</w:t>
+      </w:r>
+      <w:r>
+        <w:rPr>
+          <w:b/>
+          <w:bCs/>
+        </w:rPr>
+        <w:t xml:space="preserve"> 말 → 활동적이고 자유로움 </w:t>
+      </w:r>
+    </w:p>
+    <w:p>
+      <w:pPr>
+        <w:rPr>
+          <w:b/>
+          <w:bCs/>
+        </w:rPr>
+      </w:pPr>
+      <w:r>
+        <w:rPr>
+          <w:rFonts w:ascii="Segoe UI Emoji" w:hAnsi="Segoe UI Emoji" w:cs="Segoe UI Emoji"/>
+          <w:b/>
+          <w:bCs/>
+        </w:rPr>
+        <w:t>🐐</w:t>
+      </w:r>
+      <w:r>
+        <w:rPr>
+          <w:b/>
+          <w:bCs/>
+        </w:rPr>
+        <w:t xml:space="preserve"> 양 → 온순하고 협조적 </w:t>
+      </w:r>
+    </w:p>
+    <w:p>
+      <w:pPr>
+        <w:rPr>
+          <w:b/>
+          <w:bCs/>
+        </w:rPr>
+      </w:pPr>
+      <w:r>
+        <w:rPr>
+          <w:rFonts w:ascii="Segoe UI Emoji" w:hAnsi="Segoe UI Emoji" w:cs="Segoe UI Emoji"/>
+          <w:b/>
+          <w:bCs/>
+        </w:rPr>
+        <w:t>🐒</w:t>
+      </w:r>
+      <w:r>
+        <w:rPr>
+          <w:b/>
+          <w:bCs/>
+        </w:rPr>
+        <w:t xml:space="preserve"> 원숭이 → 장난기와 재치 </w:t>
+      </w:r>
+    </w:p>
+    <w:p>
+      <w:pPr>
+        <w:rPr>
+          <w:b/>
+          <w:bCs/>
+        </w:rPr>
+      </w:pPr>
+      <w:r>
+        <w:rPr>
+          <w:rFonts w:ascii="Segoe UI Emoji" w:hAnsi="Segoe UI Emoji" w:cs="Segoe UI Emoji"/>
+          <w:b/>
+          <w:bCs/>
+        </w:rPr>
+        <w:t>🐓</w:t>
+      </w:r>
+      <w:r>
+        <w:rPr>
+          <w:b/>
+          <w:bCs/>
+        </w:rPr>
+        <w:t xml:space="preserve"> 닭 → 부지런하고 꼼꼼함 </w:t>
+      </w:r>
+    </w:p>
+    <w:p>
+      <w:pPr>
+        <w:rPr>
+          <w:b/>
+          <w:bCs/>
+        </w:rPr>
+      </w:pPr>
+      <w:r>
+        <w:rPr>
+          <w:rFonts w:ascii="Segoe UI Emoji" w:hAnsi="Segoe UI Emoji" w:cs="Segoe UI Emoji"/>
+          <w:b/>
+          <w:bCs/>
+        </w:rPr>
+        <w:t>🐕</w:t>
+      </w:r>
+      <w:r>
+        <w:rPr>
+          <w:b/>
+          <w:bCs/>
+        </w:rPr>
+        <w:t xml:space="preserve"> 개 → 충성스럽고 의리 있음 </w:t>
+      </w:r>
+    </w:p>
+    <w:p>
+      <w:pPr>
+        <w:rPr>
+          <w:rFonts w:hint="eastAsia"/>
+          <w:b/>
+          <w:bCs/>
+        </w:rPr>
+      </w:pPr>
+      <w:r>
+        <w:rPr>
+          <w:rFonts w:ascii="Segoe UI Emoji" w:hAnsi="Segoe UI Emoji" w:cs="Segoe UI Emoji"/>
+          <w:b/>
+          <w:bCs/>
+        </w:rPr>
+        <w:t>🐖</w:t>
+      </w:r>
+      <w:r>
+        <w:rPr>
+          <w:b/>
+          <w:bCs/>
+        </w:rPr>
+        <w:t xml:space="preserve"> 돼지 → 풍족하고 느긋함</w:t>
+      </w:r>
+    </w:p>
+    <w:p/>
+    <w:p/>
+    <w:p/>
+    <w:p/>
+    <w:p/>
+    <w:p/>
+    <w:p/>
+    <w:p/>
+    <w:p>
+      <w:pPr>
+        <w:rPr>
+          <w:b/>
+          <w:bCs/>
+          <w:sz w:val="16"/>
+          <w:szCs w:val="18"/>
+        </w:rPr>
+      </w:pPr>
+      <w:r>
+        <w:rPr>
+          <w:b/>
+          <w:bCs/>
+          <w:sz w:val="16"/>
+          <w:szCs w:val="18"/>
+        </w:rPr>
+        <w:t>어린 왕자 번역</w:t>
+      </w:r>
+    </w:p>
+    <w:p>
+      <w:pPr>
+        <w:rPr>
+          <w:b/>
+          <w:bCs/>
+          <w:sz w:val="16"/>
+          <w:szCs w:val="18"/>
+        </w:rPr>
+      </w:pPr>
+      <w:r>
+        <w:rPr>
+          <w:b/>
+          <w:bCs/>
+          <w:sz w:val="16"/>
+          <w:szCs w:val="18"/>
+        </w:rPr>
+        <w:t>1</w:t>
+      </w:r>
+    </w:p>
+    <w:p>
+      <w:pPr>
+        <w:rPr>
+          <w:sz w:val="16"/>
+          <w:szCs w:val="18"/>
+        </w:rPr>
+      </w:pPr>
+      <w:r>
+        <w:rPr>
+          <w:sz w:val="16"/>
+          <w:szCs w:val="18"/>
+        </w:rPr>
+        <w:t>내가 여섯 살이었을 때, 『자연에 관한 진짜 이야기』라는 원시림에 관한 책에서 아주 멋진 그림을 본 적이 있다. 그것은 보아뱀이 어떤 동물을 삼키고 있는 모습이었다.</w:t>
+      </w:r>
+    </w:p>
+    <w:p>
+      <w:pPr>
+        <w:rPr>
+          <w:sz w:val="16"/>
+          <w:szCs w:val="18"/>
+        </w:rPr>
+      </w:pPr>
+      <w:r>
+        <w:rPr>
+          <w:sz w:val="16"/>
+          <w:szCs w:val="18"/>
+        </w:rPr>
+        <w:t>책에는 이렇게 쓰여 있었다.</w:t>
+      </w:r>
+    </w:p>
+    <w:p>
+      <w:pPr>
+        <w:rPr>
+          <w:sz w:val="16"/>
+          <w:szCs w:val="18"/>
+        </w:rPr>
+      </w:pPr>
+      <w:r>
+        <w:rPr>
+          <w:sz w:val="16"/>
+          <w:szCs w:val="18"/>
+        </w:rPr>
+        <w:t>“보아뱀은 먹이를 씹지 않고 통째로 삼킨다. 그리고 나면 움직일 수 없게 되어, 소화에 필요한 6개월 동안 잠을 잔다.”</w:t>
+      </w:r>
+    </w:p>
+    <w:p>
+      <w:pPr>
+        <w:rPr>
+          <w:sz w:val="16"/>
+          <w:szCs w:val="18"/>
+        </w:rPr>
+      </w:pPr>
+      <w:r>
+        <w:rPr>
+          <w:sz w:val="16"/>
+          <w:szCs w:val="18"/>
+        </w:rPr>
+        <w:t xml:space="preserve">나는 정글의 모험에 대해 한참 깊이 생각했다. 그리고 색연필로 열심히 그린 끝에, 생애 첫 번째 그림을 완성했다. </w:t>
+      </w:r>
+      <w:r>
+        <w:rPr>
+          <w:b/>
+          <w:bCs/>
+          <w:sz w:val="16"/>
+          <w:szCs w:val="18"/>
+        </w:rPr>
+        <w:t>내 그림 1호</w:t>
+      </w:r>
+      <w:r>
+        <w:rPr>
+          <w:sz w:val="16"/>
+          <w:szCs w:val="18"/>
+        </w:rPr>
+        <w:t>였다.</w:t>
+      </w:r>
+    </w:p>
+    <w:p>
+      <w:pPr>
+        <w:rPr>
+          <w:sz w:val="16"/>
+          <w:szCs w:val="18"/>
+        </w:rPr>
+      </w:pPr>
+      <w:r>
+        <w:rPr>
+          <w:sz w:val="16"/>
+          <w:szCs w:val="18"/>
+        </w:rPr>
+        <w:t>나는 그 걸작을 어른들에게 보여 주면서 그림이 무섭지 않느냐고 물었다.</w:t>
+      </w:r>
+    </w:p>
+    <w:p>
+      <w:pPr>
+        <w:rPr>
+          <w:sz w:val="16"/>
+          <w:szCs w:val="18"/>
+        </w:rPr>
+      </w:pPr>
+      <w:r>
+        <w:rPr>
+          <w:sz w:val="16"/>
+          <w:szCs w:val="18"/>
+        </w:rPr>
+        <w:t>그러자 어른들은 이렇게 대답했다.</w:t>
+      </w:r>
+    </w:p>
+    <w:p>
+      <w:pPr>
+        <w:rPr>
+          <w:sz w:val="16"/>
+          <w:szCs w:val="18"/>
+        </w:rPr>
+      </w:pPr>
+      <w:r>
+        <w:rPr>
+          <w:sz w:val="16"/>
+          <w:szCs w:val="18"/>
+        </w:rPr>
+        <w:t>“무섭다고? 모자가 뭐가 무섭다는 거니?”</w:t>
+      </w:r>
+    </w:p>
+    <w:p>
+      <w:pPr>
+        <w:rPr>
+          <w:sz w:val="16"/>
+          <w:szCs w:val="18"/>
+        </w:rPr>
+      </w:pPr>
+      <w:r>
+        <w:rPr>
+          <w:sz w:val="16"/>
+          <w:szCs w:val="18"/>
+        </w:rPr>
+        <w:t xml:space="preserve">하지만 내 그림은 모자가 아니었다. </w:t>
+      </w:r>
+      <w:r>
+        <w:rPr>
+          <w:b/>
+          <w:bCs/>
+          <w:sz w:val="16"/>
+          <w:szCs w:val="18"/>
+        </w:rPr>
+        <w:t>코끼리를 삼키고 소화시키고 있는 보아뱀</w:t>
+      </w:r>
+      <w:r>
+        <w:rPr>
+          <w:sz w:val="16"/>
+          <w:szCs w:val="18"/>
+        </w:rPr>
+        <w:t>을 그린 것이었다.</w:t>
+      </w:r>
+    </w:p>
+    <w:p>
+      <w:pPr>
+        <w:rPr>
+          <w:sz w:val="16"/>
+          <w:szCs w:val="18"/>
+        </w:rPr>
+      </w:pPr>
+      <w:r>
+        <w:rPr>
+          <w:sz w:val="16"/>
+          <w:szCs w:val="18"/>
+        </w:rPr>
+        <w:t>어른들이 그걸 이해하지 못하자, 나는 보아뱀의 속을 그린 그림을 하나 더 그렸다. 그래야 어른들이 좀 더 분명하게 이해할 수 있을 것 같았다. 어른들은 언제나 설명을 해줘야만 이해한다.</w:t>
       </w:r>
     </w:p>
     <w:p>
@@ -9427,472 +9727,412 @@
           <w:szCs w:val="18"/>
         </w:rPr>
         <w:lastRenderedPageBreak/>
-        <w:t>총알.</w:t>
-      </w:r>
-    </w:p>
-    <w:p>
-      <w:pPr>
-        <w:rPr>
-          <w:sz w:val="16"/>
-          <w:szCs w:val="18"/>
-        </w:rPr>
-      </w:pPr>
-      <w:r>
-        <w:rPr>
-          <w:sz w:val="16"/>
-          <w:szCs w:val="18"/>
-        </w:rPr>
-        <w:t>나뭇가지.</w:t>
-      </w:r>
-    </w:p>
-    <w:p>
-      <w:pPr>
-        <w:rPr>
-          <w:sz w:val="16"/>
-          <w:szCs w:val="18"/>
-        </w:rPr>
-      </w:pPr>
-      <w:r>
-        <w:rPr>
-          <w:sz w:val="16"/>
-          <w:szCs w:val="18"/>
-        </w:rPr>
-        <w:t>플레이어가 선택할 수 있습니다.</w:t>
-      </w:r>
-    </w:p>
-    <w:p>
-      <w:pPr>
-        <w:rPr>
-          <w:sz w:val="16"/>
-          <w:szCs w:val="18"/>
-        </w:rPr>
-      </w:pPr>
-      <w:r>
-        <w:rPr>
-          <w:b/>
-          <w:bCs/>
-          <w:sz w:val="16"/>
-          <w:szCs w:val="18"/>
-        </w:rPr>
-        <w:t>[천으로 만든다]</w:t>
-      </w:r>
-    </w:p>
-    <w:p>
-      <w:pPr>
-        <w:rPr>
-          <w:sz w:val="16"/>
-          <w:szCs w:val="18"/>
-        </w:rPr>
-      </w:pPr>
-      <w:r>
-        <w:rPr>
-          <w:b/>
-          <w:bCs/>
-          <w:sz w:val="16"/>
-          <w:szCs w:val="18"/>
-        </w:rPr>
-        <w:t>[철사로 만든다]</w:t>
-      </w:r>
-    </w:p>
-    <w:p>
-      <w:pPr>
-        <w:rPr>
-          <w:sz w:val="16"/>
-          <w:szCs w:val="18"/>
-        </w:rPr>
-      </w:pPr>
-      <w:r>
-        <w:rPr>
-          <w:b/>
-          <w:bCs/>
-          <w:sz w:val="16"/>
-          <w:szCs w:val="18"/>
-        </w:rPr>
-        <w:t>[아무것도 만들지 않는다]</w:t>
-      </w:r>
-    </w:p>
-    <w:p>
-      <w:pPr>
-        <w:rPr>
-          <w:sz w:val="16"/>
-          <w:szCs w:val="18"/>
-        </w:rPr>
-      </w:pPr>
-      <w:r>
-        <w:rPr>
-          <w:sz w:val="16"/>
-          <w:szCs w:val="18"/>
-        </w:rPr>
-        <w:t>그런데 어린 왕자는 어느 것을 골라도 만족하지 않습니다.</w:t>
-      </w:r>
-    </w:p>
-    <w:p>
-      <w:pPr>
-        <w:rPr>
-          <w:sz w:val="16"/>
-          <w:szCs w:val="18"/>
-        </w:rPr>
-      </w:pPr>
-      <w:r>
-        <w:rPr>
-          <w:sz w:val="16"/>
-          <w:szCs w:val="18"/>
-        </w:rPr>
-        <w:t>“아니야.”</w:t>
-      </w:r>
-    </w:p>
-    <w:p>
-      <w:pPr>
-        <w:rPr>
-          <w:sz w:val="16"/>
-          <w:szCs w:val="18"/>
-        </w:rPr>
-      </w:pPr>
-      <w:r>
-        <w:rPr>
-          <w:sz w:val="16"/>
-          <w:szCs w:val="18"/>
-        </w:rPr>
-        <w:t>“그건 양이 아니야.”</w:t>
-      </w:r>
-    </w:p>
-    <w:p>
-      <w:pPr>
-        <w:rPr>
-          <w:sz w:val="16"/>
-          <w:szCs w:val="18"/>
-        </w:rPr>
-      </w:pPr>
-      <w:r>
-        <w:rPr>
-          <w:sz w:val="16"/>
-          <w:szCs w:val="18"/>
-        </w:rPr>
-        <w:t>“그건 죽어 있잖아.”</w:t>
-      </w:r>
-    </w:p>
-    <w:p>
-      <w:pPr>
-        <w:rPr>
-          <w:sz w:val="16"/>
-          <w:szCs w:val="18"/>
-        </w:rPr>
-      </w:pPr>
-      <w:r>
-        <w:rPr>
-          <w:sz w:val="16"/>
-          <w:szCs w:val="18"/>
-        </w:rPr>
-        <w:t>마지막 선택지.</w:t>
-      </w:r>
-    </w:p>
-    <w:p>
-      <w:pPr>
-        <w:rPr>
-          <w:sz w:val="16"/>
-          <w:szCs w:val="18"/>
-        </w:rPr>
-      </w:pPr>
-      <w:r>
-        <w:rPr>
-          <w:b/>
-          <w:bCs/>
-          <w:sz w:val="16"/>
-          <w:szCs w:val="18"/>
-        </w:rPr>
-        <w:t>[상자를 만든다.]</w:t>
-      </w:r>
-    </w:p>
-    <w:p>
-      <w:pPr>
-        <w:rPr>
-          <w:sz w:val="16"/>
-          <w:szCs w:val="18"/>
-        </w:rPr>
-      </w:pPr>
-      <w:r>
-        <w:rPr>
-          <w:sz w:val="16"/>
-          <w:szCs w:val="18"/>
-        </w:rPr>
-        <w:t>주인공이 부서진 탄약 상자를 건넨다.</w:t>
-      </w:r>
-    </w:p>
-    <w:p>
-      <w:pPr>
-        <w:rPr>
-          <w:sz w:val="16"/>
-          <w:szCs w:val="18"/>
-        </w:rPr>
-      </w:pPr>
-      <w:r>
-        <w:rPr>
-          <w:sz w:val="16"/>
-          <w:szCs w:val="18"/>
-        </w:rPr>
-        <w:t>어린 왕자가 웃는다.</w:t>
-      </w:r>
-    </w:p>
-    <w:p>
-      <w:pPr>
-        <w:rPr>
-          <w:sz w:val="16"/>
-          <w:szCs w:val="18"/>
-        </w:rPr>
-      </w:pPr>
-      <w:r>
-        <w:rPr>
-          <w:b/>
-          <w:bCs/>
-          <w:sz w:val="16"/>
-          <w:szCs w:val="18"/>
-        </w:rPr>
-        <w:t>“그래.”</w:t>
-      </w:r>
-    </w:p>
-    <w:p>
-      <w:pPr>
-        <w:rPr>
-          <w:sz w:val="16"/>
-          <w:szCs w:val="18"/>
-        </w:rPr>
-      </w:pPr>
-      <w:r>
-        <w:rPr>
-          <w:b/>
-          <w:bCs/>
-          <w:sz w:val="16"/>
-          <w:szCs w:val="18"/>
-        </w:rPr>
-        <w:t>“이 안에 있어.”</w:t>
-      </w:r>
-    </w:p>
-    <w:p>
-      <w:pPr>
-        <w:rPr>
-          <w:sz w:val="16"/>
-          <w:szCs w:val="18"/>
-        </w:rPr>
-      </w:pPr>
-      <w:r>
-        <w:rPr>
-          <w:sz w:val="16"/>
-          <w:szCs w:val="18"/>
-        </w:rPr>
-        <w:pict w14:anchorId="113F3306">
-          <v:rect id="_x0000_i1075" style="width:0;height:1.5pt" o:hralign="center" o:hrstd="t" o:hr="t" fillcolor="#a0a0a0" stroked="f"/>
-        </w:pict>
-      </w:r>
-    </w:p>
-    <w:p>
-      <w:pPr>
-        <w:rPr>
-          <w:b/>
-          <w:bCs/>
-          <w:sz w:val="16"/>
-          <w:szCs w:val="18"/>
-        </w:rPr>
-      </w:pPr>
-      <w:r>
-        <w:rPr>
-          <w:b/>
-          <w:bCs/>
-          <w:sz w:val="16"/>
-          <w:szCs w:val="18"/>
-        </w:rPr>
-        <w:t>그런데 상자 안에는 무엇이 있는가?</w:t>
-      </w:r>
-    </w:p>
-    <w:p>
-      <w:pPr>
-        <w:rPr>
-          <w:sz w:val="16"/>
-          <w:szCs w:val="18"/>
-        </w:rPr>
-      </w:pPr>
-      <w:r>
-        <w:rPr>
-          <w:sz w:val="16"/>
-          <w:szCs w:val="18"/>
-        </w:rPr>
-        <w:t>플레이어가 상자를 연다.</w:t>
-      </w:r>
-    </w:p>
-    <w:p>
-      <w:pPr>
-        <w:rPr>
-          <w:sz w:val="16"/>
-          <w:szCs w:val="18"/>
-        </w:rPr>
-      </w:pPr>
-      <w:r>
-        <w:rPr>
-          <w:sz w:val="16"/>
-          <w:szCs w:val="18"/>
-        </w:rPr>
-        <w:t>아무것도 없다.</w:t>
-      </w:r>
-    </w:p>
-    <w:p>
-      <w:pPr>
-        <w:rPr>
-          <w:sz w:val="16"/>
-          <w:szCs w:val="18"/>
-        </w:rPr>
-      </w:pPr>
-      <w:r>
-        <w:rPr>
-          <w:sz w:val="16"/>
-          <w:szCs w:val="18"/>
-        </w:rPr>
-        <w:t>그런데 어린 왕자는 양을 보고 있다.</w:t>
-      </w:r>
-    </w:p>
-    <w:p>
-      <w:pPr>
-        <w:rPr>
-          <w:sz w:val="16"/>
-          <w:szCs w:val="18"/>
-        </w:rPr>
-      </w:pPr>
-      <w:r>
-        <w:rPr>
-          <w:b/>
-          <w:bCs/>
-          <w:sz w:val="16"/>
-          <w:szCs w:val="18"/>
-        </w:rPr>
-        <w:t>“배고픈가 봐.”</w:t>
-      </w:r>
-    </w:p>
-    <w:p>
-      <w:pPr>
-        <w:rPr>
-          <w:sz w:val="16"/>
-          <w:szCs w:val="18"/>
-        </w:rPr>
-      </w:pPr>
-      <w:r>
-        <w:rPr>
-          <w:sz w:val="16"/>
-          <w:szCs w:val="18"/>
-        </w:rPr>
-        <w:t>주인공:</w:t>
-      </w:r>
-    </w:p>
-    <w:p>
-      <w:pPr>
-        <w:rPr>
-          <w:sz w:val="16"/>
-          <w:szCs w:val="18"/>
-        </w:rPr>
-      </w:pPr>
-      <w:r>
-        <w:rPr>
-          <w:sz w:val="16"/>
-          <w:szCs w:val="18"/>
-        </w:rPr>
-        <w:t>“아무것도 없는데?”</w:t>
-      </w:r>
-    </w:p>
-    <w:p>
-      <w:pPr>
-        <w:rPr>
-          <w:sz w:val="16"/>
-          <w:szCs w:val="18"/>
-        </w:rPr>
-      </w:pPr>
-      <w:r>
-        <w:rPr>
-          <w:sz w:val="16"/>
-          <w:szCs w:val="18"/>
-        </w:rPr>
-        <w:t>어린 왕자:</w:t>
-      </w:r>
-    </w:p>
-    <w:p>
-      <w:pPr>
-        <w:rPr>
-          <w:sz w:val="16"/>
-          <w:szCs w:val="18"/>
-        </w:rPr>
-      </w:pPr>
-      <w:r>
-        <w:rPr>
-          <w:b/>
-          <w:bCs/>
-          <w:sz w:val="16"/>
-          <w:szCs w:val="18"/>
-        </w:rPr>
-        <w:t>“있어.”</w:t>
-      </w:r>
-    </w:p>
-    <w:p>
-      <w:pPr>
-        <w:rPr>
-          <w:sz w:val="16"/>
-          <w:szCs w:val="18"/>
-        </w:rPr>
-      </w:pPr>
-      <w:r>
-        <w:rPr>
-          <w:b/>
-          <w:bCs/>
-          <w:sz w:val="16"/>
-          <w:szCs w:val="18"/>
-        </w:rPr>
-        <w:t>“네가 못 보는 거야.”</w:t>
-      </w:r>
-    </w:p>
-    <w:p>
-      <w:pPr>
-        <w:rPr>
-          <w:sz w:val="16"/>
-          <w:szCs w:val="18"/>
-        </w:rPr>
-      </w:pPr>
-      <w:r>
-        <w:rPr>
-          <w:sz w:val="16"/>
-          <w:szCs w:val="18"/>
-        </w:rPr>
-        <w:pict w14:anchorId="40952095">
-          <v:rect id="_x0000_i1076" style="width:0;height:1.5pt" o:hralign="center" o:hrstd="t" o:hr="t" fillcolor="#a0a0a0" stroked="f"/>
-        </w:pict>
-      </w:r>
-    </w:p>
-    <w:p>
-      <w:pPr>
-        <w:rPr>
-          <w:b/>
-          <w:bCs/>
-          <w:sz w:val="16"/>
-          <w:szCs w:val="18"/>
-        </w:rPr>
-      </w:pPr>
-      <w:r>
-        <w:rPr>
-          <w:b/>
-          <w:bCs/>
-          <w:sz w:val="16"/>
-          <w:szCs w:val="18"/>
-        </w:rPr>
-        <w:t>현실이 조금씩 무너진다</w:t>
-      </w:r>
-    </w:p>
-    <w:p>
-      <w:pPr>
-        <w:rPr>
-          <w:sz w:val="16"/>
-          <w:szCs w:val="18"/>
-        </w:rPr>
-      </w:pPr>
-      <w:r>
-        <w:rPr>
-          <w:sz w:val="16"/>
-          <w:szCs w:val="18"/>
-        </w:rPr>
-        <w:t>주인공이 상자를 다시 본다.</w:t>
+        <w:t xml:space="preserve">그것이 </w:t>
+      </w:r>
+      <w:r>
+        <w:rPr>
+          <w:b/>
+          <w:bCs/>
+          <w:sz w:val="16"/>
+          <w:szCs w:val="18"/>
+        </w:rPr>
+        <w:t>내 그림 2호</w:t>
+      </w:r>
+      <w:r>
+        <w:rPr>
+          <w:sz w:val="16"/>
+          <w:szCs w:val="18"/>
+        </w:rPr>
+        <w:t>였다.</w:t>
+      </w:r>
+    </w:p>
+    <w:p>
+      <w:pPr>
+        <w:rPr>
+          <w:sz w:val="16"/>
+          <w:szCs w:val="18"/>
+        </w:rPr>
+      </w:pPr>
+      <w:r>
+        <w:rPr>
+          <w:sz w:val="16"/>
+          <w:szCs w:val="18"/>
+        </w:rPr>
+        <w:t>그런데 어른들은 이번에도 내게 보아뱀 그림은 안팎 어느 쪽이든 그만 그리고, 대신 지리, 역사, 산수, 문법을 공부하라고 충고했다.</w:t>
+      </w:r>
+    </w:p>
+    <w:p>
+      <w:pPr>
+        <w:rPr>
+          <w:rFonts w:hint="eastAsia"/>
+          <w:sz w:val="16"/>
+          <w:szCs w:val="18"/>
+        </w:rPr>
+      </w:pPr>
+      <w:r>
+        <w:rPr>
+          <w:sz w:val="16"/>
+          <w:szCs w:val="18"/>
+        </w:rPr>
+        <w:t>그래서 나는 여섯 살의 나이에 화가가 될 수도 있었던 멋진 꿈을 포기했다. 그림 1호와 그림 2호가 실패하면서 용기를 잃었기 때문이다.</w:t>
+      </w:r>
+    </w:p>
+    <w:p>
+      <w:pPr>
+        <w:rPr>
+          <w:sz w:val="16"/>
+          <w:szCs w:val="18"/>
+        </w:rPr>
+      </w:pPr>
+      <w:r>
+        <w:rPr>
+          <w:sz w:val="16"/>
+          <w:szCs w:val="18"/>
+        </w:rPr>
+        <w:t>어른들은 스스로 아무것도 이해하지 못한다. 그리고 아이들이 언제나 무언가를 설명해 주어야 한다는 것은 정말 피곤한 일이다.</w:t>
+      </w:r>
+    </w:p>
+    <w:p>
+      <w:pPr>
+        <w:rPr>
+          <w:sz w:val="16"/>
+          <w:szCs w:val="18"/>
+        </w:rPr>
+      </w:pPr>
+      <w:r>
+        <w:rPr>
+          <w:sz w:val="16"/>
+          <w:szCs w:val="18"/>
+        </w:rPr>
+        <w:t>그래서 나는 다른 직업을 선택했고, 비행기 조종을 배웠다.</w:t>
+      </w:r>
+    </w:p>
+    <w:p>
+      <w:pPr>
+        <w:rPr>
+          <w:sz w:val="16"/>
+          <w:szCs w:val="18"/>
+        </w:rPr>
+      </w:pPr>
+      <w:r>
+        <w:rPr>
+          <w:sz w:val="16"/>
+          <w:szCs w:val="18"/>
+        </w:rPr>
+        <w:t>나는 세계 곳곳을 조금씩 날아다녔다. 지리 공부는 내게 정말 유용했다. 한눈에 중국과 애리조나를 구별할 수 있게 되었으니까. 밤에 길을 잃었을 때는 이런 지식이 꽤 중요하다.</w:t>
+      </w:r>
+    </w:p>
+    <w:p>
+      <w:pPr>
+        <w:rPr>
+          <w:sz w:val="16"/>
+          <w:szCs w:val="18"/>
+        </w:rPr>
+      </w:pPr>
+      <w:r>
+        <w:rPr>
+          <w:sz w:val="16"/>
+          <w:szCs w:val="18"/>
+        </w:rPr>
+        <w:t>살면서 나는 중요한 일에 관심을 가진 어른들을 아주 많이 만났다. 어른들과 아주 가까이 지내기도 했다. 그들을 아주 가까이에서 지켜보았지만, 그렇다고 어른들에 대한 내 생각이 좋아진 것은 아니었다.</w:t>
+      </w:r>
+    </w:p>
+    <w:p>
+      <w:pPr>
+        <w:rPr>
+          <w:sz w:val="16"/>
+          <w:szCs w:val="18"/>
+        </w:rPr>
+      </w:pPr>
+      <w:r>
+        <w:rPr>
+          <w:sz w:val="16"/>
+          <w:szCs w:val="18"/>
+        </w:rPr>
+        <w:t>내가 보기에 조금이라도 생각이 깊어 보이는 어른을 만나면, 나는 늘 간직하고 있던 그림 1호를 보여 주곤 했다.</w:t>
+      </w:r>
+    </w:p>
+    <w:p>
+      <w:pPr>
+        <w:rPr>
+          <w:sz w:val="16"/>
+          <w:szCs w:val="18"/>
+        </w:rPr>
+      </w:pPr>
+      <w:r>
+        <w:rPr>
+          <w:sz w:val="16"/>
+          <w:szCs w:val="18"/>
+        </w:rPr>
+        <w:t>그리고 그 사람이 정말 이해할 줄 아는 사람인지 시험해 보았다.</w:t>
+      </w:r>
+    </w:p>
+    <w:p>
+      <w:pPr>
+        <w:rPr>
+          <w:sz w:val="16"/>
+          <w:szCs w:val="18"/>
+        </w:rPr>
+      </w:pPr>
+      <w:r>
+        <w:rPr>
+          <w:sz w:val="16"/>
+          <w:szCs w:val="18"/>
+        </w:rPr>
+        <w:t>하지만 그 사람이 누구든 늘 이렇게 말했다.</w:t>
+      </w:r>
+    </w:p>
+    <w:p>
+      <w:pPr>
+        <w:rPr>
+          <w:sz w:val="16"/>
+          <w:szCs w:val="18"/>
+        </w:rPr>
+      </w:pPr>
+      <w:r>
+        <w:rPr>
+          <w:sz w:val="16"/>
+          <w:szCs w:val="18"/>
+        </w:rPr>
+        <w:t>“그건 모자잖아.”</w:t>
+      </w:r>
+    </w:p>
+    <w:p>
+      <w:pPr>
+        <w:rPr>
+          <w:sz w:val="16"/>
+          <w:szCs w:val="18"/>
+        </w:rPr>
+      </w:pPr>
+      <w:r>
+        <w:rPr>
+          <w:sz w:val="16"/>
+          <w:szCs w:val="18"/>
+        </w:rPr>
+        <w:t>그러면 나는 그 사람에게 더 이상 보아뱀이나 원시림이나 별에 대해서 이야기하지 않았다.</w:t>
+      </w:r>
+    </w:p>
+    <w:p>
+      <w:pPr>
+        <w:rPr>
+          <w:sz w:val="16"/>
+          <w:szCs w:val="18"/>
+        </w:rPr>
+      </w:pPr>
+      <w:r>
+        <w:rPr>
+          <w:sz w:val="16"/>
+          <w:szCs w:val="18"/>
+        </w:rPr>
+        <w:t>대신 그 사람의 수준에 맞춰서 다리를 놓는 놀이, 골프, 정치, 넥타이 같은 이야기를 했다.</w:t>
+      </w:r>
+    </w:p>
+    <w:p>
+      <w:pPr>
+        <w:rPr>
+          <w:sz w:val="16"/>
+          <w:szCs w:val="18"/>
+        </w:rPr>
+      </w:pPr>
+      <w:r>
+        <w:rPr>
+          <w:sz w:val="16"/>
+          <w:szCs w:val="18"/>
+        </w:rPr>
+        <w:t>그러면 그 어른은 나처럼 분별 있는 사람을 만난 것을 무척 기뻐했다.</w:t>
+      </w:r>
+    </w:p>
+    <w:p>
+      <w:pPr>
+        <w:rPr>
+          <w:b/>
+          <w:bCs/>
+          <w:sz w:val="16"/>
+          <w:szCs w:val="18"/>
+        </w:rPr>
+      </w:pPr>
+      <w:r>
+        <w:rPr>
+          <w:b/>
+          <w:bCs/>
+          <w:sz w:val="16"/>
+          <w:szCs w:val="18"/>
+        </w:rPr>
+        <w:t>2</w:t>
+      </w:r>
+    </w:p>
+    <w:p>
+      <w:pPr>
+        <w:rPr>
+          <w:sz w:val="16"/>
+          <w:szCs w:val="18"/>
+        </w:rPr>
+      </w:pPr>
+      <w:r>
+        <w:rPr>
+          <w:sz w:val="16"/>
+          <w:szCs w:val="18"/>
+        </w:rPr>
+        <w:t>그래서 나는 정말로 이야기할 수 있는 사람이 아무도 없는 채 혼자 살아왔다.</w:t>
+      </w:r>
+    </w:p>
+    <w:p>
+      <w:pPr>
+        <w:rPr>
+          <w:sz w:val="16"/>
+          <w:szCs w:val="18"/>
+        </w:rPr>
+      </w:pPr>
+      <w:r>
+        <w:rPr>
+          <w:sz w:val="16"/>
+          <w:szCs w:val="18"/>
+        </w:rPr>
+        <w:t xml:space="preserve">그러다 </w:t>
+      </w:r>
+      <w:r>
+        <w:rPr>
+          <w:b/>
+          <w:bCs/>
+          <w:sz w:val="16"/>
+          <w:szCs w:val="18"/>
+        </w:rPr>
+        <w:t>6년 전, 사하라 사막에서 비행기 사고를 당했다.</w:t>
+      </w:r>
+    </w:p>
+    <w:p>
+      <w:pPr>
+        <w:rPr>
+          <w:sz w:val="16"/>
+          <w:szCs w:val="18"/>
+        </w:rPr>
+      </w:pPr>
+      <w:r>
+        <w:rPr>
+          <w:sz w:val="16"/>
+          <w:szCs w:val="18"/>
+        </w:rPr>
+        <w:t>비행기의 엔진에 무언가 고장이 난 것이었다. 함께 있던 승객도, 정비공도 없었기 때문에 나는 혼자서 어려운 수리를 시작해야 했다.</w:t>
+      </w:r>
+    </w:p>
+    <w:p>
+      <w:pPr>
+        <w:rPr>
+          <w:sz w:val="16"/>
+          <w:szCs w:val="18"/>
+        </w:rPr>
+      </w:pPr>
+      <w:r>
+        <w:rPr>
+          <w:sz w:val="16"/>
+          <w:szCs w:val="18"/>
+        </w:rPr>
+        <w:t>그것은 말 그대로 생사가 걸린 문제였다. 내게 남아 있는 식수는 겨우 일주일 정도 버틸 만큼밖에 없었다.</w:t>
+      </w:r>
+    </w:p>
+    <w:p>
+      <w:pPr>
+        <w:rPr>
+          <w:sz w:val="16"/>
+          <w:szCs w:val="18"/>
+        </w:rPr>
+      </w:pPr>
+      <w:r>
+        <w:rPr>
+          <w:sz w:val="16"/>
+          <w:szCs w:val="18"/>
+        </w:rPr>
+        <w:t>첫날 밤, 나는 사람의 거주지에서 수천 킬로미터나 떨어진 사막의 모래 위에서 잠들었다.</w:t>
+      </w:r>
+    </w:p>
+    <w:p>
+      <w:pPr>
+        <w:rPr>
+          <w:sz w:val="16"/>
+          <w:szCs w:val="18"/>
+        </w:rPr>
+      </w:pPr>
+      <w:r>
+        <w:rPr>
+          <w:sz w:val="16"/>
+          <w:szCs w:val="18"/>
+        </w:rPr>
+        <w:t>나는 바다 한가운데 뗏목 위에서 조난당한 선원보다도 훨씬 더 고립되어 있었다.</w:t>
+      </w:r>
+    </w:p>
+    <w:p>
+      <w:pPr>
+        <w:rPr>
+          <w:sz w:val="16"/>
+          <w:szCs w:val="18"/>
+        </w:rPr>
+      </w:pPr>
+      <w:r>
+        <w:rPr>
+          <w:sz w:val="16"/>
+          <w:szCs w:val="18"/>
+        </w:rPr>
+        <w:t>그런데 그런 내가 다음 날 아침, 이상하고 작은 목소리에 잠에서 깨어났을 때 얼마나 놀랐을지 상상해 보라.</w:t>
+      </w:r>
+    </w:p>
+    <w:p>
+      <w:pPr>
+        <w:rPr>
+          <w:sz w:val="16"/>
+          <w:szCs w:val="18"/>
+        </w:rPr>
+      </w:pPr>
+      <w:r>
+        <w:rPr>
+          <w:sz w:val="16"/>
+          <w:szCs w:val="18"/>
+        </w:rPr>
+        <w:t>그 목소리는 이렇게 말했다.</w:t>
+      </w:r>
+    </w:p>
+    <w:p>
+      <w:pPr>
+        <w:rPr>
+          <w:sz w:val="16"/>
+          <w:szCs w:val="18"/>
+        </w:rPr>
+      </w:pPr>
+      <w:r>
+        <w:rPr>
+          <w:sz w:val="16"/>
+          <w:szCs w:val="18"/>
+        </w:rPr>
+        <w:t>“저기요…… 양 한 마리 그려 줘!”</w:t>
+      </w:r>
+    </w:p>
+    <w:p>
+      <w:pPr>
+        <w:rPr>
+          <w:sz w:val="16"/>
+          <w:szCs w:val="18"/>
+        </w:rPr>
+      </w:pPr>
+      <w:r>
+        <w:rPr>
+          <w:sz w:val="16"/>
+          <w:szCs w:val="18"/>
+        </w:rPr>
+        <w:t>“뭐라고?”</w:t>
+      </w:r>
+    </w:p>
+    <w:p>
+      <w:pPr>
+        <w:rPr>
+          <w:sz w:val="16"/>
+          <w:szCs w:val="18"/>
+        </w:rPr>
+      </w:pPr>
+      <w:r>
+        <w:rPr>
+          <w:sz w:val="16"/>
+          <w:szCs w:val="18"/>
+        </w:rPr>
+        <w:t>“양 한 마리 그려 줘!”</w:t>
       </w:r>
     </w:p>
     <w:p>
@@ -9908,491 +10148,412 @@
           <w:szCs w:val="18"/>
         </w:rPr>
         <w:lastRenderedPageBreak/>
-        <w:t>아무것도 없다.</w:t>
-      </w:r>
-    </w:p>
-    <w:p>
-      <w:pPr>
-        <w:rPr>
-          <w:sz w:val="16"/>
-          <w:szCs w:val="18"/>
-        </w:rPr>
-      </w:pPr>
-      <w:r>
-        <w:rPr>
-          <w:sz w:val="16"/>
-          <w:szCs w:val="18"/>
-        </w:rPr>
-        <w:t xml:space="preserve">그런데 </w:t>
-      </w:r>
-      <w:r>
-        <w:rPr>
-          <w:b/>
-          <w:bCs/>
-          <w:sz w:val="16"/>
-          <w:szCs w:val="18"/>
-        </w:rPr>
-        <w:t>상자 안에서 무언가 움직이는 소리</w:t>
-      </w:r>
-      <w:r>
-        <w:rPr>
-          <w:sz w:val="16"/>
-          <w:szCs w:val="18"/>
-        </w:rPr>
-        <w:t>가 난다.</w:t>
-      </w:r>
-    </w:p>
-    <w:p>
-      <w:pPr>
-        <w:rPr>
-          <w:sz w:val="16"/>
-          <w:szCs w:val="18"/>
-        </w:rPr>
-      </w:pPr>
-      <w:r>
-        <w:rPr>
-          <w:sz w:val="16"/>
-          <w:szCs w:val="18"/>
-        </w:rPr>
-        <w:t>플레이어가 손을 넣는다.</w:t>
-      </w:r>
-    </w:p>
-    <w:p>
-      <w:pPr>
-        <w:rPr>
-          <w:sz w:val="16"/>
-          <w:szCs w:val="18"/>
-        </w:rPr>
-      </w:pPr>
-      <w:r>
-        <w:rPr>
-          <w:sz w:val="16"/>
-          <w:szCs w:val="18"/>
-        </w:rPr>
-        <w:t>양털이 나온다.</w:t>
-      </w:r>
-    </w:p>
-    <w:p>
-      <w:pPr>
-        <w:rPr>
-          <w:sz w:val="16"/>
-          <w:szCs w:val="18"/>
-        </w:rPr>
-      </w:pPr>
-      <w:r>
-        <w:rPr>
-          <w:sz w:val="16"/>
-          <w:szCs w:val="18"/>
-        </w:rPr>
-        <w:t>주인공이 놀라서 손을 뺀다.</w:t>
-      </w:r>
-    </w:p>
-    <w:p>
-      <w:pPr>
-        <w:rPr>
-          <w:sz w:val="16"/>
-          <w:szCs w:val="18"/>
-        </w:rPr>
-      </w:pPr>
-      <w:r>
-        <w:rPr>
-          <w:sz w:val="16"/>
-          <w:szCs w:val="18"/>
-        </w:rPr>
-        <w:t>어린 왕자는 아무렇지도 않게 말한다.</w:t>
-      </w:r>
-    </w:p>
-    <w:p>
-      <w:pPr>
-        <w:rPr>
-          <w:sz w:val="16"/>
-          <w:szCs w:val="18"/>
-        </w:rPr>
-      </w:pPr>
-      <w:r>
-        <w:rPr>
-          <w:b/>
-          <w:bCs/>
-          <w:sz w:val="16"/>
-          <w:szCs w:val="18"/>
-        </w:rPr>
-        <w:t>“걱정하지 마.”</w:t>
-      </w:r>
-    </w:p>
-    <w:p>
-      <w:pPr>
-        <w:rPr>
-          <w:sz w:val="16"/>
-          <w:szCs w:val="18"/>
-        </w:rPr>
-      </w:pPr>
-      <w:r>
-        <w:rPr>
-          <w:b/>
-          <w:bCs/>
-          <w:sz w:val="16"/>
-          <w:szCs w:val="18"/>
-        </w:rPr>
-        <w:t>“양은 가끔 사람보다 더 얌전해.”</w:t>
-      </w:r>
-    </w:p>
-    <w:p>
-      <w:pPr>
-        <w:rPr>
-          <w:sz w:val="16"/>
-          <w:szCs w:val="18"/>
-        </w:rPr>
-      </w:pPr>
-      <w:r>
-        <w:rPr>
-          <w:sz w:val="16"/>
-          <w:szCs w:val="18"/>
-        </w:rPr>
-        <w:t>그리고 걸어간다.</w:t>
-      </w:r>
-    </w:p>
-    <w:p>
-      <w:pPr>
-        <w:rPr>
-          <w:sz w:val="16"/>
-          <w:szCs w:val="18"/>
-        </w:rPr>
-      </w:pPr>
-      <w:r>
-        <w:rPr>
-          <w:sz w:val="16"/>
-          <w:szCs w:val="18"/>
-        </w:rPr>
-        <w:pict w14:anchorId="340FBED5">
-          <v:rect id="_x0000_i1077" style="width:0;height:1.5pt" o:hralign="center" o:hrstd="t" o:hr="t" fillcolor="#a0a0a0" stroked="f"/>
-        </w:pict>
-      </w:r>
-    </w:p>
-    <w:p>
-      <w:pPr>
-        <w:rPr>
-          <w:b/>
-          <w:bCs/>
-          <w:sz w:val="16"/>
-          <w:szCs w:val="18"/>
-        </w:rPr>
-      </w:pPr>
-      <w:r>
-        <w:rPr>
-          <w:b/>
-          <w:bCs/>
-          <w:sz w:val="16"/>
-          <w:szCs w:val="18"/>
-        </w:rPr>
-        <w:t>플레이어가 어린 왕자를 따라간다</w:t>
-      </w:r>
-    </w:p>
-    <w:p>
-      <w:pPr>
-        <w:rPr>
-          <w:sz w:val="16"/>
-          <w:szCs w:val="18"/>
-        </w:rPr>
-      </w:pPr>
-      <w:r>
-        <w:rPr>
-          <w:sz w:val="16"/>
-          <w:szCs w:val="18"/>
-        </w:rPr>
-        <w:t>사막을 걷는다.</w:t>
-      </w:r>
-    </w:p>
-    <w:p>
-      <w:pPr>
-        <w:rPr>
-          <w:sz w:val="16"/>
-          <w:szCs w:val="18"/>
-        </w:rPr>
-      </w:pPr>
-      <w:r>
-        <w:rPr>
-          <w:sz w:val="16"/>
-          <w:szCs w:val="18"/>
-        </w:rPr>
-        <w:t>그런데 이상하다.</w:t>
-      </w:r>
-    </w:p>
-    <w:p>
-      <w:pPr>
-        <w:rPr>
-          <w:sz w:val="16"/>
-          <w:szCs w:val="18"/>
-        </w:rPr>
-      </w:pPr>
-      <w:r>
-        <w:rPr>
-          <w:sz w:val="16"/>
-          <w:szCs w:val="18"/>
-        </w:rPr>
-        <w:t xml:space="preserve">조금 전까지 끝없이 펼쳐져 있던 사막에 </w:t>
-      </w:r>
-      <w:r>
-        <w:rPr>
-          <w:b/>
-          <w:bCs/>
-          <w:sz w:val="16"/>
-          <w:szCs w:val="18"/>
-        </w:rPr>
-        <w:t>작은 행성 하나가 떠 있다.</w:t>
-      </w:r>
-    </w:p>
-    <w:p>
-      <w:pPr>
-        <w:rPr>
-          <w:sz w:val="16"/>
-          <w:szCs w:val="18"/>
-        </w:rPr>
-      </w:pPr>
-      <w:r>
-        <w:rPr>
-          <w:sz w:val="16"/>
-          <w:szCs w:val="18"/>
-        </w:rPr>
-        <w:t>어린 왕자가 그 행성을 가리킨다.</w:t>
-      </w:r>
-    </w:p>
-    <w:p>
-      <w:pPr>
-        <w:rPr>
-          <w:sz w:val="16"/>
-          <w:szCs w:val="18"/>
-        </w:rPr>
-      </w:pPr>
-      <w:r>
-        <w:rPr>
-          <w:b/>
-          <w:bCs/>
-          <w:sz w:val="16"/>
-          <w:szCs w:val="18"/>
-        </w:rPr>
-        <w:t>“저기가 내 집이야.”</w:t>
-      </w:r>
-    </w:p>
-    <w:p>
-      <w:pPr>
-        <w:rPr>
-          <w:sz w:val="16"/>
-          <w:szCs w:val="18"/>
-        </w:rPr>
-      </w:pPr>
-      <w:r>
-        <w:rPr>
-          <w:sz w:val="16"/>
-          <w:szCs w:val="18"/>
-        </w:rPr>
-        <w:t>주인공:</w:t>
-      </w:r>
-    </w:p>
-    <w:p>
-      <w:pPr>
-        <w:rPr>
-          <w:sz w:val="16"/>
-          <w:szCs w:val="18"/>
-        </w:rPr>
-      </w:pPr>
-      <w:r>
-        <w:rPr>
-          <w:sz w:val="16"/>
-          <w:szCs w:val="18"/>
-        </w:rPr>
-        <w:t>“저게?”</w:t>
-      </w:r>
-    </w:p>
-    <w:p>
-      <w:pPr>
-        <w:rPr>
-          <w:sz w:val="16"/>
-          <w:szCs w:val="18"/>
-        </w:rPr>
-      </w:pPr>
-      <w:r>
-        <w:rPr>
-          <w:sz w:val="16"/>
-          <w:szCs w:val="18"/>
-        </w:rPr>
-        <w:t>“너 저기서 살았다고?”</w:t>
-      </w:r>
-    </w:p>
-    <w:p>
-      <w:pPr>
-        <w:rPr>
-          <w:sz w:val="16"/>
-          <w:szCs w:val="18"/>
-        </w:rPr>
-      </w:pPr>
-      <w:r>
-        <w:rPr>
-          <w:sz w:val="16"/>
-          <w:szCs w:val="18"/>
-        </w:rPr>
-        <w:t>어린 왕자:</w:t>
-      </w:r>
-    </w:p>
-    <w:p>
-      <w:pPr>
-        <w:rPr>
-          <w:sz w:val="16"/>
-          <w:szCs w:val="18"/>
-        </w:rPr>
-      </w:pPr>
-      <w:r>
-        <w:rPr>
-          <w:b/>
-          <w:bCs/>
-          <w:sz w:val="16"/>
-          <w:szCs w:val="18"/>
-        </w:rPr>
-        <w:t>“응.”</w:t>
-      </w:r>
-    </w:p>
-    <w:p>
-      <w:pPr>
-        <w:rPr>
-          <w:sz w:val="16"/>
-          <w:szCs w:val="18"/>
-        </w:rPr>
-      </w:pPr>
-      <w:r>
-        <w:rPr>
-          <w:sz w:val="16"/>
-          <w:szCs w:val="18"/>
-        </w:rPr>
-        <w:t>주인공:</w:t>
-      </w:r>
-    </w:p>
-    <w:p>
-      <w:pPr>
-        <w:rPr>
-          <w:sz w:val="16"/>
-          <w:szCs w:val="18"/>
-        </w:rPr>
-      </w:pPr>
-      <w:r>
-        <w:rPr>
-          <w:sz w:val="16"/>
-          <w:szCs w:val="18"/>
-        </w:rPr>
-        <w:t>“혼자?”</w:t>
-      </w:r>
-    </w:p>
-    <w:p>
-      <w:pPr>
-        <w:rPr>
-          <w:sz w:val="16"/>
-          <w:szCs w:val="18"/>
-        </w:rPr>
-      </w:pPr>
-      <w:r>
-        <w:rPr>
-          <w:sz w:val="16"/>
-          <w:szCs w:val="18"/>
-        </w:rPr>
-        <w:t>어린 왕자가 잠시 생각한다.</w:t>
-      </w:r>
-    </w:p>
-    <w:p>
-      <w:pPr>
-        <w:rPr>
-          <w:sz w:val="16"/>
-          <w:szCs w:val="18"/>
-        </w:rPr>
-      </w:pPr>
-      <w:r>
-        <w:rPr>
-          <w:b/>
-          <w:bCs/>
-          <w:sz w:val="16"/>
-          <w:szCs w:val="18"/>
-        </w:rPr>
-        <w:t>“아니.”</w:t>
-      </w:r>
-    </w:p>
-    <w:p>
-      <w:pPr>
-        <w:rPr>
-          <w:sz w:val="16"/>
-          <w:szCs w:val="18"/>
-        </w:rPr>
-      </w:pPr>
-      <w:r>
-        <w:rPr>
-          <w:sz w:val="16"/>
-          <w:szCs w:val="18"/>
-        </w:rPr>
-        <w:t>그리고 뒤를 돌아본다.</w:t>
-      </w:r>
-    </w:p>
-    <w:p>
-      <w:pPr>
-        <w:rPr>
-          <w:sz w:val="16"/>
-          <w:szCs w:val="18"/>
-        </w:rPr>
-      </w:pPr>
-      <w:r>
-        <w:rPr>
-          <w:b/>
-          <w:bCs/>
-          <w:sz w:val="16"/>
-          <w:szCs w:val="18"/>
-        </w:rPr>
-        <w:t>“장미가 있었어.”</w:t>
-      </w:r>
-    </w:p>
-    <w:p>
-      <w:pPr>
-        <w:rPr>
-          <w:sz w:val="16"/>
-          <w:szCs w:val="18"/>
-        </w:rPr>
-      </w:pPr>
-      <w:r>
-        <w:rPr>
-          <w:sz w:val="16"/>
-          <w:szCs w:val="18"/>
-        </w:rPr>
-        <w:pict w14:anchorId="5B18CEE3">
-          <v:rect id="_x0000_i1078" style="width:0;height:1.5pt" o:hralign="center" o:hrstd="t" o:hr="t" fillcolor="#a0a0a0" stroked="f"/>
-        </w:pict>
-      </w:r>
-    </w:p>
-    <w:p>
-      <w:pPr>
-        <w:rPr>
-          <w:b/>
-          <w:bCs/>
-          <w:sz w:val="16"/>
-          <w:szCs w:val="18"/>
-        </w:rPr>
-      </w:pPr>
-      <w:r>
-        <w:rPr>
-          <w:b/>
-          <w:bCs/>
-          <w:sz w:val="16"/>
-          <w:szCs w:val="18"/>
-        </w:rPr>
-        <w:t>장미</w:t>
-      </w:r>
-    </w:p>
-    <w:p>
-      <w:pPr>
-        <w:rPr>
-          <w:sz w:val="16"/>
-          <w:szCs w:val="18"/>
-        </w:rPr>
-      </w:pPr>
-      <w:r>
-        <w:rPr>
-          <w:sz w:val="16"/>
-          <w:szCs w:val="18"/>
-        </w:rPr>
-        <w:t>화면이 순간적으로 흔들린다.</w:t>
+        <w:t>나는 깜짝 놀라 벌떡 일어났다. 눈을 세게 비비고 주위를 자세히 둘러보았다.</w:t>
+      </w:r>
+    </w:p>
+    <w:p>
+      <w:pPr>
+        <w:rPr>
+          <w:sz w:val="16"/>
+          <w:szCs w:val="18"/>
+        </w:rPr>
+      </w:pPr>
+      <w:r>
+        <w:rPr>
+          <w:sz w:val="16"/>
+          <w:szCs w:val="18"/>
+        </w:rPr>
+        <w:t>그런데 거기에는 정말 이상하게 생긴 작은 사람이 서서 아주 진지한 표정으로 나를 바라보고 있었다.</w:t>
+      </w:r>
+    </w:p>
+    <w:p>
+      <w:pPr>
+        <w:rPr>
+          <w:sz w:val="16"/>
+          <w:szCs w:val="18"/>
+        </w:rPr>
+      </w:pPr>
+      <w:r>
+        <w:rPr>
+          <w:sz w:val="16"/>
+          <w:szCs w:val="18"/>
+        </w:rPr>
+        <w:t>나중에 내가 그 모습을 그려 보았지만, 내가 그린 그림은 실제 모습보다 훨씬 덜 사랑스러웠다.</w:t>
+      </w:r>
+    </w:p>
+    <w:p>
+      <w:pPr>
+        <w:rPr>
+          <w:sz w:val="16"/>
+          <w:szCs w:val="18"/>
+        </w:rPr>
+      </w:pPr>
+      <w:r>
+        <w:rPr>
+          <w:sz w:val="16"/>
+          <w:szCs w:val="18"/>
+        </w:rPr>
+        <w:t>하지만 그것은 내 잘못이 아니다.</w:t>
+      </w:r>
+    </w:p>
+    <w:p>
+      <w:pPr>
+        <w:rPr>
+          <w:sz w:val="16"/>
+          <w:szCs w:val="18"/>
+        </w:rPr>
+      </w:pPr>
+      <w:r>
+        <w:rPr>
+          <w:sz w:val="16"/>
+          <w:szCs w:val="18"/>
+        </w:rPr>
+        <w:t>어른들이 내가 여섯 살 때 화가가 되는 꿈을 꺾어 버렸고, 그 뒤로 나는 보아뱀을 겉에서 그린 그림과 속에서 그린 그림 말고는 아무것도 제대로 그리는 법을 배우지 못했으니까.</w:t>
+      </w:r>
+    </w:p>
+    <w:p>
+      <w:pPr>
+        <w:rPr>
+          <w:sz w:val="16"/>
+          <w:szCs w:val="18"/>
+        </w:rPr>
+      </w:pPr>
+      <w:r>
+        <w:rPr>
+          <w:sz w:val="16"/>
+          <w:szCs w:val="18"/>
+        </w:rPr>
+        <w:t>나는 갑자기 나타난 그 아이를 너무 놀라 눈이 튀어나올 정도로 바라보았다.</w:t>
+      </w:r>
+    </w:p>
+    <w:p>
+      <w:pPr>
+        <w:rPr>
+          <w:sz w:val="16"/>
+          <w:szCs w:val="18"/>
+        </w:rPr>
+      </w:pPr>
+      <w:r>
+        <w:rPr>
+          <w:sz w:val="16"/>
+          <w:szCs w:val="18"/>
+        </w:rPr>
+        <w:t>생각해 보라.</w:t>
+      </w:r>
+    </w:p>
+    <w:p>
+      <w:pPr>
+        <w:rPr>
+          <w:sz w:val="16"/>
+          <w:szCs w:val="18"/>
+        </w:rPr>
+      </w:pPr>
+      <w:r>
+        <w:rPr>
+          <w:sz w:val="16"/>
+          <w:szCs w:val="18"/>
+        </w:rPr>
+        <w:t>나는 사람이 사는 곳에서 수천 킬로미터나 떨어진 사막에 추락해 있었다.</w:t>
+      </w:r>
+    </w:p>
+    <w:p>
+      <w:pPr>
+        <w:rPr>
+          <w:sz w:val="16"/>
+          <w:szCs w:val="18"/>
+        </w:rPr>
+      </w:pPr>
+      <w:r>
+        <w:rPr>
+          <w:sz w:val="16"/>
+          <w:szCs w:val="18"/>
+        </w:rPr>
+        <w:t>그런데 그 작은 아이는 모래사장을 헤매고 있는 것 같지도 않았고, 피곤하거나 배고프거나 목이 마르거나 무서워하는 기색도 전혀 없었다.</w:t>
+      </w:r>
+    </w:p>
+    <w:p>
+      <w:pPr>
+        <w:rPr>
+          <w:sz w:val="16"/>
+          <w:szCs w:val="18"/>
+        </w:rPr>
+      </w:pPr>
+      <w:r>
+        <w:rPr>
+          <w:sz w:val="16"/>
+          <w:szCs w:val="18"/>
+        </w:rPr>
+        <w:t>사람이 사는 곳에서 수천 킬로미터 떨어진 사막에서 길을 잃은 아이에게서 나타날 법한 모습이 하나도 없었다.</w:t>
+      </w:r>
+    </w:p>
+    <w:p>
+      <w:pPr>
+        <w:rPr>
+          <w:sz w:val="16"/>
+          <w:szCs w:val="18"/>
+        </w:rPr>
+      </w:pPr>
+      <w:r>
+        <w:rPr>
+          <w:sz w:val="16"/>
+          <w:szCs w:val="18"/>
+        </w:rPr>
+        <w:t>겨우 입을 열 수 있게 되었을 때 나는 그에게 물었다.</w:t>
+      </w:r>
+    </w:p>
+    <w:p>
+      <w:pPr>
+        <w:rPr>
+          <w:sz w:val="16"/>
+          <w:szCs w:val="18"/>
+        </w:rPr>
+      </w:pPr>
+      <w:r>
+        <w:rPr>
+          <w:sz w:val="16"/>
+          <w:szCs w:val="18"/>
+        </w:rPr>
+        <w:t>“그런데…… 너 여기서 뭐 하고 있니?”</w:t>
+      </w:r>
+    </w:p>
+    <w:p>
+      <w:pPr>
+        <w:rPr>
+          <w:sz w:val="16"/>
+          <w:szCs w:val="18"/>
+        </w:rPr>
+      </w:pPr>
+      <w:r>
+        <w:rPr>
+          <w:sz w:val="16"/>
+          <w:szCs w:val="18"/>
+        </w:rPr>
+        <w:t>그러자 그는 아주 중요한 일에 대해 말하는 사람처럼 천천히 같은 말을 되풀이했다.</w:t>
+      </w:r>
+    </w:p>
+    <w:p>
+      <w:pPr>
+        <w:rPr>
+          <w:sz w:val="16"/>
+          <w:szCs w:val="18"/>
+        </w:rPr>
+      </w:pPr>
+      <w:r>
+        <w:rPr>
+          <w:sz w:val="16"/>
+          <w:szCs w:val="18"/>
+        </w:rPr>
+        <w:t>“저기요…… 양 한 마리 그려 줘…….”</w:t>
+      </w:r>
+    </w:p>
+    <w:p>
+      <w:pPr>
+        <w:rPr>
+          <w:sz w:val="16"/>
+          <w:szCs w:val="18"/>
+        </w:rPr>
+      </w:pPr>
+      <w:r>
+        <w:rPr>
+          <w:sz w:val="16"/>
+          <w:szCs w:val="18"/>
+        </w:rPr>
+        <w:t>너무 압도적인 신비 앞에서는 감히 거절할 수 없는 법이다.</w:t>
+      </w:r>
+    </w:p>
+    <w:p>
+      <w:pPr>
+        <w:rPr>
+          <w:sz w:val="16"/>
+          <w:szCs w:val="18"/>
+        </w:rPr>
+      </w:pPr>
+      <w:r>
+        <w:rPr>
+          <w:sz w:val="16"/>
+          <w:szCs w:val="18"/>
+        </w:rPr>
+        <w:t>사람이 사는 곳이라고는 아무것도 없는 곳에서 죽을지도 모르는 상황이었지만, 나는 종이 한 장과 만년필을 꺼냈다.</w:t>
+      </w:r>
+    </w:p>
+    <w:p>
+      <w:pPr>
+        <w:rPr>
+          <w:sz w:val="16"/>
+          <w:szCs w:val="18"/>
+        </w:rPr>
+      </w:pPr>
+      <w:r>
+        <w:rPr>
+          <w:sz w:val="16"/>
+          <w:szCs w:val="18"/>
+        </w:rPr>
+        <w:t>그러다가 문득 내가 지리, 역사, 산수, 문법 공부에만 매달렸던 어린 시절이 떠올랐다.</w:t>
+      </w:r>
+    </w:p>
+    <w:p>
+      <w:pPr>
+        <w:rPr>
+          <w:sz w:val="16"/>
+          <w:szCs w:val="18"/>
+        </w:rPr>
+      </w:pPr>
+      <w:r>
+        <w:rPr>
+          <w:sz w:val="16"/>
+          <w:szCs w:val="18"/>
+        </w:rPr>
+        <w:t>나는 조금 짜증 섞인 목소리로 그 아이에게 말했다.</w:t>
+      </w:r>
+    </w:p>
+    <w:p>
+      <w:pPr>
+        <w:rPr>
+          <w:sz w:val="16"/>
+          <w:szCs w:val="18"/>
+        </w:rPr>
+      </w:pPr>
+      <w:r>
+        <w:rPr>
+          <w:sz w:val="16"/>
+          <w:szCs w:val="18"/>
+        </w:rPr>
+        <w:t>“나는 그림을 그릴 줄 몰라.”</w:t>
+      </w:r>
+    </w:p>
+    <w:p>
+      <w:pPr>
+        <w:rPr>
+          <w:sz w:val="16"/>
+          <w:szCs w:val="18"/>
+        </w:rPr>
+      </w:pPr>
+      <w:r>
+        <w:rPr>
+          <w:sz w:val="16"/>
+          <w:szCs w:val="18"/>
+        </w:rPr>
+        <w:t>그러자 아이가 대답했다.</w:t>
+      </w:r>
+    </w:p>
+    <w:p>
+      <w:pPr>
+        <w:rPr>
+          <w:sz w:val="16"/>
+          <w:szCs w:val="18"/>
+        </w:rPr>
+      </w:pPr>
+      <w:r>
+        <w:rPr>
+          <w:sz w:val="16"/>
+          <w:szCs w:val="18"/>
+        </w:rPr>
+        <w:t>“괜찮아. 양 한 마리 그려 줘…….”</w:t>
+      </w:r>
+    </w:p>
+    <w:p>
+      <w:pPr>
+        <w:rPr>
+          <w:sz w:val="16"/>
+          <w:szCs w:val="18"/>
+        </w:rPr>
+      </w:pPr>
+      <w:r>
+        <w:rPr>
+          <w:sz w:val="16"/>
+          <w:szCs w:val="18"/>
+        </w:rPr>
+        <w:t>하지만 나는 양을 그려 본 적이 한 번도 없었다.</w:t>
+      </w:r>
+    </w:p>
+    <w:p>
+      <w:pPr>
+        <w:rPr>
+          <w:sz w:val="16"/>
+          <w:szCs w:val="18"/>
+        </w:rPr>
+      </w:pPr>
+      <w:r>
+        <w:rPr>
+          <w:sz w:val="16"/>
+          <w:szCs w:val="18"/>
+        </w:rPr>
+        <w:t>그래서 나는 예전에 그렸던 두 그림 중 하나를 그려 주었다. 바로 보아뱀을 겉에서 본 그림이었다.</w:t>
+      </w:r>
+    </w:p>
+    <w:p>
+      <w:pPr>
+        <w:rPr>
+          <w:sz w:val="16"/>
+          <w:szCs w:val="18"/>
+        </w:rPr>
+      </w:pPr>
+      <w:r>
+        <w:rPr>
+          <w:sz w:val="16"/>
+          <w:szCs w:val="18"/>
+        </w:rPr>
+        <w:t>그런데 그 작은 아이가 이렇게 말하는 것을 듣고 나는 깜짝 놀랐다.</w:t>
+      </w:r>
+    </w:p>
+    <w:p>
+      <w:pPr>
+        <w:rPr>
+          <w:sz w:val="16"/>
+          <w:szCs w:val="18"/>
+        </w:rPr>
+      </w:pPr>
+      <w:r>
+        <w:rPr>
+          <w:sz w:val="16"/>
+          <w:szCs w:val="18"/>
+        </w:rPr>
+        <w:t>“아니, 아니, 아니야! 보아뱀 속에 들어 있는 코끼리는 싫어. 보아뱀은 아주 위험한 동물이고 코끼리는 너무 크고 무거워. 내가 사는 곳은 모든 게 아주 작아. 내가 필요한 건 양이야. 양 한 마리 그려 줘.”</w:t>
+      </w:r>
+    </w:p>
+    <w:p>
+      <w:pPr>
+        <w:rPr>
+          <w:sz w:val="16"/>
+          <w:szCs w:val="18"/>
+        </w:rPr>
+      </w:pPr>
+      <w:r>
+        <w:rPr>
+          <w:sz w:val="16"/>
+          <w:szCs w:val="18"/>
+        </w:rPr>
+        <w:t>그래서 나는 양을 하나 그렸다.</w:t>
+      </w:r>
+    </w:p>
+    <w:p>
+      <w:pPr>
+        <w:rPr>
+          <w:sz w:val="16"/>
+          <w:szCs w:val="18"/>
+        </w:rPr>
+      </w:pPr>
+      <w:r>
+        <w:rPr>
+          <w:sz w:val="16"/>
+          <w:szCs w:val="18"/>
+        </w:rPr>
+        <w:t>그 아이는 그림을 자세히 살펴보더니 말했다.</w:t>
+      </w:r>
+    </w:p>
+    <w:p>
+      <w:pPr>
+        <w:rPr>
+          <w:sz w:val="16"/>
+          <w:szCs w:val="18"/>
+        </w:rPr>
+      </w:pPr>
+      <w:r>
+        <w:rPr>
+          <w:sz w:val="16"/>
+          <w:szCs w:val="18"/>
+        </w:rPr>
+        <w:t>“아니야. 이 양은 이미 병이 난 것 같아. 다른 양을 그려 줘.”</w:t>
       </w:r>
     </w:p>
     <w:p>
@@ -10408,378 +10569,198 @@
           <w:szCs w:val="18"/>
         </w:rPr>
         <w:lastRenderedPageBreak/>
-        <w:t>사막이 사라진다.</w:t>
-      </w:r>
-    </w:p>
-    <w:p>
-      <w:pPr>
-        <w:rPr>
-          <w:sz w:val="16"/>
-          <w:szCs w:val="18"/>
-        </w:rPr>
-      </w:pPr>
-      <w:r>
-        <w:rPr>
-          <w:sz w:val="16"/>
-          <w:szCs w:val="18"/>
-        </w:rPr>
-        <w:t>주인공은 작은 행성 위에 서 있다.</w:t>
-      </w:r>
-    </w:p>
-    <w:p>
-      <w:pPr>
-        <w:rPr>
-          <w:sz w:val="16"/>
-          <w:szCs w:val="18"/>
-        </w:rPr>
-      </w:pPr>
-      <w:r>
-        <w:rPr>
-          <w:sz w:val="16"/>
-          <w:szCs w:val="18"/>
-        </w:rPr>
-        <w:t>한가운데 장미가 있다.</w:t>
-      </w:r>
-    </w:p>
-    <w:p>
-      <w:pPr>
-        <w:rPr>
-          <w:sz w:val="16"/>
-          <w:szCs w:val="18"/>
-        </w:rPr>
-      </w:pPr>
-      <w:r>
-        <w:rPr>
-          <w:sz w:val="16"/>
-          <w:szCs w:val="18"/>
-        </w:rPr>
-        <w:t>그런데 이 장미는 아름답지만 이상하다.</w:t>
-      </w:r>
-    </w:p>
-    <w:p>
-      <w:pPr>
-        <w:rPr>
-          <w:sz w:val="16"/>
-          <w:szCs w:val="18"/>
-        </w:rPr>
-      </w:pPr>
-      <w:r>
-        <w:rPr>
-          <w:sz w:val="16"/>
-          <w:szCs w:val="18"/>
-        </w:rPr>
-        <w:t xml:space="preserve">꽃잎 사이로 </w:t>
-      </w:r>
-      <w:r>
-        <w:rPr>
-          <w:b/>
-          <w:bCs/>
-          <w:sz w:val="16"/>
-          <w:szCs w:val="18"/>
-        </w:rPr>
-        <w:t>주인공이 현실에서 잃어버린 사람의 목소리</w:t>
-      </w:r>
-      <w:r>
-        <w:rPr>
-          <w:sz w:val="16"/>
-          <w:szCs w:val="18"/>
-        </w:rPr>
-        <w:t>가 들린다.</w:t>
-      </w:r>
-    </w:p>
-    <w:p>
-      <w:pPr>
-        <w:rPr>
-          <w:sz w:val="16"/>
-          <w:szCs w:val="18"/>
-        </w:rPr>
-      </w:pPr>
-      <w:r>
-        <w:rPr>
-          <w:sz w:val="16"/>
-          <w:szCs w:val="18"/>
-        </w:rPr>
-        <w:t>“왜 나를 버렸어?”</w:t>
-      </w:r>
-    </w:p>
-    <w:p>
-      <w:pPr>
-        <w:rPr>
-          <w:sz w:val="16"/>
-          <w:szCs w:val="18"/>
-        </w:rPr>
-      </w:pPr>
-      <w:r>
-        <w:rPr>
-          <w:sz w:val="16"/>
-          <w:szCs w:val="18"/>
-        </w:rPr>
-        <w:t>주인공이 얼어붙는다.</w:t>
-      </w:r>
-    </w:p>
-    <w:p>
-      <w:pPr>
-        <w:rPr>
-          <w:sz w:val="16"/>
-          <w:szCs w:val="18"/>
-        </w:rPr>
-      </w:pPr>
-      <w:r>
-        <w:rPr>
-          <w:sz w:val="16"/>
-          <w:szCs w:val="18"/>
-        </w:rPr>
-        <w:t>어린 왕자는 장미를 바라본다.</w:t>
-      </w:r>
-    </w:p>
-    <w:p>
-      <w:pPr>
-        <w:rPr>
-          <w:sz w:val="16"/>
-          <w:szCs w:val="18"/>
-        </w:rPr>
-      </w:pPr>
-      <w:r>
-        <w:rPr>
-          <w:b/>
-          <w:bCs/>
-          <w:sz w:val="16"/>
-          <w:szCs w:val="18"/>
-        </w:rPr>
-        <w:t>“내 장미야.”</w:t>
-      </w:r>
-    </w:p>
-    <w:p>
-      <w:pPr>
-        <w:rPr>
-          <w:sz w:val="16"/>
-          <w:szCs w:val="18"/>
-        </w:rPr>
-      </w:pPr>
-      <w:r>
-        <w:rPr>
-          <w:sz w:val="16"/>
-          <w:szCs w:val="18"/>
-        </w:rPr>
-        <w:t>주인공:</w:t>
-      </w:r>
-    </w:p>
-    <w:p>
-      <w:pPr>
-        <w:rPr>
-          <w:sz w:val="16"/>
-          <w:szCs w:val="18"/>
-        </w:rPr>
-      </w:pPr>
-      <w:r>
-        <w:rPr>
-          <w:sz w:val="16"/>
-          <w:szCs w:val="18"/>
-        </w:rPr>
-        <w:t>“저게 네가 말한 장미야?”</w:t>
-      </w:r>
-    </w:p>
-    <w:p>
-      <w:pPr>
-        <w:rPr>
-          <w:sz w:val="16"/>
-          <w:szCs w:val="18"/>
-        </w:rPr>
-      </w:pPr>
-      <w:r>
-        <w:rPr>
-          <w:sz w:val="16"/>
-          <w:szCs w:val="18"/>
-        </w:rPr>
-        <w:t>“응.”</w:t>
-      </w:r>
-    </w:p>
-    <w:p>
-      <w:pPr>
-        <w:rPr>
-          <w:sz w:val="16"/>
-          <w:szCs w:val="18"/>
-        </w:rPr>
-      </w:pPr>
-      <w:r>
-        <w:rPr>
-          <w:sz w:val="16"/>
-          <w:szCs w:val="18"/>
-        </w:rPr>
-        <w:t>주인공:</w:t>
-      </w:r>
-    </w:p>
-    <w:p>
-      <w:pPr>
-        <w:rPr>
-          <w:sz w:val="16"/>
-          <w:szCs w:val="18"/>
-        </w:rPr>
-      </w:pPr>
-      <w:r>
-        <w:rPr>
-          <w:sz w:val="16"/>
-          <w:szCs w:val="18"/>
-        </w:rPr>
-        <w:t>“별거 없네.”</w:t>
-      </w:r>
-    </w:p>
-    <w:p>
-      <w:pPr>
-        <w:rPr>
-          <w:sz w:val="16"/>
-          <w:szCs w:val="18"/>
-        </w:rPr>
-      </w:pPr>
-      <w:r>
-        <w:rPr>
-          <w:sz w:val="16"/>
-          <w:szCs w:val="18"/>
-        </w:rPr>
-        <w:t>어린 왕자의 표정이 처음으로 변한다.</w:t>
-      </w:r>
-    </w:p>
-    <w:p>
-      <w:pPr>
-        <w:rPr>
-          <w:sz w:val="16"/>
-          <w:szCs w:val="18"/>
-        </w:rPr>
-      </w:pPr>
-      <w:r>
-        <w:rPr>
-          <w:b/>
-          <w:bCs/>
-          <w:sz w:val="16"/>
-          <w:szCs w:val="18"/>
-        </w:rPr>
-        <w:t>“그래서 네가 떠났구나.”</w:t>
-      </w:r>
-    </w:p>
-    <w:p>
-      <w:pPr>
-        <w:rPr>
-          <w:sz w:val="16"/>
-          <w:szCs w:val="18"/>
-        </w:rPr>
-      </w:pPr>
-      <w:r>
-        <w:rPr>
-          <w:sz w:val="16"/>
-          <w:szCs w:val="18"/>
-        </w:rPr>
-        <w:pict w14:anchorId="61C5CEAD">
-          <v:rect id="_x0000_i1079" style="width:0;height:1.5pt" o:hralign="center" o:hrstd="t" o:hr="t" fillcolor="#a0a0a0" stroked="f"/>
-        </w:pict>
-      </w:r>
-    </w:p>
-    <w:p>
-      <w:pPr>
-        <w:rPr>
-          <w:b/>
-          <w:bCs/>
-          <w:sz w:val="16"/>
-          <w:szCs w:val="18"/>
-        </w:rPr>
-      </w:pPr>
-      <w:r>
-        <w:rPr>
-          <w:b/>
-          <w:bCs/>
-          <w:sz w:val="16"/>
-          <w:szCs w:val="18"/>
-        </w:rPr>
-        <w:t>그리고 여기서 원작의 질문이 게임의 질문으로 변한다</w:t>
-      </w:r>
-    </w:p>
-    <w:p>
-      <w:pPr>
-        <w:rPr>
-          <w:sz w:val="16"/>
-          <w:szCs w:val="18"/>
-        </w:rPr>
-      </w:pPr>
-      <w:r>
-        <w:rPr>
-          <w:sz w:val="16"/>
-          <w:szCs w:val="18"/>
-        </w:rPr>
-        <w:t>어린 왕자:</w:t>
-      </w:r>
-    </w:p>
-    <w:p>
-      <w:pPr>
-        <w:rPr>
-          <w:sz w:val="16"/>
-          <w:szCs w:val="18"/>
-        </w:rPr>
-      </w:pPr>
-      <w:r>
-        <w:rPr>
-          <w:b/>
-          <w:bCs/>
-          <w:sz w:val="16"/>
-          <w:szCs w:val="18"/>
-        </w:rPr>
-        <w:t>“너는 네가 사랑하는 걸 버린 적 있어?”</w:t>
-      </w:r>
-    </w:p>
-    <w:p>
-      <w:pPr>
-        <w:rPr>
-          <w:sz w:val="16"/>
-          <w:szCs w:val="18"/>
-        </w:rPr>
-      </w:pPr>
-      <w:r>
-        <w:rPr>
-          <w:sz w:val="16"/>
-          <w:szCs w:val="18"/>
-        </w:rPr>
-        <w:t>주인공:</w:t>
-      </w:r>
-    </w:p>
-    <w:p>
-      <w:pPr>
-        <w:rPr>
-          <w:sz w:val="16"/>
-          <w:szCs w:val="18"/>
-        </w:rPr>
-      </w:pPr>
-      <w:r>
-        <w:rPr>
-          <w:sz w:val="16"/>
-          <w:szCs w:val="18"/>
-        </w:rPr>
-        <w:t>“…….”</w:t>
-      </w:r>
-    </w:p>
-    <w:p>
-      <w:pPr>
-        <w:rPr>
-          <w:sz w:val="16"/>
-          <w:szCs w:val="18"/>
-        </w:rPr>
-      </w:pPr>
-      <w:r>
-        <w:rPr>
-          <w:sz w:val="16"/>
-          <w:szCs w:val="18"/>
-        </w:rPr>
-        <w:t>어린 왕자:</w:t>
-      </w:r>
-    </w:p>
-    <w:p>
-      <w:pPr>
-        <w:rPr>
-          <w:sz w:val="16"/>
-          <w:szCs w:val="18"/>
-        </w:rPr>
-      </w:pPr>
-      <w:r>
-        <w:rPr>
-          <w:b/>
-          <w:bCs/>
+        <w:t>나는 또 하나를 그렸다.</w:t>
+      </w:r>
+    </w:p>
+    <w:p>
+      <w:pPr>
+        <w:rPr>
+          <w:sz w:val="16"/>
+          <w:szCs w:val="18"/>
+        </w:rPr>
+      </w:pPr>
+      <w:r>
+        <w:rPr>
+          <w:sz w:val="16"/>
+          <w:szCs w:val="18"/>
+        </w:rPr>
+        <w:t>내 작은 친구는 부드럽고 너그러운 미소를 지었다.</w:t>
+      </w:r>
+    </w:p>
+    <w:p>
+      <w:pPr>
+        <w:rPr>
+          <w:sz w:val="16"/>
+          <w:szCs w:val="18"/>
+        </w:rPr>
+      </w:pPr>
+      <w:r>
+        <w:rPr>
+          <w:sz w:val="16"/>
+          <w:szCs w:val="18"/>
+        </w:rPr>
+        <w:t>“너도 알겠지만 이건 양이 아니야. 숫양이야. 뿔이 있잖아.”</w:t>
+      </w:r>
+    </w:p>
+    <w:p>
+      <w:pPr>
+        <w:rPr>
+          <w:sz w:val="16"/>
+          <w:szCs w:val="18"/>
+        </w:rPr>
+      </w:pPr>
+      <w:r>
+        <w:rPr>
+          <w:sz w:val="16"/>
+          <w:szCs w:val="18"/>
+        </w:rPr>
+        <w:t>그래서 나는 또 그림을 다시 그렸다.</w:t>
+      </w:r>
+    </w:p>
+    <w:p>
+      <w:pPr>
+        <w:rPr>
+          <w:sz w:val="16"/>
+          <w:szCs w:val="18"/>
+        </w:rPr>
+      </w:pPr>
+      <w:r>
+        <w:rPr>
+          <w:sz w:val="16"/>
+          <w:szCs w:val="18"/>
+        </w:rPr>
+        <w:t>그 그림 역시 거절당했다.</w:t>
+      </w:r>
+    </w:p>
+    <w:p>
+      <w:pPr>
+        <w:rPr>
+          <w:sz w:val="16"/>
+          <w:szCs w:val="18"/>
+        </w:rPr>
+      </w:pPr>
+      <w:r>
+        <w:rPr>
+          <w:sz w:val="16"/>
+          <w:szCs w:val="18"/>
+        </w:rPr>
+        <w:t>“이 양은 너무 늙었어. 나는 오래 살 수 있는 양을 원해.”</w:t>
+      </w:r>
+    </w:p>
+    <w:p>
+      <w:pPr>
+        <w:rPr>
+          <w:sz w:val="16"/>
+          <w:szCs w:val="18"/>
+        </w:rPr>
+      </w:pPr>
+      <w:r>
+        <w:rPr>
+          <w:sz w:val="16"/>
+          <w:szCs w:val="18"/>
+        </w:rPr>
+        <w:t>그때쯤 나는 인내심이 거의 다 떨어져 있었다.</w:t>
+      </w:r>
+    </w:p>
+    <w:p>
+      <w:pPr>
+        <w:rPr>
+          <w:sz w:val="16"/>
+          <w:szCs w:val="18"/>
+        </w:rPr>
+      </w:pPr>
+      <w:r>
+        <w:rPr>
+          <w:sz w:val="16"/>
+          <w:szCs w:val="18"/>
+        </w:rPr>
+        <w:t>나는 빨리 엔진을 분해해서 수리를 시작해야 했다.</w:t>
+      </w:r>
+    </w:p>
+    <w:p>
+      <w:pPr>
+        <w:rPr>
+          <w:sz w:val="16"/>
+          <w:szCs w:val="18"/>
+        </w:rPr>
+      </w:pPr>
+      <w:r>
+        <w:rPr>
+          <w:sz w:val="16"/>
+          <w:szCs w:val="18"/>
+        </w:rPr>
+        <w:t>그래서 나는 대충 그림 하나를 그렸다.</w:t>
+      </w:r>
+    </w:p>
+    <w:p>
+      <w:pPr>
+        <w:rPr>
+          <w:sz w:val="16"/>
+          <w:szCs w:val="18"/>
+        </w:rPr>
+      </w:pPr>
+      <w:r>
+        <w:rPr>
+          <w:sz w:val="16"/>
+          <w:szCs w:val="18"/>
+        </w:rPr>
+        <w:t>그리고 설명도 덧붙였다.</w:t>
+      </w:r>
+    </w:p>
+    <w:p>
+      <w:pPr>
+        <w:rPr>
+          <w:sz w:val="16"/>
+          <w:szCs w:val="18"/>
+        </w:rPr>
+      </w:pPr>
+      <w:r>
+        <w:rPr>
+          <w:sz w:val="16"/>
+          <w:szCs w:val="18"/>
+        </w:rPr>
+        <w:t>“이건 양을 넣어 둔 상자야. 네가 원하는 양은 그 안에 있어.”</w:t>
+      </w:r>
+    </w:p>
+    <w:p>
+      <w:pPr>
+        <w:rPr>
+          <w:sz w:val="16"/>
+          <w:szCs w:val="18"/>
+        </w:rPr>
+      </w:pPr>
+      <w:r>
+        <w:rPr>
+          <w:sz w:val="16"/>
+          <w:szCs w:val="18"/>
+        </w:rPr>
+        <w:t>그런데 놀랍게도 그 아이의 얼굴이 환하게 밝아졌다.</w:t>
+      </w:r>
+    </w:p>
+    <w:p>
+      <w:pPr>
+        <w:rPr>
+          <w:sz w:val="16"/>
+          <w:szCs w:val="18"/>
+        </w:rPr>
+      </w:pPr>
+      <w:r>
+        <w:rPr>
+          <w:sz w:val="16"/>
+          <w:szCs w:val="18"/>
+        </w:rPr>
+        <w:t>“바로 내가 원하던 거야! 그런데 이 양에게 풀이 많이 필요할까?”</w:t>
+      </w:r>
+    </w:p>
+    <w:p>
+      <w:pPr>
+        <w:rPr>
+          <w:sz w:val="16"/>
+          <w:szCs w:val="18"/>
+        </w:rPr>
+      </w:pPr>
+      <w:r>
+        <w:rPr>
           <w:sz w:val="16"/>
           <w:szCs w:val="18"/>
         </w:rPr>
@@ -10798,354 +10779,81 @@
           <w:sz w:val="16"/>
           <w:szCs w:val="18"/>
         </w:rPr>
-        <w:t>주인공:</w:t>
-      </w:r>
-    </w:p>
-    <w:p>
-      <w:pPr>
-        <w:rPr>
-          <w:sz w:val="16"/>
-          <w:szCs w:val="18"/>
-        </w:rPr>
-      </w:pPr>
-      <w:r>
-        <w:rPr>
-          <w:sz w:val="16"/>
-          <w:szCs w:val="18"/>
-        </w:rPr>
-        <w:t>“살기 위해서.”</w:t>
-      </w:r>
-    </w:p>
-    <w:p>
-      <w:pPr>
-        <w:rPr>
-          <w:sz w:val="16"/>
-          <w:szCs w:val="18"/>
-        </w:rPr>
-      </w:pPr>
-      <w:r>
-        <w:rPr>
-          <w:sz w:val="16"/>
-          <w:szCs w:val="18"/>
-        </w:rPr>
-        <w:t>어린 왕자:</w:t>
-      </w:r>
-    </w:p>
-    <w:p>
-      <w:pPr>
-        <w:rPr>
-          <w:sz w:val="16"/>
-          <w:szCs w:val="18"/>
-        </w:rPr>
-      </w:pPr>
-      <w:r>
-        <w:rPr>
-          <w:b/>
-          <w:bCs/>
-          <w:sz w:val="16"/>
-          <w:szCs w:val="18"/>
-        </w:rPr>
-        <w:t>“살아서 뭐 하려고?”</w:t>
-      </w:r>
-    </w:p>
-    <w:p>
-      <w:pPr>
-        <w:rPr>
-          <w:sz w:val="16"/>
-          <w:szCs w:val="18"/>
-        </w:rPr>
-      </w:pPr>
-      <w:r>
-        <w:rPr>
-          <w:sz w:val="16"/>
-          <w:szCs w:val="18"/>
-        </w:rPr>
-        <w:t>주인공은 대답하지 못한다.</w:t>
-      </w:r>
-    </w:p>
-    <w:p>
-      <w:pPr>
-        <w:rPr>
-          <w:sz w:val="16"/>
-          <w:szCs w:val="18"/>
-        </w:rPr>
-      </w:pPr>
-      <w:r>
-        <w:rPr>
-          <w:sz w:val="16"/>
-          <w:szCs w:val="18"/>
-        </w:rPr>
-        <w:t>어린 왕자는 장미를 바라본다.</w:t>
-      </w:r>
-    </w:p>
-    <w:p>
-      <w:pPr>
-        <w:rPr>
-          <w:sz w:val="16"/>
-          <w:szCs w:val="18"/>
-        </w:rPr>
-      </w:pPr>
-      <w:r>
-        <w:rPr>
-          <w:b/>
-          <w:bCs/>
-          <w:sz w:val="16"/>
-          <w:szCs w:val="18"/>
-        </w:rPr>
-        <w:lastRenderedPageBreak/>
-        <w:t>“나는 내 장미가 싫어서 떠났어.”</w:t>
-      </w:r>
-    </w:p>
-    <w:p>
-      <w:pPr>
-        <w:rPr>
-          <w:sz w:val="16"/>
-          <w:szCs w:val="18"/>
-        </w:rPr>
-      </w:pPr>
-      <w:r>
-        <w:rPr>
-          <w:b/>
-          <w:bCs/>
-          <w:sz w:val="16"/>
-          <w:szCs w:val="18"/>
-        </w:rPr>
-        <w:t>“그런데 떠나고 나니까 알았어.”</w:t>
-      </w:r>
-    </w:p>
-    <w:p>
-      <w:pPr>
-        <w:rPr>
-          <w:sz w:val="16"/>
-          <w:szCs w:val="18"/>
-        </w:rPr>
-      </w:pPr>
-      <w:r>
-        <w:rPr>
-          <w:b/>
-          <w:bCs/>
-          <w:sz w:val="16"/>
-          <w:szCs w:val="18"/>
-        </w:rPr>
-        <w:t>“싫어했던 게 아니라…”</w:t>
-      </w:r>
-    </w:p>
-    <w:p>
-      <w:pPr>
-        <w:rPr>
-          <w:sz w:val="16"/>
-          <w:szCs w:val="18"/>
-        </w:rPr>
-      </w:pPr>
-      <w:r>
-        <w:rPr>
-          <w:sz w:val="16"/>
-          <w:szCs w:val="18"/>
-        </w:rPr>
-        <w:t>잠시 침묵.</w:t>
-      </w:r>
-    </w:p>
-    <w:p>
-      <w:pPr>
-        <w:rPr>
-          <w:sz w:val="16"/>
-          <w:szCs w:val="18"/>
-        </w:rPr>
-      </w:pPr>
-      <w:r>
-        <w:rPr>
-          <w:b/>
-          <w:bCs/>
-          <w:sz w:val="16"/>
-          <w:szCs w:val="18"/>
-        </w:rPr>
-        <w:t>“무서웠던 거였어.”</w:t>
-      </w:r>
-    </w:p>
-    <w:p>
-      <w:pPr>
-        <w:rPr>
-          <w:sz w:val="16"/>
-          <w:szCs w:val="18"/>
-        </w:rPr>
-      </w:pPr>
-      <w:r>
-        <w:rPr>
-          <w:sz w:val="16"/>
-          <w:szCs w:val="18"/>
-        </w:rPr>
-        <w:pict w14:anchorId="7C96B87B">
-          <v:rect id="_x0000_i1080" style="width:0;height:1.5pt" o:hralign="center" o:hrstd="t" o:hr="t" fillcolor="#a0a0a0" stroked="f"/>
-        </w:pict>
-      </w:r>
-    </w:p>
-    <w:p>
-      <w:pPr>
-        <w:rPr>
-          <w:b/>
-          <w:bCs/>
-          <w:sz w:val="16"/>
-          <w:szCs w:val="18"/>
-        </w:rPr>
-      </w:pPr>
-      <w:r>
-        <w:rPr>
-          <w:b/>
-          <w:bCs/>
-          <w:sz w:val="16"/>
-          <w:szCs w:val="18"/>
-        </w:rPr>
-        <w:t>다시 현실</w:t>
-      </w:r>
-    </w:p>
-    <w:p>
-      <w:pPr>
-        <w:rPr>
-          <w:sz w:val="16"/>
-          <w:szCs w:val="18"/>
-        </w:rPr>
-      </w:pPr>
-      <w:r>
-        <w:rPr>
-          <w:sz w:val="16"/>
-          <w:szCs w:val="18"/>
-        </w:rPr>
-        <w:t>주인공이 눈을 뜬다.</w:t>
-      </w:r>
-    </w:p>
-    <w:p>
-      <w:pPr>
-        <w:rPr>
-          <w:sz w:val="16"/>
-          <w:szCs w:val="18"/>
-        </w:rPr>
-      </w:pPr>
-      <w:r>
-        <w:rPr>
-          <w:sz w:val="16"/>
-          <w:szCs w:val="18"/>
-        </w:rPr>
-        <w:t>사막이다.</w:t>
-      </w:r>
-    </w:p>
-    <w:p>
-      <w:pPr>
-        <w:rPr>
-          <w:sz w:val="16"/>
-          <w:szCs w:val="18"/>
-        </w:rPr>
-      </w:pPr>
-      <w:r>
-        <w:rPr>
-          <w:sz w:val="16"/>
-          <w:szCs w:val="18"/>
-        </w:rPr>
-        <w:t>손에는 장미가 한 송이 들려 있다.</w:t>
-      </w:r>
-    </w:p>
-    <w:p>
-      <w:pPr>
-        <w:rPr>
-          <w:sz w:val="16"/>
-          <w:szCs w:val="18"/>
-        </w:rPr>
-      </w:pPr>
-      <w:r>
-        <w:rPr>
-          <w:sz w:val="16"/>
-          <w:szCs w:val="18"/>
-        </w:rPr>
-        <w:t>그런데 장미에는 가시가 있다.</w:t>
-      </w:r>
-    </w:p>
-    <w:p>
-      <w:pPr>
-        <w:rPr>
-          <w:sz w:val="16"/>
-          <w:szCs w:val="18"/>
-        </w:rPr>
-      </w:pPr>
-      <w:r>
-        <w:rPr>
-          <w:sz w:val="16"/>
-          <w:szCs w:val="18"/>
-        </w:rPr>
-        <w:t>주인공이 손을 놓는다.</w:t>
-      </w:r>
-    </w:p>
-    <w:p>
-      <w:pPr>
-        <w:rPr>
-          <w:sz w:val="16"/>
-          <w:szCs w:val="18"/>
-        </w:rPr>
-      </w:pPr>
-      <w:r>
-        <w:rPr>
-          <w:sz w:val="16"/>
-          <w:szCs w:val="18"/>
-        </w:rPr>
-        <w:t>장미가 모래 위에 떨어진다.</w:t>
-      </w:r>
-    </w:p>
-    <w:p>
-      <w:pPr>
-        <w:rPr>
-          <w:sz w:val="16"/>
-          <w:szCs w:val="18"/>
-        </w:rPr>
-      </w:pPr>
-      <w:r>
-        <w:rPr>
-          <w:sz w:val="16"/>
-          <w:szCs w:val="18"/>
-        </w:rPr>
-        <w:t>어린 왕자의 목소리가 들린다.</w:t>
-      </w:r>
-    </w:p>
-    <w:p>
-      <w:pPr>
-        <w:rPr>
-          <w:sz w:val="16"/>
-          <w:szCs w:val="18"/>
-        </w:rPr>
-      </w:pPr>
-      <w:r>
-        <w:rPr>
-          <w:b/>
-          <w:bCs/>
-          <w:sz w:val="16"/>
-          <w:szCs w:val="18"/>
-        </w:rPr>
-        <w:t>“네가 길들인 것에 대해서는 책임이 있어.”</w:t>
-      </w:r>
-    </w:p>
-    <w:p>
-      <w:pPr>
-        <w:rPr>
-          <w:sz w:val="16"/>
-          <w:szCs w:val="18"/>
-        </w:rPr>
-      </w:pPr>
-      <w:r>
-        <w:rPr>
-          <w:sz w:val="16"/>
-          <w:szCs w:val="18"/>
-        </w:rPr>
-        <w:t>화면 암전.</w:t>
-      </w:r>
-    </w:p>
-    <w:p>
-      <w:pPr>
-        <w:rPr>
-          <w:rFonts w:hint="eastAsia"/>
+        <w:t>“내가 사는 곳은 모든 게 아주 작거든…….”</w:t>
+      </w:r>
+    </w:p>
+    <w:p>
+      <w:pPr>
+        <w:rPr>
+          <w:sz w:val="16"/>
+          <w:szCs w:val="18"/>
+        </w:rPr>
+      </w:pPr>
+      <w:r>
+        <w:rPr>
+          <w:sz w:val="16"/>
+          <w:szCs w:val="18"/>
+        </w:rPr>
+        <w:t>“풀이야 충분히 있을 거야.” 내가 말했다. “내가 준 양도 아주 작으니까.”</w:t>
+      </w:r>
+    </w:p>
+    <w:p>
+      <w:pPr>
+        <w:rPr>
+          <w:sz w:val="16"/>
+          <w:szCs w:val="18"/>
+        </w:rPr>
+      </w:pPr>
+      <w:r>
+        <w:rPr>
+          <w:sz w:val="16"/>
+          <w:szCs w:val="18"/>
+        </w:rPr>
+        <w:t>그 아이는 그림을 내려다보며 말했다.</w:t>
+      </w:r>
+    </w:p>
+    <w:p>
+      <w:pPr>
+        <w:rPr>
+          <w:sz w:val="16"/>
+          <w:szCs w:val="18"/>
+        </w:rPr>
+      </w:pPr>
+      <w:r>
+        <w:rPr>
+          <w:sz w:val="16"/>
+          <w:szCs w:val="18"/>
+        </w:rPr>
+        <w:t>“그렇게 작지는 않은데…… 봐! 잠들었어…….”</w:t>
+      </w:r>
+    </w:p>
+    <w:p>
+      <w:pPr>
+        <w:rPr>
+          <w:sz w:val="16"/>
+          <w:szCs w:val="18"/>
+        </w:rPr>
+      </w:pPr>
+      <w:r>
+        <w:rPr>
+          <w:b/>
+          <w:bCs/>
+          <w:sz w:val="16"/>
+          <w:szCs w:val="18"/>
+        </w:rPr>
+        <w:t>그렇게 해서 나는 어린 왕자를 알게 되었다.</w:t>
+      </w:r>
+    </w:p>
+    <w:p>
+      <w:pPr>
+        <w:rPr>
           <w:sz w:val="16"/>
           <w:szCs w:val="18"/>
         </w:rPr>
       </w:pPr>
     </w:p>
     <w:sectPr>
-      <w:footerReference w:type="default" r:id="rId20"/>
+      <w:footerReference w:type="default" r:id="rId21"/>
       <w:pgSz w:w="11906" w:h="16838"/>
       <w:pgMar w:top="1701" w:right="1440" w:bottom="1440" w:left="1440" w:header="851" w:footer="992" w:gutter="0"/>
       <w:cols w:space="425"/>
@@ -11336,6 +11044,119 @@
 <file path=word/numbering.xml><?xml version="1.0" encoding="utf-8"?>
 <w:numbering xmlns:wpc="http://schemas.microsoft.com/office/word/2010/wordprocessingCanvas" xmlns:cx="http://schemas.microsoft.com/office/drawing/2014/chartex" xmlns:cx1="http://schemas.microsoft.com/office/drawing/2015/9/8/chartex" xmlns:cx2="http://schemas.microsoft.com/office/drawing/2015/10/21/chartex" xmlns:cx3="http://schemas.microsoft.com/office/drawing/2016/5/9/chartex" xmlns:cx4="http://schemas.microsoft.com/office/drawing/2016/5/10/chartex" xmlns:cx5="http://schemas.microsoft.com/office/drawing/2016/5/11/chartex" xmlns:cx6="http://schemas.microsoft.com/office/drawing/2016/5/12/chartex" xmlns:cx7="http://schemas.microsoft.com/office/drawing/2016/5/13/chartex" xmlns:cx8="http://schemas.microsoft.com/office/drawing/2016/5/14/chartex" xmlns:mc="http://schemas.openxmlformats.org/markup-compatibility/2006" xmlns:aink="http://schemas.microsoft.com/office/drawing/2016/ink" xmlns:am3d="http://schemas.microsoft.com/office/drawing/2017/model3d" xmlns:o="urn:schemas-microsoft-com:office:office" xmlns:oel="http://schemas.microsoft.com/office/2019/extlst" xmlns:r="http://schemas.openxmlformats.org/officeDocument/2006/relationships" xmlns:m="http://schemas.openxmlformats.org/officeDocument/2006/math" xmlns:v="urn:schemas-microsoft-com:vml" xmlns:wp14="http://schemas.microsoft.com/office/word/2010/wordprocessingDrawing" xmlns:wp="http://schemas.openxmlformats.org/drawingml/2006/wordprocessingDrawing" xmlns:w10="urn:schemas-microsoft-com:office:word" xmlns:w="http://schemas.openxmlformats.org/wordprocessingml/2006/main" xmlns:w14="http://schemas.microsoft.com/office/word/2010/wordml" xmlns:w15="http://schemas.microsoft.com/office/word/2012/wordml" xmlns:w16cex="http://schemas.microsoft.com/office/word/2018/wordml/cex" xmlns:w16cid="http://schemas.microsoft.com/office/word/2016/wordml/cid" xmlns:w16="http://schemas.microsoft.com/office/word/2018/wordml" xmlns:w16du="http://schemas.microsoft.com/office/word/2023/wordml/word16du" xmlns:w16sdtdh="http://schemas.microsoft.com/office/word/2020/wordml/sdtdatahash" xmlns:w16sdtfl="http://schemas.microsoft.com/office/word/2024/wordml/sdtformatlock" xmlns:w16se="http://schemas.microsoft.com/office/word/2015/wordml/symex" xmlns:wpg="http://schemas.microsoft.com/office/word/2010/wordprocessingGroup" xmlns:wpi="http://schemas.microsoft.com/office/word/2010/wordprocessingInk" xmlns:wne="http://schemas.microsoft.com/office/word/2006/wordml" xmlns:wps="http://schemas.microsoft.com/office/word/2010/wordprocessingShape" mc:Ignorable="w14 w15 w16se w16cid w16 w16cex w16sdtdh w16sdtfl w16du wp14">
   <w:abstractNum w:abstractNumId="0" w15:restartNumberingAfterBreak="0">
+    <w:nsid w:val="008B0BB8"/>
+    <w:multiLevelType w:val="hybridMultilevel"/>
+    <w:tmpl w:val="BA24824A"/>
+    <w:lvl w:ilvl="0" w:tplc="3E28D54E">
+      <w:start w:val="8"/>
+      <w:numFmt w:val="bullet"/>
+      <w:lvlText w:val="-"/>
+      <w:lvlJc w:val="left"/>
+      <w:pPr>
+        <w:ind w:left="800" w:hanging="360"/>
+      </w:pPr>
+      <w:rPr>
+        <w:rFonts w:ascii="맑은 고딕" w:eastAsia="맑은 고딕" w:hAnsi="맑은 고딕" w:cstheme="minorBidi" w:hint="eastAsia"/>
+      </w:rPr>
+    </w:lvl>
+    <w:lvl w:ilvl="1" w:tplc="04090003" w:tentative="1">
+      <w:start w:val="1"/>
+      <w:numFmt w:val="bullet"/>
+      <w:lvlText w:val=""/>
+      <w:lvlJc w:val="left"/>
+      <w:pPr>
+        <w:ind w:left="1320" w:hanging="440"/>
+      </w:pPr>
+      <w:rPr>
+        <w:rFonts w:ascii="Wingdings" w:hAnsi="Wingdings" w:hint="default"/>
+      </w:rPr>
+    </w:lvl>
+    <w:lvl w:ilvl="2" w:tplc="04090005" w:tentative="1">
+      <w:start w:val="1"/>
+      <w:numFmt w:val="bullet"/>
+      <w:lvlText w:val=""/>
+      <w:lvlJc w:val="left"/>
+      <w:pPr>
+        <w:ind w:left="1760" w:hanging="440"/>
+      </w:pPr>
+      <w:rPr>
+        <w:rFonts w:ascii="Wingdings" w:hAnsi="Wingdings" w:hint="default"/>
+      </w:rPr>
+    </w:lvl>
+    <w:lvl w:ilvl="3" w:tplc="04090001" w:tentative="1">
+      <w:start w:val="1"/>
+      <w:numFmt w:val="bullet"/>
+      <w:lvlText w:val=""/>
+      <w:lvlJc w:val="left"/>
+      <w:pPr>
+        <w:ind w:left="2200" w:hanging="440"/>
+      </w:pPr>
+      <w:rPr>
+        <w:rFonts w:ascii="Wingdings" w:hAnsi="Wingdings" w:hint="default"/>
+      </w:rPr>
+    </w:lvl>
+    <w:lvl w:ilvl="4" w:tplc="04090003" w:tentative="1">
+      <w:start w:val="1"/>
+      <w:numFmt w:val="bullet"/>
+      <w:lvlText w:val=""/>
+      <w:lvlJc w:val="left"/>
+      <w:pPr>
+        <w:ind w:left="2640" w:hanging="440"/>
+      </w:pPr>
+      <w:rPr>
+        <w:rFonts w:ascii="Wingdings" w:hAnsi="Wingdings" w:hint="default"/>
+      </w:rPr>
+    </w:lvl>
+    <w:lvl w:ilvl="5" w:tplc="04090005" w:tentative="1">
+      <w:start w:val="1"/>
+      <w:numFmt w:val="bullet"/>
+      <w:lvlText w:val=""/>
+      <w:lvlJc w:val="left"/>
+      <w:pPr>
+        <w:ind w:left="3080" w:hanging="440"/>
+      </w:pPr>
+      <w:rPr>
+        <w:rFonts w:ascii="Wingdings" w:hAnsi="Wingdings" w:hint="default"/>
+      </w:rPr>
+    </w:lvl>
+    <w:lvl w:ilvl="6" w:tplc="04090001" w:tentative="1">
+      <w:start w:val="1"/>
+      <w:numFmt w:val="bullet"/>
+      <w:lvlText w:val=""/>
+      <w:lvlJc w:val="left"/>
+      <w:pPr>
+        <w:ind w:left="3520" w:hanging="440"/>
+      </w:pPr>
+      <w:rPr>
+        <w:rFonts w:ascii="Wingdings" w:hAnsi="Wingdings" w:hint="default"/>
+      </w:rPr>
+    </w:lvl>
+    <w:lvl w:ilvl="7" w:tplc="04090003" w:tentative="1">
+      <w:start w:val="1"/>
+      <w:numFmt w:val="bullet"/>
+      <w:lvlText w:val=""/>
+      <w:lvlJc w:val="left"/>
+      <w:pPr>
+        <w:ind w:left="3960" w:hanging="440"/>
+      </w:pPr>
+      <w:rPr>
+        <w:rFonts w:ascii="Wingdings" w:hAnsi="Wingdings" w:hint="default"/>
+      </w:rPr>
+    </w:lvl>
+    <w:lvl w:ilvl="8" w:tplc="04090005" w:tentative="1">
+      <w:start w:val="1"/>
+      <w:numFmt w:val="bullet"/>
+      <w:lvlText w:val=""/>
+      <w:lvlJc w:val="left"/>
+      <w:pPr>
+        <w:ind w:left="4400" w:hanging="440"/>
+      </w:pPr>
+      <w:rPr>
+        <w:rFonts w:ascii="Wingdings" w:hAnsi="Wingdings" w:hint="default"/>
+      </w:rPr>
+    </w:lvl>
+  </w:abstractNum>
+  <w:abstractNum w:abstractNumId="1" w15:restartNumberingAfterBreak="0">
     <w:nsid w:val="2E9423A8"/>
     <w:multiLevelType w:val="hybridMultilevel"/>
     <w:tmpl w:val="07E66082"/>
@@ -11424,7 +11245,7 @@
       </w:pPr>
     </w:lvl>
   </w:abstractNum>
-  <w:abstractNum w:abstractNumId="1" w15:restartNumberingAfterBreak="0">
+  <w:abstractNum w:abstractNumId="2" w15:restartNumberingAfterBreak="0">
     <w:nsid w:val="473B5F0B"/>
     <w:multiLevelType w:val="hybridMultilevel"/>
     <w:tmpl w:val="9662A7C6"/>
@@ -11513,7 +11334,7 @@
       </w:pPr>
     </w:lvl>
   </w:abstractNum>
-  <w:abstractNum w:abstractNumId="2" w15:restartNumberingAfterBreak="0">
+  <w:abstractNum w:abstractNumId="3" w15:restartNumberingAfterBreak="0">
     <w:nsid w:val="517C3DC0"/>
     <w:multiLevelType w:val="hybridMultilevel"/>
     <w:tmpl w:val="8BEE8E30"/>
@@ -11603,13 +11424,16 @@
     </w:lvl>
   </w:abstractNum>
   <w:num w:numId="1" w16cid:durableId="1313943689">
+    <w:abstractNumId w:val="2"/>
+  </w:num>
+  <w:num w:numId="2" w16cid:durableId="1917935501">
     <w:abstractNumId w:val="1"/>
   </w:num>
-  <w:num w:numId="2" w16cid:durableId="1917935501">
+  <w:num w:numId="3" w16cid:durableId="525169673">
+    <w:abstractNumId w:val="3"/>
+  </w:num>
+  <w:num w:numId="4" w16cid:durableId="1714496077">
     <w:abstractNumId w:val="0"/>
-  </w:num>
-  <w:num w:numId="3" w16cid:durableId="525169673">
-    <w:abstractNumId w:val="2"/>
   </w:num>
 </w:numbering>
 </file>
@@ -12014,7 +11838,7 @@
   <w:style w:type="paragraph" w:default="1" w:styleId="a">
     <w:name w:val="Normal"/>
     <w:qFormat/>
-    <w:rsid w:val="003E516E"/>
+    <w:rsid w:val="00E85DCC"/>
     <w:pPr>
       <w:widowControl w:val="0"/>
       <w:wordWrap w:val="0"/>
@@ -12658,6 +12482,30 @@
     <w:uiPriority w:val="99"/>
     <w:rsid w:val="00373885"/>
   </w:style>
+  <w:style w:type="character" w:styleId="ad">
+    <w:name w:val="Unresolved Mention"/>
+    <w:basedOn w:val="a0"/>
+    <w:uiPriority w:val="99"/>
+    <w:semiHidden/>
+    <w:unhideWhenUsed/>
+    <w:rsid w:val="008F4923"/>
+    <w:rPr>
+      <w:color w:val="605E5C"/>
+      <w:shd w:val="clear" w:color="auto" w:fill="E1DFDD"/>
+    </w:rPr>
+  </w:style>
+  <w:style w:type="character" w:styleId="ae">
+    <w:name w:val="FollowedHyperlink"/>
+    <w:basedOn w:val="a0"/>
+    <w:uiPriority w:val="99"/>
+    <w:semiHidden/>
+    <w:unhideWhenUsed/>
+    <w:rsid w:val="008F4923"/>
+    <w:rPr>
+      <w:color w:val="96607D" w:themeColor="followedHyperlink"/>
+      <w:u w:val="single"/>
+    </w:rPr>
+  </w:style>
 </w:styles>
 </file>
 

--- a/게임 기획서.docx
+++ b/게임 기획서.docx
@@ -4755,7 +4755,7 @@
           <w:noProof/>
         </w:rPr>
         <w:drawing>
-          <wp:inline distT="0" distB="0" distL="0" distR="0" wp14:anchorId="54218B76" wp14:editId="41CB696E">
+          <wp:inline distT="0" distB="0" distL="0" distR="0" wp14:anchorId="54218B76" wp14:editId="5177EB9B">
             <wp:extent cx="4724516" cy="2657475"/>
             <wp:effectExtent l="0" t="0" r="0" b="0"/>
             <wp:docPr id="439570909" name="그림 11" descr="파스모포비아 Phasmophobia】 EMF측정기 완벽한 사용방법!! : 네이버 블로그"/>
@@ -7805,56 +7805,126 @@
     <w:p>
       <w:pPr>
         <w:rPr>
-          <w:b/>
-          <w:bCs/>
-        </w:rPr>
-      </w:pPr>
-      <w:r>
-        <w:rPr>
-          <w:rFonts w:hint="eastAsia"/>
-          <w:b/>
-          <w:bCs/>
-        </w:rPr>
-        <w:t>한마루 총장</w:t>
-      </w:r>
-    </w:p>
-    <w:p>
-      <w:pPr>
-        <w:rPr>
-          <w:rFonts w:hint="eastAsia"/>
-          <w:b/>
-          <w:bCs/>
-        </w:rPr>
-      </w:pPr>
-      <w:r>
-        <w:rPr>
-          <w:rFonts w:hint="eastAsia"/>
-          <w:b/>
-          <w:bCs/>
-        </w:rPr>
-        <w:t>내원장, 외원장</w:t>
-      </w:r>
-    </w:p>
-    <w:p>
-      <w:pPr>
-        <w:rPr>
-          <w:b/>
-          <w:bCs/>
-        </w:rPr>
-      </w:pPr>
-      <w:r>
-        <w:rPr>
-          <w:rFonts w:hint="eastAsia"/>
-          <w:b/>
-          <w:bCs/>
-        </w:rPr>
-        <w:t>각 하위조직의 대장 6명</w:t>
-      </w:r>
-    </w:p>
-    <w:p>
-      <w:pPr>
-        <w:rPr>
-          <w:rFonts w:hint="eastAsia"/>
+          <w:rFonts w:hint="eastAsia"/>
+          <w:b/>
+          <w:bCs/>
+        </w:rPr>
+      </w:pPr>
+      <w:r>
+        <w:rPr>
+          <w:rFonts w:hint="eastAsia"/>
+          <w:b/>
+          <w:bCs/>
+        </w:rPr>
+        <w:t xml:space="preserve">한마루 </w:t>
+      </w:r>
+      <w:r>
+        <w:rPr>
+          <w:rFonts w:hint="eastAsia"/>
+          <w:b/>
+          <w:bCs/>
+        </w:rPr>
+        <w:t>최고권위자</w:t>
+      </w:r>
+      <w:r>
+        <w:rPr>
+          <w:rFonts w:hint="eastAsia"/>
+          <w:b/>
+          <w:bCs/>
+        </w:rPr>
+        <w:t xml:space="preserve"> (진사어사)</w:t>
+      </w:r>
+    </w:p>
+    <w:p>
+      <w:pPr>
+        <w:rPr>
+          <w:b/>
+          <w:bCs/>
+        </w:rPr>
+      </w:pPr>
+      <w:r>
+        <w:rPr>
+          <w:rFonts w:hint="eastAsia"/>
+          <w:b/>
+          <w:bCs/>
+        </w:rPr>
+        <w:t>내원</w:t>
+      </w:r>
+      <w:r>
+        <w:rPr>
+          <w:rFonts w:hint="eastAsia"/>
+          <w:b/>
+          <w:bCs/>
+        </w:rPr>
+        <w:t>주</w:t>
+      </w:r>
+      <w:r>
+        <w:rPr>
+          <w:rFonts w:hint="eastAsia"/>
+          <w:b/>
+          <w:bCs/>
+        </w:rPr>
+        <w:t>, 외원</w:t>
+      </w:r>
+      <w:r>
+        <w:rPr>
+          <w:rFonts w:hint="eastAsia"/>
+          <w:b/>
+          <w:bCs/>
+        </w:rPr>
+        <w:t>주</w:t>
+      </w:r>
+    </w:p>
+    <w:p>
+      <w:pPr>
+        <w:rPr>
+          <w:b/>
+          <w:bCs/>
+        </w:rPr>
+      </w:pPr>
+      <w:r>
+        <w:rPr>
+          <w:rFonts w:hint="eastAsia"/>
+          <w:b/>
+          <w:bCs/>
+        </w:rPr>
+        <w:t xml:space="preserve">각 하위조직의 </w:t>
+      </w:r>
+      <w:r>
+        <w:rPr>
+          <w:rFonts w:hint="eastAsia"/>
+          <w:b/>
+          <w:bCs/>
+        </w:rPr>
+        <w:t>주(</w:t>
+      </w:r>
+      <w:r>
+        <w:rPr>
+          <w:b/>
+          <w:bCs/>
+        </w:rPr>
+        <w:t>主</w:t>
+      </w:r>
+      <w:r>
+        <w:rPr>
+          <w:rFonts w:hint="eastAsia"/>
+          <w:b/>
+          <w:bCs/>
+        </w:rPr>
+        <w:t xml:space="preserve">) </w:t>
+      </w:r>
+      <w:r>
+        <w:rPr>
+          <w:rFonts w:hint="eastAsia"/>
+          <w:b/>
+          <w:bCs/>
+        </w:rPr>
+        <w:t>6명</w:t>
+      </w:r>
+    </w:p>
+    <w:p>
+      <w:pPr>
+        <w:rPr>
           <w:b/>
           <w:bCs/>
         </w:rPr>
@@ -7879,7 +7949,29 @@
           <w:sz w:val="28"/>
           <w:szCs w:val="32"/>
         </w:rPr>
-        <w:t>십이사지 가면의 의미</w:t>
+        <w:t>십이</w:t>
+      </w:r>
+      <w:r>
+        <w:rPr>
+          <w:rFonts w:hint="eastAsia"/>
+          <w:b/>
+          <w:bCs/>
+          <w:color w:val="156082" w:themeColor="accent1"/>
+          <w:sz w:val="28"/>
+          <w:szCs w:val="32"/>
+        </w:rPr>
+        <w:t>간</w:t>
+      </w:r>
+      <w:r>
+        <w:rPr>
+          <w:rFonts w:hint="eastAsia"/>
+          <w:b/>
+          <w:bCs/>
+          <w:color w:val="156082" w:themeColor="accent1"/>
+          <w:sz w:val="28"/>
+          <w:szCs w:val="32"/>
+        </w:rPr>
+        <w:t>지 가면의 의미</w:t>
       </w:r>
     </w:p>
     <w:p>
@@ -8041,15 +8133,15 @@
           <w:b/>
           <w:bCs/>
         </w:rPr>
-        <w:t xml:space="preserve">용: 한마루 </w:t>
-      </w:r>
-      <w:r>
-        <w:rPr>
-          <w:rFonts w:hint="eastAsia"/>
-          <w:b/>
-          <w:bCs/>
-        </w:rPr>
-        <w:t>수장</w:t>
+        <w:t xml:space="preserve">용: </w:t>
+      </w:r>
+      <w:r>
+        <w:rPr>
+          <w:rFonts w:hint="eastAsia"/>
+          <w:b/>
+          <w:bCs/>
+        </w:rPr>
+        <w:t>진사어사(최고 권위자)</w:t>
       </w:r>
       <w:r>
         <w:rPr>
@@ -8073,7 +8165,15 @@
           <w:b/>
           <w:bCs/>
         </w:rPr>
-        <w:t>한마루 원장</w:t>
+        <w:t>한마루 원</w:t>
+      </w:r>
+      <w:r>
+        <w:rPr>
+          <w:rFonts w:hint="eastAsia"/>
+          <w:b/>
+          <w:bCs/>
+        </w:rPr>
+        <w:t>주</w:t>
       </w:r>
       <w:r>
         <w:rPr>
@@ -8108,6 +8208,14 @@
       </w:r>
       <w:r>
         <w:rPr>
+          <w:rFonts w:hint="eastAsia"/>
+          <w:b/>
+          <w:bCs/>
+        </w:rPr>
+        <w:t>(령 제압, VIP 경호, 구조 등 진사어사 직속 부대)</w:t>
+      </w:r>
+      <w:r>
+        <w:rPr>
           <w:b/>
           <w:bCs/>
         </w:rPr>
@@ -8131,6 +8239,14 @@
       </w:r>
       <w:r>
         <w:rPr>
+          <w:rFonts w:hint="eastAsia"/>
+          <w:b/>
+          <w:bCs/>
+        </w:rPr>
+        <w:t>(한마루에 대해서 알고 있으며, 교류가 있는 인물이지만 한마루 소속이 아님.)</w:t>
+      </w:r>
+      <w:r>
+        <w:rPr>
           <w:b/>
           <w:bCs/>
         </w:rPr>
@@ -8180,7 +8296,15 @@
           <w:b/>
           <w:bCs/>
         </w:rPr>
-        <w:t>: 한마루 대장</w:t>
+        <w:t xml:space="preserve">: 한마루 </w:t>
+      </w:r>
+      <w:r>
+        <w:rPr>
+          <w:rFonts w:hint="eastAsia"/>
+          <w:b/>
+          <w:bCs/>
+        </w:rPr>
+        <w:t>6개 주</w:t>
       </w:r>
       <w:r>
         <w:rPr>
@@ -8205,6 +8329,14 @@
         </w:rPr>
         <w:t>: 한마루 대장장이</w:t>
       </w:r>
+      <w:r>
+        <w:rPr>
+          <w:rFonts w:hint="eastAsia"/>
+          <w:b/>
+          <w:bCs/>
+        </w:rPr>
+        <w:t>(상점 주인)</w:t>
+      </w:r>
     </w:p>
     <w:p>
       <w:pPr>
@@ -8478,7 +8610,6 @@
     <w:p>
       <w:pPr>
         <w:rPr>
-          <w:rFonts w:hint="eastAsia"/>
           <w:b/>
           <w:bCs/>
         </w:rPr>
@@ -8498,222 +8629,280 @@
           <w:b/>
           <w:bCs/>
         </w:rPr>
-        <w:t xml:space="preserve"> : 헤원과 천도</w:t>
-      </w:r>
-      <w:r>
-        <w:rPr>
-          <w:b/>
-          <w:bCs/>
+        <w:t xml:space="preserve"> : </w:t>
+      </w:r>
+      <w:r>
+        <w:rPr>
+          <w:rFonts w:hint="eastAsia"/>
+          <w:b/>
+          <w:bCs/>
+        </w:rPr>
+        <w:t xml:space="preserve">령의 </w:t>
+      </w:r>
+      <w:r>
+        <w:rPr>
+          <w:rFonts w:hint="eastAsia"/>
+          <w:b/>
+          <w:bCs/>
+        </w:rPr>
+        <w:t>헤원과 천도</w:t>
+      </w:r>
+      <w:r>
+        <w:rPr>
+          <w:rFonts w:hint="eastAsia"/>
+          <w:b/>
+          <w:bCs/>
+        </w:rPr>
+        <w:t>를 유도하는 집단.</w:t>
+      </w:r>
+    </w:p>
+    <w:p>
+      <w:pPr>
+        <w:rPr>
+          <w:b/>
+          <w:bCs/>
+        </w:rPr>
+      </w:pPr>
+      <w:r>
+        <w:rPr>
+          <w:b/>
+          <w:bCs/>
+        </w:rPr>
+        <w:t>탐(貪)</w:t>
+      </w:r>
+      <w:r>
+        <w:rPr>
+          <w:rFonts w:hint="eastAsia"/>
+          <w:b/>
+          <w:bCs/>
+        </w:rPr>
+        <w:t xml:space="preserve"> : </w:t>
+      </w:r>
+      <w:r>
+        <w:rPr>
+          <w:rFonts w:hint="eastAsia"/>
+          <w:b/>
+          <w:bCs/>
+        </w:rPr>
+        <w:t xml:space="preserve">령을 </w:t>
+      </w:r>
+      <w:r>
+        <w:rPr>
+          <w:rFonts w:hint="eastAsia"/>
+          <w:b/>
+          <w:bCs/>
+        </w:rPr>
+        <w:t>식혼</w:t>
+      </w:r>
+      <w:r>
+        <w:rPr>
+          <w:rFonts w:hint="eastAsia"/>
+          <w:b/>
+          <w:bCs/>
+        </w:rPr>
+        <w:t>하거나</w:t>
+      </w:r>
+      <w:r>
+        <w:rPr>
+          <w:rFonts w:hint="eastAsia"/>
+          <w:b/>
+          <w:bCs/>
+        </w:rPr>
+        <w:t xml:space="preserve"> 탐혼</w:t>
+      </w:r>
+      <w:r>
+        <w:rPr>
+          <w:rFonts w:hint="eastAsia"/>
+          <w:b/>
+          <w:bCs/>
+        </w:rPr>
+        <w:t>을 주로 하며, 인간을 위협하기도 함.</w:t>
+      </w:r>
+    </w:p>
+    <w:p>
+      <w:pPr>
+        <w:rPr>
+          <w:rFonts w:hint="eastAsia"/>
+          <w:b/>
+          <w:bCs/>
+        </w:rPr>
+      </w:pPr>
+      <w:r>
+        <w:rPr>
+          <w:rFonts w:hint="eastAsia"/>
+          <w:b/>
+          <w:bCs/>
+        </w:rPr>
+        <w:t>요괴(중립):</w:t>
+      </w:r>
+      <w:r>
+        <w:rPr>
+          <w:rFonts w:hint="eastAsia"/>
+          <w:b/>
+          <w:bCs/>
+        </w:rPr>
+        <w:t xml:space="preserve"> 여러 요괴들이 있음. 각각의 성격과 특징이 있음. *추가예정</w:t>
+      </w:r>
+    </w:p>
+    <w:p>
+      <w:pPr>
+        <w:pStyle w:val="3"/>
+        <w:rPr>
+          <w:b/>
+          <w:bCs/>
+        </w:rPr>
+      </w:pPr>
+      <w:r>
+        <w:rPr>
+          <w:rFonts w:hint="eastAsia"/>
+          <w:b/>
+          <w:bCs/>
+        </w:rPr>
+        <w:lastRenderedPageBreak/>
+        <w:t>메인 스토리</w:t>
+      </w:r>
+      <w:bookmarkEnd w:id="40"/>
+    </w:p>
+    <w:p>
+      <w:r>
+        <w:t>여느 때처럼 여자친구를 집까지 데려다주던 이준혁은 갑작스러운 교통사고를 당한다. 사고로 인해 여자친구는 목숨을 잃고, 이준혁은 병원에 입원하게 된다.</w:t>
+      </w:r>
+    </w:p>
+    <w:p>
+      <w:r>
+        <w:t>여자친구의 죽음에 대한 복수를 다짐하지만, 사고를 일으킨 범인은 흔적도 없이 사라진다. 결국 아무것도 할 수 없었던 이준혁은 모든 것을 포기하려 한다.</w:t>
+      </w:r>
+    </w:p>
+    <w:p>
+      <w:r>
+        <w:t>그러던 어느 날, 이준혁은 이전에는 볼 수 없었던 기괴한 존재들을 보기 시작한다. 마치 죽은 자와도 같은 그들의 모습을 보고, 자신에게 이상한 변화가 생겼음을 깨닫는다.</w:t>
+      </w:r>
+    </w:p>
+    <w:p>
+      <w:r>
+        <w:t>그때 정체를 알 수 없는 한 남자가 나타난다.</w:t>
+      </w:r>
+    </w:p>
+    <w:p>
+      <w:r>
+        <w:t>“그녀의 죽음에 대해 더 알고 싶다면 이곳으로 가라.”</w:t>
+      </w:r>
+    </w:p>
+    <w:p>
+      <w:r>
+        <w:t>남자는 ‘천도’라는 이름의 신당을 찾아가라는 말을 남기고, 한 장의 쪽지만 건넨 채 사라진다.</w:t>
+      </w:r>
+    </w:p>
+    <w:p>
+      <w:r>
+        <w:t>이준혁은 그 말을 믿어야 할지 고민하지만, 여자친구의 죽음에 숨겨진 진실을 알 수 있다는 생각에 다시 움직이기 시작한다.</w:t>
+      </w:r>
+    </w:p>
+    <w:p>
+      <w:r>
+        <w:t>그렇게 ‘천도’에 도착한 이준혁은 신당의 문을 두드린다.</w:t>
+      </w:r>
+    </w:p>
+    <w:p>
+      <w:r>
+        <w:t>“들어오세요.”</w:t>
+      </w:r>
+    </w:p>
+    <w:p>
+      <w:r>
+        <w:t>문을 열자, 그곳에는 갓을 쓴 무당 한 명이 서 있었다. 얼굴조차 제대로 보이지 않는 신비로운 모습이었다.</w:t>
+      </w:r>
+    </w:p>
+    <w:p>
+      <w:r>
+        <w:t>“무슨 일로 찾아오셨죠?”</w:t>
+      </w:r>
+    </w:p>
+    <w:p>
+      <w:r>
+        <w:t>“이곳에 오라는 말을 들었습니다.”</w:t>
+      </w:r>
+    </w:p>
+    <w:p>
+      <w:r>
+        <w:t>이준혁이 건네받은 쪽지를 보여주자, 무당은 순간 몸을 움찔하며 그의 얼굴을 바라본다.</w:t>
+      </w:r>
+    </w:p>
+    <w:p>
+      <w:r>
+        <w:t>그리고 갓 사이로 드러난 그녀의 얼굴은, 무당이라고 하기에는 지나치게 어려 보였다.</w:t>
+      </w:r>
+    </w:p>
+    <w:p>
+      <w:r>
+        <w:t>잠시 후 그녀는 놀란 듯 외친다.</w:t>
+      </w:r>
+    </w:p>
+    <w:p>
+      <w:r>
+        <w:t>“신... 신탁이다!”</w:t>
+      </w:r>
+    </w:p>
+    <w:p>
+      <w:r>
+        <w:rPr>
+          <w:rFonts w:hint="eastAsia"/>
+        </w:rPr>
+        <w:t>(*추가 예정)</w:t>
+      </w:r>
+    </w:p>
+    <w:p>
+      <w:pPr>
+        <w:pStyle w:val="3"/>
+        <w:rPr>
+          <w:b/>
+          <w:bCs/>
+        </w:rPr>
+      </w:pPr>
+      <w:bookmarkStart w:id="41" w:name="_Toc238381671"/>
+      <w:r>
+        <w:rPr>
+          <w:rFonts w:hint="eastAsia"/>
+          <w:b/>
+          <w:bCs/>
+        </w:rPr>
+        <w:t>에피소드/퀘스트</w:t>
+      </w:r>
+      <w:bookmarkEnd w:id="41"/>
+    </w:p>
+    <w:p>
+      <w:pPr>
+        <w:rPr>
+          <w:b/>
+          <w:bCs/>
+          <w:color w:val="0C3512" w:themeColor="accent3" w:themeShade="80"/>
+        </w:rPr>
+      </w:pPr>
+      <w:r>
+        <w:rPr>
+          <w:rFonts w:hint="eastAsia"/>
+          <w:b/>
+          <w:bCs/>
+          <w:color w:val="0C3512" w:themeColor="accent3" w:themeShade="80"/>
+        </w:rPr>
+        <w:t>전체적인 스토리는 메시지를 전달하는 느낌으로 가도 좋을 것 같다.</w:t>
+      </w:r>
+      <w:r>
+        <w:rPr>
+          <w:b/>
+          <w:bCs/>
+          <w:color w:val="0C3512" w:themeColor="accent3" w:themeShade="80"/>
         </w:rPr>
         <w:br/>
       </w:r>
-    </w:p>
-    <w:p>
-      <w:pPr>
-        <w:rPr>
-          <w:b/>
-          <w:bCs/>
-        </w:rPr>
-      </w:pPr>
-      <w:r>
-        <w:rPr>
-          <w:b/>
-          <w:bCs/>
-        </w:rPr>
-        <w:t>탐(貪)</w:t>
-      </w:r>
-      <w:r>
-        <w:rPr>
-          <w:rFonts w:hint="eastAsia"/>
-          <w:b/>
-          <w:bCs/>
-        </w:rPr>
-        <w:t xml:space="preserve"> : 식혼과 탐혼</w:t>
-      </w:r>
-      <w:r>
-        <w:rPr>
-          <w:b/>
-          <w:bCs/>
-        </w:rPr>
-        <w:br/>
-      </w:r>
-    </w:p>
-    <w:p>
-      <w:pPr>
-        <w:rPr>
-          <w:rFonts w:hint="eastAsia"/>
-          <w:b/>
-          <w:bCs/>
-        </w:rPr>
-      </w:pPr>
-      <w:r>
-        <w:rPr>
-          <w:rFonts w:hint="eastAsia"/>
-          <w:b/>
-          <w:bCs/>
+      <w:r>
+        <w:rPr>
+          <w:rFonts w:hint="eastAsia"/>
+          <w:b/>
+          <w:bCs/>
+          <w:color w:val="0C3512" w:themeColor="accent3" w:themeShade="80"/>
         </w:rPr>
         <w:lastRenderedPageBreak/>
-        <w:t>요괴(중립?) :</w:t>
-      </w:r>
-    </w:p>
-    <w:p>
-      <w:pPr>
-        <w:pStyle w:val="3"/>
-        <w:rPr>
-          <w:b/>
-          <w:bCs/>
-        </w:rPr>
-      </w:pPr>
-      <w:r>
-        <w:rPr>
-          <w:rFonts w:hint="eastAsia"/>
-          <w:b/>
-          <w:bCs/>
-        </w:rPr>
-        <w:t>메인 스토리</w:t>
-      </w:r>
-      <w:bookmarkEnd w:id="40"/>
-    </w:p>
-    <w:p>
-      <w:r>
-        <w:t>여느 때처럼 여자친구를 집까지 데려다주던 이준혁은 갑작스러운 교통사고를 당한다. 사고로 인해 여자친구는 목숨을 잃고, 이준혁은 병원에 입원하게 된다.</w:t>
-      </w:r>
-    </w:p>
-    <w:p>
-      <w:r>
-        <w:t>여자친구의 죽음에 대한 복수를 다짐하지만, 사고를 일으킨 범인은 흔적도 없이 사라진다. 결국 아무것도 할 수 없었던 이준혁은 모든 것을 포기하려 한다.</w:t>
-      </w:r>
-    </w:p>
-    <w:p>
-      <w:r>
-        <w:t>그러던 어느 날, 이준혁은 이전에는 볼 수 없었던 기괴한 존재들을 보기 시작한다. 마치 죽은 자와도 같은 그들의 모습을 보고, 자신에게 이상한 변화가 생겼음을 깨닫는다.</w:t>
-      </w:r>
-    </w:p>
-    <w:p>
-      <w:r>
-        <w:t>그때 정체를 알 수 없는 한 남자가 나타난다.</w:t>
-      </w:r>
-    </w:p>
-    <w:p>
-      <w:r>
-        <w:t>“그녀의 죽음에 대해 더 알고 싶다면 이곳으로 가라.”</w:t>
-      </w:r>
-    </w:p>
-    <w:p>
-      <w:r>
-        <w:t>남자는 ‘천도’라는 이름의 신당을 찾아가라는 말을 남기고, 한 장의 쪽지만 건넨 채 사라진다.</w:t>
-      </w:r>
-    </w:p>
-    <w:p>
-      <w:r>
-        <w:t>이준혁은 그 말을 믿어야 할지 고민하지만, 여자친구의 죽음에 숨겨진 진실을 알 수 있다는 생각에 다시 움직이기 시작한다.</w:t>
-      </w:r>
-    </w:p>
-    <w:p>
-      <w:r>
-        <w:t>그렇게 ‘천도’에 도착한 이준혁은 신당의 문을 두드린다.</w:t>
-      </w:r>
-    </w:p>
-    <w:p>
-      <w:r>
-        <w:t>“들어오세요.”</w:t>
-      </w:r>
-    </w:p>
-    <w:p>
-      <w:r>
-        <w:t>문을 열자, 그곳에는 갓을 쓴 무당 한 명이 서 있었다. 얼굴조차 제대로 보이지 않는 신비로운 모습이었다.</w:t>
-      </w:r>
-    </w:p>
-    <w:p>
-      <w:r>
-        <w:t>“무슨 일로 찾아오셨죠?”</w:t>
-      </w:r>
-    </w:p>
-    <w:p>
-      <w:r>
-        <w:t>“이곳에 오라는 말을 들었습니다.”</w:t>
-      </w:r>
-    </w:p>
-    <w:p>
-      <w:r>
-        <w:t>이준혁이 건네받은 쪽지를 보여주자, 무당은 순간 몸을 움찔하며 그의 얼굴을 바라본다.</w:t>
-      </w:r>
-    </w:p>
-    <w:p>
-      <w:r>
-        <w:t>그리고 갓 사이로 드러난 그녀의 얼굴은, 무당이라고 하기에는 지나치게 어려 보였다.</w:t>
-      </w:r>
-    </w:p>
-    <w:p>
-      <w:r>
-        <w:t>잠시 후 그녀는 놀란 듯 외친다.</w:t>
-      </w:r>
-    </w:p>
-    <w:p>
-      <w:r>
-        <w:t>“신... 신탁이다!”</w:t>
-      </w:r>
-    </w:p>
-    <w:p>
-      <w:pPr>
-        <w:rPr>
-          <w:rFonts w:hint="eastAsia"/>
-        </w:rPr>
-      </w:pPr>
-    </w:p>
-    <w:p>
-      <w:pPr>
-        <w:pStyle w:val="3"/>
-        <w:rPr>
-          <w:b/>
-          <w:bCs/>
-        </w:rPr>
-      </w:pPr>
-      <w:bookmarkStart w:id="41" w:name="_Toc238381671"/>
-      <w:r>
-        <w:rPr>
-          <w:rFonts w:hint="eastAsia"/>
-          <w:b/>
-          <w:bCs/>
-        </w:rPr>
-        <w:lastRenderedPageBreak/>
-        <w:t>에피소드/퀘스트</w:t>
-      </w:r>
-      <w:bookmarkEnd w:id="41"/>
-    </w:p>
-    <w:p>
-      <w:pPr>
-        <w:rPr>
-          <w:rFonts w:hint="eastAsia"/>
-          <w:b/>
-          <w:bCs/>
-          <w:color w:val="0C3512" w:themeColor="accent3" w:themeShade="80"/>
-        </w:rPr>
-      </w:pPr>
-      <w:r>
-        <w:rPr>
-          <w:rFonts w:hint="eastAsia"/>
-          <w:b/>
-          <w:bCs/>
-          <w:color w:val="0C3512" w:themeColor="accent3" w:themeShade="80"/>
-        </w:rPr>
-        <w:t>전체적인 스토리는 메시지를 전달하는 느낌으로 가도 좋을 것 같다.</w:t>
-      </w:r>
-      <w:r>
-        <w:rPr>
-          <w:b/>
-          <w:bCs/>
-          <w:color w:val="0C3512" w:themeColor="accent3" w:themeShade="80"/>
-        </w:rPr>
-        <w:br/>
-      </w:r>
-      <w:r>
-        <w:rPr>
-          <w:rFonts w:hint="eastAsia"/>
-          <w:b/>
-          <w:bCs/>
-          <w:color w:val="0C3512" w:themeColor="accent3" w:themeShade="80"/>
-        </w:rPr>
         <w:t>그래서 생각한 것이 어린 왕자인데, 초반 스토리 부분을 어린 왕자와 같은 결을 타도록 만들어 보고 좋은 것 같으면 그대로 진행.</w:t>
       </w:r>
       <w:r>
@@ -8966,6 +9155,29 @@
     </w:p>
     <w:p>
       <w:pPr>
+        <w:widowControl/>
+        <w:wordWrap/>
+        <w:autoSpaceDE/>
+        <w:autoSpaceDN/>
+        <w:rPr>
+          <w:rFonts w:asciiTheme="majorHAnsi" w:eastAsiaTheme="majorEastAsia" w:hAnsiTheme="majorHAnsi" w:cstheme="majorBidi" w:hint="eastAsia"/>
+          <w:b/>
+          <w:bCs/>
+          <w:color w:val="000000" w:themeColor="text1"/>
+          <w:sz w:val="32"/>
+          <w:szCs w:val="32"/>
+        </w:rPr>
+      </w:pPr>
+      <w:r>
+        <w:rPr>
+          <w:b/>
+          <w:bCs/>
+        </w:rPr>
+        <w:br w:type="page"/>
+      </w:r>
+    </w:p>
+    <w:p>
+      <w:pPr>
         <w:pStyle w:val="1"/>
         <w:rPr>
           <w:b/>
@@ -8979,6 +9191,7 @@
           <w:b/>
           <w:bCs/>
         </w:rPr>
+        <w:lastRenderedPageBreak/>
         <w:t>부록</w:t>
       </w:r>
       <w:bookmarkEnd w:id="44"/>
@@ -9027,12 +9240,6 @@
       </w:r>
     </w:p>
     <w:p>
-      <w:pPr>
-        <w:rPr>
-          <w:b/>
-          <w:bCs/>
-        </w:rPr>
-      </w:pPr>
       <w:r>
         <w:rPr>
           <w:rFonts w:hint="eastAsia"/>
@@ -9057,22 +9264,75 @@
         <w:br/>
       </w:r>
       <w:r>
-        <w:rPr>
-          <w:b/>
-          <w:bCs/>
-        </w:rPr>
         <w:t>1. 임금이 중요한 임무를 위하여 파견하던 임시 벼슬. 또는 그런 벼슬아치.</w:t>
       </w:r>
       <w:r>
-        <w:rPr>
-          <w:b/>
-          <w:bCs/>
-        </w:rPr>
         <w:br/>
         <w:t>2. 고을 원이 죄인을 잡으려고 내보내던 관아의 하인.</w:t>
       </w:r>
     </w:p>
     <w:p>
+      <w:r>
+        <w:rPr>
+          <w:rFonts w:hint="eastAsia"/>
+          <w:b/>
+          <w:bCs/>
+        </w:rPr>
+        <w:t>진사어사</w:t>
+      </w:r>
+      <w:r>
+        <w:rPr>
+          <w:b/>
+          <w:bCs/>
+        </w:rPr>
+        <w:br/>
+      </w:r>
+      <w:r>
+        <w:rPr>
+          <w:rFonts w:hint="eastAsia"/>
+        </w:rPr>
+        <w:t xml:space="preserve">암행어사를 참고해 </w:t>
+      </w:r>
+      <w:r>
+        <w:rPr>
+          <w:rFonts w:hint="eastAsia"/>
+        </w:rPr>
+        <w:t>이름을 정했음.</w:t>
+      </w:r>
+    </w:p>
+    <w:p>
+      <w:pPr>
+        <w:numPr>
+          <w:ilvl w:val="0"/>
+          <w:numId w:val="5"/>
+        </w:numPr>
+      </w:pPr>
+      <w:r>
+        <w:t>鎭 (누를 진): 누르다, 진압하다, 진정시키다.</w:t>
+      </w:r>
+    </w:p>
+    <w:p>
+      <w:pPr>
+        <w:numPr>
+          <w:ilvl w:val="0"/>
+          <w:numId w:val="5"/>
+        </w:numPr>
+      </w:pPr>
+      <w:r>
+        <w:t>邪 (사악할 사): 간사하다, 요사스럽다, 사악하다.</w:t>
+      </w:r>
+    </w:p>
+    <w:p>
+      <w:pPr>
+        <w:rPr>
+          <w:rFonts w:hint="eastAsia"/>
+        </w:rPr>
+      </w:pPr>
+      <w:r>
+        <w:t>사악한 유혹이나 나쁜 기운(귀신, 재앙 등)을 누르고 가라앉힌다</w:t>
+      </w:r>
+    </w:p>
+    <w:p>
       <w:pPr>
         <w:pStyle w:val="3"/>
         <w:rPr>
@@ -9103,14 +9363,7 @@
           <w:b/>
           <w:bCs/>
         </w:rPr>
-        <w:t>Phasmophobia</w:t>
-      </w:r>
-      <w:r>
-        <w:rPr>
-          <w:b/>
-          <w:bCs/>
-        </w:rPr>
-        <w:t xml:space="preserve"> </w:t>
+        <w:t xml:space="preserve">Phasmophobia </w:t>
       </w:r>
     </w:p>
     <w:p>
@@ -9121,7 +9374,6 @@
           <w:numId w:val="4"/>
         </w:numPr>
         <w:rPr>
-          <w:rFonts w:hint="eastAsia"/>
           <w:b/>
           <w:bCs/>
         </w:rPr>
@@ -9137,28 +9389,135 @@
         </w:r>
       </w:hyperlink>
     </w:p>
-    <w:p/>
-    <w:p/>
-    <w:p>
-      <w:pPr>
-        <w:rPr>
-          <w:b/>
-          <w:bCs/>
-        </w:rPr>
-      </w:pPr>
-      <w:r>
-        <w:rPr>
-          <w:rFonts w:hint="eastAsia"/>
-          <w:b/>
-          <w:bCs/>
-        </w:rPr>
-        <w:t>십이사지</w:t>
-      </w:r>
-    </w:p>
-    <w:p>
-      <w:pPr>
-        <w:rPr>
-          <w:rFonts w:hint="eastAsia"/>
+    <w:p>
+      <w:pPr>
+        <w:rPr>
+          <w:b/>
+          <w:bCs/>
+        </w:rPr>
+      </w:pPr>
+      <w:r>
+        <w:rPr>
+          <w:b/>
+          <w:bCs/>
+        </w:rPr>
+        <w:t>암행어사</w:t>
+      </w:r>
+    </w:p>
+    <w:p>
+      <w:pPr>
+        <w:pStyle w:val="a6"/>
+        <w:numPr>
+          <w:ilvl w:val="0"/>
+          <w:numId w:val="4"/>
+        </w:numPr>
+        <w:rPr>
+          <w:rFonts w:hint="eastAsia"/>
+          <w:b/>
+          <w:bCs/>
+        </w:rPr>
+      </w:pPr>
+      <w:hyperlink r:id="rId21" w:history="1">
+        <w:r>
+          <w:rPr>
+            <w:rStyle w:val="aa"/>
+            <w:b/>
+            <w:bCs/>
+          </w:rPr>
+          <w:t>나</w:t>
+        </w:r>
+        <w:r>
+          <w:rPr>
+            <w:rStyle w:val="aa"/>
+            <w:b/>
+            <w:bCs/>
+          </w:rPr>
+          <w:t>무</w:t>
+        </w:r>
+        <w:r>
+          <w:rPr>
+            <w:rStyle w:val="aa"/>
+            <w:b/>
+            <w:bCs/>
+          </w:rPr>
+          <w:t>위</w:t>
+        </w:r>
+        <w:r>
+          <w:rPr>
+            <w:rStyle w:val="aa"/>
+            <w:b/>
+            <w:bCs/>
+          </w:rPr>
+          <w:t>키</w:t>
+        </w:r>
+      </w:hyperlink>
+    </w:p>
+    <w:p>
+      <w:pPr>
+        <w:rPr>
+          <w:b/>
+          <w:bCs/>
+        </w:rPr>
+      </w:pPr>
+      <w:r>
+        <w:rPr>
+          <w:rFonts w:hint="eastAsia"/>
+          <w:b/>
+          <w:bCs/>
+        </w:rPr>
+        <w:t>십이</w:t>
+      </w:r>
+      <w:r>
+        <w:rPr>
+          <w:rFonts w:hint="eastAsia"/>
+          <w:b/>
+          <w:bCs/>
+        </w:rPr>
+        <w:t>간</w:t>
+      </w:r>
+      <w:r>
+        <w:rPr>
+          <w:rFonts w:hint="eastAsia"/>
+          <w:b/>
+          <w:bCs/>
+        </w:rPr>
+        <w:t>지</w:t>
+      </w:r>
+      <w:r>
+        <w:rPr>
+          <w:rFonts w:hint="eastAsia"/>
+          <w:b/>
+          <w:bCs/>
+        </w:rPr>
+        <w:t xml:space="preserve"> </w:t>
+      </w:r>
+    </w:p>
+    <w:p>
+      <w:pPr>
+        <w:pStyle w:val="a6"/>
+        <w:numPr>
+          <w:ilvl w:val="0"/>
+          <w:numId w:val="4"/>
+        </w:numPr>
+        <w:rPr>
+          <w:b/>
+          <w:bCs/>
+        </w:rPr>
+      </w:pPr>
+      <w:hyperlink r:id="rId22" w:history="1">
+        <w:r>
+          <w:rPr>
+            <w:rStyle w:val="aa"/>
+            <w:b/>
+            <w:bCs/>
+          </w:rPr>
+          <w:t>나무위키</w:t>
+        </w:r>
+      </w:hyperlink>
+    </w:p>
+    <w:p>
+      <w:pPr>
+        <w:rPr>
           <w:b/>
           <w:bCs/>
           <w:sz w:val="20"/>
@@ -9305,6 +9664,7 @@
           <w:b/>
           <w:bCs/>
         </w:rPr>
+        <w:lastRenderedPageBreak/>
         <w:t>🐇</w:t>
       </w:r>
       <w:r>
@@ -9374,344 +9734,835 @@
           <w:b/>
           <w:bCs/>
         </w:rPr>
+        <w:t>🐎</w:t>
+      </w:r>
+      <w:r>
+        <w:rPr>
+          <w:b/>
+          <w:bCs/>
+        </w:rPr>
+        <w:t xml:space="preserve"> 말 → 활동적이고 자유로움 </w:t>
+      </w:r>
+    </w:p>
+    <w:p>
+      <w:pPr>
+        <w:rPr>
+          <w:b/>
+          <w:bCs/>
+        </w:rPr>
+      </w:pPr>
+      <w:r>
+        <w:rPr>
+          <w:rFonts w:ascii="Segoe UI Emoji" w:hAnsi="Segoe UI Emoji" w:cs="Segoe UI Emoji"/>
+          <w:b/>
+          <w:bCs/>
+        </w:rPr>
+        <w:t>🐐</w:t>
+      </w:r>
+      <w:r>
+        <w:rPr>
+          <w:b/>
+          <w:bCs/>
+        </w:rPr>
+        <w:t xml:space="preserve"> 양 → 온순하고 협조적 </w:t>
+      </w:r>
+    </w:p>
+    <w:p>
+      <w:pPr>
+        <w:rPr>
+          <w:b/>
+          <w:bCs/>
+        </w:rPr>
+      </w:pPr>
+      <w:r>
+        <w:rPr>
+          <w:rFonts w:ascii="Segoe UI Emoji" w:hAnsi="Segoe UI Emoji" w:cs="Segoe UI Emoji"/>
+          <w:b/>
+          <w:bCs/>
+        </w:rPr>
+        <w:t>🐒</w:t>
+      </w:r>
+      <w:r>
+        <w:rPr>
+          <w:b/>
+          <w:bCs/>
+        </w:rPr>
+        <w:t xml:space="preserve"> 원숭이 → 장난기와 재치 </w:t>
+      </w:r>
+    </w:p>
+    <w:p>
+      <w:pPr>
+        <w:rPr>
+          <w:b/>
+          <w:bCs/>
+        </w:rPr>
+      </w:pPr>
+      <w:r>
+        <w:rPr>
+          <w:rFonts w:ascii="Segoe UI Emoji" w:hAnsi="Segoe UI Emoji" w:cs="Segoe UI Emoji"/>
+          <w:b/>
+          <w:bCs/>
+        </w:rPr>
+        <w:t>🐓</w:t>
+      </w:r>
+      <w:r>
+        <w:rPr>
+          <w:b/>
+          <w:bCs/>
+        </w:rPr>
+        <w:t xml:space="preserve"> 닭 → 부지런하고 꼼꼼함 </w:t>
+      </w:r>
+    </w:p>
+    <w:p>
+      <w:pPr>
+        <w:rPr>
+          <w:b/>
+          <w:bCs/>
+        </w:rPr>
+      </w:pPr>
+      <w:r>
+        <w:rPr>
+          <w:rFonts w:ascii="Segoe UI Emoji" w:hAnsi="Segoe UI Emoji" w:cs="Segoe UI Emoji"/>
+          <w:b/>
+          <w:bCs/>
+        </w:rPr>
+        <w:t>🐕</w:t>
+      </w:r>
+      <w:r>
+        <w:rPr>
+          <w:b/>
+          <w:bCs/>
+        </w:rPr>
+        <w:t xml:space="preserve"> 개 → 충성스럽고 의리 있음 </w:t>
+      </w:r>
+    </w:p>
+    <w:p>
+      <w:pPr>
+        <w:rPr>
+          <w:b/>
+          <w:bCs/>
+        </w:rPr>
+      </w:pPr>
+      <w:r>
+        <w:rPr>
+          <w:rFonts w:ascii="Segoe UI Emoji" w:hAnsi="Segoe UI Emoji" w:cs="Segoe UI Emoji"/>
+          <w:b/>
+          <w:bCs/>
+        </w:rPr>
+        <w:t>🐖</w:t>
+      </w:r>
+      <w:r>
+        <w:rPr>
+          <w:b/>
+          <w:bCs/>
+        </w:rPr>
+        <w:t xml:space="preserve"> 돼지 → 풍족하고 느긋함</w:t>
+      </w:r>
+    </w:p>
+    <w:p>
+      <w:pPr>
+        <w:rPr>
+          <w:rFonts w:hint="eastAsia"/>
+        </w:rPr>
+      </w:pPr>
+    </w:p>
+    <w:p>
+      <w:hyperlink r:id="rId23" w:history="1">
+        <w:r>
+          <w:rPr>
+            <w:rStyle w:val="aa"/>
+          </w:rPr>
+          <w:t>어린 왕자 영어</w:t>
+        </w:r>
+        <w:r>
+          <w:rPr>
+            <w:rStyle w:val="aa"/>
+          </w:rPr>
+          <w:t xml:space="preserve"> </w:t>
+        </w:r>
+        <w:r>
+          <w:rPr>
+            <w:rStyle w:val="aa"/>
+          </w:rPr>
+          <w:t>원문</w:t>
+        </w:r>
+      </w:hyperlink>
+    </w:p>
+    <w:p>
+      <w:pPr>
+        <w:rPr>
+          <w:b/>
+          <w:bCs/>
+          <w:sz w:val="16"/>
+          <w:szCs w:val="18"/>
+        </w:rPr>
+      </w:pPr>
+      <w:r>
+        <w:rPr>
+          <w:b/>
+          <w:bCs/>
+          <w:sz w:val="16"/>
+          <w:szCs w:val="18"/>
+        </w:rPr>
+        <w:t>어린 왕자 번역</w:t>
+      </w:r>
+    </w:p>
+    <w:p>
+      <w:pPr>
+        <w:rPr>
+          <w:b/>
+          <w:bCs/>
+          <w:sz w:val="16"/>
+          <w:szCs w:val="18"/>
+        </w:rPr>
+      </w:pPr>
+      <w:r>
+        <w:rPr>
+          <w:b/>
+          <w:bCs/>
+          <w:sz w:val="16"/>
+          <w:szCs w:val="18"/>
+        </w:rPr>
+        <w:t>1</w:t>
+      </w:r>
+    </w:p>
+    <w:p>
+      <w:pPr>
+        <w:rPr>
+          <w:sz w:val="16"/>
+          <w:szCs w:val="18"/>
+        </w:rPr>
+      </w:pPr>
+      <w:r>
+        <w:rPr>
+          <w:sz w:val="16"/>
+          <w:szCs w:val="18"/>
+        </w:rPr>
+        <w:t>내가 여섯 살이었을 때, 『자연에 관한 진짜 이야기』라는 원시림에 관한 책에서 아주 멋진 그림을 본 적이 있다. 그것은 보아뱀이 어떤 동물을 삼키고 있는 모습이었다.</w:t>
+      </w:r>
+    </w:p>
+    <w:p>
+      <w:pPr>
+        <w:rPr>
+          <w:sz w:val="16"/>
+          <w:szCs w:val="18"/>
+        </w:rPr>
+      </w:pPr>
+      <w:r>
+        <w:rPr>
+          <w:sz w:val="16"/>
+          <w:szCs w:val="18"/>
+        </w:rPr>
+        <w:t>책에는 이렇게 쓰여 있었다.</w:t>
+      </w:r>
+    </w:p>
+    <w:p>
+      <w:pPr>
+        <w:rPr>
+          <w:sz w:val="16"/>
+          <w:szCs w:val="18"/>
+        </w:rPr>
+      </w:pPr>
+      <w:r>
+        <w:rPr>
+          <w:sz w:val="16"/>
+          <w:szCs w:val="18"/>
+        </w:rPr>
+        <w:t>“보아뱀은 먹이를 씹지 않고 통째로 삼킨다. 그리고 나면 움직일 수 없게 되어, 소화에 필요한 6개월 동안 잠을 잔다.”</w:t>
+      </w:r>
+    </w:p>
+    <w:p>
+      <w:pPr>
+        <w:rPr>
+          <w:sz w:val="16"/>
+          <w:szCs w:val="18"/>
+        </w:rPr>
+      </w:pPr>
+      <w:r>
+        <w:rPr>
+          <w:sz w:val="16"/>
+          <w:szCs w:val="18"/>
+        </w:rPr>
+        <w:t xml:space="preserve">나는 정글의 모험에 대해 한참 깊이 생각했다. 그리고 색연필로 열심히 그린 끝에, 생애 첫 번째 그림을 완성했다. </w:t>
+      </w:r>
+      <w:r>
+        <w:rPr>
+          <w:b/>
+          <w:bCs/>
+          <w:sz w:val="16"/>
+          <w:szCs w:val="18"/>
+        </w:rPr>
+        <w:t>내 그림 1호</w:t>
+      </w:r>
+      <w:r>
+        <w:rPr>
+          <w:sz w:val="16"/>
+          <w:szCs w:val="18"/>
+        </w:rPr>
+        <w:t>였다.</w:t>
+      </w:r>
+    </w:p>
+    <w:p>
+      <w:pPr>
+        <w:rPr>
+          <w:sz w:val="16"/>
+          <w:szCs w:val="18"/>
+        </w:rPr>
+      </w:pPr>
+      <w:r>
+        <w:rPr>
+          <w:sz w:val="16"/>
+          <w:szCs w:val="18"/>
+        </w:rPr>
+        <w:t>나는 그 걸작을 어른들에게 보여 주면서 그림이 무섭지 않느냐고 물었다.</w:t>
+      </w:r>
+    </w:p>
+    <w:p>
+      <w:pPr>
+        <w:rPr>
+          <w:sz w:val="16"/>
+          <w:szCs w:val="18"/>
+        </w:rPr>
+      </w:pPr>
+      <w:r>
+        <w:rPr>
+          <w:sz w:val="16"/>
+          <w:szCs w:val="18"/>
+        </w:rPr>
+        <w:t>그러자 어른들은 이렇게 대답했다.</w:t>
+      </w:r>
+    </w:p>
+    <w:p>
+      <w:pPr>
+        <w:rPr>
+          <w:sz w:val="16"/>
+          <w:szCs w:val="18"/>
+        </w:rPr>
+      </w:pPr>
+      <w:r>
+        <w:rPr>
+          <w:sz w:val="16"/>
+          <w:szCs w:val="18"/>
+        </w:rPr>
+        <w:t>“무섭다고? 모자가 뭐가 무섭다는 거니?”</w:t>
+      </w:r>
+    </w:p>
+    <w:p>
+      <w:pPr>
+        <w:rPr>
+          <w:sz w:val="16"/>
+          <w:szCs w:val="18"/>
+        </w:rPr>
+      </w:pPr>
+      <w:r>
+        <w:rPr>
+          <w:sz w:val="16"/>
+          <w:szCs w:val="18"/>
+        </w:rPr>
+        <w:t xml:space="preserve">하지만 내 그림은 모자가 아니었다. </w:t>
+      </w:r>
+      <w:r>
+        <w:rPr>
+          <w:b/>
+          <w:bCs/>
+          <w:sz w:val="16"/>
+          <w:szCs w:val="18"/>
+        </w:rPr>
+        <w:t>코끼리를 삼키고 소화시키고 있는 보아뱀</w:t>
+      </w:r>
+      <w:r>
+        <w:rPr>
+          <w:sz w:val="16"/>
+          <w:szCs w:val="18"/>
+        </w:rPr>
+        <w:t>을 그린 것이었다.</w:t>
+      </w:r>
+    </w:p>
+    <w:p>
+      <w:pPr>
+        <w:rPr>
+          <w:sz w:val="16"/>
+          <w:szCs w:val="18"/>
+        </w:rPr>
+      </w:pPr>
+      <w:r>
+        <w:rPr>
+          <w:sz w:val="16"/>
+          <w:szCs w:val="18"/>
+        </w:rPr>
+        <w:t>어른들이 그걸 이해하지 못하자, 나는 보아뱀의 속을 그린 그림을 하나 더 그렸다. 그래야 어른들이 좀 더 분명하게 이해할 수 있을 것 같았다. 어른들은 언제나 설명을 해줘야만 이해한다.</w:t>
+      </w:r>
+    </w:p>
+    <w:p>
+      <w:pPr>
+        <w:rPr>
+          <w:sz w:val="16"/>
+          <w:szCs w:val="18"/>
+        </w:rPr>
+      </w:pPr>
+      <w:r>
+        <w:rPr>
+          <w:sz w:val="16"/>
+          <w:szCs w:val="18"/>
+        </w:rPr>
+        <w:t xml:space="preserve">그것이 </w:t>
+      </w:r>
+      <w:r>
+        <w:rPr>
+          <w:b/>
+          <w:bCs/>
+          <w:sz w:val="16"/>
+          <w:szCs w:val="18"/>
+        </w:rPr>
+        <w:t>내 그림 2호</w:t>
+      </w:r>
+      <w:r>
+        <w:rPr>
+          <w:sz w:val="16"/>
+          <w:szCs w:val="18"/>
+        </w:rPr>
+        <w:t>였다.</w:t>
+      </w:r>
+    </w:p>
+    <w:p>
+      <w:pPr>
+        <w:rPr>
+          <w:sz w:val="16"/>
+          <w:szCs w:val="18"/>
+        </w:rPr>
+      </w:pPr>
+      <w:r>
+        <w:rPr>
+          <w:sz w:val="16"/>
+          <w:szCs w:val="18"/>
+        </w:rPr>
+        <w:t>그런데 어른들은 이번에도 내게 보아뱀 그림은 안팎 어느 쪽이든 그만 그리고, 대신 지리, 역사, 산수, 문법을 공부하라고 충고했다.</w:t>
+      </w:r>
+    </w:p>
+    <w:p>
+      <w:pPr>
+        <w:rPr>
+          <w:sz w:val="16"/>
+          <w:szCs w:val="18"/>
+        </w:rPr>
+      </w:pPr>
+      <w:r>
+        <w:rPr>
+          <w:sz w:val="16"/>
+          <w:szCs w:val="18"/>
+        </w:rPr>
+        <w:t>그래서 나는 여섯 살의 나이에 화가가 될 수도 있었던 멋진 꿈을 포기했다. 그림 1호와 그림 2호가 실패하면서 용기를 잃</w:t>
+      </w:r>
+      <w:r>
+        <w:rPr>
+          <w:sz w:val="16"/>
+          <w:szCs w:val="18"/>
+        </w:rPr>
         <w:lastRenderedPageBreak/>
-        <w:t>🐎</w:t>
-      </w:r>
-      <w:r>
-        <w:rPr>
-          <w:b/>
-          <w:bCs/>
-        </w:rPr>
-        <w:t xml:space="preserve"> 말 → 활동적이고 자유로움 </w:t>
-      </w:r>
-    </w:p>
-    <w:p>
-      <w:pPr>
-        <w:rPr>
-          <w:b/>
-          <w:bCs/>
-        </w:rPr>
-      </w:pPr>
-      <w:r>
-        <w:rPr>
-          <w:rFonts w:ascii="Segoe UI Emoji" w:hAnsi="Segoe UI Emoji" w:cs="Segoe UI Emoji"/>
-          <w:b/>
-          <w:bCs/>
-        </w:rPr>
-        <w:t>🐐</w:t>
-      </w:r>
-      <w:r>
-        <w:rPr>
-          <w:b/>
-          <w:bCs/>
-        </w:rPr>
-        <w:t xml:space="preserve"> 양 → 온순하고 협조적 </w:t>
-      </w:r>
-    </w:p>
-    <w:p>
-      <w:pPr>
-        <w:rPr>
-          <w:b/>
-          <w:bCs/>
-        </w:rPr>
-      </w:pPr>
-      <w:r>
-        <w:rPr>
-          <w:rFonts w:ascii="Segoe UI Emoji" w:hAnsi="Segoe UI Emoji" w:cs="Segoe UI Emoji"/>
-          <w:b/>
-          <w:bCs/>
-        </w:rPr>
-        <w:t>🐒</w:t>
-      </w:r>
-      <w:r>
-        <w:rPr>
-          <w:b/>
-          <w:bCs/>
-        </w:rPr>
-        <w:t xml:space="preserve"> 원숭이 → 장난기와 재치 </w:t>
-      </w:r>
-    </w:p>
-    <w:p>
-      <w:pPr>
-        <w:rPr>
-          <w:b/>
-          <w:bCs/>
-        </w:rPr>
-      </w:pPr>
-      <w:r>
-        <w:rPr>
-          <w:rFonts w:ascii="Segoe UI Emoji" w:hAnsi="Segoe UI Emoji" w:cs="Segoe UI Emoji"/>
-          <w:b/>
-          <w:bCs/>
-        </w:rPr>
-        <w:t>🐓</w:t>
-      </w:r>
-      <w:r>
-        <w:rPr>
-          <w:b/>
-          <w:bCs/>
-        </w:rPr>
-        <w:t xml:space="preserve"> 닭 → 부지런하고 꼼꼼함 </w:t>
-      </w:r>
-    </w:p>
-    <w:p>
-      <w:pPr>
-        <w:rPr>
-          <w:b/>
-          <w:bCs/>
-        </w:rPr>
-      </w:pPr>
-      <w:r>
-        <w:rPr>
-          <w:rFonts w:ascii="Segoe UI Emoji" w:hAnsi="Segoe UI Emoji" w:cs="Segoe UI Emoji"/>
-          <w:b/>
-          <w:bCs/>
-        </w:rPr>
-        <w:t>🐕</w:t>
-      </w:r>
-      <w:r>
-        <w:rPr>
-          <w:b/>
-          <w:bCs/>
-        </w:rPr>
-        <w:t xml:space="preserve"> 개 → 충성스럽고 의리 있음 </w:t>
-      </w:r>
-    </w:p>
-    <w:p>
-      <w:pPr>
-        <w:rPr>
-          <w:rFonts w:hint="eastAsia"/>
-          <w:b/>
-          <w:bCs/>
-        </w:rPr>
-      </w:pPr>
-      <w:r>
-        <w:rPr>
-          <w:rFonts w:ascii="Segoe UI Emoji" w:hAnsi="Segoe UI Emoji" w:cs="Segoe UI Emoji"/>
-          <w:b/>
-          <w:bCs/>
-        </w:rPr>
-        <w:t>🐖</w:t>
-      </w:r>
-      <w:r>
-        <w:rPr>
-          <w:b/>
-          <w:bCs/>
-        </w:rPr>
-        <w:t xml:space="preserve"> 돼지 → 풍족하고 느긋함</w:t>
-      </w:r>
-    </w:p>
-    <w:p/>
-    <w:p/>
-    <w:p/>
-    <w:p/>
-    <w:p/>
-    <w:p/>
-    <w:p/>
-    <w:p/>
-    <w:p>
-      <w:pPr>
-        <w:rPr>
-          <w:b/>
-          <w:bCs/>
-          <w:sz w:val="16"/>
-          <w:szCs w:val="18"/>
-        </w:rPr>
-      </w:pPr>
-      <w:r>
-        <w:rPr>
-          <w:b/>
-          <w:bCs/>
-          <w:sz w:val="16"/>
-          <w:szCs w:val="18"/>
-        </w:rPr>
-        <w:t>어린 왕자 번역</w:t>
-      </w:r>
-    </w:p>
-    <w:p>
-      <w:pPr>
-        <w:rPr>
-          <w:b/>
-          <w:bCs/>
-          <w:sz w:val="16"/>
-          <w:szCs w:val="18"/>
-        </w:rPr>
-      </w:pPr>
-      <w:r>
-        <w:rPr>
-          <w:b/>
-          <w:bCs/>
-          <w:sz w:val="16"/>
-          <w:szCs w:val="18"/>
-        </w:rPr>
-        <w:t>1</w:t>
-      </w:r>
-    </w:p>
-    <w:p>
-      <w:pPr>
-        <w:rPr>
-          <w:sz w:val="16"/>
-          <w:szCs w:val="18"/>
-        </w:rPr>
-      </w:pPr>
-      <w:r>
-        <w:rPr>
-          <w:sz w:val="16"/>
-          <w:szCs w:val="18"/>
-        </w:rPr>
-        <w:t>내가 여섯 살이었을 때, 『자연에 관한 진짜 이야기』라는 원시림에 관한 책에서 아주 멋진 그림을 본 적이 있다. 그것은 보아뱀이 어떤 동물을 삼키고 있는 모습이었다.</w:t>
-      </w:r>
-    </w:p>
-    <w:p>
-      <w:pPr>
-        <w:rPr>
-          <w:sz w:val="16"/>
-          <w:szCs w:val="18"/>
-        </w:rPr>
-      </w:pPr>
-      <w:r>
-        <w:rPr>
-          <w:sz w:val="16"/>
-          <w:szCs w:val="18"/>
-        </w:rPr>
-        <w:t>책에는 이렇게 쓰여 있었다.</w:t>
-      </w:r>
-    </w:p>
-    <w:p>
-      <w:pPr>
-        <w:rPr>
-          <w:sz w:val="16"/>
-          <w:szCs w:val="18"/>
-        </w:rPr>
-      </w:pPr>
-      <w:r>
-        <w:rPr>
-          <w:sz w:val="16"/>
-          <w:szCs w:val="18"/>
-        </w:rPr>
-        <w:t>“보아뱀은 먹이를 씹지 않고 통째로 삼킨다. 그리고 나면 움직일 수 없게 되어, 소화에 필요한 6개월 동안 잠을 잔다.”</w:t>
-      </w:r>
-    </w:p>
-    <w:p>
-      <w:pPr>
-        <w:rPr>
-          <w:sz w:val="16"/>
-          <w:szCs w:val="18"/>
-        </w:rPr>
-      </w:pPr>
-      <w:r>
-        <w:rPr>
-          <w:sz w:val="16"/>
-          <w:szCs w:val="18"/>
-        </w:rPr>
-        <w:t xml:space="preserve">나는 정글의 모험에 대해 한참 깊이 생각했다. 그리고 색연필로 열심히 그린 끝에, 생애 첫 번째 그림을 완성했다. </w:t>
-      </w:r>
-      <w:r>
-        <w:rPr>
-          <w:b/>
-          <w:bCs/>
-          <w:sz w:val="16"/>
-          <w:szCs w:val="18"/>
-        </w:rPr>
-        <w:t>내 그림 1호</w:t>
-      </w:r>
-      <w:r>
-        <w:rPr>
-          <w:sz w:val="16"/>
-          <w:szCs w:val="18"/>
-        </w:rPr>
-        <w:t>였다.</w:t>
-      </w:r>
-    </w:p>
-    <w:p>
-      <w:pPr>
-        <w:rPr>
-          <w:sz w:val="16"/>
-          <w:szCs w:val="18"/>
-        </w:rPr>
-      </w:pPr>
-      <w:r>
-        <w:rPr>
-          <w:sz w:val="16"/>
-          <w:szCs w:val="18"/>
-        </w:rPr>
-        <w:t>나는 그 걸작을 어른들에게 보여 주면서 그림이 무섭지 않느냐고 물었다.</w:t>
-      </w:r>
-    </w:p>
-    <w:p>
-      <w:pPr>
-        <w:rPr>
-          <w:sz w:val="16"/>
-          <w:szCs w:val="18"/>
-        </w:rPr>
-      </w:pPr>
-      <w:r>
-        <w:rPr>
-          <w:sz w:val="16"/>
-          <w:szCs w:val="18"/>
-        </w:rPr>
-        <w:t>그러자 어른들은 이렇게 대답했다.</w:t>
-      </w:r>
-    </w:p>
-    <w:p>
-      <w:pPr>
-        <w:rPr>
-          <w:sz w:val="16"/>
-          <w:szCs w:val="18"/>
-        </w:rPr>
-      </w:pPr>
-      <w:r>
-        <w:rPr>
-          <w:sz w:val="16"/>
-          <w:szCs w:val="18"/>
-        </w:rPr>
-        <w:t>“무섭다고? 모자가 뭐가 무섭다는 거니?”</w:t>
-      </w:r>
-    </w:p>
-    <w:p>
-      <w:pPr>
-        <w:rPr>
-          <w:sz w:val="16"/>
-          <w:szCs w:val="18"/>
-        </w:rPr>
-      </w:pPr>
-      <w:r>
-        <w:rPr>
-          <w:sz w:val="16"/>
-          <w:szCs w:val="18"/>
-        </w:rPr>
-        <w:t xml:space="preserve">하지만 내 그림은 모자가 아니었다. </w:t>
-      </w:r>
-      <w:r>
-        <w:rPr>
-          <w:b/>
-          <w:bCs/>
-          <w:sz w:val="16"/>
-          <w:szCs w:val="18"/>
-        </w:rPr>
-        <w:t>코끼리를 삼키고 소화시키고 있는 보아뱀</w:t>
-      </w:r>
-      <w:r>
-        <w:rPr>
-          <w:sz w:val="16"/>
-          <w:szCs w:val="18"/>
-        </w:rPr>
-        <w:t>을 그린 것이었다.</w:t>
-      </w:r>
-    </w:p>
-    <w:p>
-      <w:pPr>
-        <w:rPr>
-          <w:sz w:val="16"/>
-          <w:szCs w:val="18"/>
-        </w:rPr>
-      </w:pPr>
-      <w:r>
-        <w:rPr>
-          <w:sz w:val="16"/>
-          <w:szCs w:val="18"/>
-        </w:rPr>
-        <w:t>어른들이 그걸 이해하지 못하자, 나는 보아뱀의 속을 그린 그림을 하나 더 그렸다. 그래야 어른들이 좀 더 분명하게 이해할 수 있을 것 같았다. 어른들은 언제나 설명을 해줘야만 이해한다.</w:t>
+        <w:t>었기 때문이다.</w:t>
+      </w:r>
+    </w:p>
+    <w:p>
+      <w:pPr>
+        <w:rPr>
+          <w:sz w:val="16"/>
+          <w:szCs w:val="18"/>
+        </w:rPr>
+      </w:pPr>
+      <w:r>
+        <w:rPr>
+          <w:sz w:val="16"/>
+          <w:szCs w:val="18"/>
+        </w:rPr>
+        <w:t>어른들은 스스로 아무것도 이해하지 못한다. 그리고 아이들이 언제나 무언가를 설명해 주어야 한다는 것은 정말 피곤한 일이다.</w:t>
+      </w:r>
+    </w:p>
+    <w:p>
+      <w:pPr>
+        <w:rPr>
+          <w:sz w:val="16"/>
+          <w:szCs w:val="18"/>
+        </w:rPr>
+      </w:pPr>
+      <w:r>
+        <w:rPr>
+          <w:sz w:val="16"/>
+          <w:szCs w:val="18"/>
+        </w:rPr>
+        <w:t>그래서 나는 다른 직업을 선택했고, 비행기 조종을 배웠다.</w:t>
+      </w:r>
+    </w:p>
+    <w:p>
+      <w:pPr>
+        <w:rPr>
+          <w:sz w:val="16"/>
+          <w:szCs w:val="18"/>
+        </w:rPr>
+      </w:pPr>
+      <w:r>
+        <w:rPr>
+          <w:sz w:val="16"/>
+          <w:szCs w:val="18"/>
+        </w:rPr>
+        <w:t>나는 세계 곳곳을 조금씩 날아다녔다. 지리 공부는 내게 정말 유용했다. 한눈에 중국과 애리조나를 구별할 수 있게 되었으니까. 밤에 길을 잃었을 때는 이런 지식이 꽤 중요하다.</w:t>
+      </w:r>
+    </w:p>
+    <w:p>
+      <w:pPr>
+        <w:rPr>
+          <w:sz w:val="16"/>
+          <w:szCs w:val="18"/>
+        </w:rPr>
+      </w:pPr>
+      <w:r>
+        <w:rPr>
+          <w:sz w:val="16"/>
+          <w:szCs w:val="18"/>
+        </w:rPr>
+        <w:t>살면서 나는 중요한 일에 관심을 가진 어른들을 아주 많이 만났다. 어른들과 아주 가까이 지내기도 했다. 그들을 아주 가까이에서 지켜보았지만, 그렇다고 어른들에 대한 내 생각이 좋아진 것은 아니었다.</w:t>
+      </w:r>
+    </w:p>
+    <w:p>
+      <w:pPr>
+        <w:rPr>
+          <w:sz w:val="16"/>
+          <w:szCs w:val="18"/>
+        </w:rPr>
+      </w:pPr>
+      <w:r>
+        <w:rPr>
+          <w:sz w:val="16"/>
+          <w:szCs w:val="18"/>
+        </w:rPr>
+        <w:t>내가 보기에 조금이라도 생각이 깊어 보이는 어른을 만나면, 나는 늘 간직하고 있던 그림 1호를 보여 주곤 했다.</w:t>
+      </w:r>
+    </w:p>
+    <w:p>
+      <w:pPr>
+        <w:rPr>
+          <w:sz w:val="16"/>
+          <w:szCs w:val="18"/>
+        </w:rPr>
+      </w:pPr>
+      <w:r>
+        <w:rPr>
+          <w:sz w:val="16"/>
+          <w:szCs w:val="18"/>
+        </w:rPr>
+        <w:t>그리고 그 사람이 정말 이해할 줄 아는 사람인지 시험해 보았다.</w:t>
+      </w:r>
+    </w:p>
+    <w:p>
+      <w:pPr>
+        <w:rPr>
+          <w:sz w:val="16"/>
+          <w:szCs w:val="18"/>
+        </w:rPr>
+      </w:pPr>
+      <w:r>
+        <w:rPr>
+          <w:sz w:val="16"/>
+          <w:szCs w:val="18"/>
+        </w:rPr>
+        <w:t>하지만 그 사람이 누구든 늘 이렇게 말했다.</w:t>
+      </w:r>
+    </w:p>
+    <w:p>
+      <w:pPr>
+        <w:rPr>
+          <w:sz w:val="16"/>
+          <w:szCs w:val="18"/>
+        </w:rPr>
+      </w:pPr>
+      <w:r>
+        <w:rPr>
+          <w:sz w:val="16"/>
+          <w:szCs w:val="18"/>
+        </w:rPr>
+        <w:t>“그건 모자잖아.”</w:t>
+      </w:r>
+    </w:p>
+    <w:p>
+      <w:pPr>
+        <w:rPr>
+          <w:sz w:val="16"/>
+          <w:szCs w:val="18"/>
+        </w:rPr>
+      </w:pPr>
+      <w:r>
+        <w:rPr>
+          <w:sz w:val="16"/>
+          <w:szCs w:val="18"/>
+        </w:rPr>
+        <w:t>그러면 나는 그 사람에게 더 이상 보아뱀이나 원시림이나 별에 대해서 이야기하지 않았다.</w:t>
+      </w:r>
+    </w:p>
+    <w:p>
+      <w:pPr>
+        <w:rPr>
+          <w:sz w:val="16"/>
+          <w:szCs w:val="18"/>
+        </w:rPr>
+      </w:pPr>
+      <w:r>
+        <w:rPr>
+          <w:sz w:val="16"/>
+          <w:szCs w:val="18"/>
+        </w:rPr>
+        <w:t>대신 그 사람의 수준에 맞춰서 다리를 놓는 놀이, 골프, 정치, 넥타이 같은 이야기를 했다.</w:t>
+      </w:r>
+    </w:p>
+    <w:p>
+      <w:pPr>
+        <w:rPr>
+          <w:sz w:val="16"/>
+          <w:szCs w:val="18"/>
+        </w:rPr>
+      </w:pPr>
+      <w:r>
+        <w:rPr>
+          <w:sz w:val="16"/>
+          <w:szCs w:val="18"/>
+        </w:rPr>
+        <w:t>그러면 그 어른은 나처럼 분별 있는 사람을 만난 것을 무척 기뻐했다.</w:t>
+      </w:r>
+    </w:p>
+    <w:p>
+      <w:pPr>
+        <w:rPr>
+          <w:b/>
+          <w:bCs/>
+          <w:sz w:val="16"/>
+          <w:szCs w:val="18"/>
+        </w:rPr>
+      </w:pPr>
+      <w:r>
+        <w:rPr>
+          <w:b/>
+          <w:bCs/>
+          <w:sz w:val="16"/>
+          <w:szCs w:val="18"/>
+        </w:rPr>
+        <w:t>2</w:t>
+      </w:r>
+    </w:p>
+    <w:p>
+      <w:pPr>
+        <w:rPr>
+          <w:sz w:val="16"/>
+          <w:szCs w:val="18"/>
+        </w:rPr>
+      </w:pPr>
+      <w:r>
+        <w:rPr>
+          <w:sz w:val="16"/>
+          <w:szCs w:val="18"/>
+        </w:rPr>
+        <w:t>그래서 나는 정말로 이야기할 수 있는 사람이 아무도 없는 채 혼자 살아왔다.</w:t>
+      </w:r>
+    </w:p>
+    <w:p>
+      <w:pPr>
+        <w:rPr>
+          <w:sz w:val="16"/>
+          <w:szCs w:val="18"/>
+        </w:rPr>
+      </w:pPr>
+      <w:r>
+        <w:rPr>
+          <w:sz w:val="16"/>
+          <w:szCs w:val="18"/>
+        </w:rPr>
+        <w:t xml:space="preserve">그러다 </w:t>
+      </w:r>
+      <w:r>
+        <w:rPr>
+          <w:b/>
+          <w:bCs/>
+          <w:sz w:val="16"/>
+          <w:szCs w:val="18"/>
+        </w:rPr>
+        <w:t>6년 전, 사하라 사막에서 비행기 사고를 당했다.</w:t>
+      </w:r>
+    </w:p>
+    <w:p>
+      <w:pPr>
+        <w:rPr>
+          <w:sz w:val="16"/>
+          <w:szCs w:val="18"/>
+        </w:rPr>
+      </w:pPr>
+      <w:r>
+        <w:rPr>
+          <w:sz w:val="16"/>
+          <w:szCs w:val="18"/>
+        </w:rPr>
+        <w:t>비행기의 엔진에 무언가 고장이 난 것이었다. 함께 있던 승객도, 정비공도 없었기 때문에 나는 혼자서 어려운 수리를 시작해야 했다.</w:t>
+      </w:r>
+    </w:p>
+    <w:p>
+      <w:pPr>
+        <w:rPr>
+          <w:sz w:val="16"/>
+          <w:szCs w:val="18"/>
+        </w:rPr>
+      </w:pPr>
+      <w:r>
+        <w:rPr>
+          <w:sz w:val="16"/>
+          <w:szCs w:val="18"/>
+        </w:rPr>
+        <w:t>그것은 말 그대로 생사가 걸린 문제였다. 내게 남아 있는 식수는 겨우 일주일 정도 버틸 만큼밖에 없었다.</w:t>
+      </w:r>
+    </w:p>
+    <w:p>
+      <w:pPr>
+        <w:rPr>
+          <w:sz w:val="16"/>
+          <w:szCs w:val="18"/>
+        </w:rPr>
+      </w:pPr>
+      <w:r>
+        <w:rPr>
+          <w:sz w:val="16"/>
+          <w:szCs w:val="18"/>
+        </w:rPr>
+        <w:t>첫날 밤, 나는 사람의 거주지에서 수천 킬로미터나 떨어진 사막의 모래 위에서 잠들었다.</w:t>
+      </w:r>
+    </w:p>
+    <w:p>
+      <w:pPr>
+        <w:rPr>
+          <w:sz w:val="16"/>
+          <w:szCs w:val="18"/>
+        </w:rPr>
+      </w:pPr>
+      <w:r>
+        <w:rPr>
+          <w:sz w:val="16"/>
+          <w:szCs w:val="18"/>
+        </w:rPr>
+        <w:t>나는 바다 한가운데 뗏목 위에서 조난당한 선원보다도 훨씬 더 고립되어 있었다.</w:t>
+      </w:r>
+    </w:p>
+    <w:p>
+      <w:pPr>
+        <w:rPr>
+          <w:sz w:val="16"/>
+          <w:szCs w:val="18"/>
+        </w:rPr>
+      </w:pPr>
+      <w:r>
+        <w:rPr>
+          <w:sz w:val="16"/>
+          <w:szCs w:val="18"/>
+        </w:rPr>
+        <w:t>그런데 그런 내가 다음 날 아침, 이상하고 작은 목소리에 잠에서 깨어났을 때 얼마나 놀랐을지 상상해 보라.</w:t>
+      </w:r>
+    </w:p>
+    <w:p>
+      <w:pPr>
+        <w:rPr>
+          <w:sz w:val="16"/>
+          <w:szCs w:val="18"/>
+        </w:rPr>
+      </w:pPr>
+      <w:r>
+        <w:rPr>
+          <w:sz w:val="16"/>
+          <w:szCs w:val="18"/>
+        </w:rPr>
+        <w:t>그 목소리는 이렇게 말했다.</w:t>
+      </w:r>
+    </w:p>
+    <w:p>
+      <w:pPr>
+        <w:rPr>
+          <w:sz w:val="16"/>
+          <w:szCs w:val="18"/>
+        </w:rPr>
+      </w:pPr>
+      <w:r>
+        <w:rPr>
+          <w:sz w:val="16"/>
+          <w:szCs w:val="18"/>
+        </w:rPr>
+        <w:t>“저기요…… 양 한 마리 그려 줘!”</w:t>
+      </w:r>
+    </w:p>
+    <w:p>
+      <w:pPr>
+        <w:rPr>
+          <w:sz w:val="16"/>
+          <w:szCs w:val="18"/>
+        </w:rPr>
+      </w:pPr>
+      <w:r>
+        <w:rPr>
+          <w:sz w:val="16"/>
+          <w:szCs w:val="18"/>
+        </w:rPr>
+        <w:t>“뭐라고?”</w:t>
+      </w:r>
+    </w:p>
+    <w:p>
+      <w:pPr>
+        <w:rPr>
+          <w:sz w:val="16"/>
+          <w:szCs w:val="18"/>
+        </w:rPr>
+      </w:pPr>
+      <w:r>
+        <w:rPr>
+          <w:sz w:val="16"/>
+          <w:szCs w:val="18"/>
+        </w:rPr>
+        <w:t>“양 한 마리 그려 줘!”</w:t>
+      </w:r>
+    </w:p>
+    <w:p>
+      <w:pPr>
+        <w:rPr>
+          <w:sz w:val="16"/>
+          <w:szCs w:val="18"/>
+        </w:rPr>
+      </w:pPr>
+      <w:r>
+        <w:rPr>
+          <w:sz w:val="16"/>
+          <w:szCs w:val="18"/>
+        </w:rPr>
+        <w:t>나는 깜짝 놀라 벌떡 일어났다. 눈을 세게 비비고 주위를 자세히 둘러보았다.</w:t>
+      </w:r>
+    </w:p>
+    <w:p>
+      <w:pPr>
+        <w:rPr>
+          <w:sz w:val="16"/>
+          <w:szCs w:val="18"/>
+        </w:rPr>
+      </w:pPr>
+      <w:r>
+        <w:rPr>
+          <w:sz w:val="16"/>
+          <w:szCs w:val="18"/>
+        </w:rPr>
+        <w:t>그런데 거기에는 정말 이상하게 생긴 작은 사람이 서서 아주 진지한 표정으로 나를 바라보고 있었다.</w:t>
+      </w:r>
+    </w:p>
+    <w:p>
+      <w:pPr>
+        <w:rPr>
+          <w:sz w:val="16"/>
+          <w:szCs w:val="18"/>
+        </w:rPr>
+      </w:pPr>
+      <w:r>
+        <w:rPr>
+          <w:sz w:val="16"/>
+          <w:szCs w:val="18"/>
+        </w:rPr>
+        <w:t>나중에 내가 그 모습을 그려 보았지만, 내가 그린 그림은 실제 모습보다 훨씬 덜 사랑스러웠다.</w:t>
       </w:r>
     </w:p>
     <w:p>
@@ -9727,412 +10578,412 @@
           <w:szCs w:val="18"/>
         </w:rPr>
         <w:lastRenderedPageBreak/>
-        <w:t xml:space="preserve">그것이 </w:t>
-      </w:r>
-      <w:r>
-        <w:rPr>
-          <w:b/>
-          <w:bCs/>
-          <w:sz w:val="16"/>
-          <w:szCs w:val="18"/>
-        </w:rPr>
-        <w:t>내 그림 2호</w:t>
-      </w:r>
-      <w:r>
-        <w:rPr>
-          <w:sz w:val="16"/>
-          <w:szCs w:val="18"/>
-        </w:rPr>
-        <w:t>였다.</w:t>
-      </w:r>
-    </w:p>
-    <w:p>
-      <w:pPr>
-        <w:rPr>
-          <w:sz w:val="16"/>
-          <w:szCs w:val="18"/>
-        </w:rPr>
-      </w:pPr>
-      <w:r>
-        <w:rPr>
-          <w:sz w:val="16"/>
-          <w:szCs w:val="18"/>
-        </w:rPr>
-        <w:t>그런데 어른들은 이번에도 내게 보아뱀 그림은 안팎 어느 쪽이든 그만 그리고, 대신 지리, 역사, 산수, 문법을 공부하라고 충고했다.</w:t>
-      </w:r>
-    </w:p>
-    <w:p>
-      <w:pPr>
-        <w:rPr>
-          <w:rFonts w:hint="eastAsia"/>
-          <w:sz w:val="16"/>
-          <w:szCs w:val="18"/>
-        </w:rPr>
-      </w:pPr>
-      <w:r>
-        <w:rPr>
-          <w:sz w:val="16"/>
-          <w:szCs w:val="18"/>
-        </w:rPr>
-        <w:t>그래서 나는 여섯 살의 나이에 화가가 될 수도 있었던 멋진 꿈을 포기했다. 그림 1호와 그림 2호가 실패하면서 용기를 잃었기 때문이다.</w:t>
-      </w:r>
-    </w:p>
-    <w:p>
-      <w:pPr>
-        <w:rPr>
-          <w:sz w:val="16"/>
-          <w:szCs w:val="18"/>
-        </w:rPr>
-      </w:pPr>
-      <w:r>
-        <w:rPr>
-          <w:sz w:val="16"/>
-          <w:szCs w:val="18"/>
-        </w:rPr>
-        <w:t>어른들은 스스로 아무것도 이해하지 못한다. 그리고 아이들이 언제나 무언가를 설명해 주어야 한다는 것은 정말 피곤한 일이다.</w:t>
-      </w:r>
-    </w:p>
-    <w:p>
-      <w:pPr>
-        <w:rPr>
-          <w:sz w:val="16"/>
-          <w:szCs w:val="18"/>
-        </w:rPr>
-      </w:pPr>
-      <w:r>
-        <w:rPr>
-          <w:sz w:val="16"/>
-          <w:szCs w:val="18"/>
-        </w:rPr>
-        <w:t>그래서 나는 다른 직업을 선택했고, 비행기 조종을 배웠다.</w:t>
-      </w:r>
-    </w:p>
-    <w:p>
-      <w:pPr>
-        <w:rPr>
-          <w:sz w:val="16"/>
-          <w:szCs w:val="18"/>
-        </w:rPr>
-      </w:pPr>
-      <w:r>
-        <w:rPr>
-          <w:sz w:val="16"/>
-          <w:szCs w:val="18"/>
-        </w:rPr>
-        <w:t>나는 세계 곳곳을 조금씩 날아다녔다. 지리 공부는 내게 정말 유용했다. 한눈에 중국과 애리조나를 구별할 수 있게 되었으니까. 밤에 길을 잃었을 때는 이런 지식이 꽤 중요하다.</w:t>
-      </w:r>
-    </w:p>
-    <w:p>
-      <w:pPr>
-        <w:rPr>
-          <w:sz w:val="16"/>
-          <w:szCs w:val="18"/>
-        </w:rPr>
-      </w:pPr>
-      <w:r>
-        <w:rPr>
-          <w:sz w:val="16"/>
-          <w:szCs w:val="18"/>
-        </w:rPr>
-        <w:t>살면서 나는 중요한 일에 관심을 가진 어른들을 아주 많이 만났다. 어른들과 아주 가까이 지내기도 했다. 그들을 아주 가까이에서 지켜보았지만, 그렇다고 어른들에 대한 내 생각이 좋아진 것은 아니었다.</w:t>
-      </w:r>
-    </w:p>
-    <w:p>
-      <w:pPr>
-        <w:rPr>
-          <w:sz w:val="16"/>
-          <w:szCs w:val="18"/>
-        </w:rPr>
-      </w:pPr>
-      <w:r>
-        <w:rPr>
-          <w:sz w:val="16"/>
-          <w:szCs w:val="18"/>
-        </w:rPr>
-        <w:t>내가 보기에 조금이라도 생각이 깊어 보이는 어른을 만나면, 나는 늘 간직하고 있던 그림 1호를 보여 주곤 했다.</w:t>
-      </w:r>
-    </w:p>
-    <w:p>
-      <w:pPr>
-        <w:rPr>
-          <w:sz w:val="16"/>
-          <w:szCs w:val="18"/>
-        </w:rPr>
-      </w:pPr>
-      <w:r>
-        <w:rPr>
-          <w:sz w:val="16"/>
-          <w:szCs w:val="18"/>
-        </w:rPr>
-        <w:t>그리고 그 사람이 정말 이해할 줄 아는 사람인지 시험해 보았다.</w:t>
-      </w:r>
-    </w:p>
-    <w:p>
-      <w:pPr>
-        <w:rPr>
-          <w:sz w:val="16"/>
-          <w:szCs w:val="18"/>
-        </w:rPr>
-      </w:pPr>
-      <w:r>
-        <w:rPr>
-          <w:sz w:val="16"/>
-          <w:szCs w:val="18"/>
-        </w:rPr>
-        <w:t>하지만 그 사람이 누구든 늘 이렇게 말했다.</w:t>
-      </w:r>
-    </w:p>
-    <w:p>
-      <w:pPr>
-        <w:rPr>
-          <w:sz w:val="16"/>
-          <w:szCs w:val="18"/>
-        </w:rPr>
-      </w:pPr>
-      <w:r>
-        <w:rPr>
-          <w:sz w:val="16"/>
-          <w:szCs w:val="18"/>
-        </w:rPr>
-        <w:t>“그건 모자잖아.”</w:t>
-      </w:r>
-    </w:p>
-    <w:p>
-      <w:pPr>
-        <w:rPr>
-          <w:sz w:val="16"/>
-          <w:szCs w:val="18"/>
-        </w:rPr>
-      </w:pPr>
-      <w:r>
-        <w:rPr>
-          <w:sz w:val="16"/>
-          <w:szCs w:val="18"/>
-        </w:rPr>
-        <w:t>그러면 나는 그 사람에게 더 이상 보아뱀이나 원시림이나 별에 대해서 이야기하지 않았다.</w:t>
-      </w:r>
-    </w:p>
-    <w:p>
-      <w:pPr>
-        <w:rPr>
-          <w:sz w:val="16"/>
-          <w:szCs w:val="18"/>
-        </w:rPr>
-      </w:pPr>
-      <w:r>
-        <w:rPr>
-          <w:sz w:val="16"/>
-          <w:szCs w:val="18"/>
-        </w:rPr>
-        <w:t>대신 그 사람의 수준에 맞춰서 다리를 놓는 놀이, 골프, 정치, 넥타이 같은 이야기를 했다.</w:t>
-      </w:r>
-    </w:p>
-    <w:p>
-      <w:pPr>
-        <w:rPr>
-          <w:sz w:val="16"/>
-          <w:szCs w:val="18"/>
-        </w:rPr>
-      </w:pPr>
-      <w:r>
-        <w:rPr>
-          <w:sz w:val="16"/>
-          <w:szCs w:val="18"/>
-        </w:rPr>
-        <w:t>그러면 그 어른은 나처럼 분별 있는 사람을 만난 것을 무척 기뻐했다.</w:t>
-      </w:r>
-    </w:p>
-    <w:p>
-      <w:pPr>
-        <w:rPr>
-          <w:b/>
-          <w:bCs/>
-          <w:sz w:val="16"/>
-          <w:szCs w:val="18"/>
-        </w:rPr>
-      </w:pPr>
-      <w:r>
-        <w:rPr>
-          <w:b/>
-          <w:bCs/>
-          <w:sz w:val="16"/>
-          <w:szCs w:val="18"/>
-        </w:rPr>
-        <w:t>2</w:t>
-      </w:r>
-    </w:p>
-    <w:p>
-      <w:pPr>
-        <w:rPr>
-          <w:sz w:val="16"/>
-          <w:szCs w:val="18"/>
-        </w:rPr>
-      </w:pPr>
-      <w:r>
-        <w:rPr>
-          <w:sz w:val="16"/>
-          <w:szCs w:val="18"/>
-        </w:rPr>
-        <w:t>그래서 나는 정말로 이야기할 수 있는 사람이 아무도 없는 채 혼자 살아왔다.</w:t>
-      </w:r>
-    </w:p>
-    <w:p>
-      <w:pPr>
-        <w:rPr>
-          <w:sz w:val="16"/>
-          <w:szCs w:val="18"/>
-        </w:rPr>
-      </w:pPr>
-      <w:r>
-        <w:rPr>
-          <w:sz w:val="16"/>
-          <w:szCs w:val="18"/>
-        </w:rPr>
-        <w:t xml:space="preserve">그러다 </w:t>
-      </w:r>
-      <w:r>
-        <w:rPr>
-          <w:b/>
-          <w:bCs/>
-          <w:sz w:val="16"/>
-          <w:szCs w:val="18"/>
-        </w:rPr>
-        <w:t>6년 전, 사하라 사막에서 비행기 사고를 당했다.</w:t>
-      </w:r>
-    </w:p>
-    <w:p>
-      <w:pPr>
-        <w:rPr>
-          <w:sz w:val="16"/>
-          <w:szCs w:val="18"/>
-        </w:rPr>
-      </w:pPr>
-      <w:r>
-        <w:rPr>
-          <w:sz w:val="16"/>
-          <w:szCs w:val="18"/>
-        </w:rPr>
-        <w:t>비행기의 엔진에 무언가 고장이 난 것이었다. 함께 있던 승객도, 정비공도 없었기 때문에 나는 혼자서 어려운 수리를 시작해야 했다.</w:t>
-      </w:r>
-    </w:p>
-    <w:p>
-      <w:pPr>
-        <w:rPr>
-          <w:sz w:val="16"/>
-          <w:szCs w:val="18"/>
-        </w:rPr>
-      </w:pPr>
-      <w:r>
-        <w:rPr>
-          <w:sz w:val="16"/>
-          <w:szCs w:val="18"/>
-        </w:rPr>
-        <w:t>그것은 말 그대로 생사가 걸린 문제였다. 내게 남아 있는 식수는 겨우 일주일 정도 버틸 만큼밖에 없었다.</w:t>
-      </w:r>
-    </w:p>
-    <w:p>
-      <w:pPr>
-        <w:rPr>
-          <w:sz w:val="16"/>
-          <w:szCs w:val="18"/>
-        </w:rPr>
-      </w:pPr>
-      <w:r>
-        <w:rPr>
-          <w:sz w:val="16"/>
-          <w:szCs w:val="18"/>
-        </w:rPr>
-        <w:t>첫날 밤, 나는 사람의 거주지에서 수천 킬로미터나 떨어진 사막의 모래 위에서 잠들었다.</w:t>
-      </w:r>
-    </w:p>
-    <w:p>
-      <w:pPr>
-        <w:rPr>
-          <w:sz w:val="16"/>
-          <w:szCs w:val="18"/>
-        </w:rPr>
-      </w:pPr>
-      <w:r>
-        <w:rPr>
-          <w:sz w:val="16"/>
-          <w:szCs w:val="18"/>
-        </w:rPr>
-        <w:t>나는 바다 한가운데 뗏목 위에서 조난당한 선원보다도 훨씬 더 고립되어 있었다.</w:t>
-      </w:r>
-    </w:p>
-    <w:p>
-      <w:pPr>
-        <w:rPr>
-          <w:sz w:val="16"/>
-          <w:szCs w:val="18"/>
-        </w:rPr>
-      </w:pPr>
-      <w:r>
-        <w:rPr>
-          <w:sz w:val="16"/>
-          <w:szCs w:val="18"/>
-        </w:rPr>
-        <w:t>그런데 그런 내가 다음 날 아침, 이상하고 작은 목소리에 잠에서 깨어났을 때 얼마나 놀랐을지 상상해 보라.</w:t>
-      </w:r>
-    </w:p>
-    <w:p>
-      <w:pPr>
-        <w:rPr>
-          <w:sz w:val="16"/>
-          <w:szCs w:val="18"/>
-        </w:rPr>
-      </w:pPr>
-      <w:r>
-        <w:rPr>
-          <w:sz w:val="16"/>
-          <w:szCs w:val="18"/>
-        </w:rPr>
-        <w:t>그 목소리는 이렇게 말했다.</w:t>
-      </w:r>
-    </w:p>
-    <w:p>
-      <w:pPr>
-        <w:rPr>
-          <w:sz w:val="16"/>
-          <w:szCs w:val="18"/>
-        </w:rPr>
-      </w:pPr>
-      <w:r>
-        <w:rPr>
-          <w:sz w:val="16"/>
-          <w:szCs w:val="18"/>
-        </w:rPr>
-        <w:t>“저기요…… 양 한 마리 그려 줘!”</w:t>
-      </w:r>
-    </w:p>
-    <w:p>
-      <w:pPr>
-        <w:rPr>
-          <w:sz w:val="16"/>
-          <w:szCs w:val="18"/>
-        </w:rPr>
-      </w:pPr>
-      <w:r>
-        <w:rPr>
-          <w:sz w:val="16"/>
-          <w:szCs w:val="18"/>
-        </w:rPr>
-        <w:t>“뭐라고?”</w:t>
-      </w:r>
-    </w:p>
-    <w:p>
-      <w:pPr>
-        <w:rPr>
-          <w:sz w:val="16"/>
-          <w:szCs w:val="18"/>
-        </w:rPr>
-      </w:pPr>
-      <w:r>
-        <w:rPr>
-          <w:sz w:val="16"/>
-          <w:szCs w:val="18"/>
-        </w:rPr>
-        <w:t>“양 한 마리 그려 줘!”</w:t>
+        <w:t>하지만 그것은 내 잘못이 아니다.</w:t>
+      </w:r>
+    </w:p>
+    <w:p>
+      <w:pPr>
+        <w:rPr>
+          <w:sz w:val="16"/>
+          <w:szCs w:val="18"/>
+        </w:rPr>
+      </w:pPr>
+      <w:r>
+        <w:rPr>
+          <w:sz w:val="16"/>
+          <w:szCs w:val="18"/>
+        </w:rPr>
+        <w:t>어른들이 내가 여섯 살 때 화가가 되는 꿈을 꺾어 버렸고, 그 뒤로 나는 보아뱀을 겉에서 그린 그림과 속에서 그린 그림 말고는 아무것도 제대로 그리는 법을 배우지 못했으니까.</w:t>
+      </w:r>
+    </w:p>
+    <w:p>
+      <w:pPr>
+        <w:rPr>
+          <w:sz w:val="16"/>
+          <w:szCs w:val="18"/>
+        </w:rPr>
+      </w:pPr>
+      <w:r>
+        <w:rPr>
+          <w:sz w:val="16"/>
+          <w:szCs w:val="18"/>
+        </w:rPr>
+        <w:t>나는 갑자기 나타난 그 아이를 너무 놀라 눈이 튀어나올 정도로 바라보았다.</w:t>
+      </w:r>
+    </w:p>
+    <w:p>
+      <w:pPr>
+        <w:rPr>
+          <w:sz w:val="16"/>
+          <w:szCs w:val="18"/>
+        </w:rPr>
+      </w:pPr>
+      <w:r>
+        <w:rPr>
+          <w:sz w:val="16"/>
+          <w:szCs w:val="18"/>
+        </w:rPr>
+        <w:t>생각해 보라.</w:t>
+      </w:r>
+    </w:p>
+    <w:p>
+      <w:pPr>
+        <w:rPr>
+          <w:sz w:val="16"/>
+          <w:szCs w:val="18"/>
+        </w:rPr>
+      </w:pPr>
+      <w:r>
+        <w:rPr>
+          <w:sz w:val="16"/>
+          <w:szCs w:val="18"/>
+        </w:rPr>
+        <w:t>나는 사람이 사는 곳에서 수천 킬로미터나 떨어진 사막에 추락해 있었다.</w:t>
+      </w:r>
+    </w:p>
+    <w:p>
+      <w:pPr>
+        <w:rPr>
+          <w:sz w:val="16"/>
+          <w:szCs w:val="18"/>
+        </w:rPr>
+      </w:pPr>
+      <w:r>
+        <w:rPr>
+          <w:sz w:val="16"/>
+          <w:szCs w:val="18"/>
+        </w:rPr>
+        <w:t>그런데 그 작은 아이는 모래사장을 헤매고 있는 것 같지도 않았고, 피곤하거나 배고프거나 목이 마르거나 무서워하는 기색도 전혀 없었다.</w:t>
+      </w:r>
+    </w:p>
+    <w:p>
+      <w:pPr>
+        <w:rPr>
+          <w:sz w:val="16"/>
+          <w:szCs w:val="18"/>
+        </w:rPr>
+      </w:pPr>
+      <w:r>
+        <w:rPr>
+          <w:sz w:val="16"/>
+          <w:szCs w:val="18"/>
+        </w:rPr>
+        <w:t>사람이 사는 곳에서 수천 킬로미터 떨어진 사막에서 길을 잃은 아이에게서 나타날 법한 모습이 하나도 없었다.</w:t>
+      </w:r>
+    </w:p>
+    <w:p>
+      <w:pPr>
+        <w:rPr>
+          <w:sz w:val="16"/>
+          <w:szCs w:val="18"/>
+        </w:rPr>
+      </w:pPr>
+      <w:r>
+        <w:rPr>
+          <w:sz w:val="16"/>
+          <w:szCs w:val="18"/>
+        </w:rPr>
+        <w:t>겨우 입을 열 수 있게 되었을 때 나는 그에게 물었다.</w:t>
+      </w:r>
+    </w:p>
+    <w:p>
+      <w:pPr>
+        <w:rPr>
+          <w:sz w:val="16"/>
+          <w:szCs w:val="18"/>
+        </w:rPr>
+      </w:pPr>
+      <w:r>
+        <w:rPr>
+          <w:sz w:val="16"/>
+          <w:szCs w:val="18"/>
+        </w:rPr>
+        <w:t>“그런데…… 너 여기서 뭐 하고 있니?”</w:t>
+      </w:r>
+    </w:p>
+    <w:p>
+      <w:pPr>
+        <w:rPr>
+          <w:sz w:val="16"/>
+          <w:szCs w:val="18"/>
+        </w:rPr>
+      </w:pPr>
+      <w:r>
+        <w:rPr>
+          <w:sz w:val="16"/>
+          <w:szCs w:val="18"/>
+        </w:rPr>
+        <w:t>그러자 그는 아주 중요한 일에 대해 말하는 사람처럼 천천히 같은 말을 되풀이했다.</w:t>
+      </w:r>
+    </w:p>
+    <w:p>
+      <w:pPr>
+        <w:rPr>
+          <w:sz w:val="16"/>
+          <w:szCs w:val="18"/>
+        </w:rPr>
+      </w:pPr>
+      <w:r>
+        <w:rPr>
+          <w:sz w:val="16"/>
+          <w:szCs w:val="18"/>
+        </w:rPr>
+        <w:t>“저기요…… 양 한 마리 그려 줘…….”</w:t>
+      </w:r>
+    </w:p>
+    <w:p>
+      <w:pPr>
+        <w:rPr>
+          <w:sz w:val="16"/>
+          <w:szCs w:val="18"/>
+        </w:rPr>
+      </w:pPr>
+      <w:r>
+        <w:rPr>
+          <w:sz w:val="16"/>
+          <w:szCs w:val="18"/>
+        </w:rPr>
+        <w:t>너무 압도적인 신비 앞에서는 감히 거절할 수 없는 법이다.</w:t>
+      </w:r>
+    </w:p>
+    <w:p>
+      <w:pPr>
+        <w:rPr>
+          <w:sz w:val="16"/>
+          <w:szCs w:val="18"/>
+        </w:rPr>
+      </w:pPr>
+      <w:r>
+        <w:rPr>
+          <w:sz w:val="16"/>
+          <w:szCs w:val="18"/>
+        </w:rPr>
+        <w:t>사람이 사는 곳이라고는 아무것도 없는 곳에서 죽을지도 모르는 상황이었지만, 나는 종이 한 장과 만년필을 꺼냈다.</w:t>
+      </w:r>
+    </w:p>
+    <w:p>
+      <w:pPr>
+        <w:rPr>
+          <w:sz w:val="16"/>
+          <w:szCs w:val="18"/>
+        </w:rPr>
+      </w:pPr>
+      <w:r>
+        <w:rPr>
+          <w:sz w:val="16"/>
+          <w:szCs w:val="18"/>
+        </w:rPr>
+        <w:t>그러다가 문득 내가 지리, 역사, 산수, 문법 공부에만 매달렸던 어린 시절이 떠올랐다.</w:t>
+      </w:r>
+    </w:p>
+    <w:p>
+      <w:pPr>
+        <w:rPr>
+          <w:sz w:val="16"/>
+          <w:szCs w:val="18"/>
+        </w:rPr>
+      </w:pPr>
+      <w:r>
+        <w:rPr>
+          <w:sz w:val="16"/>
+          <w:szCs w:val="18"/>
+        </w:rPr>
+        <w:t>나는 조금 짜증 섞인 목소리로 그 아이에게 말했다.</w:t>
+      </w:r>
+    </w:p>
+    <w:p>
+      <w:pPr>
+        <w:rPr>
+          <w:sz w:val="16"/>
+          <w:szCs w:val="18"/>
+        </w:rPr>
+      </w:pPr>
+      <w:r>
+        <w:rPr>
+          <w:sz w:val="16"/>
+          <w:szCs w:val="18"/>
+        </w:rPr>
+        <w:t>“나는 그림을 그릴 줄 몰라.”</w:t>
+      </w:r>
+    </w:p>
+    <w:p>
+      <w:pPr>
+        <w:rPr>
+          <w:sz w:val="16"/>
+          <w:szCs w:val="18"/>
+        </w:rPr>
+      </w:pPr>
+      <w:r>
+        <w:rPr>
+          <w:sz w:val="16"/>
+          <w:szCs w:val="18"/>
+        </w:rPr>
+        <w:t>그러자 아이가 대답했다.</w:t>
+      </w:r>
+    </w:p>
+    <w:p>
+      <w:pPr>
+        <w:rPr>
+          <w:sz w:val="16"/>
+          <w:szCs w:val="18"/>
+        </w:rPr>
+      </w:pPr>
+      <w:r>
+        <w:rPr>
+          <w:sz w:val="16"/>
+          <w:szCs w:val="18"/>
+        </w:rPr>
+        <w:t>“괜찮아. 양 한 마리 그려 줘…….”</w:t>
+      </w:r>
+    </w:p>
+    <w:p>
+      <w:pPr>
+        <w:rPr>
+          <w:sz w:val="16"/>
+          <w:szCs w:val="18"/>
+        </w:rPr>
+      </w:pPr>
+      <w:r>
+        <w:rPr>
+          <w:sz w:val="16"/>
+          <w:szCs w:val="18"/>
+        </w:rPr>
+        <w:t>하지만 나는 양을 그려 본 적이 한 번도 없었다.</w:t>
+      </w:r>
+    </w:p>
+    <w:p>
+      <w:pPr>
+        <w:rPr>
+          <w:sz w:val="16"/>
+          <w:szCs w:val="18"/>
+        </w:rPr>
+      </w:pPr>
+      <w:r>
+        <w:rPr>
+          <w:sz w:val="16"/>
+          <w:szCs w:val="18"/>
+        </w:rPr>
+        <w:t>그래서 나는 예전에 그렸던 두 그림 중 하나를 그려 주었다. 바로 보아뱀을 겉에서 본 그림이었다.</w:t>
+      </w:r>
+    </w:p>
+    <w:p>
+      <w:pPr>
+        <w:rPr>
+          <w:sz w:val="16"/>
+          <w:szCs w:val="18"/>
+        </w:rPr>
+      </w:pPr>
+      <w:r>
+        <w:rPr>
+          <w:sz w:val="16"/>
+          <w:szCs w:val="18"/>
+        </w:rPr>
+        <w:t>그런데 그 작은 아이가 이렇게 말하는 것을 듣고 나는 깜짝 놀랐다.</w:t>
+      </w:r>
+    </w:p>
+    <w:p>
+      <w:pPr>
+        <w:rPr>
+          <w:sz w:val="16"/>
+          <w:szCs w:val="18"/>
+        </w:rPr>
+      </w:pPr>
+      <w:r>
+        <w:rPr>
+          <w:sz w:val="16"/>
+          <w:szCs w:val="18"/>
+        </w:rPr>
+        <w:t>“아니, 아니, 아니야! 보아뱀 속에 들어 있는 코끼리는 싫어. 보아뱀은 아주 위험한 동물이고 코끼리는 너무 크고 무거워. 내가 사는 곳은 모든 게 아주 작아. 내가 필요한 건 양이야. 양 한 마리 그려 줘.”</w:t>
+      </w:r>
+    </w:p>
+    <w:p>
+      <w:pPr>
+        <w:rPr>
+          <w:sz w:val="16"/>
+          <w:szCs w:val="18"/>
+        </w:rPr>
+      </w:pPr>
+      <w:r>
+        <w:rPr>
+          <w:sz w:val="16"/>
+          <w:szCs w:val="18"/>
+        </w:rPr>
+        <w:t>그래서 나는 양을 하나 그렸다.</w:t>
+      </w:r>
+    </w:p>
+    <w:p>
+      <w:pPr>
+        <w:rPr>
+          <w:sz w:val="16"/>
+          <w:szCs w:val="18"/>
+        </w:rPr>
+      </w:pPr>
+      <w:r>
+        <w:rPr>
+          <w:sz w:val="16"/>
+          <w:szCs w:val="18"/>
+        </w:rPr>
+        <w:t>그 아이는 그림을 자세히 살펴보더니 말했다.</w:t>
+      </w:r>
+    </w:p>
+    <w:p>
+      <w:pPr>
+        <w:rPr>
+          <w:sz w:val="16"/>
+          <w:szCs w:val="18"/>
+        </w:rPr>
+      </w:pPr>
+      <w:r>
+        <w:rPr>
+          <w:sz w:val="16"/>
+          <w:szCs w:val="18"/>
+        </w:rPr>
+        <w:t>“아니야. 이 양은 이미 병이 난 것 같아. 다른 양을 그려 줘.”</w:t>
+      </w:r>
+    </w:p>
+    <w:p>
+      <w:pPr>
+        <w:rPr>
+          <w:sz w:val="16"/>
+          <w:szCs w:val="18"/>
+        </w:rPr>
+      </w:pPr>
+      <w:r>
+        <w:rPr>
+          <w:sz w:val="16"/>
+          <w:szCs w:val="18"/>
+        </w:rPr>
+        <w:t>나는 또 하나를 그렸다.</w:t>
+      </w:r>
+    </w:p>
+    <w:p>
+      <w:pPr>
+        <w:rPr>
+          <w:sz w:val="16"/>
+          <w:szCs w:val="18"/>
+        </w:rPr>
+      </w:pPr>
+      <w:r>
+        <w:rPr>
+          <w:sz w:val="16"/>
+          <w:szCs w:val="18"/>
+        </w:rPr>
+        <w:t>내 작은 친구는 부드럽고 너그러운 미소를 지었다.</w:t>
+      </w:r>
+    </w:p>
+    <w:p>
+      <w:pPr>
+        <w:rPr>
+          <w:sz w:val="16"/>
+          <w:szCs w:val="18"/>
+        </w:rPr>
+      </w:pPr>
+      <w:r>
+        <w:rPr>
+          <w:sz w:val="16"/>
+          <w:szCs w:val="18"/>
+        </w:rPr>
+        <w:t>“너도 알겠지만 이건 양이 아니야. 숫양이야. 뿔이 있잖아.”</w:t>
       </w:r>
     </w:p>
     <w:p>
@@ -10148,472 +10999,6 @@
           <w:szCs w:val="18"/>
         </w:rPr>
         <w:lastRenderedPageBreak/>
-        <w:t>나는 깜짝 놀라 벌떡 일어났다. 눈을 세게 비비고 주위를 자세히 둘러보았다.</w:t>
-      </w:r>
-    </w:p>
-    <w:p>
-      <w:pPr>
-        <w:rPr>
-          <w:sz w:val="16"/>
-          <w:szCs w:val="18"/>
-        </w:rPr>
-      </w:pPr>
-      <w:r>
-        <w:rPr>
-          <w:sz w:val="16"/>
-          <w:szCs w:val="18"/>
-        </w:rPr>
-        <w:t>그런데 거기에는 정말 이상하게 생긴 작은 사람이 서서 아주 진지한 표정으로 나를 바라보고 있었다.</w:t>
-      </w:r>
-    </w:p>
-    <w:p>
-      <w:pPr>
-        <w:rPr>
-          <w:sz w:val="16"/>
-          <w:szCs w:val="18"/>
-        </w:rPr>
-      </w:pPr>
-      <w:r>
-        <w:rPr>
-          <w:sz w:val="16"/>
-          <w:szCs w:val="18"/>
-        </w:rPr>
-        <w:t>나중에 내가 그 모습을 그려 보았지만, 내가 그린 그림은 실제 모습보다 훨씬 덜 사랑스러웠다.</w:t>
-      </w:r>
-    </w:p>
-    <w:p>
-      <w:pPr>
-        <w:rPr>
-          <w:sz w:val="16"/>
-          <w:szCs w:val="18"/>
-        </w:rPr>
-      </w:pPr>
-      <w:r>
-        <w:rPr>
-          <w:sz w:val="16"/>
-          <w:szCs w:val="18"/>
-        </w:rPr>
-        <w:t>하지만 그것은 내 잘못이 아니다.</w:t>
-      </w:r>
-    </w:p>
-    <w:p>
-      <w:pPr>
-        <w:rPr>
-          <w:sz w:val="16"/>
-          <w:szCs w:val="18"/>
-        </w:rPr>
-      </w:pPr>
-      <w:r>
-        <w:rPr>
-          <w:sz w:val="16"/>
-          <w:szCs w:val="18"/>
-        </w:rPr>
-        <w:t>어른들이 내가 여섯 살 때 화가가 되는 꿈을 꺾어 버렸고, 그 뒤로 나는 보아뱀을 겉에서 그린 그림과 속에서 그린 그림 말고는 아무것도 제대로 그리는 법을 배우지 못했으니까.</w:t>
-      </w:r>
-    </w:p>
-    <w:p>
-      <w:pPr>
-        <w:rPr>
-          <w:sz w:val="16"/>
-          <w:szCs w:val="18"/>
-        </w:rPr>
-      </w:pPr>
-      <w:r>
-        <w:rPr>
-          <w:sz w:val="16"/>
-          <w:szCs w:val="18"/>
-        </w:rPr>
-        <w:t>나는 갑자기 나타난 그 아이를 너무 놀라 눈이 튀어나올 정도로 바라보았다.</w:t>
-      </w:r>
-    </w:p>
-    <w:p>
-      <w:pPr>
-        <w:rPr>
-          <w:sz w:val="16"/>
-          <w:szCs w:val="18"/>
-        </w:rPr>
-      </w:pPr>
-      <w:r>
-        <w:rPr>
-          <w:sz w:val="16"/>
-          <w:szCs w:val="18"/>
-        </w:rPr>
-        <w:t>생각해 보라.</w:t>
-      </w:r>
-    </w:p>
-    <w:p>
-      <w:pPr>
-        <w:rPr>
-          <w:sz w:val="16"/>
-          <w:szCs w:val="18"/>
-        </w:rPr>
-      </w:pPr>
-      <w:r>
-        <w:rPr>
-          <w:sz w:val="16"/>
-          <w:szCs w:val="18"/>
-        </w:rPr>
-        <w:t>나는 사람이 사는 곳에서 수천 킬로미터나 떨어진 사막에 추락해 있었다.</w:t>
-      </w:r>
-    </w:p>
-    <w:p>
-      <w:pPr>
-        <w:rPr>
-          <w:sz w:val="16"/>
-          <w:szCs w:val="18"/>
-        </w:rPr>
-      </w:pPr>
-      <w:r>
-        <w:rPr>
-          <w:sz w:val="16"/>
-          <w:szCs w:val="18"/>
-        </w:rPr>
-        <w:t>그런데 그 작은 아이는 모래사장을 헤매고 있는 것 같지도 않았고, 피곤하거나 배고프거나 목이 마르거나 무서워하는 기색도 전혀 없었다.</w:t>
-      </w:r>
-    </w:p>
-    <w:p>
-      <w:pPr>
-        <w:rPr>
-          <w:sz w:val="16"/>
-          <w:szCs w:val="18"/>
-        </w:rPr>
-      </w:pPr>
-      <w:r>
-        <w:rPr>
-          <w:sz w:val="16"/>
-          <w:szCs w:val="18"/>
-        </w:rPr>
-        <w:t>사람이 사는 곳에서 수천 킬로미터 떨어진 사막에서 길을 잃은 아이에게서 나타날 법한 모습이 하나도 없었다.</w:t>
-      </w:r>
-    </w:p>
-    <w:p>
-      <w:pPr>
-        <w:rPr>
-          <w:sz w:val="16"/>
-          <w:szCs w:val="18"/>
-        </w:rPr>
-      </w:pPr>
-      <w:r>
-        <w:rPr>
-          <w:sz w:val="16"/>
-          <w:szCs w:val="18"/>
-        </w:rPr>
-        <w:t>겨우 입을 열 수 있게 되었을 때 나는 그에게 물었다.</w:t>
-      </w:r>
-    </w:p>
-    <w:p>
-      <w:pPr>
-        <w:rPr>
-          <w:sz w:val="16"/>
-          <w:szCs w:val="18"/>
-        </w:rPr>
-      </w:pPr>
-      <w:r>
-        <w:rPr>
-          <w:sz w:val="16"/>
-          <w:szCs w:val="18"/>
-        </w:rPr>
-        <w:t>“그런데…… 너 여기서 뭐 하고 있니?”</w:t>
-      </w:r>
-    </w:p>
-    <w:p>
-      <w:pPr>
-        <w:rPr>
-          <w:sz w:val="16"/>
-          <w:szCs w:val="18"/>
-        </w:rPr>
-      </w:pPr>
-      <w:r>
-        <w:rPr>
-          <w:sz w:val="16"/>
-          <w:szCs w:val="18"/>
-        </w:rPr>
-        <w:t>그러자 그는 아주 중요한 일에 대해 말하는 사람처럼 천천히 같은 말을 되풀이했다.</w:t>
-      </w:r>
-    </w:p>
-    <w:p>
-      <w:pPr>
-        <w:rPr>
-          <w:sz w:val="16"/>
-          <w:szCs w:val="18"/>
-        </w:rPr>
-      </w:pPr>
-      <w:r>
-        <w:rPr>
-          <w:sz w:val="16"/>
-          <w:szCs w:val="18"/>
-        </w:rPr>
-        <w:t>“저기요…… 양 한 마리 그려 줘…….”</w:t>
-      </w:r>
-    </w:p>
-    <w:p>
-      <w:pPr>
-        <w:rPr>
-          <w:sz w:val="16"/>
-          <w:szCs w:val="18"/>
-        </w:rPr>
-      </w:pPr>
-      <w:r>
-        <w:rPr>
-          <w:sz w:val="16"/>
-          <w:szCs w:val="18"/>
-        </w:rPr>
-        <w:t>너무 압도적인 신비 앞에서는 감히 거절할 수 없는 법이다.</w:t>
-      </w:r>
-    </w:p>
-    <w:p>
-      <w:pPr>
-        <w:rPr>
-          <w:sz w:val="16"/>
-          <w:szCs w:val="18"/>
-        </w:rPr>
-      </w:pPr>
-      <w:r>
-        <w:rPr>
-          <w:sz w:val="16"/>
-          <w:szCs w:val="18"/>
-        </w:rPr>
-        <w:t>사람이 사는 곳이라고는 아무것도 없는 곳에서 죽을지도 모르는 상황이었지만, 나는 종이 한 장과 만년필을 꺼냈다.</w:t>
-      </w:r>
-    </w:p>
-    <w:p>
-      <w:pPr>
-        <w:rPr>
-          <w:sz w:val="16"/>
-          <w:szCs w:val="18"/>
-        </w:rPr>
-      </w:pPr>
-      <w:r>
-        <w:rPr>
-          <w:sz w:val="16"/>
-          <w:szCs w:val="18"/>
-        </w:rPr>
-        <w:t>그러다가 문득 내가 지리, 역사, 산수, 문법 공부에만 매달렸던 어린 시절이 떠올랐다.</w:t>
-      </w:r>
-    </w:p>
-    <w:p>
-      <w:pPr>
-        <w:rPr>
-          <w:sz w:val="16"/>
-          <w:szCs w:val="18"/>
-        </w:rPr>
-      </w:pPr>
-      <w:r>
-        <w:rPr>
-          <w:sz w:val="16"/>
-          <w:szCs w:val="18"/>
-        </w:rPr>
-        <w:t>나는 조금 짜증 섞인 목소리로 그 아이에게 말했다.</w:t>
-      </w:r>
-    </w:p>
-    <w:p>
-      <w:pPr>
-        <w:rPr>
-          <w:sz w:val="16"/>
-          <w:szCs w:val="18"/>
-        </w:rPr>
-      </w:pPr>
-      <w:r>
-        <w:rPr>
-          <w:sz w:val="16"/>
-          <w:szCs w:val="18"/>
-        </w:rPr>
-        <w:t>“나는 그림을 그릴 줄 몰라.”</w:t>
-      </w:r>
-    </w:p>
-    <w:p>
-      <w:pPr>
-        <w:rPr>
-          <w:sz w:val="16"/>
-          <w:szCs w:val="18"/>
-        </w:rPr>
-      </w:pPr>
-      <w:r>
-        <w:rPr>
-          <w:sz w:val="16"/>
-          <w:szCs w:val="18"/>
-        </w:rPr>
-        <w:t>그러자 아이가 대답했다.</w:t>
-      </w:r>
-    </w:p>
-    <w:p>
-      <w:pPr>
-        <w:rPr>
-          <w:sz w:val="16"/>
-          <w:szCs w:val="18"/>
-        </w:rPr>
-      </w:pPr>
-      <w:r>
-        <w:rPr>
-          <w:sz w:val="16"/>
-          <w:szCs w:val="18"/>
-        </w:rPr>
-        <w:t>“괜찮아. 양 한 마리 그려 줘…….”</w:t>
-      </w:r>
-    </w:p>
-    <w:p>
-      <w:pPr>
-        <w:rPr>
-          <w:sz w:val="16"/>
-          <w:szCs w:val="18"/>
-        </w:rPr>
-      </w:pPr>
-      <w:r>
-        <w:rPr>
-          <w:sz w:val="16"/>
-          <w:szCs w:val="18"/>
-        </w:rPr>
-        <w:t>하지만 나는 양을 그려 본 적이 한 번도 없었다.</w:t>
-      </w:r>
-    </w:p>
-    <w:p>
-      <w:pPr>
-        <w:rPr>
-          <w:sz w:val="16"/>
-          <w:szCs w:val="18"/>
-        </w:rPr>
-      </w:pPr>
-      <w:r>
-        <w:rPr>
-          <w:sz w:val="16"/>
-          <w:szCs w:val="18"/>
-        </w:rPr>
-        <w:t>그래서 나는 예전에 그렸던 두 그림 중 하나를 그려 주었다. 바로 보아뱀을 겉에서 본 그림이었다.</w:t>
-      </w:r>
-    </w:p>
-    <w:p>
-      <w:pPr>
-        <w:rPr>
-          <w:sz w:val="16"/>
-          <w:szCs w:val="18"/>
-        </w:rPr>
-      </w:pPr>
-      <w:r>
-        <w:rPr>
-          <w:sz w:val="16"/>
-          <w:szCs w:val="18"/>
-        </w:rPr>
-        <w:t>그런데 그 작은 아이가 이렇게 말하는 것을 듣고 나는 깜짝 놀랐다.</w:t>
-      </w:r>
-    </w:p>
-    <w:p>
-      <w:pPr>
-        <w:rPr>
-          <w:sz w:val="16"/>
-          <w:szCs w:val="18"/>
-        </w:rPr>
-      </w:pPr>
-      <w:r>
-        <w:rPr>
-          <w:sz w:val="16"/>
-          <w:szCs w:val="18"/>
-        </w:rPr>
-        <w:t>“아니, 아니, 아니야! 보아뱀 속에 들어 있는 코끼리는 싫어. 보아뱀은 아주 위험한 동물이고 코끼리는 너무 크고 무거워. 내가 사는 곳은 모든 게 아주 작아. 내가 필요한 건 양이야. 양 한 마리 그려 줘.”</w:t>
-      </w:r>
-    </w:p>
-    <w:p>
-      <w:pPr>
-        <w:rPr>
-          <w:sz w:val="16"/>
-          <w:szCs w:val="18"/>
-        </w:rPr>
-      </w:pPr>
-      <w:r>
-        <w:rPr>
-          <w:sz w:val="16"/>
-          <w:szCs w:val="18"/>
-        </w:rPr>
-        <w:t>그래서 나는 양을 하나 그렸다.</w:t>
-      </w:r>
-    </w:p>
-    <w:p>
-      <w:pPr>
-        <w:rPr>
-          <w:sz w:val="16"/>
-          <w:szCs w:val="18"/>
-        </w:rPr>
-      </w:pPr>
-      <w:r>
-        <w:rPr>
-          <w:sz w:val="16"/>
-          <w:szCs w:val="18"/>
-        </w:rPr>
-        <w:t>그 아이는 그림을 자세히 살펴보더니 말했다.</w:t>
-      </w:r>
-    </w:p>
-    <w:p>
-      <w:pPr>
-        <w:rPr>
-          <w:sz w:val="16"/>
-          <w:szCs w:val="18"/>
-        </w:rPr>
-      </w:pPr>
-      <w:r>
-        <w:rPr>
-          <w:sz w:val="16"/>
-          <w:szCs w:val="18"/>
-        </w:rPr>
-        <w:t>“아니야. 이 양은 이미 병이 난 것 같아. 다른 양을 그려 줘.”</w:t>
-      </w:r>
-    </w:p>
-    <w:p>
-      <w:pPr>
-        <w:rPr>
-          <w:sz w:val="16"/>
-          <w:szCs w:val="18"/>
-        </w:rPr>
-      </w:pPr>
-      <w:r>
-        <w:rPr>
-          <w:sz w:val="16"/>
-          <w:szCs w:val="18"/>
-        </w:rPr>
-        <w:lastRenderedPageBreak/>
-        <w:t>나는 또 하나를 그렸다.</w:t>
-      </w:r>
-    </w:p>
-    <w:p>
-      <w:pPr>
-        <w:rPr>
-          <w:sz w:val="16"/>
-          <w:szCs w:val="18"/>
-        </w:rPr>
-      </w:pPr>
-      <w:r>
-        <w:rPr>
-          <w:sz w:val="16"/>
-          <w:szCs w:val="18"/>
-        </w:rPr>
-        <w:t>내 작은 친구는 부드럽고 너그러운 미소를 지었다.</w:t>
-      </w:r>
-    </w:p>
-    <w:p>
-      <w:pPr>
-        <w:rPr>
-          <w:sz w:val="16"/>
-          <w:szCs w:val="18"/>
-        </w:rPr>
-      </w:pPr>
-      <w:r>
-        <w:rPr>
-          <w:sz w:val="16"/>
-          <w:szCs w:val="18"/>
-        </w:rPr>
-        <w:t>“너도 알겠지만 이건 양이 아니야. 숫양이야. 뿔이 있잖아.”</w:t>
-      </w:r>
-    </w:p>
-    <w:p>
-      <w:pPr>
-        <w:rPr>
-          <w:sz w:val="16"/>
-          <w:szCs w:val="18"/>
-        </w:rPr>
-      </w:pPr>
-      <w:r>
-        <w:rPr>
-          <w:sz w:val="16"/>
-          <w:szCs w:val="18"/>
-        </w:rPr>
         <w:t>그래서 나는 또 그림을 다시 그렸다.</w:t>
       </w:r>
     </w:p>
@@ -10853,7 +11238,7 @@
       </w:pPr>
     </w:p>
     <w:sectPr>
-      <w:footerReference w:type="default" r:id="rId21"/>
+      <w:footerReference w:type="default" r:id="rId24"/>
       <w:pgSz w:w="11906" w:h="16838"/>
       <w:pgMar w:top="1701" w:right="1440" w:bottom="1440" w:left="1440" w:header="851" w:footer="992" w:gutter="0"/>
       <w:cols w:space="425"/>
@@ -11335,6 +11720,155 @@
     </w:lvl>
   </w:abstractNum>
   <w:abstractNum w:abstractNumId="3" w15:restartNumberingAfterBreak="0">
+    <w:nsid w:val="4A404FB2"/>
+    <w:multiLevelType w:val="multilevel"/>
+    <w:tmpl w:val="4880CE98"/>
+    <w:lvl w:ilvl="0">
+      <w:start w:val="1"/>
+      <w:numFmt w:val="bullet"/>
+      <w:lvlText w:val=""/>
+      <w:lvlJc w:val="left"/>
+      <w:pPr>
+        <w:tabs>
+          <w:tab w:val="num" w:pos="720"/>
+        </w:tabs>
+        <w:ind w:left="720" w:hanging="360"/>
+      </w:pPr>
+      <w:rPr>
+        <w:rFonts w:ascii="Symbol" w:hAnsi="Symbol" w:hint="default"/>
+        <w:sz w:val="20"/>
+      </w:rPr>
+    </w:lvl>
+    <w:lvl w:ilvl="1" w:tentative="1">
+      <w:start w:val="1"/>
+      <w:numFmt w:val="bullet"/>
+      <w:lvlText w:val="o"/>
+      <w:lvlJc w:val="left"/>
+      <w:pPr>
+        <w:tabs>
+          <w:tab w:val="num" w:pos="1440"/>
+        </w:tabs>
+        <w:ind w:left="1440" w:hanging="360"/>
+      </w:pPr>
+      <w:rPr>
+        <w:rFonts w:ascii="Courier New" w:hAnsi="Courier New" w:hint="default"/>
+        <w:sz w:val="20"/>
+      </w:rPr>
+    </w:lvl>
+    <w:lvl w:ilvl="2" w:tentative="1">
+      <w:start w:val="1"/>
+      <w:numFmt w:val="bullet"/>
+      <w:lvlText w:val=""/>
+      <w:lvlJc w:val="left"/>
+      <w:pPr>
+        <w:tabs>
+          <w:tab w:val="num" w:pos="2160"/>
+        </w:tabs>
+        <w:ind w:left="2160" w:hanging="360"/>
+      </w:pPr>
+      <w:rPr>
+        <w:rFonts w:ascii="Wingdings" w:hAnsi="Wingdings" w:hint="default"/>
+        <w:sz w:val="20"/>
+      </w:rPr>
+    </w:lvl>
+    <w:lvl w:ilvl="3" w:tentative="1">
+      <w:start w:val="1"/>
+      <w:numFmt w:val="bullet"/>
+      <w:lvlText w:val=""/>
+      <w:lvlJc w:val="left"/>
+      <w:pPr>
+        <w:tabs>
+          <w:tab w:val="num" w:pos="2880"/>
+        </w:tabs>
+        <w:ind w:left="2880" w:hanging="360"/>
+      </w:pPr>
+      <w:rPr>
+        <w:rFonts w:ascii="Wingdings" w:hAnsi="Wingdings" w:hint="default"/>
+        <w:sz w:val="20"/>
+      </w:rPr>
+    </w:lvl>
+    <w:lvl w:ilvl="4" w:tentative="1">
+      <w:start w:val="1"/>
+      <w:numFmt w:val="bullet"/>
+      <w:lvlText w:val=""/>
+      <w:lvlJc w:val="left"/>
+      <w:pPr>
+        <w:tabs>
+          <w:tab w:val="num" w:pos="3600"/>
+        </w:tabs>
+        <w:ind w:left="3600" w:hanging="360"/>
+      </w:pPr>
+      <w:rPr>
+        <w:rFonts w:ascii="Wingdings" w:hAnsi="Wingdings" w:hint="default"/>
+        <w:sz w:val="20"/>
+      </w:rPr>
+    </w:lvl>
+    <w:lvl w:ilvl="5" w:tentative="1">
+      <w:start w:val="1"/>
+      <w:numFmt w:val="bullet"/>
+      <w:lvlText w:val=""/>
+      <w:lvlJc w:val="left"/>
+      <w:pPr>
+        <w:tabs>
+          <w:tab w:val="num" w:pos="4320"/>
+        </w:tabs>
+        <w:ind w:left="4320" w:hanging="360"/>
+      </w:pPr>
+      <w:rPr>
+        <w:rFonts w:ascii="Wingdings" w:hAnsi="Wingdings" w:hint="default"/>
+        <w:sz w:val="20"/>
+      </w:rPr>
+    </w:lvl>
+    <w:lvl w:ilvl="6" w:tentative="1">
+      <w:start w:val="1"/>
+      <w:numFmt w:val="bullet"/>
+      <w:lvlText w:val=""/>
+      <w:lvlJc w:val="left"/>
+      <w:pPr>
+        <w:tabs>
+          <w:tab w:val="num" w:pos="5040"/>
+        </w:tabs>
+        <w:ind w:left="5040" w:hanging="360"/>
+      </w:pPr>
+      <w:rPr>
+        <w:rFonts w:ascii="Wingdings" w:hAnsi="Wingdings" w:hint="default"/>
+        <w:sz w:val="20"/>
+      </w:rPr>
+    </w:lvl>
+    <w:lvl w:ilvl="7" w:tentative="1">
+      <w:start w:val="1"/>
+      <w:numFmt w:val="bullet"/>
+      <w:lvlText w:val=""/>
+      <w:lvlJc w:val="left"/>
+      <w:pPr>
+        <w:tabs>
+          <w:tab w:val="num" w:pos="5760"/>
+        </w:tabs>
+        <w:ind w:left="5760" w:hanging="360"/>
+      </w:pPr>
+      <w:rPr>
+        <w:rFonts w:ascii="Wingdings" w:hAnsi="Wingdings" w:hint="default"/>
+        <w:sz w:val="20"/>
+      </w:rPr>
+    </w:lvl>
+    <w:lvl w:ilvl="8" w:tentative="1">
+      <w:start w:val="1"/>
+      <w:numFmt w:val="bullet"/>
+      <w:lvlText w:val=""/>
+      <w:lvlJc w:val="left"/>
+      <w:pPr>
+        <w:tabs>
+          <w:tab w:val="num" w:pos="6480"/>
+        </w:tabs>
+        <w:ind w:left="6480" w:hanging="360"/>
+      </w:pPr>
+      <w:rPr>
+        <w:rFonts w:ascii="Wingdings" w:hAnsi="Wingdings" w:hint="default"/>
+        <w:sz w:val="20"/>
+      </w:rPr>
+    </w:lvl>
+  </w:abstractNum>
+  <w:abstractNum w:abstractNumId="4" w15:restartNumberingAfterBreak="0">
     <w:nsid w:val="517C3DC0"/>
     <w:multiLevelType w:val="hybridMultilevel"/>
     <w:tmpl w:val="8BEE8E30"/>
@@ -11430,10 +11964,13 @@
     <w:abstractNumId w:val="1"/>
   </w:num>
   <w:num w:numId="3" w16cid:durableId="525169673">
-    <w:abstractNumId w:val="3"/>
+    <w:abstractNumId w:val="4"/>
   </w:num>
   <w:num w:numId="4" w16cid:durableId="1714496077">
     <w:abstractNumId w:val="0"/>
+  </w:num>
+  <w:num w:numId="5" w16cid:durableId="667755349">
+    <w:abstractNumId w:val="3"/>
   </w:num>
 </w:numbering>
 </file>

--- a/게임 기획서.docx
+++ b/게임 기획서.docx
@@ -94,6 +94,7 @@
             </w:rPr>
             <w:t xml:space="preserve">, </w:t>
           </w:r>
+          <w:proofErr w:type="spellStart"/>
           <w:r>
             <w:rPr>
               <w:rFonts w:hint="eastAsia"/>
@@ -110,7 +111,17 @@
               <w:szCs w:val="22"/>
               <w:lang w:val="ko-KR"/>
             </w:rPr>
-            <w:t>미정)</w:t>
+            <w:t>미정</w:t>
+          </w:r>
+          <w:proofErr w:type="spellEnd"/>
+          <w:r>
+            <w:rPr>
+              <w:rFonts w:hint="eastAsia"/>
+              <w:sz w:val="22"/>
+              <w:szCs w:val="22"/>
+              <w:lang w:val="ko-KR"/>
+            </w:rPr>
+            <w:t>)</w:t>
           </w:r>
         </w:p>
         <w:p>
@@ -133,7 +144,7 @@
           <w:r>
             <w:fldChar w:fldCharType="separate"/>
           </w:r>
-          <w:hyperlink w:anchor="_Toc238381630" w:history="1">
+          <w:hyperlink w:anchor="_Toc238982940" w:history="1">
             <w:r>
               <w:rPr>
                 <w:rStyle w:val="aa"/>
@@ -162,7 +173,7 @@
                 <w:noProof/>
                 <w:webHidden/>
               </w:rPr>
-              <w:instrText xml:space="preserve"> PAGEREF _Toc238381630 \h </w:instrText>
+              <w:instrText xml:space="preserve"> PAGEREF _Toc238982940 \h </w:instrText>
             </w:r>
             <w:r>
               <w:rPr>
@@ -207,7 +218,7 @@
               <w14:ligatures w14:val="standardContextual"/>
             </w:rPr>
           </w:pPr>
-          <w:hyperlink w:anchor="_Toc238381631" w:history="1">
+          <w:hyperlink w:anchor="_Toc238982941" w:history="1">
             <w:r>
               <w:rPr>
                 <w:rStyle w:val="aa"/>
@@ -236,7 +247,7 @@
                 <w:noProof/>
                 <w:webHidden/>
               </w:rPr>
-              <w:instrText xml:space="preserve"> PAGEREF _Toc238381631 \h </w:instrText>
+              <w:instrText xml:space="preserve"> PAGEREF _Toc238982941 \h </w:instrText>
             </w:r>
             <w:r>
               <w:rPr>
@@ -281,7 +292,7 @@
               <w14:ligatures w14:val="standardContextual"/>
             </w:rPr>
           </w:pPr>
-          <w:hyperlink w:anchor="_Toc238381632" w:history="1">
+          <w:hyperlink w:anchor="_Toc238982942" w:history="1">
             <w:r>
               <w:rPr>
                 <w:rStyle w:val="aa"/>
@@ -310,7 +321,7 @@
                 <w:noProof/>
                 <w:webHidden/>
               </w:rPr>
-              <w:instrText xml:space="preserve"> PAGEREF _Toc238381632 \h </w:instrText>
+              <w:instrText xml:space="preserve"> PAGEREF _Toc238982942 \h </w:instrText>
             </w:r>
             <w:r>
               <w:rPr>
@@ -355,7 +366,7 @@
               <w14:ligatures w14:val="standardContextual"/>
             </w:rPr>
           </w:pPr>
-          <w:hyperlink w:anchor="_Toc238381633" w:history="1">
+          <w:hyperlink w:anchor="_Toc238982943" w:history="1">
             <w:r>
               <w:rPr>
                 <w:rStyle w:val="aa"/>
@@ -384,7 +395,7 @@
                 <w:noProof/>
                 <w:webHidden/>
               </w:rPr>
-              <w:instrText xml:space="preserve"> PAGEREF _Toc238381633 \h </w:instrText>
+              <w:instrText xml:space="preserve"> PAGEREF _Toc238982943 \h </w:instrText>
             </w:r>
             <w:r>
               <w:rPr>
@@ -429,7 +440,7 @@
               <w14:ligatures w14:val="standardContextual"/>
             </w:rPr>
           </w:pPr>
-          <w:hyperlink w:anchor="_Toc238381634" w:history="1">
+          <w:hyperlink w:anchor="_Toc238982944" w:history="1">
             <w:r>
               <w:rPr>
                 <w:rStyle w:val="aa"/>
@@ -458,7 +469,7 @@
                 <w:noProof/>
                 <w:webHidden/>
               </w:rPr>
-              <w:instrText xml:space="preserve"> PAGEREF _Toc238381634 \h </w:instrText>
+              <w:instrText xml:space="preserve"> PAGEREF _Toc238982944 \h </w:instrText>
             </w:r>
             <w:r>
               <w:rPr>
@@ -503,7 +514,7 @@
               <w14:ligatures w14:val="standardContextual"/>
             </w:rPr>
           </w:pPr>
-          <w:hyperlink w:anchor="_Toc238381635" w:history="1">
+          <w:hyperlink w:anchor="_Toc238982945" w:history="1">
             <w:r>
               <w:rPr>
                 <w:rStyle w:val="aa"/>
@@ -532,7 +543,7 @@
                 <w:noProof/>
                 <w:webHidden/>
               </w:rPr>
-              <w:instrText xml:space="preserve"> PAGEREF _Toc238381635 \h </w:instrText>
+              <w:instrText xml:space="preserve"> PAGEREF _Toc238982945 \h </w:instrText>
             </w:r>
             <w:r>
               <w:rPr>
@@ -574,7 +585,7 @@
               <w:noProof/>
             </w:rPr>
           </w:pPr>
-          <w:hyperlink w:anchor="_Toc238381636" w:history="1">
+          <w:hyperlink w:anchor="_Toc238982946" w:history="1">
             <w:r>
               <w:rPr>
                 <w:rStyle w:val="aa"/>
@@ -603,7 +614,7 @@
                 <w:noProof/>
                 <w:webHidden/>
               </w:rPr>
-              <w:instrText xml:space="preserve"> PAGEREF _Toc238381636 \h </w:instrText>
+              <w:instrText xml:space="preserve"> PAGEREF _Toc238982946 \h </w:instrText>
             </w:r>
             <w:r>
               <w:rPr>
@@ -648,7 +659,7 @@
               <w14:ligatures w14:val="standardContextual"/>
             </w:rPr>
           </w:pPr>
-          <w:hyperlink w:anchor="_Toc238381637" w:history="1">
+          <w:hyperlink w:anchor="_Toc238982947" w:history="1">
             <w:r>
               <w:rPr>
                 <w:rStyle w:val="aa"/>
@@ -677,7 +688,7 @@
                 <w:noProof/>
                 <w:webHidden/>
               </w:rPr>
-              <w:instrText xml:space="preserve"> PAGEREF _Toc238381637 \h </w:instrText>
+              <w:instrText xml:space="preserve"> PAGEREF _Toc238982947 \h </w:instrText>
             </w:r>
             <w:r>
               <w:rPr>
@@ -722,7 +733,7 @@
               <w14:ligatures w14:val="standardContextual"/>
             </w:rPr>
           </w:pPr>
-          <w:hyperlink w:anchor="_Toc238381638" w:history="1">
+          <w:hyperlink w:anchor="_Toc238982948" w:history="1">
             <w:r>
               <w:rPr>
                 <w:rStyle w:val="aa"/>
@@ -751,7 +762,7 @@
                 <w:noProof/>
                 <w:webHidden/>
               </w:rPr>
-              <w:instrText xml:space="preserve"> PAGEREF _Toc238381638 \h </w:instrText>
+              <w:instrText xml:space="preserve"> PAGEREF _Toc238982948 \h </w:instrText>
             </w:r>
             <w:r>
               <w:rPr>
@@ -796,7 +807,7 @@
               <w14:ligatures w14:val="standardContextual"/>
             </w:rPr>
           </w:pPr>
-          <w:hyperlink w:anchor="_Toc238381639" w:history="1">
+          <w:hyperlink w:anchor="_Toc238982949" w:history="1">
             <w:r>
               <w:rPr>
                 <w:rStyle w:val="aa"/>
@@ -825,7 +836,7 @@
                 <w:noProof/>
                 <w:webHidden/>
               </w:rPr>
-              <w:instrText xml:space="preserve"> PAGEREF _Toc238381639 \h </w:instrText>
+              <w:instrText xml:space="preserve"> PAGEREF _Toc238982949 \h </w:instrText>
             </w:r>
             <w:r>
               <w:rPr>
@@ -870,7 +881,7 @@
               <w14:ligatures w14:val="standardContextual"/>
             </w:rPr>
           </w:pPr>
-          <w:hyperlink w:anchor="_Toc238381640" w:history="1">
+          <w:hyperlink w:anchor="_Toc238982950" w:history="1">
             <w:r>
               <w:rPr>
                 <w:rStyle w:val="aa"/>
@@ -899,7 +910,7 @@
                 <w:noProof/>
                 <w:webHidden/>
               </w:rPr>
-              <w:instrText xml:space="preserve"> PAGEREF _Toc238381640 \h </w:instrText>
+              <w:instrText xml:space="preserve"> PAGEREF _Toc238982950 \h </w:instrText>
             </w:r>
             <w:r>
               <w:rPr>
@@ -941,7 +952,7 @@
               <w:noProof/>
             </w:rPr>
           </w:pPr>
-          <w:hyperlink w:anchor="_Toc238381641" w:history="1">
+          <w:hyperlink w:anchor="_Toc238982951" w:history="1">
             <w:r>
               <w:rPr>
                 <w:rStyle w:val="aa"/>
@@ -970,7 +981,7 @@
                 <w:noProof/>
                 <w:webHidden/>
               </w:rPr>
-              <w:instrText xml:space="preserve"> PAGEREF _Toc238381641 \h </w:instrText>
+              <w:instrText xml:space="preserve"> PAGEREF _Toc238982951 \h </w:instrText>
             </w:r>
             <w:r>
               <w:rPr>
@@ -1015,7 +1026,7 @@
               <w14:ligatures w14:val="standardContextual"/>
             </w:rPr>
           </w:pPr>
-          <w:hyperlink w:anchor="_Toc238381642" w:history="1">
+          <w:hyperlink w:anchor="_Toc238982952" w:history="1">
             <w:r>
               <w:rPr>
                 <w:rStyle w:val="aa"/>
@@ -1044,7 +1055,7 @@
                 <w:noProof/>
                 <w:webHidden/>
               </w:rPr>
-              <w:instrText xml:space="preserve"> PAGEREF _Toc238381642 \h </w:instrText>
+              <w:instrText xml:space="preserve"> PAGEREF _Toc238982952 \h </w:instrText>
             </w:r>
             <w:r>
               <w:rPr>
@@ -1089,7 +1100,7 @@
               <w14:ligatures w14:val="standardContextual"/>
             </w:rPr>
           </w:pPr>
-          <w:hyperlink w:anchor="_Toc238381643" w:history="1">
+          <w:hyperlink w:anchor="_Toc238982953" w:history="1">
             <w:r>
               <w:rPr>
                 <w:rStyle w:val="aa"/>
@@ -1118,7 +1129,7 @@
                 <w:noProof/>
                 <w:webHidden/>
               </w:rPr>
-              <w:instrText xml:space="preserve"> PAGEREF _Toc238381643 \h </w:instrText>
+              <w:instrText xml:space="preserve"> PAGEREF _Toc238982953 \h </w:instrText>
             </w:r>
             <w:r>
               <w:rPr>
@@ -1163,7 +1174,7 @@
               <w14:ligatures w14:val="standardContextual"/>
             </w:rPr>
           </w:pPr>
-          <w:hyperlink w:anchor="_Toc238381644" w:history="1">
+          <w:hyperlink w:anchor="_Toc238982954" w:history="1">
             <w:r>
               <w:rPr>
                 <w:rStyle w:val="aa"/>
@@ -1171,7 +1182,7 @@
                 <w:bCs/>
                 <w:noProof/>
               </w:rPr>
-              <w:t>조작 방식</w:t>
+              <w:t>조작 방식(+)</w:t>
             </w:r>
             <w:r>
               <w:rPr>
@@ -1192,7 +1203,7 @@
                 <w:noProof/>
                 <w:webHidden/>
               </w:rPr>
-              <w:instrText xml:space="preserve"> PAGEREF _Toc238381644 \h </w:instrText>
+              <w:instrText xml:space="preserve"> PAGEREF _Toc238982954 \h </w:instrText>
             </w:r>
             <w:r>
               <w:rPr>
@@ -1237,7 +1248,7 @@
               <w14:ligatures w14:val="standardContextual"/>
             </w:rPr>
           </w:pPr>
-          <w:hyperlink w:anchor="_Toc238381645" w:history="1">
+          <w:hyperlink w:anchor="_Toc238982955" w:history="1">
             <w:r>
               <w:rPr>
                 <w:rStyle w:val="aa"/>
@@ -1266,7 +1277,7 @@
                 <w:noProof/>
                 <w:webHidden/>
               </w:rPr>
-              <w:instrText xml:space="preserve"> PAGEREF _Toc238381645 \h </w:instrText>
+              <w:instrText xml:space="preserve"> PAGEREF _Toc238982955 \h </w:instrText>
             </w:r>
             <w:r>
               <w:rPr>
@@ -1311,7 +1322,7 @@
               <w14:ligatures w14:val="standardContextual"/>
             </w:rPr>
           </w:pPr>
-          <w:hyperlink w:anchor="_Toc238381646" w:history="1">
+          <w:hyperlink w:anchor="_Toc238982956" w:history="1">
             <w:r>
               <w:rPr>
                 <w:rStyle w:val="aa"/>
@@ -1340,7 +1351,7 @@
                 <w:noProof/>
                 <w:webHidden/>
               </w:rPr>
-              <w:instrText xml:space="preserve"> PAGEREF _Toc238381646 \h </w:instrText>
+              <w:instrText xml:space="preserve"> PAGEREF _Toc238982956 \h </w:instrText>
             </w:r>
             <w:r>
               <w:rPr>
@@ -1382,7 +1393,7 @@
               <w:noProof/>
             </w:rPr>
           </w:pPr>
-          <w:hyperlink w:anchor="_Toc238381647" w:history="1">
+          <w:hyperlink w:anchor="_Toc238982957" w:history="1">
             <w:r>
               <w:rPr>
                 <w:rStyle w:val="aa"/>
@@ -1411,7 +1422,7 @@
                 <w:noProof/>
                 <w:webHidden/>
               </w:rPr>
-              <w:instrText xml:space="preserve"> PAGEREF _Toc238381647 \h </w:instrText>
+              <w:instrText xml:space="preserve"> PAGEREF _Toc238982957 \h </w:instrText>
             </w:r>
             <w:r>
               <w:rPr>
@@ -1456,7 +1467,7 @@
               <w14:ligatures w14:val="standardContextual"/>
             </w:rPr>
           </w:pPr>
-          <w:hyperlink w:anchor="_Toc238381648" w:history="1">
+          <w:hyperlink w:anchor="_Toc238982958" w:history="1">
             <w:r>
               <w:rPr>
                 <w:rStyle w:val="aa"/>
@@ -1485,7 +1496,7 @@
                 <w:noProof/>
                 <w:webHidden/>
               </w:rPr>
-              <w:instrText xml:space="preserve"> PAGEREF _Toc238381648 \h </w:instrText>
+              <w:instrText xml:space="preserve"> PAGEREF _Toc238982958 \h </w:instrText>
             </w:r>
             <w:r>
               <w:rPr>
@@ -1530,7 +1541,7 @@
               <w14:ligatures w14:val="standardContextual"/>
             </w:rPr>
           </w:pPr>
-          <w:hyperlink w:anchor="_Toc238381649" w:history="1">
+          <w:hyperlink w:anchor="_Toc238982959" w:history="1">
             <w:r>
               <w:rPr>
                 <w:rStyle w:val="aa"/>
@@ -1559,7 +1570,7 @@
                 <w:noProof/>
                 <w:webHidden/>
               </w:rPr>
-              <w:instrText xml:space="preserve"> PAGEREF _Toc238381649 \h </w:instrText>
+              <w:instrText xml:space="preserve"> PAGEREF _Toc238982959 \h </w:instrText>
             </w:r>
             <w:r>
               <w:rPr>
@@ -1604,7 +1615,7 @@
               <w14:ligatures w14:val="standardContextual"/>
             </w:rPr>
           </w:pPr>
-          <w:hyperlink w:anchor="_Toc238381650" w:history="1">
+          <w:hyperlink w:anchor="_Toc238982960" w:history="1">
             <w:r>
               <w:rPr>
                 <w:rStyle w:val="aa"/>
@@ -1633,7 +1644,7 @@
                 <w:noProof/>
                 <w:webHidden/>
               </w:rPr>
-              <w:instrText xml:space="preserve"> PAGEREF _Toc238381650 \h </w:instrText>
+              <w:instrText xml:space="preserve"> PAGEREF _Toc238982960 \h </w:instrText>
             </w:r>
             <w:r>
               <w:rPr>
@@ -1678,7 +1689,7 @@
               <w14:ligatures w14:val="standardContextual"/>
             </w:rPr>
           </w:pPr>
-          <w:hyperlink w:anchor="_Toc238381651" w:history="1">
+          <w:hyperlink w:anchor="_Toc238982961" w:history="1">
             <w:r>
               <w:rPr>
                 <w:rStyle w:val="aa"/>
@@ -1707,7 +1718,7 @@
                 <w:noProof/>
                 <w:webHidden/>
               </w:rPr>
-              <w:instrText xml:space="preserve"> PAGEREF _Toc238381651 \h </w:instrText>
+              <w:instrText xml:space="preserve"> PAGEREF _Toc238982961 \h </w:instrText>
             </w:r>
             <w:r>
               <w:rPr>
@@ -1752,7 +1763,7 @@
               <w14:ligatures w14:val="standardContextual"/>
             </w:rPr>
           </w:pPr>
-          <w:hyperlink w:anchor="_Toc238381652" w:history="1">
+          <w:hyperlink w:anchor="_Toc238982962" w:history="1">
             <w:r>
               <w:rPr>
                 <w:rStyle w:val="aa"/>
@@ -1781,7 +1792,7 @@
                 <w:noProof/>
                 <w:webHidden/>
               </w:rPr>
-              <w:instrText xml:space="preserve"> PAGEREF _Toc238381652 \h </w:instrText>
+              <w:instrText xml:space="preserve"> PAGEREF _Toc238982962 \h </w:instrText>
             </w:r>
             <w:r>
               <w:rPr>
@@ -1823,7 +1834,7 @@
               <w:noProof/>
             </w:rPr>
           </w:pPr>
-          <w:hyperlink w:anchor="_Toc238381653" w:history="1">
+          <w:hyperlink w:anchor="_Toc238982963" w:history="1">
             <w:r>
               <w:rPr>
                 <w:rStyle w:val="aa"/>
@@ -1852,7 +1863,7 @@
                 <w:noProof/>
                 <w:webHidden/>
               </w:rPr>
-              <w:instrText xml:space="preserve"> PAGEREF _Toc238381653 \h </w:instrText>
+              <w:instrText xml:space="preserve"> PAGEREF _Toc238982963 \h </w:instrText>
             </w:r>
             <w:r>
               <w:rPr>
@@ -1897,7 +1908,7 @@
               <w14:ligatures w14:val="standardContextual"/>
             </w:rPr>
           </w:pPr>
-          <w:hyperlink w:anchor="_Toc238381654" w:history="1">
+          <w:hyperlink w:anchor="_Toc238982964" w:history="1">
             <w:r>
               <w:rPr>
                 <w:rStyle w:val="aa"/>
@@ -1926,7 +1937,7 @@
                 <w:noProof/>
                 <w:webHidden/>
               </w:rPr>
-              <w:instrText xml:space="preserve"> PAGEREF _Toc238381654 \h </w:instrText>
+              <w:instrText xml:space="preserve"> PAGEREF _Toc238982964 \h </w:instrText>
             </w:r>
             <w:r>
               <w:rPr>
@@ -1971,7 +1982,7 @@
               <w14:ligatures w14:val="standardContextual"/>
             </w:rPr>
           </w:pPr>
-          <w:hyperlink w:anchor="_Toc238381655" w:history="1">
+          <w:hyperlink w:anchor="_Toc238982965" w:history="1">
             <w:r>
               <w:rPr>
                 <w:rStyle w:val="aa"/>
@@ -2000,7 +2011,7 @@
                 <w:noProof/>
                 <w:webHidden/>
               </w:rPr>
-              <w:instrText xml:space="preserve"> PAGEREF _Toc238381655 \h </w:instrText>
+              <w:instrText xml:space="preserve"> PAGEREF _Toc238982965 \h </w:instrText>
             </w:r>
             <w:r>
               <w:rPr>
@@ -2045,7 +2056,7 @@
               <w14:ligatures w14:val="standardContextual"/>
             </w:rPr>
           </w:pPr>
-          <w:hyperlink w:anchor="_Toc238381656" w:history="1">
+          <w:hyperlink w:anchor="_Toc238982966" w:history="1">
             <w:r>
               <w:rPr>
                 <w:rStyle w:val="aa"/>
@@ -2074,7 +2085,7 @@
                 <w:noProof/>
                 <w:webHidden/>
               </w:rPr>
-              <w:instrText xml:space="preserve"> PAGEREF _Toc238381656 \h </w:instrText>
+              <w:instrText xml:space="preserve"> PAGEREF _Toc238982966 \h </w:instrText>
             </w:r>
             <w:r>
               <w:rPr>
@@ -2119,7 +2130,7 @@
               <w14:ligatures w14:val="standardContextual"/>
             </w:rPr>
           </w:pPr>
-          <w:hyperlink w:anchor="_Toc238381657" w:history="1">
+          <w:hyperlink w:anchor="_Toc238982967" w:history="1">
             <w:r>
               <w:rPr>
                 <w:rStyle w:val="aa"/>
@@ -2148,7 +2159,7 @@
                 <w:noProof/>
                 <w:webHidden/>
               </w:rPr>
-              <w:instrText xml:space="preserve"> PAGEREF _Toc238381657 \h </w:instrText>
+              <w:instrText xml:space="preserve"> PAGEREF _Toc238982967 \h </w:instrText>
             </w:r>
             <w:r>
               <w:rPr>
@@ -2190,7 +2201,7 @@
               <w:noProof/>
             </w:rPr>
           </w:pPr>
-          <w:hyperlink w:anchor="_Toc238381658" w:history="1">
+          <w:hyperlink w:anchor="_Toc238982968" w:history="1">
             <w:r>
               <w:rPr>
                 <w:rStyle w:val="aa"/>
@@ -2219,7 +2230,7 @@
                 <w:noProof/>
                 <w:webHidden/>
               </w:rPr>
-              <w:instrText xml:space="preserve"> PAGEREF _Toc238381658 \h </w:instrText>
+              <w:instrText xml:space="preserve"> PAGEREF _Toc238982968 \h </w:instrText>
             </w:r>
             <w:r>
               <w:rPr>
@@ -2261,7 +2272,7 @@
               <w:noProof/>
             </w:rPr>
           </w:pPr>
-          <w:hyperlink w:anchor="_Toc238381659" w:history="1">
+          <w:hyperlink w:anchor="_Toc238982969" w:history="1">
             <w:r>
               <w:rPr>
                 <w:rStyle w:val="aa"/>
@@ -2290,7 +2301,7 @@
                 <w:noProof/>
                 <w:webHidden/>
               </w:rPr>
-              <w:instrText xml:space="preserve"> PAGEREF _Toc238381659 \h </w:instrText>
+              <w:instrText xml:space="preserve"> PAGEREF _Toc238982969 \h </w:instrText>
             </w:r>
             <w:r>
               <w:rPr>
@@ -2335,7 +2346,7 @@
               <w14:ligatures w14:val="standardContextual"/>
             </w:rPr>
           </w:pPr>
-          <w:hyperlink w:anchor="_Toc238381660" w:history="1">
+          <w:hyperlink w:anchor="_Toc238982970" w:history="1">
             <w:r>
               <w:rPr>
                 <w:rStyle w:val="aa"/>
@@ -2364,7 +2375,7 @@
                 <w:noProof/>
                 <w:webHidden/>
               </w:rPr>
-              <w:instrText xml:space="preserve"> PAGEREF _Toc238381660 \h </w:instrText>
+              <w:instrText xml:space="preserve"> PAGEREF _Toc238982970 \h </w:instrText>
             </w:r>
             <w:r>
               <w:rPr>
@@ -2409,7 +2420,7 @@
               <w14:ligatures w14:val="standardContextual"/>
             </w:rPr>
           </w:pPr>
-          <w:hyperlink w:anchor="_Toc238381661" w:history="1">
+          <w:hyperlink w:anchor="_Toc238982971" w:history="1">
             <w:r>
               <w:rPr>
                 <w:rStyle w:val="aa"/>
@@ -2438,7 +2449,7 @@
                 <w:noProof/>
                 <w:webHidden/>
               </w:rPr>
-              <w:instrText xml:space="preserve"> PAGEREF _Toc238381661 \h </w:instrText>
+              <w:instrText xml:space="preserve"> PAGEREF _Toc238982971 \h </w:instrText>
             </w:r>
             <w:r>
               <w:rPr>
@@ -2483,7 +2494,7 @@
               <w14:ligatures w14:val="standardContextual"/>
             </w:rPr>
           </w:pPr>
-          <w:hyperlink w:anchor="_Toc238381662" w:history="1">
+          <w:hyperlink w:anchor="_Toc238982972" w:history="1">
             <w:r>
               <w:rPr>
                 <w:rStyle w:val="aa"/>
@@ -2512,7 +2523,7 @@
                 <w:noProof/>
                 <w:webHidden/>
               </w:rPr>
-              <w:instrText xml:space="preserve"> PAGEREF _Toc238381662 \h </w:instrText>
+              <w:instrText xml:space="preserve"> PAGEREF _Toc238982972 \h </w:instrText>
             </w:r>
             <w:r>
               <w:rPr>
@@ -2557,7 +2568,7 @@
               <w14:ligatures w14:val="standardContextual"/>
             </w:rPr>
           </w:pPr>
-          <w:hyperlink w:anchor="_Toc238381663" w:history="1">
+          <w:hyperlink w:anchor="_Toc238982973" w:history="1">
             <w:r>
               <w:rPr>
                 <w:rStyle w:val="aa"/>
@@ -2586,7 +2597,7 @@
                 <w:noProof/>
                 <w:webHidden/>
               </w:rPr>
-              <w:instrText xml:space="preserve"> PAGEREF _Toc238381663 \h </w:instrText>
+              <w:instrText xml:space="preserve"> PAGEREF _Toc238982973 \h </w:instrText>
             </w:r>
             <w:r>
               <w:rPr>
@@ -2631,7 +2642,7 @@
               <w14:ligatures w14:val="standardContextual"/>
             </w:rPr>
           </w:pPr>
-          <w:hyperlink w:anchor="_Toc238381664" w:history="1">
+          <w:hyperlink w:anchor="_Toc238982974" w:history="1">
             <w:r>
               <w:rPr>
                 <w:rStyle w:val="aa"/>
@@ -2660,7 +2671,7 @@
                 <w:noProof/>
                 <w:webHidden/>
               </w:rPr>
-              <w:instrText xml:space="preserve"> PAGEREF _Toc238381664 \h </w:instrText>
+              <w:instrText xml:space="preserve"> PAGEREF _Toc238982974 \h </w:instrText>
             </w:r>
             <w:r>
               <w:rPr>
@@ -2705,7 +2716,7 @@
               <w14:ligatures w14:val="standardContextual"/>
             </w:rPr>
           </w:pPr>
-          <w:hyperlink w:anchor="_Toc238381665" w:history="1">
+          <w:hyperlink w:anchor="_Toc238982975" w:history="1">
             <w:r>
               <w:rPr>
                 <w:rStyle w:val="aa"/>
@@ -2734,7 +2745,7 @@
                 <w:noProof/>
                 <w:webHidden/>
               </w:rPr>
-              <w:instrText xml:space="preserve"> PAGEREF _Toc238381665 \h </w:instrText>
+              <w:instrText xml:space="preserve"> PAGEREF _Toc238982975 \h </w:instrText>
             </w:r>
             <w:r>
               <w:rPr>
@@ -2776,7 +2787,7 @@
               <w:noProof/>
             </w:rPr>
           </w:pPr>
-          <w:hyperlink w:anchor="_Toc238381666" w:history="1">
+          <w:hyperlink w:anchor="_Toc238982976" w:history="1">
             <w:r>
               <w:rPr>
                 <w:rStyle w:val="aa"/>
@@ -2805,7 +2816,7 @@
                 <w:noProof/>
                 <w:webHidden/>
               </w:rPr>
-              <w:instrText xml:space="preserve"> PAGEREF _Toc238381666 \h </w:instrText>
+              <w:instrText xml:space="preserve"> PAGEREF _Toc238982976 \h </w:instrText>
             </w:r>
             <w:r>
               <w:rPr>
@@ -2850,7 +2861,7 @@
               <w14:ligatures w14:val="standardContextual"/>
             </w:rPr>
           </w:pPr>
-          <w:hyperlink w:anchor="_Toc238381667" w:history="1">
+          <w:hyperlink w:anchor="_Toc238982977" w:history="1">
             <w:r>
               <w:rPr>
                 <w:rStyle w:val="aa"/>
@@ -2879,7 +2890,7 @@
                 <w:noProof/>
                 <w:webHidden/>
               </w:rPr>
-              <w:instrText xml:space="preserve"> PAGEREF _Toc238381667 \h </w:instrText>
+              <w:instrText xml:space="preserve"> PAGEREF _Toc238982977 \h </w:instrText>
             </w:r>
             <w:r>
               <w:rPr>
@@ -2924,7 +2935,7 @@
               <w14:ligatures w14:val="standardContextual"/>
             </w:rPr>
           </w:pPr>
-          <w:hyperlink w:anchor="_Toc238381668" w:history="1">
+          <w:hyperlink w:anchor="_Toc238982978" w:history="1">
             <w:r>
               <w:rPr>
                 <w:rStyle w:val="aa"/>
@@ -2953,7 +2964,7 @@
                 <w:noProof/>
                 <w:webHidden/>
               </w:rPr>
-              <w:instrText xml:space="preserve"> PAGEREF _Toc238381668 \h </w:instrText>
+              <w:instrText xml:space="preserve"> PAGEREF _Toc238982978 \h </w:instrText>
             </w:r>
             <w:r>
               <w:rPr>
@@ -2973,7 +2984,7 @@
                 <w:noProof/>
                 <w:webHidden/>
               </w:rPr>
-              <w:t>15</w:t>
+              <w:t>17</w:t>
             </w:r>
             <w:r>
               <w:rPr>
@@ -2998,7 +3009,7 @@
               <w14:ligatures w14:val="standardContextual"/>
             </w:rPr>
           </w:pPr>
-          <w:hyperlink w:anchor="_Toc238381669" w:history="1">
+          <w:hyperlink w:anchor="_Toc238982979" w:history="1">
             <w:r>
               <w:rPr>
                 <w:rStyle w:val="aa"/>
@@ -3027,7 +3038,7 @@
                 <w:noProof/>
                 <w:webHidden/>
               </w:rPr>
-              <w:instrText xml:space="preserve"> PAGEREF _Toc238381669 \h </w:instrText>
+              <w:instrText xml:space="preserve"> PAGEREF _Toc238982979 \h </w:instrText>
             </w:r>
             <w:r>
               <w:rPr>
@@ -3047,7 +3058,7 @@
                 <w:noProof/>
                 <w:webHidden/>
               </w:rPr>
-              <w:t>15</w:t>
+              <w:t>17</w:t>
             </w:r>
             <w:r>
               <w:rPr>
@@ -3072,7 +3083,7 @@
               <w14:ligatures w14:val="standardContextual"/>
             </w:rPr>
           </w:pPr>
-          <w:hyperlink w:anchor="_Toc238381670" w:history="1">
+          <w:hyperlink w:anchor="_Toc238982980" w:history="1">
             <w:r>
               <w:rPr>
                 <w:rStyle w:val="aa"/>
@@ -3080,7 +3091,7 @@
                 <w:bCs/>
                 <w:noProof/>
               </w:rPr>
-              <w:t>메인 스토리</w:t>
+              <w:t>메인 스토리(시놉시스)</w:t>
             </w:r>
             <w:r>
               <w:rPr>
@@ -3101,7 +3112,7 @@
                 <w:noProof/>
                 <w:webHidden/>
               </w:rPr>
-              <w:instrText xml:space="preserve"> PAGEREF _Toc238381670 \h </w:instrText>
+              <w:instrText xml:space="preserve"> PAGEREF _Toc238982980 \h </w:instrText>
             </w:r>
             <w:r>
               <w:rPr>
@@ -3121,7 +3132,7 @@
                 <w:noProof/>
                 <w:webHidden/>
               </w:rPr>
-              <w:t>15</w:t>
+              <w:t>18</w:t>
             </w:r>
             <w:r>
               <w:rPr>
@@ -3146,7 +3157,7 @@
               <w14:ligatures w14:val="standardContextual"/>
             </w:rPr>
           </w:pPr>
-          <w:hyperlink w:anchor="_Toc238381671" w:history="1">
+          <w:hyperlink w:anchor="_Toc238982981" w:history="1">
             <w:r>
               <w:rPr>
                 <w:rStyle w:val="aa"/>
@@ -3175,7 +3186,7 @@
                 <w:noProof/>
                 <w:webHidden/>
               </w:rPr>
-              <w:instrText xml:space="preserve"> PAGEREF _Toc238381671 \h </w:instrText>
+              <w:instrText xml:space="preserve"> PAGEREF _Toc238982981 \h </w:instrText>
             </w:r>
             <w:r>
               <w:rPr>
@@ -3195,7 +3206,7 @@
                 <w:noProof/>
                 <w:webHidden/>
               </w:rPr>
-              <w:t>15</w:t>
+              <w:t>18</w:t>
             </w:r>
             <w:r>
               <w:rPr>
@@ -3217,7 +3228,7 @@
               <w:noProof/>
             </w:rPr>
           </w:pPr>
-          <w:hyperlink w:anchor="_Toc238381672" w:history="1">
+          <w:hyperlink w:anchor="_Toc238982982" w:history="1">
             <w:r>
               <w:rPr>
                 <w:rStyle w:val="aa"/>
@@ -3246,7 +3257,7 @@
                 <w:noProof/>
                 <w:webHidden/>
               </w:rPr>
-              <w:instrText xml:space="preserve"> PAGEREF _Toc238381672 \h </w:instrText>
+              <w:instrText xml:space="preserve"> PAGEREF _Toc238982982 \h </w:instrText>
             </w:r>
             <w:r>
               <w:rPr>
@@ -3266,7 +3277,7 @@
                 <w:noProof/>
                 <w:webHidden/>
               </w:rPr>
-              <w:t>16</w:t>
+              <w:t>22</w:t>
             </w:r>
             <w:r>
               <w:rPr>
@@ -3288,7 +3299,7 @@
               <w:noProof/>
             </w:rPr>
           </w:pPr>
-          <w:hyperlink w:anchor="_Toc238381673" w:history="1">
+          <w:hyperlink w:anchor="_Toc238982983" w:history="1">
             <w:r>
               <w:rPr>
                 <w:rStyle w:val="aa"/>
@@ -3317,7 +3328,7 @@
                 <w:noProof/>
                 <w:webHidden/>
               </w:rPr>
-              <w:instrText xml:space="preserve"> PAGEREF _Toc238381673 \h </w:instrText>
+              <w:instrText xml:space="preserve"> PAGEREF _Toc238982983 \h </w:instrText>
             </w:r>
             <w:r>
               <w:rPr>
@@ -3337,7 +3348,7 @@
                 <w:noProof/>
                 <w:webHidden/>
               </w:rPr>
-              <w:t>16</w:t>
+              <w:t>22</w:t>
             </w:r>
             <w:r>
               <w:rPr>
@@ -3359,7 +3370,7 @@
               <w:noProof/>
             </w:rPr>
           </w:pPr>
-          <w:hyperlink w:anchor="_Toc238381674" w:history="1">
+          <w:hyperlink w:anchor="_Toc238982984" w:history="1">
             <w:r>
               <w:rPr>
                 <w:rStyle w:val="aa"/>
@@ -3388,7 +3399,7 @@
                 <w:noProof/>
                 <w:webHidden/>
               </w:rPr>
-              <w:instrText xml:space="preserve"> PAGEREF _Toc238381674 \h </w:instrText>
+              <w:instrText xml:space="preserve"> PAGEREF _Toc238982984 \h </w:instrText>
             </w:r>
             <w:r>
               <w:rPr>
@@ -3408,7 +3419,7 @@
                 <w:noProof/>
                 <w:webHidden/>
               </w:rPr>
-              <w:t>16</w:t>
+              <w:t>23</w:t>
             </w:r>
             <w:r>
               <w:rPr>
@@ -3433,7 +3444,7 @@
               <w14:ligatures w14:val="standardContextual"/>
             </w:rPr>
           </w:pPr>
-          <w:hyperlink w:anchor="_Toc238381675" w:history="1">
+          <w:hyperlink w:anchor="_Toc238982985" w:history="1">
             <w:r>
               <w:rPr>
                 <w:rStyle w:val="aa"/>
@@ -3462,7 +3473,7 @@
                 <w:noProof/>
                 <w:webHidden/>
               </w:rPr>
-              <w:instrText xml:space="preserve"> PAGEREF _Toc238381675 \h </w:instrText>
+              <w:instrText xml:space="preserve"> PAGEREF _Toc238982985 \h </w:instrText>
             </w:r>
             <w:r>
               <w:rPr>
@@ -3482,7 +3493,7 @@
                 <w:noProof/>
                 <w:webHidden/>
               </w:rPr>
-              <w:t>16</w:t>
+              <w:t>23</w:t>
             </w:r>
             <w:r>
               <w:rPr>
@@ -3507,7 +3518,7 @@
               <w14:ligatures w14:val="standardContextual"/>
             </w:rPr>
           </w:pPr>
-          <w:hyperlink w:anchor="_Toc238381676" w:history="1">
+          <w:hyperlink w:anchor="_Toc238982986" w:history="1">
             <w:r>
               <w:rPr>
                 <w:rStyle w:val="aa"/>
@@ -3536,7 +3547,7 @@
                 <w:noProof/>
                 <w:webHidden/>
               </w:rPr>
-              <w:instrText xml:space="preserve"> PAGEREF _Toc238381676 \h </w:instrText>
+              <w:instrText xml:space="preserve"> PAGEREF _Toc238982986 \h </w:instrText>
             </w:r>
             <w:r>
               <w:rPr>
@@ -3556,7 +3567,7 @@
                 <w:noProof/>
                 <w:webHidden/>
               </w:rPr>
-              <w:t>16</w:t>
+              <w:t>23</w:t>
             </w:r>
             <w:r>
               <w:rPr>
@@ -3588,7 +3599,7 @@
           <w:bCs/>
         </w:rPr>
       </w:pPr>
-      <w:bookmarkStart w:id="0" w:name="_Toc238381630"/>
+      <w:bookmarkStart w:id="0" w:name="_Toc238982940"/>
       <w:r>
         <w:rPr>
           <w:rFonts w:hint="eastAsia"/>
@@ -3607,7 +3618,8 @@
           <w:bCs/>
         </w:rPr>
       </w:pPr>
-      <w:bookmarkStart w:id="1" w:name="_Toc238381631"/>
+      <w:bookmarkStart w:id="1" w:name="_Toc238982941"/>
+      <w:proofErr w:type="spellStart"/>
       <w:r>
         <w:rPr>
           <w:rFonts w:hint="eastAsia"/>
@@ -3616,6 +3628,7 @@
         </w:rPr>
         <w:t>게임명</w:t>
       </w:r>
+      <w:proofErr w:type="spellEnd"/>
       <w:r>
         <w:rPr>
           <w:rFonts w:hint="eastAsia"/>
@@ -3650,7 +3663,7 @@
           <w:bCs/>
         </w:rPr>
       </w:pPr>
-      <w:bookmarkStart w:id="2" w:name="_Toc238381632"/>
+      <w:bookmarkStart w:id="2" w:name="_Toc238982942"/>
       <w:r>
         <w:rPr>
           <w:rFonts w:hint="eastAsia"/>
@@ -3677,7 +3690,7 @@
           <w:bCs/>
         </w:rPr>
       </w:pPr>
-      <w:bookmarkStart w:id="3" w:name="_Toc238381633"/>
+      <w:bookmarkStart w:id="3" w:name="_Toc238982943"/>
       <w:r>
         <w:rPr>
           <w:rFonts w:hint="eastAsia"/>
@@ -3705,6 +3718,7 @@
       <w:bookmarkEnd w:id="3"/>
     </w:p>
     <w:p>
+      <w:proofErr w:type="gramStart"/>
       <w:r>
         <w:rPr>
           <w:rFonts w:hint="eastAsia"/>
@@ -3723,6 +3737,7 @@
         </w:rPr>
         <w:t>/</w:t>
       </w:r>
+      <w:proofErr w:type="gramEnd"/>
       <w:r>
         <w:rPr>
           <w:rFonts w:hint="eastAsia"/>
@@ -3744,7 +3759,7 @@
           <w:bCs/>
         </w:rPr>
       </w:pPr>
-      <w:bookmarkStart w:id="4" w:name="_Toc238381634"/>
+      <w:bookmarkStart w:id="4" w:name="_Toc238982944"/>
       <w:r>
         <w:rPr>
           <w:rFonts w:hint="eastAsia"/>
@@ -3756,7 +3771,6 @@
       <w:bookmarkEnd w:id="4"/>
     </w:p>
     <w:p>
-      <w:bookmarkStart w:id="5" w:name="_Toc238381635"/>
       <w:r>
         <w:t>귀신을 볼 수 있게 된 남자와 귀신을 보지 못하는 무당</w:t>
       </w:r>
@@ -3778,6 +3792,7 @@
           <w:bCs/>
         </w:rPr>
       </w:pPr>
+      <w:bookmarkStart w:id="5" w:name="_Toc238982945"/>
       <w:r>
         <w:rPr>
           <w:rFonts w:hint="eastAsia"/>
@@ -3866,7 +3881,7 @@
           <w:bCs/>
         </w:rPr>
       </w:pPr>
-      <w:bookmarkStart w:id="6" w:name="_Toc238381636"/>
+      <w:bookmarkStart w:id="6" w:name="_Toc238982946"/>
       <w:r>
         <w:rPr>
           <w:rFonts w:hint="eastAsia"/>
@@ -3886,7 +3901,7 @@
           <w:bCs/>
         </w:rPr>
       </w:pPr>
-      <w:bookmarkStart w:id="7" w:name="_Toc238381637"/>
+      <w:bookmarkStart w:id="7" w:name="_Toc238982947"/>
       <w:r>
         <w:rPr>
           <w:rFonts w:hint="eastAsia"/>
@@ -3937,7 +3952,7 @@
           <w:bCs/>
         </w:rPr>
       </w:pPr>
-      <w:bookmarkStart w:id="8" w:name="_Toc238381638"/>
+      <w:bookmarkStart w:id="8" w:name="_Toc238982948"/>
       <w:r>
         <w:rPr>
           <w:rFonts w:hint="eastAsia"/>
@@ -4069,7 +4084,23 @@
           <w:rFonts w:hint="eastAsia"/>
           <w:color w:val="275317" w:themeColor="accent6" w:themeShade="80"/>
         </w:rPr>
-        <w:t xml:space="preserve">+ 전에 기획했던 조선시대 퇴마 집단(판타지의 모험가 길드 느낌)이 계승되어 거슬러 올라가 현대에 와서 인터넷으로 커뮤니케이션하는 집단이 되었음. 물론 커뮤니티는 비밀스럽게 유지. </w:t>
+        <w:t xml:space="preserve">+ 전에 기획했던 조선시대 </w:t>
+      </w:r>
+      <w:proofErr w:type="spellStart"/>
+      <w:r>
+        <w:rPr>
+          <w:rFonts w:hint="eastAsia"/>
+          <w:color w:val="275317" w:themeColor="accent6" w:themeShade="80"/>
+        </w:rPr>
+        <w:t>퇴마</w:t>
+      </w:r>
+      <w:proofErr w:type="spellEnd"/>
+      <w:r>
+        <w:rPr>
+          <w:rFonts w:hint="eastAsia"/>
+          <w:color w:val="275317" w:themeColor="accent6" w:themeShade="80"/>
+        </w:rPr>
+        <w:t xml:space="preserve"> 집단(판타지의 모험가 길드 느낌)이 계승되어 거슬러 올라가 현대에 와서 인터넷으로 커뮤니케이션하는 집단이 되었음. 물론 커뮤니티는 비밀스럽게 유지. </w:t>
       </w:r>
     </w:p>
     <w:p>
@@ -4139,16 +4170,26 @@
           <w:bCs/>
         </w:rPr>
       </w:pPr>
-      <w:bookmarkStart w:id="9" w:name="_Toc238381639"/>
-      <w:r>
-        <w:rPr>
-          <w:rFonts w:hint="eastAsia"/>
-          <w:b/>
-          <w:bCs/>
-        </w:rPr>
-        <w:t>게임의 차별점</w:t>
+      <w:bookmarkStart w:id="9" w:name="_Toc238982949"/>
+      <w:r>
+        <w:rPr>
+          <w:rFonts w:hint="eastAsia"/>
+          <w:b/>
+          <w:bCs/>
+        </w:rPr>
+        <w:t xml:space="preserve">게임의 </w:t>
+      </w:r>
+      <w:proofErr w:type="spellStart"/>
+      <w:r>
+        <w:rPr>
+          <w:rFonts w:hint="eastAsia"/>
+          <w:b/>
+          <w:bCs/>
+        </w:rPr>
+        <w:t>차별점</w:t>
       </w:r>
       <w:bookmarkEnd w:id="9"/>
+      <w:proofErr w:type="spellEnd"/>
     </w:p>
     <w:p>
       <w:pPr>
@@ -4158,7 +4199,7 @@
           <w:bCs/>
         </w:rPr>
       </w:pPr>
-      <w:bookmarkStart w:id="10" w:name="_Toc238381640"/>
+      <w:bookmarkStart w:id="10" w:name="_Toc238982950"/>
       <w:r>
         <w:rPr>
           <w:rFonts w:hint="eastAsia"/>
@@ -4199,7 +4240,7 @@
           <w:bCs/>
         </w:rPr>
       </w:pPr>
-      <w:bookmarkStart w:id="11" w:name="_Toc238381641"/>
+      <w:bookmarkStart w:id="11" w:name="_Toc238982951"/>
       <w:r>
         <w:rPr>
           <w:rFonts w:hint="eastAsia"/>
@@ -4225,7 +4266,7 @@
         </w:rPr>
         <w:t xml:space="preserve"> </w:t>
       </w:r>
-      <w:bookmarkStart w:id="12" w:name="_Toc238381642"/>
+      <w:bookmarkStart w:id="12" w:name="_Toc238982952"/>
       <w:r>
         <w:rPr>
           <w:rFonts w:hint="eastAsia"/>
@@ -4395,7 +4436,23 @@
         <w:t xml:space="preserve">3D/1인칭/멀티/공포/추리 게임으로, </w:t>
       </w:r>
       <w:r>
-        <w:t>각종 고스트 헌팅 도구로 귀신의 위치를 찾고, 여러 도구를 사용해 나오는 반응을 통해 그 귀신이 어떤 귀신(ex 데몬, 폴터가이스트, 레버넌트)인 지 맞추는 공포게임임.</w:t>
+        <w:t xml:space="preserve">각종 고스트 헌팅 도구로 귀신의 위치를 찾고, 여러 도구를 사용해 나오는 반응을 통해 그 귀신이 어떤 귀신(ex 데몬, </w:t>
+      </w:r>
+      <w:proofErr w:type="spellStart"/>
+      <w:r>
+        <w:t>폴터가이스트</w:t>
+      </w:r>
+      <w:proofErr w:type="spellEnd"/>
+      <w:r>
+        <w:t xml:space="preserve">, </w:t>
+      </w:r>
+      <w:proofErr w:type="spellStart"/>
+      <w:r>
+        <w:t>레버넌트</w:t>
+      </w:r>
+      <w:proofErr w:type="spellEnd"/>
+      <w:r>
+        <w:t>)인 지 맞추는 공포게임임.</w:t>
       </w:r>
       <w:r>
         <w:rPr>
@@ -4508,7 +4565,21 @@
         <w:rPr>
           <w:rFonts w:hint="eastAsia"/>
         </w:rPr>
-        <w:t xml:space="preserve">마치 쯔꾸르 게임, 비주얼 노벨 게임이라고 생각하면 </w:t>
+        <w:t xml:space="preserve">마치 </w:t>
+      </w:r>
+      <w:proofErr w:type="spellStart"/>
+      <w:r>
+        <w:rPr>
+          <w:rFonts w:hint="eastAsia"/>
+        </w:rPr>
+        <w:t>쯔꾸르</w:t>
+      </w:r>
+      <w:proofErr w:type="spellEnd"/>
+      <w:r>
+        <w:rPr>
+          <w:rFonts w:hint="eastAsia"/>
+        </w:rPr>
+        <w:t xml:space="preserve"> 게임, 비주얼 노벨 게임이라고 생각하면 </w:t>
       </w:r>
       <w:r>
         <w:rPr>
@@ -4520,7 +4591,21 @@
         <w:rPr>
           <w:rFonts w:hint="eastAsia"/>
         </w:rPr>
-        <w:t xml:space="preserve"> 그러나 2D가 아닌 언리얼 엔진을 이용해 </w:t>
+        <w:t xml:space="preserve"> 그러나 2D가 아닌 </w:t>
+      </w:r>
+      <w:proofErr w:type="spellStart"/>
+      <w:r>
+        <w:rPr>
+          <w:rFonts w:hint="eastAsia"/>
+        </w:rPr>
+        <w:t>언리얼</w:t>
+      </w:r>
+      <w:proofErr w:type="spellEnd"/>
+      <w:r>
+        <w:rPr>
+          <w:rFonts w:hint="eastAsia"/>
+        </w:rPr>
+        <w:t xml:space="preserve"> 엔진을 이용해 </w:t>
       </w:r>
       <w:r>
         <w:rPr>
@@ -4680,7 +4765,7 @@
           <w:bCs/>
         </w:rPr>
       </w:pPr>
-      <w:bookmarkStart w:id="13" w:name="_Toc238381643"/>
+      <w:bookmarkStart w:id="13" w:name="_Toc238982953"/>
       <w:r>
         <w:rPr>
           <w:rFonts w:hint="eastAsia"/>
@@ -4693,18 +4778,35 @@
       <w:bookmarkEnd w:id="13"/>
     </w:p>
     <w:p>
-      <w:r>
-        <w:t xml:space="preserve">인게임 시작 시 </w:t>
-      </w:r>
-      <w:r>
-        <w:rPr>
-          <w:b/>
-          <w:bCs/>
-        </w:rPr>
-        <w:t>2개의 페이즈</w:t>
-      </w:r>
-      <w:r>
-        <w:t xml:space="preserve">를 가지고 있음. </w:t>
+      <w:proofErr w:type="spellStart"/>
+      <w:r>
+        <w:t>인게임</w:t>
+      </w:r>
+      <w:proofErr w:type="spellEnd"/>
+      <w:r>
+        <w:t xml:space="preserve"> 시작 시 </w:t>
+      </w:r>
+      <w:r>
+        <w:rPr>
+          <w:b/>
+          <w:bCs/>
+        </w:rPr>
+        <w:t xml:space="preserve">2개의 </w:t>
+      </w:r>
+      <w:proofErr w:type="spellStart"/>
+      <w:r>
+        <w:rPr>
+          <w:b/>
+          <w:bCs/>
+        </w:rPr>
+        <w:t>페이즈</w:t>
+      </w:r>
+      <w:r>
+        <w:t>를</w:t>
+      </w:r>
+      <w:proofErr w:type="spellEnd"/>
+      <w:r>
+        <w:t xml:space="preserve"> 가지고 있음. </w:t>
       </w:r>
       <w:r>
         <w:rPr>
@@ -4713,8 +4815,19 @@
           <w:color w:val="002060"/>
           <w:u w:val="single"/>
         </w:rPr>
-        <w:t>귀신 찾기페이즈</w:t>
-      </w:r>
+        <w:t xml:space="preserve">귀신 </w:t>
+      </w:r>
+      <w:proofErr w:type="spellStart"/>
+      <w:r>
+        <w:rPr>
+          <w:b/>
+          <w:bCs/>
+          <w:color w:val="002060"/>
+          <w:u w:val="single"/>
+        </w:rPr>
+        <w:t>찾기페이즈</w:t>
+      </w:r>
+      <w:proofErr w:type="spellEnd"/>
       <w:r>
         <w:rPr>
           <w:b/>
@@ -4737,11 +4850,22 @@
           <w:color w:val="7030A0"/>
           <w:u w:val="single"/>
         </w:rPr>
-        <w:t>제령 페이즈</w:t>
-      </w:r>
-      <w:r>
-        <w:rPr>
+        <w:t xml:space="preserve">제령 </w:t>
+      </w:r>
+      <w:proofErr w:type="spellStart"/>
+      <w:r>
+        <w:rPr>
+          <w:b/>
+          <w:bCs/>
           <w:color w:val="7030A0"/>
+          <w:u w:val="single"/>
+        </w:rPr>
+        <w:t>페이즈</w:t>
+      </w:r>
+      <w:proofErr w:type="spellEnd"/>
+      <w:r>
+        <w:rPr>
+          <w:color w:val="7030A0"/>
         </w:rPr>
         <w:t xml:space="preserve"> </w:t>
       </w:r>
@@ -4755,7 +4879,7 @@
           <w:noProof/>
         </w:rPr>
         <w:drawing>
-          <wp:inline distT="0" distB="0" distL="0" distR="0" wp14:anchorId="54218B76" wp14:editId="5177EB9B">
+          <wp:inline distT="0" distB="0" distL="0" distR="0" wp14:anchorId="54218B76" wp14:editId="77C67586">
             <wp:extent cx="4724516" cy="2657475"/>
             <wp:effectExtent l="0" t="0" r="0" b="0"/>
             <wp:docPr id="439570909" name="그림 11" descr="파스모포비아 Phasmophobia】 EMF측정기 완벽한 사용방법!! : 네이버 블로그"/>
@@ -4812,14 +4936,32 @@
           <w:color w:val="0A2F41" w:themeColor="accent1" w:themeShade="80"/>
           <w:u w:val="single"/>
         </w:rPr>
-        <w:t>귀신 찾기 페이즈</w:t>
-      </w:r>
-      <w:r>
-        <w:rPr>
-          <w:b/>
-          <w:bCs/>
-        </w:rPr>
-        <w:t>는 건물에서 방 하나하나 헌팅 도구를 이용해 탐색해서 귀신이 있을 것 같은 후보 위치에 부적을 놓아 귀신의 움직임을 막아야</w:t>
+        <w:t xml:space="preserve">귀신 찾기 </w:t>
+      </w:r>
+      <w:proofErr w:type="spellStart"/>
+      <w:r>
+        <w:rPr>
+          <w:b/>
+          <w:bCs/>
+          <w:color w:val="0A2F41" w:themeColor="accent1" w:themeShade="80"/>
+          <w:u w:val="single"/>
+        </w:rPr>
+        <w:t>페이즈</w:t>
+      </w:r>
+      <w:r>
+        <w:rPr>
+          <w:b/>
+          <w:bCs/>
+        </w:rPr>
+        <w:t>는</w:t>
+      </w:r>
+      <w:proofErr w:type="spellEnd"/>
+      <w:r>
+        <w:rPr>
+          <w:b/>
+          <w:bCs/>
+        </w:rPr>
+        <w:t xml:space="preserve"> 건물에서 방 하나하나 헌팅 도구를 이용해 탐색해서 귀신이 있을 것 같은 후보 위치에 부적을 놓아 귀신의 움직임을 막아야</w:t>
       </w:r>
       <w:r>
         <w:rPr>
@@ -4921,14 +5063,32 @@
           <w:color w:val="7030A0"/>
           <w:u w:val="single"/>
         </w:rPr>
-        <w:t>제령 페이즈</w:t>
-      </w:r>
-      <w:r>
-        <w:rPr>
-          <w:b/>
-          <w:bCs/>
-        </w:rPr>
-        <w:t>는 제령을 하는 무당을 지켜야 함.</w:t>
+        <w:t xml:space="preserve">제령 </w:t>
+      </w:r>
+      <w:proofErr w:type="spellStart"/>
+      <w:r>
+        <w:rPr>
+          <w:b/>
+          <w:bCs/>
+          <w:color w:val="7030A0"/>
+          <w:u w:val="single"/>
+        </w:rPr>
+        <w:t>페이즈</w:t>
+      </w:r>
+      <w:r>
+        <w:rPr>
+          <w:b/>
+          <w:bCs/>
+        </w:rPr>
+        <w:t>는</w:t>
+      </w:r>
+      <w:proofErr w:type="spellEnd"/>
+      <w:r>
+        <w:rPr>
+          <w:b/>
+          <w:bCs/>
+        </w:rPr>
+        <w:t xml:space="preserve"> 제령을 하는 무당을 지켜야 함.</w:t>
       </w:r>
       <w:r>
         <w:rPr>
@@ -5215,7 +5375,15 @@
         <w:t xml:space="preserve"> </w:t>
       </w:r>
       <w:r>
-        <w:t>(외부 미세 에너지 or 귀신의 블러핑)</w:t>
+        <w:t xml:space="preserve">(외부 미세 에너지 or 귀신의 </w:t>
+      </w:r>
+      <w:proofErr w:type="spellStart"/>
+      <w:r>
+        <w:t>블러핑</w:t>
+      </w:r>
+      <w:proofErr w:type="spellEnd"/>
+      <w:r>
+        <w:t>)</w:t>
       </w:r>
     </w:p>
     <w:p>
@@ -5247,7 +5415,15 @@
         <w:t xml:space="preserve"> </w:t>
       </w:r>
       <w:r>
-        <w:t>않다. 별도의 점프 스케어가 있을 수 있음.</w:t>
+        <w:t xml:space="preserve">않다. 별도의 점프 </w:t>
+      </w:r>
+      <w:proofErr w:type="spellStart"/>
+      <w:r>
+        <w:t>스케어가</w:t>
+      </w:r>
+      <w:proofErr w:type="spellEnd"/>
+      <w:r>
+        <w:t xml:space="preserve"> 있을 수 있음.</w:t>
       </w:r>
     </w:p>
     <w:p>
@@ -5258,6 +5434,7 @@
         </w:rPr>
         <w:t xml:space="preserve">3. </w:t>
       </w:r>
+      <w:proofErr w:type="spellStart"/>
       <w:r>
         <w:rPr>
           <w:rFonts w:hint="eastAsia"/>
@@ -5266,11 +5443,20 @@
         </w:rPr>
         <w:t>속박부</w:t>
       </w:r>
+      <w:proofErr w:type="spellEnd"/>
       <w:r>
         <w:t>:</w:t>
       </w:r>
       <w:r>
-        <w:t xml:space="preserve"> 부적을 설치했을 때, 그 방에 귀신이 있다면, 그 귀신은 방에서 빠져나올 수 없다. -&gt; 제령 페이즈로 넘어갈 수 있음.</w:t>
+        <w:t xml:space="preserve"> 부적을 설치했을 때, 그 방에 귀신이 있다면, 그 귀신은 방에서 빠져나올 수 없다. -&gt; 제령 </w:t>
+      </w:r>
+      <w:proofErr w:type="spellStart"/>
+      <w:r>
+        <w:t>페이즈로</w:t>
+      </w:r>
+      <w:proofErr w:type="spellEnd"/>
+      <w:r>
+        <w:t xml:space="preserve"> 넘어갈 수 있음.</w:t>
       </w:r>
     </w:p>
     <w:p>
@@ -5281,6 +5467,7 @@
         </w:rPr>
         <w:t xml:space="preserve">4. </w:t>
       </w:r>
+      <w:proofErr w:type="spellStart"/>
       <w:r>
         <w:rPr>
           <w:rFonts w:hint="eastAsia"/>
@@ -5289,6 +5476,7 @@
         </w:rPr>
         <w:t>금귀부</w:t>
       </w:r>
+      <w:proofErr w:type="spellEnd"/>
       <w:r>
         <w:t>:</w:t>
       </w:r>
@@ -5369,12 +5557,28 @@
     </w:p>
     <w:p>
       <w:r>
-        <w:t>2. 다른 방에 블러핑을 하며, EMF 탐지기에 혼동을 준다.</w:t>
-      </w:r>
-    </w:p>
-    <w:p>
-      <w:r>
-        <w:t>3. 플레이어를 향해 위협을 가한다. -&gt; 점프 스케어 or 데미지</w:t>
+        <w:t xml:space="preserve">2. 다른 방에 </w:t>
+      </w:r>
+      <w:proofErr w:type="spellStart"/>
+      <w:r>
+        <w:t>블러핑을</w:t>
+      </w:r>
+      <w:proofErr w:type="spellEnd"/>
+      <w:r>
+        <w:t xml:space="preserve"> 하며, EMF 탐지기에 혼동을 준다.</w:t>
+      </w:r>
+    </w:p>
+    <w:p>
+      <w:r>
+        <w:t xml:space="preserve">3. 플레이어를 향해 위협을 가한다. -&gt; 점프 </w:t>
+      </w:r>
+      <w:proofErr w:type="spellStart"/>
+      <w:r>
+        <w:t>스케어</w:t>
+      </w:r>
+      <w:proofErr w:type="spellEnd"/>
+      <w:r>
+        <w:t xml:space="preserve"> or 데미지</w:t>
       </w:r>
     </w:p>
     <w:p>
@@ -5393,7 +5597,7 @@
           <w:bCs/>
         </w:rPr>
       </w:pPr>
-      <w:bookmarkStart w:id="14" w:name="_Toc238381644"/>
+      <w:bookmarkStart w:id="14" w:name="_Toc238982954"/>
       <w:r>
         <w:rPr>
           <w:rFonts w:hint="eastAsia"/>
@@ -5402,15 +5606,15 @@
         </w:rPr>
         <w:t>조작 방식</w:t>
       </w:r>
+      <w:r>
+        <w:rPr>
+          <w:rFonts w:hint="eastAsia"/>
+          <w:b/>
+          <w:bCs/>
+        </w:rPr>
+        <w:t>(+)</w:t>
+      </w:r>
       <w:bookmarkEnd w:id="14"/>
-      <w:r>
-        <w:rPr>
-          <w:rFonts w:hint="eastAsia"/>
-          <w:b/>
-          <w:bCs/>
-        </w:rPr>
-        <w:t>(+)</w:t>
-      </w:r>
     </w:p>
     <w:p>
       <w:r>
@@ -5439,7 +5643,35 @@
         <w:rPr>
           <w:rFonts w:hint="eastAsia"/>
         </w:rPr>
-        <w:t>마우스 좌클릭/우클릭: 상호작용 및 아이템 사용</w:t>
+        <w:t xml:space="preserve">마우스 </w:t>
+      </w:r>
+      <w:proofErr w:type="spellStart"/>
+      <w:r>
+        <w:rPr>
+          <w:rFonts w:hint="eastAsia"/>
+        </w:rPr>
+        <w:t>좌클릭</w:t>
+      </w:r>
+      <w:proofErr w:type="spellEnd"/>
+      <w:r>
+        <w:rPr>
+          <w:rFonts w:hint="eastAsia"/>
+        </w:rPr>
+        <w:t>/</w:t>
+      </w:r>
+      <w:proofErr w:type="spellStart"/>
+      <w:r>
+        <w:rPr>
+          <w:rFonts w:hint="eastAsia"/>
+        </w:rPr>
+        <w:t>우클릭</w:t>
+      </w:r>
+      <w:proofErr w:type="spellEnd"/>
+      <w:r>
+        <w:rPr>
+          <w:rFonts w:hint="eastAsia"/>
+        </w:rPr>
+        <w:t>: 상호작용 및 아이템 사용</w:t>
       </w:r>
     </w:p>
     <w:p>
@@ -5450,7 +5682,7 @@
           <w:bCs/>
         </w:rPr>
       </w:pPr>
-      <w:bookmarkStart w:id="15" w:name="_Toc238381645"/>
+      <w:bookmarkStart w:id="15" w:name="_Toc238982955"/>
       <w:r>
         <w:rPr>
           <w:rFonts w:hint="eastAsia"/>
@@ -5470,7 +5702,7 @@
           <w:bCs/>
         </w:rPr>
       </w:pPr>
-      <w:bookmarkStart w:id="16" w:name="_Toc238381646"/>
+      <w:bookmarkStart w:id="16" w:name="_Toc238982956"/>
       <w:r>
         <w:rPr>
           <w:rFonts w:hint="eastAsia"/>
@@ -5522,7 +5754,27 @@
           <w:bCs/>
           <w:color w:val="0070C0"/>
         </w:rPr>
-        <w:t>제령 페이즈에 들어선 후 무당이 제령에 성공할 때까지 무당을 지켜야 한다.</w:t>
+        <w:t xml:space="preserve">제령 </w:t>
+      </w:r>
+      <w:proofErr w:type="spellStart"/>
+      <w:r>
+        <w:rPr>
+          <w:rFonts w:hint="eastAsia"/>
+          <w:b/>
+          <w:bCs/>
+          <w:color w:val="0070C0"/>
+        </w:rPr>
+        <w:t>페이즈에</w:t>
+      </w:r>
+      <w:proofErr w:type="spellEnd"/>
+      <w:r>
+        <w:rPr>
+          <w:rFonts w:hint="eastAsia"/>
+          <w:b/>
+          <w:bCs/>
+          <w:color w:val="0070C0"/>
+        </w:rPr>
+        <w:t xml:space="preserve"> 들어선 후 무당이 제령에 성공할 때까지 무당을 지켜야 한다.</w:t>
       </w:r>
     </w:p>
     <w:p>
@@ -5633,7 +5885,7 @@
           <w:bCs/>
         </w:rPr>
       </w:pPr>
-      <w:bookmarkStart w:id="17" w:name="_Toc238381647"/>
+      <w:bookmarkStart w:id="17" w:name="_Toc238982957"/>
       <w:r>
         <w:rPr>
           <w:rFonts w:hint="eastAsia"/>
@@ -5661,7 +5913,7 @@
           <w:bCs/>
         </w:rPr>
       </w:pPr>
-      <w:bookmarkStart w:id="18" w:name="_Toc238381648"/>
+      <w:bookmarkStart w:id="18" w:name="_Toc238982958"/>
       <w:r>
         <w:rPr>
           <w:rFonts w:hint="eastAsia"/>
@@ -5680,7 +5932,7 @@
           <w:bCs/>
         </w:rPr>
       </w:pPr>
-      <w:bookmarkStart w:id="19" w:name="_Toc238381649"/>
+      <w:bookmarkStart w:id="19" w:name="_Toc238982959"/>
       <w:r>
         <w:rPr>
           <w:rFonts w:hint="eastAsia"/>
@@ -5699,7 +5951,7 @@
           <w:bCs/>
         </w:rPr>
       </w:pPr>
-      <w:bookmarkStart w:id="20" w:name="_Toc238381650"/>
+      <w:bookmarkStart w:id="20" w:name="_Toc238982960"/>
       <w:r>
         <w:rPr>
           <w:rFonts w:hint="eastAsia"/>
@@ -5718,7 +5970,7 @@
           <w:bCs/>
         </w:rPr>
       </w:pPr>
-      <w:bookmarkStart w:id="21" w:name="_Toc238381651"/>
+      <w:bookmarkStart w:id="21" w:name="_Toc238982961"/>
       <w:r>
         <w:rPr>
           <w:rFonts w:hint="eastAsia"/>
@@ -5745,7 +5997,7 @@
           <w:bCs/>
         </w:rPr>
       </w:pPr>
-      <w:bookmarkStart w:id="22" w:name="_Toc238381652"/>
+      <w:bookmarkStart w:id="22" w:name="_Toc238982962"/>
       <w:r>
         <w:rPr>
           <w:rFonts w:hint="eastAsia"/>
@@ -5802,7 +6054,7 @@
           <w:bCs/>
         </w:rPr>
       </w:pPr>
-      <w:bookmarkStart w:id="23" w:name="_Toc238381653"/>
+      <w:bookmarkStart w:id="23" w:name="_Toc238982963"/>
       <w:r>
         <w:rPr>
           <w:rFonts w:hint="eastAsia"/>
@@ -5846,7 +6098,7 @@
           <w:bCs/>
         </w:rPr>
       </w:pPr>
-      <w:bookmarkStart w:id="24" w:name="_Toc238381654"/>
+      <w:bookmarkStart w:id="24" w:name="_Toc238982964"/>
       <w:r>
         <w:rPr>
           <w:rFonts w:hint="eastAsia"/>
@@ -5865,7 +6117,7 @@
           <w:bCs/>
         </w:rPr>
       </w:pPr>
-      <w:bookmarkStart w:id="25" w:name="_Toc238381655"/>
+      <w:bookmarkStart w:id="25" w:name="_Toc238982965"/>
       <w:r>
         <w:rPr>
           <w:rFonts w:hint="eastAsia"/>
@@ -5884,7 +6136,7 @@
           <w:bCs/>
         </w:rPr>
       </w:pPr>
-      <w:bookmarkStart w:id="26" w:name="_Toc238381656"/>
+      <w:bookmarkStart w:id="26" w:name="_Toc238982966"/>
       <w:r>
         <w:rPr>
           <w:rFonts w:hint="eastAsia"/>
@@ -5903,7 +6155,7 @@
           <w:bCs/>
         </w:rPr>
       </w:pPr>
-      <w:bookmarkStart w:id="27" w:name="_Toc238381657"/>
+      <w:bookmarkStart w:id="27" w:name="_Toc238982967"/>
       <w:r>
         <w:rPr>
           <w:rFonts w:hint="eastAsia"/>
@@ -5952,7 +6204,7 @@
           <w:bCs/>
         </w:rPr>
       </w:pPr>
-      <w:bookmarkStart w:id="28" w:name="_Toc238381658"/>
+      <w:bookmarkStart w:id="28" w:name="_Toc238982968"/>
       <w:r>
         <w:rPr>
           <w:rFonts w:hint="eastAsia"/>
@@ -6003,7 +6255,7 @@
           <w:bCs/>
         </w:rPr>
       </w:pPr>
-      <w:bookmarkStart w:id="29" w:name="_Toc238381659"/>
+      <w:bookmarkStart w:id="29" w:name="_Toc238982969"/>
       <w:r>
         <w:rPr>
           <w:rFonts w:hint="eastAsia"/>
@@ -6031,7 +6283,7 @@
           <w:bCs/>
         </w:rPr>
       </w:pPr>
-      <w:bookmarkStart w:id="30" w:name="_Toc238381660"/>
+      <w:bookmarkStart w:id="30" w:name="_Toc238982970"/>
       <w:r>
         <w:rPr>
           <w:rFonts w:hint="eastAsia"/>
@@ -6050,7 +6302,7 @@
           <w:bCs/>
         </w:rPr>
       </w:pPr>
-      <w:bookmarkStart w:id="31" w:name="_Toc238381661"/>
+      <w:bookmarkStart w:id="31" w:name="_Toc238982971"/>
       <w:r>
         <w:rPr>
           <w:rFonts w:hint="eastAsia"/>
@@ -6069,14 +6321,24 @@
           <w:bCs/>
         </w:rPr>
       </w:pPr>
-      <w:bookmarkStart w:id="32" w:name="_Toc238381662"/>
-      <w:r>
-        <w:rPr>
-          <w:rFonts w:hint="eastAsia"/>
-          <w:b/>
-          <w:bCs/>
-        </w:rPr>
-        <w:t>인게임 HUD</w:t>
+      <w:bookmarkStart w:id="32" w:name="_Toc238982972"/>
+      <w:proofErr w:type="spellStart"/>
+      <w:r>
+        <w:rPr>
+          <w:rFonts w:hint="eastAsia"/>
+          <w:b/>
+          <w:bCs/>
+        </w:rPr>
+        <w:t>인게임</w:t>
+      </w:r>
+      <w:proofErr w:type="spellEnd"/>
+      <w:r>
+        <w:rPr>
+          <w:rFonts w:hint="eastAsia"/>
+          <w:b/>
+          <w:bCs/>
+        </w:rPr>
+        <w:t xml:space="preserve"> HUD</w:t>
       </w:r>
       <w:bookmarkEnd w:id="32"/>
     </w:p>
@@ -6088,7 +6350,7 @@
           <w:bCs/>
         </w:rPr>
       </w:pPr>
-      <w:bookmarkStart w:id="33" w:name="_Toc238381663"/>
+      <w:bookmarkStart w:id="33" w:name="_Toc238982973"/>
       <w:r>
         <w:rPr>
           <w:rFonts w:hint="eastAsia"/>
@@ -6107,7 +6369,7 @@
           <w:bCs/>
         </w:rPr>
       </w:pPr>
-      <w:bookmarkStart w:id="34" w:name="_Toc238381664"/>
+      <w:bookmarkStart w:id="34" w:name="_Toc238982974"/>
       <w:r>
         <w:rPr>
           <w:rFonts w:hint="eastAsia"/>
@@ -6126,16 +6388,26 @@
           <w:bCs/>
         </w:rPr>
       </w:pPr>
-      <w:bookmarkStart w:id="35" w:name="_Toc238381665"/>
-      <w:r>
-        <w:rPr>
-          <w:rFonts w:hint="eastAsia"/>
-          <w:b/>
-          <w:bCs/>
-        </w:rPr>
-        <w:t>튜토리얼 및 온보딩</w:t>
+      <w:bookmarkStart w:id="35" w:name="_Toc238982975"/>
+      <w:r>
+        <w:rPr>
+          <w:rFonts w:hint="eastAsia"/>
+          <w:b/>
+          <w:bCs/>
+        </w:rPr>
+        <w:t xml:space="preserve">튜토리얼 및 </w:t>
+      </w:r>
+      <w:proofErr w:type="spellStart"/>
+      <w:r>
+        <w:rPr>
+          <w:rFonts w:hint="eastAsia"/>
+          <w:b/>
+          <w:bCs/>
+        </w:rPr>
+        <w:t>온보딩</w:t>
       </w:r>
       <w:bookmarkEnd w:id="35"/>
+      <w:proofErr w:type="spellEnd"/>
     </w:p>
     <w:p>
       <w:pPr>
@@ -6167,7 +6439,7 @@
           <w:bCs/>
         </w:rPr>
       </w:pPr>
-      <w:bookmarkStart w:id="36" w:name="_Toc238381666"/>
+      <w:bookmarkStart w:id="36" w:name="_Toc238982976"/>
       <w:r>
         <w:rPr>
           <w:rFonts w:hint="eastAsia"/>
@@ -6195,7 +6467,7 @@
           <w:bCs/>
         </w:rPr>
       </w:pPr>
-      <w:bookmarkStart w:id="37" w:name="_Toc238381667"/>
+      <w:bookmarkStart w:id="37" w:name="_Toc238982977"/>
       <w:r>
         <w:rPr>
           <w:rFonts w:hint="eastAsia"/>
@@ -6265,6 +6537,7 @@
         </w:rPr>
         <w:t xml:space="preserve">비밀 집단 </w:t>
       </w:r>
+      <w:proofErr w:type="spellStart"/>
       <w:r>
         <w:rPr>
           <w:rFonts w:hint="eastAsia"/>
@@ -6276,21 +6549,32 @@
         </w:rPr>
         <w:t>한마루</w:t>
       </w:r>
-    </w:p>
-    <w:p>
-      <w:pPr>
-        <w:rPr>
-          <w:b/>
-          <w:bCs/>
-        </w:rPr>
-      </w:pPr>
-      <w:r>
-        <w:rPr>
-          <w:rFonts w:hint="eastAsia"/>
-          <w:b/>
-          <w:bCs/>
-        </w:rPr>
-        <w:t>한마루(가명)는 크게 두 개의 구조로 나뉜다.</w:t>
+      <w:proofErr w:type="spellEnd"/>
+    </w:p>
+    <w:p>
+      <w:pPr>
+        <w:rPr>
+          <w:b/>
+          <w:bCs/>
+        </w:rPr>
+      </w:pPr>
+      <w:proofErr w:type="spellStart"/>
+      <w:r>
+        <w:rPr>
+          <w:rFonts w:hint="eastAsia"/>
+          <w:b/>
+          <w:bCs/>
+        </w:rPr>
+        <w:t>한마루</w:t>
+      </w:r>
+      <w:proofErr w:type="spellEnd"/>
+      <w:r>
+        <w:rPr>
+          <w:rFonts w:hint="eastAsia"/>
+          <w:b/>
+          <w:bCs/>
+        </w:rPr>
+        <w:t>(가명)는 크게 두 개의 구조로 나뉜다.</w:t>
       </w:r>
     </w:p>
     <w:p>
@@ -6354,6 +6638,7 @@
                                 <w:bCs/>
                               </w:rPr>
                             </w:pPr>
+                            <w:proofErr w:type="spellStart"/>
                             <w:r>
                               <w:rPr>
                                 <w:rFonts w:hint="eastAsia"/>
@@ -6362,6 +6647,7 @@
                               </w:rPr>
                               <w:t>한마루</w:t>
                             </w:r>
+                            <w:proofErr w:type="spellEnd"/>
                           </w:p>
                           <w:p>
                             <w:pPr>
@@ -6406,6 +6692,7 @@
                           <w:bCs/>
                         </w:rPr>
                       </w:pPr>
+                      <w:proofErr w:type="spellStart"/>
                       <w:r>
                         <w:rPr>
                           <w:rFonts w:hint="eastAsia"/>
@@ -6414,6 +6701,7 @@
                         </w:rPr>
                         <w:t>한마루</w:t>
                       </w:r>
+                      <w:proofErr w:type="spellEnd"/>
                     </w:p>
                     <w:p>
                       <w:pPr>
@@ -6730,6 +7018,7 @@
                                 <w:bCs/>
                               </w:rPr>
                             </w:pPr>
+                            <w:proofErr w:type="spellStart"/>
                             <w:r>
                               <w:rPr>
                                 <w:rFonts w:hint="eastAsia"/>
@@ -6738,6 +7027,7 @@
                               </w:rPr>
                               <w:t>차사</w:t>
                             </w:r>
+                            <w:proofErr w:type="spellEnd"/>
                           </w:p>
                         </w:txbxContent>
                       </wps:txbx>
@@ -6769,6 +7059,7 @@
                           <w:bCs/>
                         </w:rPr>
                       </w:pPr>
+                      <w:proofErr w:type="spellStart"/>
                       <w:r>
                         <w:rPr>
                           <w:rFonts w:hint="eastAsia"/>
@@ -6777,6 +7068,7 @@
                         </w:rPr>
                         <w:t>차사</w:t>
                       </w:r>
+                      <w:proofErr w:type="spellEnd"/>
                     </w:p>
                   </w:txbxContent>
                 </v:textbox>
@@ -6840,6 +7132,7 @@
                                 <w:bCs/>
                               </w:rPr>
                             </w:pPr>
+                            <w:proofErr w:type="spellStart"/>
                             <w:r>
                               <w:rPr>
                                 <w:rFonts w:hint="eastAsia"/>
@@ -6848,6 +7141,7 @@
                               </w:rPr>
                               <w:t>해원사</w:t>
                             </w:r>
+                            <w:proofErr w:type="spellEnd"/>
                           </w:p>
                         </w:txbxContent>
                       </wps:txbx>
@@ -6879,6 +7173,7 @@
                           <w:bCs/>
                         </w:rPr>
                       </w:pPr>
+                      <w:proofErr w:type="spellStart"/>
                       <w:r>
                         <w:rPr>
                           <w:rFonts w:hint="eastAsia"/>
@@ -6887,6 +7182,7 @@
                         </w:rPr>
                         <w:t>해원사</w:t>
                       </w:r>
+                      <w:proofErr w:type="spellEnd"/>
                     </w:p>
                   </w:txbxContent>
                 </v:textbox>
@@ -7463,8 +7759,13 @@
         </w:rPr>
         <w:t>내원</w:t>
       </w:r>
-    </w:p>
-    <w:p>
+      <w:r>
+        <w:rPr>
+          <w:b/>
+          <w:bCs/>
+        </w:rPr>
+        <w:br/>
+      </w:r>
       <w:r>
         <w:rPr>
           <w:rFonts w:hint="eastAsia"/>
@@ -7521,8 +7822,13 @@
       <w:r>
         <w:br/>
       </w:r>
-      <w:r>
-        <w:t>현장직 등록 및 관리</w:t>
+      <w:proofErr w:type="spellStart"/>
+      <w:r>
+        <w:t>현장직</w:t>
+      </w:r>
+      <w:proofErr w:type="spellEnd"/>
+      <w:r>
+        <w:t xml:space="preserve"> 등록 및 관리</w:t>
       </w:r>
       <w:r>
         <w:br/>
@@ -7648,93 +7954,428 @@
         <w:br/>
       </w:r>
       <w:r>
+        <w:t>임무 설계</w:t>
+      </w:r>
+      <w:r>
+        <w:br/>
+      </w:r>
+      <w:proofErr w:type="spellStart"/>
+      <w:r>
         <w:lastRenderedPageBreak/>
-        <w:t>임무 설계</w:t>
+        <w:t>현장팀</w:t>
+      </w:r>
+      <w:proofErr w:type="spellEnd"/>
+      <w:r>
+        <w:t xml:space="preserve"> 구성</w:t>
       </w:r>
       <w:r>
         <w:br/>
       </w:r>
-      <w:r>
-        <w:t>현장팀 구성</w:t>
+      <w:proofErr w:type="spellStart"/>
+      <w:r>
+        <w:t>현장팀</w:t>
+      </w:r>
+      <w:proofErr w:type="spellEnd"/>
+      <w:r>
+        <w:t xml:space="preserve"> 지원</w:t>
       </w:r>
       <w:r>
         <w:br/>
       </w:r>
-      <w:r>
-        <w:t>현장팀 지원</w:t>
-      </w:r>
-      <w:r>
+    </w:p>
+    <w:p>
+      <w:pPr>
+        <w:rPr>
+          <w:b/>
+          <w:bCs/>
+        </w:rPr>
+      </w:pPr>
+      <w:r>
+        <w:rPr>
+          <w:rFonts w:hint="eastAsia"/>
+          <w:b/>
+          <w:bCs/>
+        </w:rPr>
+        <w:t>외원</w:t>
+      </w:r>
+      <w:r>
+        <w:rPr>
+          <w:b/>
+          <w:bCs/>
+        </w:rPr>
         <w:br/>
       </w:r>
-    </w:p>
-    <w:p>
-      <w:pPr>
-        <w:rPr>
-          <w:b/>
-          <w:bCs/>
-        </w:rPr>
-      </w:pPr>
-      <w:r>
-        <w:rPr>
-          <w:rFonts w:hint="eastAsia"/>
-          <w:b/>
-          <w:bCs/>
+      <w:r>
+        <w:rPr>
+          <w:rFonts w:hint="eastAsia"/>
+        </w:rPr>
+        <w:t xml:space="preserve">한마루의 </w:t>
+      </w:r>
+      <w:proofErr w:type="spellStart"/>
+      <w:r>
+        <w:rPr>
+          <w:rFonts w:hint="eastAsia"/>
+        </w:rPr>
+        <w:t>현장직</w:t>
+      </w:r>
+      <w:proofErr w:type="spellEnd"/>
+      <w:r>
+        <w:br/>
+      </w:r>
+      <w:r>
+        <w:rPr>
+          <w:rFonts w:hint="eastAsia"/>
+        </w:rPr>
+        <w:t>정식 직원이 아닌 등록된 전문가/계약직/프리랜서에 가깝다.</w:t>
+      </w:r>
+    </w:p>
+    <w:p>
+      <w:pPr>
+        <w:rPr>
+          <w:b/>
+          <w:bCs/>
+        </w:rPr>
+      </w:pPr>
+      <w:proofErr w:type="spellStart"/>
+      <w:r>
+        <w:rPr>
+          <w:rFonts w:hint="eastAsia"/>
+          <w:b/>
+          <w:bCs/>
+        </w:rPr>
+        <w:t>해</w:t>
+      </w:r>
+      <w:r>
+        <w:rPr>
+          <w:rFonts w:hint="eastAsia"/>
+          <w:b/>
+          <w:bCs/>
+        </w:rPr>
+        <w:t>원사</w:t>
+      </w:r>
+      <w:proofErr w:type="spellEnd"/>
+      <w:r>
+        <w:rPr>
+          <w:rFonts w:hint="eastAsia"/>
+          <w:b/>
+          <w:bCs/>
+        </w:rPr>
+        <w:t>(해결)</w:t>
+      </w:r>
+      <w:r>
+        <w:rPr>
+          <w:b/>
+          <w:bCs/>
+        </w:rPr>
+        <w:br/>
+      </w:r>
+      <w:r>
+        <w:rPr>
+          <w:rFonts w:hint="eastAsia"/>
+        </w:rPr>
+        <w:t>귀신 위치 특정</w:t>
+      </w:r>
+      <w:r>
+        <w:br/>
+      </w:r>
+      <w:r>
+        <w:rPr>
+          <w:rFonts w:hint="eastAsia"/>
+        </w:rPr>
+        <w:t>한풀이</w:t>
+      </w:r>
+    </w:p>
+    <w:p>
+      <w:pPr>
+        <w:rPr>
+          <w:rFonts w:hint="eastAsia"/>
+        </w:rPr>
+      </w:pPr>
+      <w:proofErr w:type="spellStart"/>
+      <w:r>
+        <w:rPr>
+          <w:rFonts w:hint="eastAsia"/>
+          <w:b/>
+          <w:bCs/>
+        </w:rPr>
+        <w:t>차사</w:t>
+      </w:r>
+      <w:proofErr w:type="spellEnd"/>
+      <w:r>
+        <w:rPr>
+          <w:rFonts w:hint="eastAsia"/>
+          <w:b/>
+          <w:bCs/>
+        </w:rPr>
+        <w:t>(처리)</w:t>
+      </w:r>
+      <w:r>
+        <w:rPr>
+          <w:b/>
+          <w:bCs/>
+        </w:rPr>
+        <w:br/>
+      </w:r>
+      <w:r>
+        <w:rPr>
+          <w:rFonts w:hint="eastAsia"/>
+        </w:rPr>
+        <w:t>혼을 거둠.</w:t>
+      </w:r>
+    </w:p>
+    <w:p>
+      <w:pPr>
+        <w:rPr>
+          <w:b/>
+          <w:bCs/>
+        </w:rPr>
+      </w:pPr>
+    </w:p>
+    <w:p>
+      <w:r>
+        <w:rPr>
+          <w:rFonts w:hint="eastAsia"/>
+          <w:b/>
+          <w:bCs/>
+        </w:rPr>
+        <w:t xml:space="preserve">한마루의 </w:t>
+      </w:r>
+      <w:r>
+        <w:rPr>
+          <w:rFonts w:hint="eastAsia"/>
+          <w:b/>
+          <w:bCs/>
+        </w:rPr>
+        <w:t>직책</w:t>
+      </w:r>
+      <w:r>
+        <w:rPr>
+          <w:rFonts w:hint="eastAsia"/>
+          <w:b/>
+          <w:bCs/>
+        </w:rPr>
+        <w:t xml:space="preserve"> 및 보직</w:t>
+      </w:r>
+      <w:r>
+        <w:rPr>
+          <w:b/>
+          <w:bCs/>
+        </w:rPr>
+        <w:br/>
+      </w:r>
+      <w:proofErr w:type="spellStart"/>
+      <w:r>
+        <w:rPr>
+          <w:rFonts w:hint="eastAsia"/>
+        </w:rPr>
+        <w:t>한마루</w:t>
+      </w:r>
+      <w:proofErr w:type="spellEnd"/>
+      <w:r>
+        <w:rPr>
+          <w:rFonts w:hint="eastAsia"/>
+        </w:rPr>
+        <w:t xml:space="preserve"> </w:t>
+      </w:r>
+      <w:r>
+        <w:rPr>
+          <w:rFonts w:hint="eastAsia"/>
+        </w:rPr>
+        <w:t>최고권위자</w:t>
+      </w:r>
+      <w:r>
+        <w:rPr>
+          <w:rFonts w:hint="eastAsia"/>
+        </w:rPr>
+        <w:t xml:space="preserve"> (진사어사)</w:t>
+      </w:r>
+      <w:r>
+        <w:rPr>
+          <w:b/>
+          <w:bCs/>
+        </w:rPr>
+        <w:br/>
+      </w:r>
+      <w:proofErr w:type="spellStart"/>
+      <w:r>
+        <w:rPr>
+          <w:rFonts w:hint="eastAsia"/>
+        </w:rPr>
+        <w:t>내원</w:t>
+      </w:r>
+      <w:r>
+        <w:rPr>
+          <w:rFonts w:hint="eastAsia"/>
+        </w:rPr>
+        <w:t>주</w:t>
+      </w:r>
+      <w:proofErr w:type="spellEnd"/>
+      <w:r>
+        <w:rPr>
+          <w:rFonts w:hint="eastAsia"/>
+        </w:rPr>
+        <w:t xml:space="preserve">, </w:t>
+      </w:r>
+      <w:proofErr w:type="spellStart"/>
+      <w:r>
+        <w:rPr>
+          <w:rFonts w:hint="eastAsia"/>
         </w:rPr>
         <w:t>외원</w:t>
       </w:r>
-    </w:p>
-    <w:p>
-      <w:r>
-        <w:rPr>
-          <w:rFonts w:hint="eastAsia"/>
-        </w:rPr>
-        <w:t>한마루의 현장직</w:t>
-      </w:r>
-      <w:r>
+      <w:r>
+        <w:rPr>
+          <w:rFonts w:hint="eastAsia"/>
+        </w:rPr>
+        <w:t>주</w:t>
+      </w:r>
+      <w:proofErr w:type="spellEnd"/>
+      <w:r>
+        <w:rPr>
+          <w:b/>
+          <w:bCs/>
+        </w:rPr>
         <w:br/>
       </w:r>
       <w:r>
         <w:rPr>
           <w:rFonts w:hint="eastAsia"/>
         </w:rPr>
-        <w:t>정식 직원이 아닌 등록된 전문가/계약직/프리랜서에 가깝다.</w:t>
-      </w:r>
-    </w:p>
-    <w:p>
-      <w:pPr>
-        <w:rPr>
-          <w:b/>
-          <w:bCs/>
-        </w:rPr>
-      </w:pPr>
-      <w:r>
-        <w:rPr>
-          <w:rFonts w:hint="eastAsia"/>
-          <w:b/>
-          <w:bCs/>
-        </w:rPr>
-        <w:t>해</w:t>
-      </w:r>
-      <w:r>
-        <w:rPr>
-          <w:rFonts w:hint="eastAsia"/>
-          <w:b/>
-          <w:bCs/>
-        </w:rPr>
-        <w:t>원사(해결)</w:t>
-      </w:r>
-      <w:r>
-        <w:rPr>
-          <w:b/>
-          <w:bCs/>
-        </w:rPr>
+        <w:t xml:space="preserve">각 하위조직의 </w:t>
+      </w:r>
+      <w:r>
+        <w:rPr>
+          <w:rFonts w:hint="eastAsia"/>
+        </w:rPr>
+        <w:t>주(</w:t>
+      </w:r>
+      <w:r>
+        <w:t>主</w:t>
+      </w:r>
+      <w:r>
+        <w:rPr>
+          <w:rFonts w:hint="eastAsia"/>
+        </w:rPr>
+        <w:t xml:space="preserve">) </w:t>
+      </w:r>
+      <w:r>
+        <w:rPr>
+          <w:rFonts w:hint="eastAsia"/>
+        </w:rPr>
+        <w:t>6명</w:t>
+      </w:r>
+    </w:p>
+    <w:p>
+      <w:pPr>
+        <w:rPr>
+          <w:b/>
+          <w:bCs/>
+        </w:rPr>
+      </w:pPr>
+    </w:p>
+    <w:p>
+      <w:pPr>
+        <w:rPr>
+          <w:b/>
+          <w:bCs/>
+        </w:rPr>
+      </w:pPr>
+      <w:r>
+        <w:rPr>
+          <w:rFonts w:hint="eastAsia"/>
+          <w:b/>
+          <w:bCs/>
+        </w:rPr>
+        <w:t>주(</w:t>
+      </w:r>
+      <w:r>
+        <w:rPr>
+          <w:b/>
+          <w:bCs/>
+        </w:rPr>
+        <w:t>主</w:t>
+      </w:r>
+      <w:r>
+        <w:rPr>
+          <w:rFonts w:hint="eastAsia"/>
+          <w:b/>
+          <w:bCs/>
+        </w:rPr>
+        <w:t>)</w:t>
+      </w:r>
+      <w:r>
+        <w:rPr>
+          <w:rFonts w:hint="eastAsia"/>
+          <w:b/>
+          <w:bCs/>
+        </w:rPr>
+        <w:t xml:space="preserve"> 및 진사어사 선별 과정</w:t>
+      </w:r>
+    </w:p>
+    <w:p>
+      <w:pPr>
+        <w:rPr>
+          <w:rFonts w:hint="eastAsia"/>
+        </w:rPr>
+      </w:pPr>
+      <w:r>
+        <w:rPr>
+          <w:rFonts w:hint="eastAsia"/>
+        </w:rPr>
+        <w:t>진사어사가 후계 진사어사를 선별하고,</w:t>
+      </w:r>
+      <w:r>
+        <w:rPr>
+          <w:rFonts w:hint="eastAsia"/>
+        </w:rPr>
+        <w:t xml:space="preserve"> 후계 진사어사가 내원주와 외원주를 선별한다. 선별된 내원주와 외원주가 각각 맡은 하위조직 6명의 주를 뽑는다.</w:t>
+      </w:r>
+    </w:p>
+    <w:p>
+      <w:pPr>
+        <w:rPr>
+          <w:rFonts w:hint="eastAsia"/>
+          <w:b/>
+          <w:bCs/>
+        </w:rPr>
+      </w:pPr>
+      <w:r>
+        <w:rPr>
+          <w:rFonts w:hint="eastAsia"/>
+          <w:b/>
+          <w:bCs/>
+        </w:rPr>
+        <w:t xml:space="preserve">역대 </w:t>
+      </w:r>
+      <w:r>
+        <w:rPr>
+          <w:rFonts w:hint="eastAsia"/>
+          <w:b/>
+          <w:bCs/>
+        </w:rPr>
+        <w:t>진사어사</w:t>
+      </w:r>
+    </w:p>
+    <w:p>
+      <w:pPr>
+        <w:rPr>
+          <w:rFonts w:hint="eastAsia"/>
+        </w:rPr>
+      </w:pPr>
+      <w:r>
+        <w:rPr>
+          <w:rFonts w:hint="eastAsia"/>
+        </w:rPr>
+        <w:t>한마루가 결성된 것은 조선 시대 1400년대.</w:t>
+      </w:r>
+      <w:r>
         <w:br/>
       </w:r>
       <w:r>
         <w:rPr>
           <w:rFonts w:hint="eastAsia"/>
         </w:rPr>
-        <w:t>귀신 위치 특정</w:t>
+        <w:t>임기는 한 사람당 평균 10년정도 가진다.</w:t>
       </w:r>
       <w:r>
         <w:br/>
@@ -7743,188 +8384,175 @@
         <w:rPr>
           <w:rFonts w:hint="eastAsia"/>
         </w:rPr>
-        <w:t>한풀이</w:t>
-      </w:r>
-    </w:p>
-    <w:p>
-      <w:r>
-        <w:rPr>
-          <w:rFonts w:hint="eastAsia"/>
-          <w:b/>
-          <w:bCs/>
-        </w:rPr>
-        <w:t>차사(처리)</w:t>
-      </w:r>
-      <w:r>
-        <w:rPr>
-          <w:b/>
-          <w:bCs/>
-        </w:rPr>
+        <w:t>게임 시점 기준 현재 63대 진사어사.</w:t>
+      </w:r>
+    </w:p>
+    <w:p>
+      <w:pPr>
+        <w:rPr>
+          <w:rFonts w:hint="eastAsia"/>
+          <w:b/>
+          <w:bCs/>
+        </w:rPr>
+      </w:pPr>
+      <w:r>
+        <w:rPr>
+          <w:rFonts w:hint="eastAsia"/>
+          <w:b/>
+          <w:bCs/>
+        </w:rPr>
+        <w:t>현장 임무 프로세스</w:t>
+      </w:r>
+      <w:r>
+        <w:rPr>
+          <w:rFonts w:hint="eastAsia"/>
+          <w:b/>
+          <w:bCs/>
+        </w:rPr>
+        <w:t>(+)</w:t>
+      </w:r>
+    </w:p>
+    <w:p>
+      <w:pPr>
+        <w:rPr>
+          <w:rFonts w:hint="eastAsia"/>
+        </w:rPr>
+      </w:pPr>
+      <w:r>
+        <w:rPr>
+          <w:rFonts w:hint="eastAsia"/>
+        </w:rPr>
+        <w:t>2인 1조가 기준이다. (</w:t>
+      </w:r>
+      <w:proofErr w:type="spellStart"/>
+      <w:r>
+        <w:rPr>
+          <w:rFonts w:hint="eastAsia"/>
+        </w:rPr>
+        <w:t>해원사</w:t>
+      </w:r>
+      <w:proofErr w:type="spellEnd"/>
+      <w:r>
+        <w:rPr>
+          <w:rFonts w:hint="eastAsia"/>
+        </w:rPr>
+        <w:t xml:space="preserve"> 1명, </w:t>
+      </w:r>
+      <w:proofErr w:type="spellStart"/>
+      <w:r>
+        <w:rPr>
+          <w:rFonts w:hint="eastAsia"/>
+        </w:rPr>
+        <w:t>차사</w:t>
+      </w:r>
+      <w:proofErr w:type="spellEnd"/>
+      <w:r>
+        <w:rPr>
+          <w:rFonts w:hint="eastAsia"/>
+        </w:rPr>
+        <w:t xml:space="preserve"> 1명)</w:t>
+      </w:r>
+      <w:r>
         <w:br/>
       </w:r>
       <w:r>
         <w:rPr>
           <w:rFonts w:hint="eastAsia"/>
         </w:rPr>
-        <w:t>혼을 거둠.</w:t>
-      </w:r>
-    </w:p>
-    <w:p/>
-    <w:p>
-      <w:pPr>
-        <w:rPr>
-          <w:b/>
-          <w:bCs/>
-        </w:rPr>
-      </w:pPr>
-      <w:r>
-        <w:rPr>
-          <w:rFonts w:hint="eastAsia"/>
-          <w:b/>
-          <w:bCs/>
-        </w:rPr>
-        <w:t xml:space="preserve">한마루의 </w:t>
-      </w:r>
-      <w:r>
-        <w:rPr>
-          <w:rFonts w:hint="eastAsia"/>
-          <w:b/>
-          <w:bCs/>
-        </w:rPr>
-        <w:t>직책</w:t>
-      </w:r>
-      <w:r>
-        <w:rPr>
-          <w:rFonts w:hint="eastAsia"/>
-          <w:b/>
-          <w:bCs/>
-        </w:rPr>
-        <w:t xml:space="preserve"> 및 보직</w:t>
-      </w:r>
-    </w:p>
-    <w:p>
-      <w:pPr>
-        <w:rPr>
-          <w:rFonts w:hint="eastAsia"/>
-          <w:b/>
-          <w:bCs/>
-        </w:rPr>
-      </w:pPr>
-      <w:r>
-        <w:rPr>
-          <w:rFonts w:hint="eastAsia"/>
-          <w:b/>
-          <w:bCs/>
-        </w:rPr>
-        <w:t xml:space="preserve">한마루 </w:t>
-      </w:r>
-      <w:r>
-        <w:rPr>
-          <w:rFonts w:hint="eastAsia"/>
-          <w:b/>
-          <w:bCs/>
-        </w:rPr>
-        <w:t>최고권위자</w:t>
-      </w:r>
-      <w:r>
-        <w:rPr>
-          <w:rFonts w:hint="eastAsia"/>
-          <w:b/>
-          <w:bCs/>
-        </w:rPr>
-        <w:t xml:space="preserve"> (진사어사)</w:t>
-      </w:r>
-    </w:p>
-    <w:p>
-      <w:pPr>
-        <w:rPr>
-          <w:b/>
-          <w:bCs/>
-        </w:rPr>
-      </w:pPr>
-      <w:r>
-        <w:rPr>
-          <w:rFonts w:hint="eastAsia"/>
-          <w:b/>
-          <w:bCs/>
-        </w:rPr>
-        <w:t>내원</w:t>
-      </w:r>
-      <w:r>
-        <w:rPr>
-          <w:rFonts w:hint="eastAsia"/>
-          <w:b/>
-          <w:bCs/>
-        </w:rPr>
-        <w:t>주</w:t>
-      </w:r>
-      <w:r>
-        <w:rPr>
-          <w:rFonts w:hint="eastAsia"/>
-          <w:b/>
-          <w:bCs/>
-        </w:rPr>
-        <w:t>, 외원</w:t>
-      </w:r>
-      <w:r>
-        <w:rPr>
-          <w:rFonts w:hint="eastAsia"/>
-          <w:b/>
-          <w:bCs/>
-        </w:rPr>
-        <w:t>주</w:t>
-      </w:r>
-    </w:p>
-    <w:p>
-      <w:pPr>
-        <w:rPr>
-          <w:b/>
-          <w:bCs/>
-        </w:rPr>
-      </w:pPr>
-      <w:r>
-        <w:rPr>
-          <w:rFonts w:hint="eastAsia"/>
-          <w:b/>
-          <w:bCs/>
-        </w:rPr>
-        <w:t xml:space="preserve">각 하위조직의 </w:t>
-      </w:r>
-      <w:r>
-        <w:rPr>
-          <w:rFonts w:hint="eastAsia"/>
-          <w:b/>
-          <w:bCs/>
-        </w:rPr>
-        <w:t>주(</w:t>
-      </w:r>
-      <w:r>
-        <w:rPr>
-          <w:b/>
-          <w:bCs/>
-        </w:rPr>
-        <w:t>主</w:t>
-      </w:r>
-      <w:r>
-        <w:rPr>
-          <w:rFonts w:hint="eastAsia"/>
-          <w:b/>
-          <w:bCs/>
-        </w:rPr>
-        <w:t xml:space="preserve">) </w:t>
-      </w:r>
-      <w:r>
-        <w:rPr>
-          <w:rFonts w:hint="eastAsia"/>
-          <w:b/>
-          <w:bCs/>
-        </w:rPr>
-        <w:t>6명</w:t>
-      </w:r>
-    </w:p>
-    <w:p>
-      <w:pPr>
-        <w:rPr>
+        <w:t>임무는 메시지를 통해 전달된다.</w:t>
+      </w:r>
+    </w:p>
+    <w:p>
+      <w:pPr>
+        <w:rPr>
+          <w:b/>
+          <w:bCs/>
+        </w:rPr>
+      </w:pPr>
+      <w:r>
+        <w:rPr>
+          <w:rFonts w:hint="eastAsia"/>
+          <w:b/>
+          <w:bCs/>
+        </w:rPr>
+        <w:t>별칭이 있는 인물들</w:t>
+      </w:r>
+    </w:p>
+    <w:p>
+      <w:pPr>
+        <w:rPr>
+          <w:rFonts w:hint="eastAsia"/>
+        </w:rPr>
+      </w:pPr>
+      <w:proofErr w:type="spellStart"/>
+      <w:r>
+        <w:rPr>
+          <w:rFonts w:hint="eastAsia"/>
+        </w:rPr>
+        <w:lastRenderedPageBreak/>
+        <w:t>눈토끼</w:t>
+      </w:r>
+      <w:proofErr w:type="spellEnd"/>
+      <w:r>
+        <w:rPr>
+          <w:rFonts w:hint="eastAsia"/>
+        </w:rPr>
+        <w:t>: 이준혁의 여자친구로 차기 외원주로 유망 받던 해원사다.</w:t>
+      </w:r>
+    </w:p>
+    <w:p>
+      <w:pPr>
+        <w:rPr>
+          <w:rFonts w:hint="eastAsia"/>
+        </w:rPr>
+      </w:pPr>
+      <w:proofErr w:type="spellStart"/>
+      <w:r>
+        <w:rPr>
+          <w:rFonts w:hint="eastAsia"/>
+        </w:rPr>
+        <w:t>칠성잠룡</w:t>
+      </w:r>
+      <w:proofErr w:type="spellEnd"/>
+      <w:r>
+        <w:rPr>
+          <w:rFonts w:hint="eastAsia"/>
+        </w:rPr>
+        <w:t xml:space="preserve">: </w:t>
+      </w:r>
+      <w:proofErr w:type="spellStart"/>
+      <w:r>
+        <w:rPr>
+          <w:rFonts w:hint="eastAsia"/>
+        </w:rPr>
+        <w:t>한여울의</w:t>
+      </w:r>
+      <w:proofErr w:type="spellEnd"/>
+      <w:r>
+        <w:rPr>
+          <w:rFonts w:hint="eastAsia"/>
+        </w:rPr>
+        <w:t xml:space="preserve"> 스승님으로 62대 진사어사다. 잠들어 있기 때문에 세상이 유지되고 있다 라는 뜻으로 </w:t>
+      </w:r>
+      <w:proofErr w:type="spellStart"/>
+      <w:r>
+        <w:rPr>
+          <w:rFonts w:hint="eastAsia"/>
+        </w:rPr>
+        <w:t>칠성잠룡</w:t>
+      </w:r>
+      <w:proofErr w:type="spellEnd"/>
+      <w:r>
+        <w:rPr>
+          <w:rFonts w:hint="eastAsia"/>
+        </w:rPr>
+        <w:t>. 실제로 하나하나 각 행동마다 한마루에 막대한 영향력을 끼칠 수 있는 존재였다. 최초로 외원에서 뽑힌 진사어사다. 이전까지는 모두 내원에서 진사어사가 이어져왔다.</w:t>
+      </w:r>
+    </w:p>
+    <w:p>
+      <w:pPr>
+        <w:rPr>
+          <w:rFonts w:hint="eastAsia"/>
           <w:b/>
           <w:bCs/>
         </w:rPr>
@@ -7940,6 +8568,7 @@
           <w:szCs w:val="32"/>
         </w:rPr>
       </w:pPr>
+      <w:proofErr w:type="spellStart"/>
       <w:r>
         <w:rPr>
           <w:rFonts w:hint="eastAsia"/>
@@ -7971,7 +8600,19 @@
           <w:sz w:val="28"/>
           <w:szCs w:val="32"/>
         </w:rPr>
-        <w:t>지 가면의 의미</w:t>
+        <w:t>지</w:t>
+      </w:r>
+      <w:proofErr w:type="spellEnd"/>
+      <w:r>
+        <w:rPr>
+          <w:rFonts w:hint="eastAsia"/>
+          <w:b/>
+          <w:bCs/>
+          <w:color w:val="156082" w:themeColor="accent1"/>
+          <w:sz w:val="28"/>
+          <w:szCs w:val="32"/>
+        </w:rPr>
+        <w:t xml:space="preserve"> 가면의 의미</w:t>
       </w:r>
     </w:p>
     <w:p>
@@ -8095,8 +8736,18 @@
           <w:b/>
           <w:bCs/>
         </w:rPr>
-        <w:t>: 차사</w:t>
-      </w:r>
+        <w:t xml:space="preserve">: </w:t>
+      </w:r>
+      <w:proofErr w:type="spellStart"/>
+      <w:r>
+        <w:rPr>
+          <w:rFonts w:hint="eastAsia"/>
+          <w:b/>
+          <w:bCs/>
+        </w:rPr>
+        <w:t>차사</w:t>
+      </w:r>
+      <w:proofErr w:type="spellEnd"/>
       <w:r>
         <w:rPr>
           <w:b/>
@@ -8118,8 +8769,18 @@
           <w:b/>
           <w:bCs/>
         </w:rPr>
-        <w:t>: 해원사</w:t>
-      </w:r>
+        <w:t xml:space="preserve">: </w:t>
+      </w:r>
+      <w:proofErr w:type="spellStart"/>
+      <w:r>
+        <w:rPr>
+          <w:rFonts w:hint="eastAsia"/>
+          <w:b/>
+          <w:bCs/>
+        </w:rPr>
+        <w:t>해원사</w:t>
+      </w:r>
+      <w:proofErr w:type="spellEnd"/>
       <w:r>
         <w:rPr>
           <w:b/>
@@ -8156,25 +8817,341 @@
           <w:b/>
           <w:bCs/>
         </w:rPr>
+        <w:t xml:space="preserve">뱀: </w:t>
+      </w:r>
+      <w:proofErr w:type="spellStart"/>
+      <w:r>
+        <w:rPr>
+          <w:rFonts w:hint="eastAsia"/>
+          <w:b/>
+          <w:bCs/>
+        </w:rPr>
+        <w:t>한마루</w:t>
+      </w:r>
+      <w:proofErr w:type="spellEnd"/>
+      <w:r>
+        <w:rPr>
+          <w:rFonts w:hint="eastAsia"/>
+          <w:b/>
+          <w:bCs/>
+        </w:rPr>
+        <w:t xml:space="preserve"> 원</w:t>
+      </w:r>
+      <w:r>
+        <w:rPr>
+          <w:rFonts w:hint="eastAsia"/>
+          <w:b/>
+          <w:bCs/>
+        </w:rPr>
+        <w:t>주</w:t>
+      </w:r>
+      <w:r>
+        <w:rPr>
+          <w:b/>
+          <w:bCs/>
+        </w:rPr>
+        <w:br/>
+      </w:r>
+      <w:r>
+        <w:rPr>
+          <w:rFonts w:hint="eastAsia"/>
+          <w:b/>
+          <w:bCs/>
+        </w:rPr>
+        <w:t>말</w:t>
+      </w:r>
+      <w:r>
+        <w:rPr>
+          <w:rFonts w:hint="eastAsia"/>
+          <w:b/>
+          <w:bCs/>
+        </w:rPr>
+        <w:t xml:space="preserve">: </w:t>
+      </w:r>
+      <w:proofErr w:type="spellStart"/>
+      <w:r>
+        <w:rPr>
+          <w:rFonts w:hint="eastAsia"/>
+          <w:b/>
+          <w:bCs/>
+        </w:rPr>
+        <w:t>특임</w:t>
+      </w:r>
+      <w:r>
+        <w:rPr>
+          <w:rFonts w:hint="eastAsia"/>
+          <w:b/>
+          <w:bCs/>
+        </w:rPr>
+        <w:t>대</w:t>
+      </w:r>
+      <w:proofErr w:type="spellEnd"/>
+      <w:r>
+        <w:rPr>
+          <w:rFonts w:hint="eastAsia"/>
+          <w:b/>
+          <w:bCs/>
+        </w:rPr>
+        <w:t>(령 제압, VIP 경호, 구조 등 진사어사 직속 부대)</w:t>
+      </w:r>
+      <w:r>
+        <w:rPr>
+          <w:b/>
+          <w:bCs/>
+        </w:rPr>
+        <w:br/>
+      </w:r>
+      <w:r>
+        <w:rPr>
+          <w:rFonts w:hint="eastAsia"/>
+          <w:b/>
+          <w:bCs/>
+        </w:rPr>
+        <w:t>양</w:t>
+      </w:r>
+      <w:r>
+        <w:rPr>
+          <w:rFonts w:hint="eastAsia"/>
+          <w:b/>
+          <w:bCs/>
+        </w:rPr>
+        <w:t>: 외부인</w:t>
+      </w:r>
+      <w:r>
+        <w:rPr>
+          <w:rFonts w:hint="eastAsia"/>
+          <w:b/>
+          <w:bCs/>
+        </w:rPr>
+        <w:t xml:space="preserve">(한마루에 대해서 알고 있으며, 교류가 있는 인물이지만 </w:t>
+      </w:r>
+      <w:proofErr w:type="spellStart"/>
+      <w:r>
+        <w:rPr>
+          <w:rFonts w:hint="eastAsia"/>
+          <w:b/>
+          <w:bCs/>
+        </w:rPr>
+        <w:t>한마루</w:t>
+      </w:r>
+      <w:proofErr w:type="spellEnd"/>
+      <w:r>
+        <w:rPr>
+          <w:rFonts w:hint="eastAsia"/>
+          <w:b/>
+          <w:bCs/>
+        </w:rPr>
+        <w:t xml:space="preserve"> 소속이 아님.)</w:t>
+      </w:r>
+      <w:r>
+        <w:rPr>
+          <w:b/>
+          <w:bCs/>
+        </w:rPr>
+        <w:br/>
+      </w:r>
+      <w:r>
+        <w:rPr>
+          <w:rFonts w:hint="eastAsia"/>
+          <w:b/>
+          <w:bCs/>
+        </w:rPr>
+        <w:t>원숭이: 모사</w:t>
+      </w:r>
+      <w:r>
+        <w:rPr>
+          <w:b/>
+          <w:bCs/>
+        </w:rPr>
+        <w:br/>
+      </w:r>
+      <w:r>
+        <w:rPr>
+          <w:rFonts w:hint="eastAsia"/>
+          <w:b/>
+          <w:bCs/>
+        </w:rPr>
+        <w:t>닭: 창고</w:t>
+      </w:r>
+      <w:r>
+        <w:rPr>
+          <w:b/>
+          <w:bCs/>
+        </w:rPr>
+        <w:br/>
+      </w:r>
+      <w:r>
+        <w:rPr>
+          <w:rFonts w:hint="eastAsia"/>
+          <w:b/>
+          <w:bCs/>
+        </w:rPr>
+        <w:t>개</w:t>
+      </w:r>
+      <w:r>
+        <w:rPr>
+          <w:rFonts w:hint="eastAsia"/>
+          <w:b/>
+          <w:bCs/>
+        </w:rPr>
+        <w:t xml:space="preserve">: </w:t>
+      </w:r>
+      <w:proofErr w:type="spellStart"/>
+      <w:r>
+        <w:rPr>
+          <w:rFonts w:hint="eastAsia"/>
+          <w:b/>
+          <w:bCs/>
+        </w:rPr>
+        <w:t>한마루</w:t>
+      </w:r>
+      <w:proofErr w:type="spellEnd"/>
+      <w:r>
+        <w:rPr>
+          <w:rFonts w:hint="eastAsia"/>
+          <w:b/>
+          <w:bCs/>
+        </w:rPr>
+        <w:t xml:space="preserve"> </w:t>
+      </w:r>
+      <w:r>
+        <w:rPr>
+          <w:rFonts w:hint="eastAsia"/>
+          <w:b/>
+          <w:bCs/>
+        </w:rPr>
+        <w:t>6개 주</w:t>
+      </w:r>
+      <w:r>
+        <w:rPr>
+          <w:b/>
+          <w:bCs/>
+        </w:rPr>
+        <w:br/>
+      </w:r>
+      <w:r>
+        <w:rPr>
+          <w:rFonts w:hint="eastAsia"/>
+          <w:b/>
+          <w:bCs/>
+        </w:rPr>
+        <w:t>돼지</w:t>
+      </w:r>
+      <w:r>
+        <w:rPr>
+          <w:rFonts w:hint="eastAsia"/>
+          <w:b/>
+          <w:bCs/>
+        </w:rPr>
+        <w:t xml:space="preserve">: </w:t>
+      </w:r>
+      <w:proofErr w:type="spellStart"/>
+      <w:r>
+        <w:rPr>
+          <w:rFonts w:hint="eastAsia"/>
+          <w:b/>
+          <w:bCs/>
+        </w:rPr>
+        <w:t>한마루</w:t>
+      </w:r>
+      <w:proofErr w:type="spellEnd"/>
+      <w:r>
+        <w:rPr>
+          <w:rFonts w:hint="eastAsia"/>
+          <w:b/>
+          <w:bCs/>
+        </w:rPr>
+        <w:t xml:space="preserve"> 대장장이</w:t>
+      </w:r>
+      <w:r>
+        <w:rPr>
+          <w:rFonts w:hint="eastAsia"/>
+          <w:b/>
+          <w:bCs/>
+        </w:rPr>
+        <w:t>(상점 주인)</w:t>
+      </w:r>
+    </w:p>
+    <w:p>
+      <w:pPr>
+        <w:rPr>
+          <w:b/>
+          <w:bCs/>
+          <w:color w:val="156082" w:themeColor="accent1"/>
+          <w:sz w:val="28"/>
+          <w:szCs w:val="32"/>
+        </w:rPr>
+      </w:pPr>
+      <w:r>
+        <w:rPr>
+          <w:rFonts w:hint="eastAsia"/>
+          <w:b/>
+          <w:bCs/>
+          <w:color w:val="156082" w:themeColor="accent1"/>
+          <w:sz w:val="28"/>
+          <w:szCs w:val="32"/>
+        </w:rPr>
+        <w:t>령의 기운</w:t>
+      </w:r>
+    </w:p>
+    <w:p>
+      <w:r>
+        <w:rPr>
+          <w:rFonts w:hint="eastAsia"/>
+        </w:rPr>
+        <w:t>일반 사람들에게는 보이지 않는다.</w:t>
+      </w:r>
+    </w:p>
+    <w:p>
+      <w:r>
+        <w:rPr>
+          <w:rFonts w:hint="eastAsia"/>
+        </w:rPr>
+        <w:t>그림자의 형태 혹은 검은 안개 같은 느낌이다.</w:t>
+      </w:r>
+    </w:p>
+    <w:p>
+      <w:r>
+        <w:rPr>
+          <w:rFonts w:hint="eastAsia"/>
+        </w:rPr>
+        <w:t>령의 기운이 강하면 강할수록 그 실체가 명확하게 보인다.</w:t>
+      </w:r>
+    </w:p>
+    <w:p>
+      <w:pPr>
+        <w:rPr>
+          <w:rFonts w:hint="eastAsia"/>
+        </w:rPr>
+      </w:pPr>
+      <w:r>
+        <w:rPr>
+          <w:rFonts w:hint="eastAsia"/>
+        </w:rPr>
+        <w:t>예를 들어 인간의 기운일 경우 인간의 형태가 명확하게 보이고, 개의 기운일 경우 개의 형태가 명확하게 보인다.</w:t>
+      </w:r>
+    </w:p>
+    <w:p>
+      <w:pPr>
+        <w:pStyle w:val="3"/>
+        <w:rPr>
+          <w:rFonts w:hint="eastAsia"/>
+          <w:b/>
+          <w:bCs/>
+          <w:color w:val="0C3512" w:themeColor="accent3" w:themeShade="80"/>
+        </w:rPr>
+      </w:pPr>
+      <w:bookmarkStart w:id="38" w:name="_Toc238982978"/>
+      <w:r>
+        <w:rPr>
+          <w:rFonts w:hint="eastAsia"/>
+          <w:b/>
+          <w:bCs/>
+        </w:rPr>
         <w:lastRenderedPageBreak/>
-        <w:t xml:space="preserve">뱀: </w:t>
-      </w:r>
-      <w:r>
-        <w:rPr>
-          <w:rFonts w:hint="eastAsia"/>
-          <w:b/>
-          <w:bCs/>
-        </w:rPr>
-        <w:t>한마루 원</w:t>
-      </w:r>
-      <w:r>
-        <w:rPr>
-          <w:rFonts w:hint="eastAsia"/>
-          <w:b/>
-          <w:bCs/>
-        </w:rPr>
-        <w:t>주</w:t>
-      </w:r>
+        <w:t>주요 인물</w:t>
+      </w:r>
+      <w:bookmarkEnd w:id="38"/>
       <w:r>
         <w:rPr>
           <w:b/>
@@ -8187,37 +9164,15 @@
           <w:rFonts w:hint="eastAsia"/>
           <w:b/>
           <w:bCs/>
-        </w:rPr>
-        <w:t>말</w:t>
-      </w:r>
-      <w:r>
-        <w:rPr>
-          <w:rFonts w:hint="eastAsia"/>
-          <w:b/>
-          <w:bCs/>
-        </w:rPr>
-        <w:t>: 특임</w:t>
-      </w:r>
-      <w:r>
-        <w:rPr>
-          <w:rFonts w:hint="eastAsia"/>
-          <w:b/>
-          <w:bCs/>
-        </w:rPr>
-        <w:t>대</w:t>
-      </w:r>
-      <w:r>
-        <w:rPr>
-          <w:rFonts w:hint="eastAsia"/>
-          <w:b/>
-          <w:bCs/>
-        </w:rPr>
-        <w:t>(령 제압, VIP 경호, 구조 등 진사어사 직속 부대)</w:t>
-      </w:r>
-      <w:r>
-        <w:rPr>
-          <w:b/>
-          <w:bCs/>
+          <w:color w:val="0C3512" w:themeColor="accent3" w:themeShade="80"/>
+        </w:rPr>
+        <w:t>이해를 돕기 위한 AI 사진 이용</w:t>
+      </w:r>
+      <w:r>
+        <w:rPr>
+          <w:b/>
+          <w:bCs/>
+          <w:color w:val="0C3512" w:themeColor="accent3" w:themeShade="80"/>
         </w:rPr>
         <w:br/>
       </w:r>
@@ -8226,116 +9181,468 @@
           <w:rFonts w:hint="eastAsia"/>
           <w:b/>
           <w:bCs/>
-        </w:rPr>
-        <w:t>양</w:t>
-      </w:r>
-      <w:r>
-        <w:rPr>
-          <w:rFonts w:hint="eastAsia"/>
-          <w:b/>
-          <w:bCs/>
-        </w:rPr>
-        <w:t>: 외부인</w:t>
-      </w:r>
-      <w:r>
-        <w:rPr>
-          <w:rFonts w:hint="eastAsia"/>
-          <w:b/>
-          <w:bCs/>
-        </w:rPr>
-        <w:t>(한마루에 대해서 알고 있으며, 교류가 있는 인물이지만 한마루 소속이 아님.)</w:t>
-      </w:r>
-      <w:r>
-        <w:rPr>
-          <w:b/>
-          <w:bCs/>
-        </w:rPr>
+          <w:color w:val="0C3512" w:themeColor="accent3" w:themeShade="80"/>
+        </w:rPr>
+        <w:t>AI 쓰면 이미지 창작은 거기서 거기라 지금 이미지 별로 좋지는 않음.</w:t>
+      </w:r>
+    </w:p>
+    <w:p>
+      <w:pPr>
+        <w:rPr>
+          <w:rFonts w:hint="eastAsia"/>
+        </w:rPr>
+      </w:pPr>
+      <w:r>
+        <w:rPr>
+          <w:noProof/>
+        </w:rPr>
+        <w:drawing>
+          <wp:inline distT="0" distB="0" distL="0" distR="0" wp14:anchorId="416B626F" wp14:editId="44A72F44">
+            <wp:extent cx="1381125" cy="1381125"/>
+            <wp:effectExtent l="0" t="0" r="9525" b="9525"/>
+            <wp:docPr id="787604730" name="그림 11"/>
+            <wp:cNvGraphicFramePr>
+              <a:graphicFrameLocks xmlns:a="http://schemas.openxmlformats.org/drawingml/2006/main" noChangeAspect="1"/>
+            </wp:cNvGraphicFramePr>
+            <a:graphic xmlns:a="http://schemas.openxmlformats.org/drawingml/2006/main">
+              <a:graphicData uri="http://schemas.openxmlformats.org/drawingml/2006/picture">
+                <pic:pic xmlns:pic="http://schemas.openxmlformats.org/drawingml/2006/picture">
+                  <pic:nvPicPr>
+                    <pic:cNvPr id="0" name="Picture 6"/>
+                    <pic:cNvPicPr>
+                      <a:picLocks noChangeAspect="1" noChangeArrowheads="1"/>
+                    </pic:cNvPicPr>
+                  </pic:nvPicPr>
+                  <pic:blipFill>
+                    <a:blip r:embed="rId20" cstate="print">
+                      <a:extLst>
+                        <a:ext uri="{28A0092B-C50C-407E-A947-70E740481C1C}">
+                          <a14:useLocalDpi xmlns:a14="http://schemas.microsoft.com/office/drawing/2010/main" val="0"/>
+                        </a:ext>
+                      </a:extLst>
+                    </a:blip>
+                    <a:srcRect/>
+                    <a:stretch>
+                      <a:fillRect/>
+                    </a:stretch>
+                  </pic:blipFill>
+                  <pic:spPr bwMode="auto">
+                    <a:xfrm>
+                      <a:off x="0" y="0"/>
+                      <a:ext cx="1381125" cy="1381125"/>
+                    </a:xfrm>
+                    <a:prstGeom prst="rect">
+                      <a:avLst/>
+                    </a:prstGeom>
+                    <a:noFill/>
+                    <a:ln>
+                      <a:noFill/>
+                    </a:ln>
+                  </pic:spPr>
+                </pic:pic>
+              </a:graphicData>
+            </a:graphic>
+          </wp:inline>
+        </w:drawing>
+      </w:r>
+    </w:p>
+    <w:p>
+      <w:r>
+        <w:rPr>
+          <w:rFonts w:hint="eastAsia"/>
+        </w:rPr>
+        <w:t>이름: 이준혁 나이: 29세 성별: 남성</w:t>
+      </w:r>
+      <w:r>
         <w:br/>
       </w:r>
       <w:r>
         <w:rPr>
           <w:rFonts w:hint="eastAsia"/>
-          <w:b/>
-          <w:bCs/>
-        </w:rPr>
-        <w:t>원숭이: 모사</w:t>
-      </w:r>
-      <w:r>
-        <w:rPr>
-          <w:b/>
-          <w:bCs/>
-        </w:rPr>
+        </w:rPr>
+        <w:t>고등학생 2학년</w:t>
+      </w:r>
+      <w:r>
+        <w:rPr>
+          <w:rFonts w:hint="eastAsia"/>
+        </w:rPr>
+        <w:t xml:space="preserve"> 때</w:t>
+      </w:r>
+      <w:r>
+        <w:rPr>
+          <w:rFonts w:hint="eastAsia"/>
+        </w:rPr>
+        <w:t>, 부모를 일찍 잃고, 담배를 핌.</w:t>
+      </w:r>
+      <w:r>
         <w:br/>
       </w:r>
       <w:r>
         <w:rPr>
           <w:rFonts w:hint="eastAsia"/>
-          <w:b/>
-          <w:bCs/>
-        </w:rPr>
-        <w:t>닭: 창고</w:t>
-      </w:r>
-      <w:r>
-        <w:rPr>
-          <w:b/>
-          <w:bCs/>
-        </w:rPr>
+        </w:rPr>
+        <w:t>인생을 막 사려고 했지만, 1살 연하의 여자친구의 도움으로</w:t>
+      </w:r>
+      <w:r>
         <w:br/>
       </w:r>
       <w:r>
         <w:rPr>
           <w:rFonts w:hint="eastAsia"/>
-          <w:b/>
-          <w:bCs/>
-        </w:rPr>
-        <w:t>개</w:t>
-      </w:r>
-      <w:r>
-        <w:rPr>
-          <w:rFonts w:hint="eastAsia"/>
-          <w:b/>
-          <w:bCs/>
-        </w:rPr>
-        <w:t xml:space="preserve">: 한마루 </w:t>
-      </w:r>
-      <w:r>
-        <w:rPr>
-          <w:rFonts w:hint="eastAsia"/>
-          <w:b/>
-          <w:bCs/>
-        </w:rPr>
-        <w:t>6개 주</w:t>
-      </w:r>
-      <w:r>
-        <w:rPr>
-          <w:b/>
-          <w:bCs/>
-        </w:rPr>
+        </w:rPr>
+        <w:t>어릴 때 꿈꿨던 작가의 꿈을 이뤄보려고 함.</w:t>
+      </w:r>
+      <w:r>
         <w:br/>
       </w:r>
       <w:r>
         <w:rPr>
           <w:rFonts w:hint="eastAsia"/>
-          <w:b/>
-          <w:bCs/>
-        </w:rPr>
-        <w:t>돼지</w:t>
-      </w:r>
-      <w:r>
-        <w:rPr>
-          <w:rFonts w:hint="eastAsia"/>
-          <w:b/>
-          <w:bCs/>
-        </w:rPr>
-        <w:t>: 한마루 대장장이</w:t>
-      </w:r>
-      <w:r>
-        <w:rPr>
-          <w:rFonts w:hint="eastAsia"/>
-          <w:b/>
-          <w:bCs/>
-        </w:rPr>
-        <w:t>(상점 주인)</w:t>
+        </w:rPr>
+        <w:t>현재는 글을 쓰는 작가. 그러나 출</w:t>
+      </w:r>
+      <w:r>
+        <w:rPr>
+          <w:rFonts w:hint="eastAsia"/>
+        </w:rPr>
+        <w:t>간</w:t>
+      </w:r>
+      <w:r>
+        <w:rPr>
+          <w:rFonts w:hint="eastAsia"/>
+        </w:rPr>
+        <w:t xml:space="preserve">하는 책마다 </w:t>
+      </w:r>
+      <w:r>
+        <w:rPr>
+          <w:rFonts w:hint="eastAsia"/>
+        </w:rPr>
+        <w:t>안 팔려서</w:t>
+      </w:r>
+      <w:r>
+        <w:rPr>
+          <w:rFonts w:hint="eastAsia"/>
+        </w:rPr>
+        <w:t xml:space="preserve"> 하루하루 밥도 먹기 힘든 삶.</w:t>
+      </w:r>
+      <w:r>
+        <w:br/>
+      </w:r>
+      <w:r>
+        <w:rPr>
+          <w:rFonts w:hint="eastAsia"/>
+        </w:rPr>
+        <w:t xml:space="preserve">여자친구가 벌어오는 돈으로 </w:t>
+      </w:r>
+      <w:proofErr w:type="spellStart"/>
+      <w:r>
+        <w:rPr>
+          <w:rFonts w:hint="eastAsia"/>
+        </w:rPr>
+        <w:t>어떻게든</w:t>
+      </w:r>
+      <w:proofErr w:type="spellEnd"/>
+      <w:r>
+        <w:rPr>
+          <w:rFonts w:hint="eastAsia"/>
+        </w:rPr>
+        <w:t xml:space="preserve"> 생계를 유지 중. 동거.</w:t>
+      </w:r>
+      <w:r>
+        <w:br/>
+      </w:r>
+      <w:r>
+        <w:rPr>
+          <w:rFonts w:hint="eastAsia"/>
+        </w:rPr>
+        <w:t xml:space="preserve">글을 쓰지 않는 동안은 집안일을 하거나, 여자친구 픽업을 </w:t>
+      </w:r>
+      <w:proofErr w:type="spellStart"/>
+      <w:r>
+        <w:rPr>
+          <w:rFonts w:hint="eastAsia"/>
+        </w:rPr>
+        <w:t>해줌</w:t>
+      </w:r>
+      <w:proofErr w:type="spellEnd"/>
+      <w:r>
+        <w:rPr>
+          <w:rFonts w:hint="eastAsia"/>
+        </w:rPr>
+        <w:t>.</w:t>
+      </w:r>
+      <w:r>
+        <w:br/>
+      </w:r>
+      <w:r>
+        <w:rPr>
+          <w:rFonts w:hint="eastAsia"/>
+        </w:rPr>
+        <w:t>슬슬 결혼해야 할 시기. 그러나 돈이 부족함.</w:t>
+      </w:r>
+      <w:r>
+        <w:br/>
+      </w:r>
+      <w:r>
+        <w:rPr>
+          <w:rFonts w:hint="eastAsia"/>
+        </w:rPr>
+        <w:t>이에 대한 압박이 큼.</w:t>
+      </w:r>
+    </w:p>
+    <w:p>
+      <w:r>
+        <w:rPr>
+          <w:noProof/>
+        </w:rPr>
+        <w:drawing>
+          <wp:inline distT="0" distB="0" distL="0" distR="0" wp14:anchorId="3E0805A6" wp14:editId="2DE9EF80">
+            <wp:extent cx="1333500" cy="1333500"/>
+            <wp:effectExtent l="0" t="0" r="0" b="0"/>
+            <wp:docPr id="1696108082" name="그림 12"/>
+            <wp:cNvGraphicFramePr>
+              <a:graphicFrameLocks xmlns:a="http://schemas.openxmlformats.org/drawingml/2006/main" noChangeAspect="1"/>
+            </wp:cNvGraphicFramePr>
+            <a:graphic xmlns:a="http://schemas.openxmlformats.org/drawingml/2006/main">
+              <a:graphicData uri="http://schemas.openxmlformats.org/drawingml/2006/picture">
+                <pic:pic xmlns:pic="http://schemas.openxmlformats.org/drawingml/2006/picture">
+                  <pic:nvPicPr>
+                    <pic:cNvPr id="0" name="Picture 7"/>
+                    <pic:cNvPicPr>
+                      <a:picLocks noChangeAspect="1" noChangeArrowheads="1"/>
+                    </pic:cNvPicPr>
+                  </pic:nvPicPr>
+                  <pic:blipFill>
+                    <a:blip r:embed="rId21" cstate="print">
+                      <a:extLst>
+                        <a:ext uri="{28A0092B-C50C-407E-A947-70E740481C1C}">
+                          <a14:useLocalDpi xmlns:a14="http://schemas.microsoft.com/office/drawing/2010/main" val="0"/>
+                        </a:ext>
+                      </a:extLst>
+                    </a:blip>
+                    <a:srcRect/>
+                    <a:stretch>
+                      <a:fillRect/>
+                    </a:stretch>
+                  </pic:blipFill>
+                  <pic:spPr bwMode="auto">
+                    <a:xfrm>
+                      <a:off x="0" y="0"/>
+                      <a:ext cx="1333500" cy="1333500"/>
+                    </a:xfrm>
+                    <a:prstGeom prst="rect">
+                      <a:avLst/>
+                    </a:prstGeom>
+                    <a:noFill/>
+                    <a:ln>
+                      <a:noFill/>
+                    </a:ln>
+                  </pic:spPr>
+                </pic:pic>
+              </a:graphicData>
+            </a:graphic>
+          </wp:inline>
+        </w:drawing>
+      </w:r>
+    </w:p>
+    <w:p>
+      <w:pPr>
+        <w:rPr>
+          <w:rFonts w:hint="eastAsia"/>
+        </w:rPr>
+      </w:pPr>
+      <w:r>
+        <w:rPr>
+          <w:rFonts w:hint="eastAsia"/>
+        </w:rPr>
+        <w:t xml:space="preserve">이름: </w:t>
+      </w:r>
+      <w:proofErr w:type="spellStart"/>
+      <w:r>
+        <w:rPr>
+          <w:rFonts w:hint="eastAsia"/>
+        </w:rPr>
+        <w:t>한여울</w:t>
+      </w:r>
+      <w:proofErr w:type="spellEnd"/>
+      <w:r>
+        <w:rPr>
+          <w:rFonts w:hint="eastAsia"/>
+        </w:rPr>
+        <w:t xml:space="preserve"> 나이: 18세 성별: 여성</w:t>
+      </w:r>
+      <w:r>
+        <w:br/>
+      </w:r>
+      <w:r>
+        <w:rPr>
+          <w:rFonts w:hint="eastAsia"/>
+        </w:rPr>
+        <w:t xml:space="preserve">어릴 적 부모에게 </w:t>
+      </w:r>
+      <w:proofErr w:type="spellStart"/>
+      <w:r>
+        <w:rPr>
+          <w:rFonts w:hint="eastAsia"/>
+        </w:rPr>
+        <w:t>버림당하고</w:t>
+      </w:r>
+      <w:proofErr w:type="spellEnd"/>
+      <w:r>
+        <w:rPr>
+          <w:rFonts w:hint="eastAsia"/>
+        </w:rPr>
+        <w:t xml:space="preserve">, 신당 </w:t>
+      </w:r>
+      <w:r>
+        <w:t>‘</w:t>
+      </w:r>
+      <w:r>
+        <w:rPr>
+          <w:rFonts w:hint="eastAsia"/>
+        </w:rPr>
+        <w:t>천도</w:t>
+      </w:r>
+      <w:r>
+        <w:t>’</w:t>
+      </w:r>
+      <w:proofErr w:type="spellStart"/>
+      <w:r>
+        <w:rPr>
+          <w:rFonts w:hint="eastAsia"/>
+        </w:rPr>
+        <w:t>에</w:t>
+      </w:r>
+      <w:proofErr w:type="spellEnd"/>
+      <w:r>
+        <w:rPr>
+          <w:rFonts w:hint="eastAsia"/>
+        </w:rPr>
+        <w:t xml:space="preserve"> </w:t>
+      </w:r>
+      <w:proofErr w:type="spellStart"/>
+      <w:r>
+        <w:rPr>
+          <w:rFonts w:hint="eastAsia"/>
+        </w:rPr>
+        <w:t>맡겨짐</w:t>
+      </w:r>
+      <w:proofErr w:type="spellEnd"/>
+      <w:r>
+        <w:rPr>
+          <w:rFonts w:hint="eastAsia"/>
+        </w:rPr>
+        <w:t>.</w:t>
+      </w:r>
+      <w:r>
+        <w:br/>
+      </w:r>
+      <w:r>
+        <w:rPr>
+          <w:rFonts w:hint="eastAsia"/>
+        </w:rPr>
+        <w:t>천도에서 해원에 대해 배우고, 해원사의 길을 걷게 됨.</w:t>
+      </w:r>
+      <w:r>
+        <w:br/>
+      </w:r>
+      <w:r>
+        <w:rPr>
+          <w:rFonts w:hint="eastAsia"/>
+        </w:rPr>
+        <w:t>엄청난 해원 실력을 가졌지만, 귀신을 보지 못하는 눈을 가짐.</w:t>
+      </w:r>
+      <w:r>
+        <w:br/>
+      </w:r>
+      <w:r>
+        <w:rPr>
+          <w:rFonts w:hint="eastAsia"/>
+        </w:rPr>
+        <w:t>천도에서 스승님과 함께 살았지만, 18살에 스승님은 하늘나라로 가게 됨.</w:t>
+      </w:r>
+      <w:r>
+        <w:br/>
+      </w:r>
+      <w:r>
+        <w:rPr>
+          <w:rFonts w:hint="eastAsia"/>
+        </w:rPr>
+        <w:t>귀신을 보지 못하는 눈</w:t>
+      </w:r>
+      <w:r>
+        <w:rPr>
+          <w:rFonts w:hint="eastAsia"/>
+        </w:rPr>
+        <w:t xml:space="preserve"> </w:t>
+      </w:r>
+      <w:r>
+        <w:t>‘</w:t>
+      </w:r>
+      <w:r>
+        <w:rPr>
+          <w:rFonts w:hint="eastAsia"/>
+        </w:rPr>
+        <w:t xml:space="preserve">닫힌 눈의 </w:t>
+      </w:r>
+      <w:proofErr w:type="spellStart"/>
+      <w:r>
+        <w:rPr>
+          <w:rFonts w:hint="eastAsia"/>
+        </w:rPr>
+        <w:t>해원사</w:t>
+      </w:r>
+      <w:proofErr w:type="spellEnd"/>
+      <w:r>
+        <w:t>’</w:t>
+      </w:r>
+      <w:r>
+        <w:rPr>
+          <w:rFonts w:hint="eastAsia"/>
+        </w:rPr>
+        <w:t>라는</w:t>
+      </w:r>
+      <w:r>
+        <w:rPr>
+          <w:rFonts w:hint="eastAsia"/>
+        </w:rPr>
+        <w:t xml:space="preserve"> 별호 때문에 </w:t>
+      </w:r>
+      <w:proofErr w:type="spellStart"/>
+      <w:r>
+        <w:rPr>
+          <w:rFonts w:hint="eastAsia"/>
+        </w:rPr>
+        <w:t>한마루</w:t>
+      </w:r>
+      <w:proofErr w:type="spellEnd"/>
+      <w:r>
+        <w:rPr>
+          <w:rFonts w:hint="eastAsia"/>
+        </w:rPr>
+        <w:t xml:space="preserve"> 내에서도 좋지 못한 명성을 가짐.</w:t>
+      </w:r>
+    </w:p>
+    <w:p>
+      <w:r>
+        <w:rPr>
+          <w:rFonts w:hint="eastAsia"/>
+        </w:rPr>
+        <w:t>이준혁의 여자친구</w:t>
+      </w:r>
+    </w:p>
+    <w:p>
+      <w:pPr>
+        <w:rPr>
+          <w:rFonts w:hint="eastAsia"/>
+        </w:rPr>
+      </w:pPr>
+      <w:r>
+        <w:rPr>
+          <w:rFonts w:hint="eastAsia"/>
+        </w:rPr>
+        <w:lastRenderedPageBreak/>
+        <w:t>정체불명의 남자</w:t>
       </w:r>
     </w:p>
     <w:p>
@@ -8346,45 +9653,45 @@
           <w:bCs/>
         </w:rPr>
       </w:pPr>
-      <w:bookmarkStart w:id="38" w:name="_Toc238381668"/>
-      <w:r>
-        <w:rPr>
-          <w:rFonts w:hint="eastAsia"/>
-          <w:b/>
-          <w:bCs/>
-        </w:rPr>
-        <w:t>주요 인물</w:t>
-      </w:r>
-      <w:bookmarkEnd w:id="38"/>
-    </w:p>
-    <w:p/>
-    <w:p>
-      <w:r>
-        <w:rPr>
-          <w:rFonts w:hint="eastAsia"/>
-        </w:rPr>
-        <w:t>이름: 이준혁 나이: 29세 성별: 남성</w:t>
-      </w:r>
-      <w:r>
+      <w:bookmarkStart w:id="39" w:name="_Toc238982979"/>
+      <w:r>
+        <w:rPr>
+          <w:rFonts w:hint="eastAsia"/>
+          <w:b/>
+          <w:bCs/>
+        </w:rPr>
+        <w:t>세력</w:t>
+      </w:r>
+      <w:bookmarkEnd w:id="39"/>
+    </w:p>
+    <w:p>
+      <w:pPr>
+        <w:rPr>
+          <w:rFonts w:hint="eastAsia"/>
+        </w:rPr>
+      </w:pPr>
+      <w:proofErr w:type="spellStart"/>
+      <w:r>
+        <w:rPr>
+          <w:rFonts w:hint="eastAsia"/>
+          <w:b/>
+          <w:bCs/>
+        </w:rPr>
+        <w:t>한마루</w:t>
+      </w:r>
+      <w:proofErr w:type="spellEnd"/>
+      <w:r>
+        <w:rPr>
+          <w:b/>
+          <w:bCs/>
+        </w:rPr>
         <w:br/>
       </w:r>
       <w:r>
         <w:rPr>
           <w:rFonts w:hint="eastAsia"/>
         </w:rPr>
-        <w:t>고등학생 2학년</w:t>
-      </w:r>
-      <w:r>
-        <w:rPr>
-          <w:rFonts w:hint="eastAsia"/>
-        </w:rPr>
-        <w:t xml:space="preserve"> 때</w:t>
-      </w:r>
-      <w:r>
-        <w:rPr>
-          <w:rFonts w:hint="eastAsia"/>
-        </w:rPr>
-        <w:t>, 부모를 일찍 잃고, 담배를 핌.</w:t>
+        <w:t>목적: 령의 기운 관리</w:t>
       </w:r>
       <w:r>
         <w:br/>
@@ -8393,7 +9700,7 @@
         <w:rPr>
           <w:rFonts w:hint="eastAsia"/>
         </w:rPr>
-        <w:t>인생을 막 사려고 했지만, 1살 연하의 여자친구의 도움으로</w:t>
+        <w:t>특징: 비밀 조직, 귀신과 관련된 사건 처리, 구성원은 서로 정체를 숨김.</w:t>
       </w:r>
       <w:r>
         <w:br/>
@@ -8402,40 +9709,36 @@
         <w:rPr>
           <w:rFonts w:hint="eastAsia"/>
         </w:rPr>
-        <w:t>어릴 때 꿈꿨던 작가의 꿈을 이뤄보려고 함.</w:t>
-      </w:r>
-      <w:r>
+        <w:t>주요 역할: 령의 기운 관리, 귀신 문제 해결, 해원</w:t>
+      </w:r>
+    </w:p>
+    <w:p>
+      <w:pPr>
+        <w:rPr>
+          <w:rFonts w:hint="eastAsia"/>
+          <w:b/>
+          <w:bCs/>
+        </w:rPr>
+      </w:pPr>
+      <w:r>
+        <w:rPr>
+          <w:b/>
+          <w:bCs/>
+        </w:rPr>
+        <w:t>탐(貪)</w:t>
+      </w:r>
+      <w:r>
+        <w:rPr>
+          <w:b/>
+          <w:bCs/>
+        </w:rPr>
         <w:br/>
       </w:r>
       <w:r>
         <w:rPr>
           <w:rFonts w:hint="eastAsia"/>
         </w:rPr>
-        <w:t>현재는 글을 쓰는 작가. 그러나 출</w:t>
-      </w:r>
-      <w:r>
-        <w:rPr>
-          <w:rFonts w:hint="eastAsia"/>
-        </w:rPr>
-        <w:t>간</w:t>
-      </w:r>
-      <w:r>
-        <w:rPr>
-          <w:rFonts w:hint="eastAsia"/>
-        </w:rPr>
-        <w:t xml:space="preserve">하는 책마다 </w:t>
-      </w:r>
-      <w:r>
-        <w:rPr>
-          <w:rFonts w:hint="eastAsia"/>
-        </w:rPr>
-        <w:t>안 팔려서</w:t>
-      </w:r>
-      <w:r>
-        <w:rPr>
-          <w:rFonts w:hint="eastAsia"/>
-        </w:rPr>
-        <w:t xml:space="preserve"> 하루하루 밥도 먹기 힘든 삶.</w:t>
+        <w:t>목적: 령의 기운을 탐함</w:t>
       </w:r>
       <w:r>
         <w:br/>
@@ -8444,465 +9747,291 @@
         <w:rPr>
           <w:rFonts w:hint="eastAsia"/>
         </w:rPr>
-        <w:t>여자친구가 벌어오는 돈으로 어떻게든 생계를 유지 중. 동거.</w:t>
-      </w:r>
-      <w:r>
+        <w:t>특징: 한마루와 적대, 령의 기운을 이용, 사건의 배후</w:t>
+      </w:r>
+    </w:p>
+    <w:p>
+      <w:pPr>
+        <w:rPr>
+          <w:b/>
+          <w:bCs/>
+        </w:rPr>
+      </w:pPr>
+      <w:r>
+        <w:rPr>
+          <w:rFonts w:hint="eastAsia"/>
+          <w:b/>
+          <w:bCs/>
+        </w:rPr>
+        <w:t>요괴(중립):</w:t>
+      </w:r>
+      <w:r>
+        <w:rPr>
+          <w:rFonts w:hint="eastAsia"/>
+          <w:b/>
+          <w:bCs/>
+        </w:rPr>
+        <w:t xml:space="preserve"> 여러 요괴들이 있음. 각각의 성격과 특징이 있음. *추가예정</w:t>
+      </w:r>
+    </w:p>
+    <w:p>
+      <w:pPr>
+        <w:pStyle w:val="3"/>
+        <w:rPr>
+          <w:rFonts w:hint="eastAsia"/>
+          <w:b/>
+          <w:bCs/>
+        </w:rPr>
+      </w:pPr>
+      <w:bookmarkStart w:id="40" w:name="_Toc238982980"/>
+      <w:r>
+        <w:rPr>
+          <w:rFonts w:hint="eastAsia"/>
+          <w:b/>
+          <w:bCs/>
+        </w:rPr>
+        <w:t>메인 스토리</w:t>
+      </w:r>
+      <w:r>
+        <w:rPr>
+          <w:rFonts w:hint="eastAsia"/>
+          <w:b/>
+          <w:bCs/>
+        </w:rPr>
+        <w:t>(시놉시스)</w:t>
+      </w:r>
+      <w:bookmarkEnd w:id="40"/>
+    </w:p>
+    <w:p>
+      <w:r>
+        <w:t>2026년 어느 날, 이준혁은 운전 중 갑작스러운 교통사고를 당한다.</w:t>
+      </w:r>
+    </w:p>
+    <w:p>
+      <w:r>
+        <w:t xml:space="preserve">운 좋게 목숨을 건졌지만, 사고로 인해 사랑하는 여자친구를 잃게 된다. 모든 것을 잃었다고 생각하던 그는 얼마 지나지 않아 그 사고가 단순한 사고가 아닌, </w:t>
+      </w:r>
+      <w:proofErr w:type="spellStart"/>
+      <w:r>
+        <w:t>누군가에</w:t>
+      </w:r>
+      <w:proofErr w:type="spellEnd"/>
+      <w:r>
+        <w:t xml:space="preserve"> 의해 의도된 사건일 수도 있다는 사실을 알게 된다.</w:t>
+      </w:r>
+    </w:p>
+    <w:p>
+      <w:r>
+        <w:t>여자친구의 죽음에 숨겨진 진실을 찾기 위해 움직이기 시작한 이준혁.</w:t>
+      </w:r>
+    </w:p>
+    <w:p>
+      <w:r>
+        <w:t xml:space="preserve">그리고 그 과정에서 그는 세상에 존재하는 비밀의 집단, </w:t>
+      </w:r>
+      <w:r>
+        <w:rPr>
+          <w:b/>
+          <w:bCs/>
+        </w:rPr>
+        <w:t>‘</w:t>
+      </w:r>
+      <w:proofErr w:type="spellStart"/>
+      <w:r>
+        <w:rPr>
+          <w:b/>
+          <w:bCs/>
+        </w:rPr>
+        <w:t>한마루</w:t>
+      </w:r>
+      <w:proofErr w:type="spellEnd"/>
+      <w:proofErr w:type="gramStart"/>
+      <w:r>
+        <w:rPr>
+          <w:b/>
+          <w:bCs/>
+        </w:rPr>
+        <w:t>’​</w:t>
+      </w:r>
+      <w:r>
+        <w:t>의</w:t>
+      </w:r>
+      <w:proofErr w:type="gramEnd"/>
+      <w:r>
+        <w:t xml:space="preserve"> 존재를 알게 된다.</w:t>
+      </w:r>
+    </w:p>
+    <w:p>
+      <w:r>
+        <w:t xml:space="preserve">령의 기운을 관리하는 집단 </w:t>
+      </w:r>
+      <w:proofErr w:type="spellStart"/>
+      <w:r>
+        <w:rPr>
+          <w:b/>
+          <w:bCs/>
+        </w:rPr>
+        <w:t>한마루</w:t>
+      </w:r>
+      <w:proofErr w:type="spellEnd"/>
+      <w:r>
+        <w:t>.</w:t>
+      </w:r>
+    </w:p>
+    <w:p>
+      <w:r>
+        <w:t xml:space="preserve">그리고 령의 기운을 탐하며 한마루를 적대하는 세력 </w:t>
+      </w:r>
+      <w:r>
+        <w:rPr>
+          <w:b/>
+          <w:bCs/>
+        </w:rPr>
+        <w:t>‘탐’</w:t>
+      </w:r>
+      <w:r>
+        <w:t>.</w:t>
+      </w:r>
+    </w:p>
+    <w:p>
+      <w:r>
+        <w:t>두 세력 사이에는 여자친구의 죽음과 관련된 비밀이 숨겨져 있었다.</w:t>
+      </w:r>
+    </w:p>
+    <w:p>
+      <w:r>
+        <w:t xml:space="preserve">진실을 찾는 과정에서 이준혁은 소녀 무당 </w:t>
+      </w:r>
+      <w:proofErr w:type="spellStart"/>
+      <w:r>
+        <w:rPr>
+          <w:b/>
+          <w:bCs/>
+        </w:rPr>
+        <w:t>한여울</w:t>
+      </w:r>
+      <w:r>
+        <w:t>과</w:t>
+      </w:r>
+      <w:proofErr w:type="spellEnd"/>
+      <w:r>
+        <w:t xml:space="preserve"> 만나게 된다.</w:t>
+      </w:r>
+    </w:p>
+    <w:p>
+      <w:r>
+        <w:t>교통사고 이후 저승의 세계에 발을 들이게 된 이준혁은 령의 기운을 느낄 수 있게 되었지만, 이 세계에 대해서는 아무것도 알지 못한다.</w:t>
+      </w:r>
+    </w:p>
+    <w:p>
+      <w:r>
+        <w:t xml:space="preserve">반대로 </w:t>
+      </w:r>
+      <w:proofErr w:type="spellStart"/>
+      <w:r>
+        <w:t>한여울은</w:t>
+      </w:r>
+      <w:proofErr w:type="spellEnd"/>
+      <w:r>
+        <w:t xml:space="preserve"> 령의 기운을 직접 느낄 수 없는 해원사지만, 누구보다 뛰어난 해원의 실력을 지닌 소녀였다.</w:t>
+      </w:r>
+    </w:p>
+    <w:p>
+      <w:r>
+        <w:t>서로 다른 두 사람.</w:t>
+      </w:r>
+    </w:p>
+    <w:p>
+      <w:r>
+        <w:t>령의 세계를 느낄 수 있게 된 남자 이준혁과, 그것을 느낄 수는 없지만 누구보다 능숙하</w:t>
+      </w:r>
+      <w:r>
+        <w:lastRenderedPageBreak/>
+        <w:t xml:space="preserve">게 귀신을 </w:t>
+      </w:r>
+      <w:proofErr w:type="spellStart"/>
+      <w:r>
+        <w:t>해원하는</w:t>
+      </w:r>
+      <w:proofErr w:type="spellEnd"/>
+      <w:r>
+        <w:t xml:space="preserve"> 소녀 </w:t>
+      </w:r>
+      <w:proofErr w:type="spellStart"/>
+      <w:r>
+        <w:t>한여울</w:t>
+      </w:r>
+      <w:proofErr w:type="spellEnd"/>
+      <w:r>
+        <w:t>.</w:t>
+      </w:r>
+    </w:p>
+    <w:p>
+      <w:r>
+        <w:t>여자친구의 죽음에 숨겨진 진실을 찾기 위해, 두 사람은 함께 저승과 인간의 세계 사이에 숨겨진 비밀을 마주하기 시작한다.</w:t>
+      </w:r>
+    </w:p>
+    <w:p>
+      <w:pPr>
+        <w:rPr>
+          <w:rFonts w:hint="eastAsia"/>
+        </w:rPr>
+      </w:pPr>
+      <w:r>
+        <w:t>그들의 첫 번째 이야기가 시작된다.</w:t>
+      </w:r>
+    </w:p>
+    <w:p>
+      <w:pPr>
+        <w:pStyle w:val="3"/>
+        <w:rPr>
+          <w:b/>
+          <w:bCs/>
+        </w:rPr>
+      </w:pPr>
+      <w:bookmarkStart w:id="41" w:name="_Toc238982981"/>
+      <w:r>
+        <w:rPr>
+          <w:rFonts w:hint="eastAsia"/>
+          <w:b/>
+          <w:bCs/>
+        </w:rPr>
+        <w:t>에피소드/퀘스트</w:t>
+      </w:r>
+      <w:bookmarkEnd w:id="41"/>
+    </w:p>
+    <w:p>
+      <w:pPr>
+        <w:rPr>
+          <w:b/>
+          <w:bCs/>
+          <w:color w:val="0C3512" w:themeColor="accent3" w:themeShade="80"/>
+        </w:rPr>
+      </w:pPr>
+      <w:r>
+        <w:rPr>
+          <w:rFonts w:hint="eastAsia"/>
+          <w:b/>
+          <w:bCs/>
+          <w:color w:val="0C3512" w:themeColor="accent3" w:themeShade="80"/>
+        </w:rPr>
+        <w:t>전체적인 스토리는 메시지를 전달하는 느낌으로 가도 좋을 것 같다.</w:t>
+      </w:r>
+      <w:r>
+        <w:rPr>
+          <w:b/>
+          <w:bCs/>
+          <w:color w:val="0C3512" w:themeColor="accent3" w:themeShade="80"/>
+        </w:rPr>
         <w:br/>
       </w:r>
       <w:r>
         <w:rPr>
           <w:rFonts w:hint="eastAsia"/>
-        </w:rPr>
-        <w:t>글을 쓰지 않는 동안은 집안일을 하거나, 여자친구 픽업을 해줌.</w:t>
-      </w:r>
-      <w:r>
-        <w:br/>
-      </w:r>
-      <w:r>
-        <w:rPr>
-          <w:rFonts w:hint="eastAsia"/>
-        </w:rPr>
-        <w:t>슬슬 결혼해야 할 시기. 그러나 돈이 부족함.</w:t>
-      </w:r>
-      <w:r>
-        <w:br/>
-      </w:r>
-      <w:r>
-        <w:rPr>
-          <w:rFonts w:hint="eastAsia"/>
-        </w:rPr>
-        <w:t>이에 대한 압박이 큼.</w:t>
-      </w:r>
-    </w:p>
-    <w:p/>
-    <w:p>
-      <w:r>
-        <w:rPr>
-          <w:rFonts w:hint="eastAsia"/>
-        </w:rPr>
-        <w:t xml:space="preserve">이름: </w:t>
-      </w:r>
-      <w:r>
-        <w:rPr>
-          <w:rFonts w:hint="eastAsia"/>
-        </w:rPr>
-        <w:t>한여울</w:t>
-      </w:r>
-      <w:r>
-        <w:rPr>
-          <w:rFonts w:hint="eastAsia"/>
-        </w:rPr>
-        <w:t xml:space="preserve"> 나이: 18세 성별: 여성</w:t>
-      </w:r>
-      <w:r>
-        <w:br/>
-      </w:r>
-      <w:r>
-        <w:rPr>
-          <w:rFonts w:hint="eastAsia"/>
-        </w:rPr>
-        <w:t xml:space="preserve">어릴 적 부모에게 버림당하고, 신당 </w:t>
-      </w:r>
-      <w:r>
-        <w:t>‘</w:t>
-      </w:r>
-      <w:r>
-        <w:rPr>
-          <w:rFonts w:hint="eastAsia"/>
-        </w:rPr>
-        <w:t>천도</w:t>
-      </w:r>
-      <w:r>
-        <w:t>’</w:t>
-      </w:r>
-      <w:r>
-        <w:rPr>
-          <w:rFonts w:hint="eastAsia"/>
-        </w:rPr>
-        <w:t>에 맡겨짐.</w:t>
-      </w:r>
-      <w:r>
-        <w:br/>
-      </w:r>
-      <w:r>
-        <w:rPr>
-          <w:rFonts w:hint="eastAsia"/>
-        </w:rPr>
-        <w:t>천도에서 해원에 대해 배우고, 해원사의 길을 걷게 됨.</w:t>
-      </w:r>
-      <w:r>
-        <w:br/>
-      </w:r>
-      <w:r>
-        <w:rPr>
-          <w:rFonts w:hint="eastAsia"/>
-        </w:rPr>
-        <w:t>엄청난 해원 실력을 가졌지만, 귀신을 보지 못하는 눈을 가짐.</w:t>
-      </w:r>
-      <w:r>
-        <w:br/>
-      </w:r>
-      <w:r>
-        <w:rPr>
-          <w:rFonts w:hint="eastAsia"/>
-        </w:rPr>
-        <w:t>천도에서 스승님과 함께 살았지만, 18살에 스승님은 하늘나라로 가게 됨.</w:t>
-      </w:r>
-      <w:r>
-        <w:br/>
-      </w:r>
-      <w:r>
-        <w:rPr>
-          <w:rFonts w:hint="eastAsia"/>
-        </w:rPr>
-        <w:t>귀신을 보지 못하는 눈</w:t>
-      </w:r>
-      <w:r>
-        <w:rPr>
-          <w:rFonts w:hint="eastAsia"/>
-        </w:rPr>
-        <w:t xml:space="preserve"> </w:t>
-      </w:r>
-      <w:r>
-        <w:t>‘</w:t>
-      </w:r>
-      <w:r>
-        <w:rPr>
-          <w:rFonts w:hint="eastAsia"/>
-        </w:rPr>
-        <w:t>닫힌 눈의 해원사</w:t>
-      </w:r>
-      <w:r>
-        <w:t>’</w:t>
-      </w:r>
-      <w:r>
-        <w:rPr>
-          <w:rFonts w:hint="eastAsia"/>
-        </w:rPr>
-        <w:t>라는</w:t>
-      </w:r>
-      <w:r>
-        <w:rPr>
-          <w:rFonts w:hint="eastAsia"/>
-        </w:rPr>
-        <w:t xml:space="preserve"> 별호 때문에 한마루 내에서도 좋지 못한 명성을 가짐.</w:t>
-      </w:r>
-    </w:p>
-    <w:p>
-      <w:pPr>
-        <w:pStyle w:val="3"/>
-        <w:rPr>
-          <w:b/>
-          <w:bCs/>
-        </w:rPr>
-      </w:pPr>
-      <w:bookmarkStart w:id="39" w:name="_Toc238381669"/>
-      <w:r>
-        <w:rPr>
-          <w:rFonts w:hint="eastAsia"/>
-          <w:b/>
-          <w:bCs/>
-        </w:rPr>
-        <w:t>세력</w:t>
-      </w:r>
-      <w:bookmarkEnd w:id="39"/>
-    </w:p>
-    <w:p>
-      <w:pPr>
-        <w:rPr>
-          <w:b/>
-          <w:bCs/>
-        </w:rPr>
-      </w:pPr>
-      <w:r>
-        <w:rPr>
-          <w:rFonts w:hint="eastAsia"/>
-          <w:b/>
-          <w:bCs/>
-        </w:rPr>
-        <w:t>한마루</w:t>
-      </w:r>
-      <w:bookmarkStart w:id="40" w:name="_Toc238381670"/>
-      <w:r>
-        <w:rPr>
-          <w:rFonts w:hint="eastAsia"/>
-          <w:b/>
-          <w:bCs/>
-        </w:rPr>
-        <w:t xml:space="preserve"> : </w:t>
-      </w:r>
-      <w:r>
-        <w:rPr>
-          <w:rFonts w:hint="eastAsia"/>
-          <w:b/>
-          <w:bCs/>
-        </w:rPr>
-        <w:t xml:space="preserve">령의 </w:t>
-      </w:r>
-      <w:r>
-        <w:rPr>
-          <w:rFonts w:hint="eastAsia"/>
-          <w:b/>
-          <w:bCs/>
-        </w:rPr>
-        <w:t>헤원과 천도</w:t>
-      </w:r>
-      <w:r>
-        <w:rPr>
-          <w:rFonts w:hint="eastAsia"/>
-          <w:b/>
-          <w:bCs/>
-        </w:rPr>
-        <w:t>를 유도하는 집단.</w:t>
-      </w:r>
-    </w:p>
-    <w:p>
-      <w:pPr>
-        <w:rPr>
-          <w:b/>
-          <w:bCs/>
-        </w:rPr>
-      </w:pPr>
-      <w:r>
-        <w:rPr>
-          <w:b/>
-          <w:bCs/>
-        </w:rPr>
-        <w:t>탐(貪)</w:t>
-      </w:r>
-      <w:r>
-        <w:rPr>
-          <w:rFonts w:hint="eastAsia"/>
-          <w:b/>
-          <w:bCs/>
-        </w:rPr>
-        <w:t xml:space="preserve"> : </w:t>
-      </w:r>
-      <w:r>
-        <w:rPr>
-          <w:rFonts w:hint="eastAsia"/>
-          <w:b/>
-          <w:bCs/>
-        </w:rPr>
-        <w:t xml:space="preserve">령을 </w:t>
-      </w:r>
-      <w:r>
-        <w:rPr>
-          <w:rFonts w:hint="eastAsia"/>
-          <w:b/>
-          <w:bCs/>
-        </w:rPr>
-        <w:t>식혼</w:t>
-      </w:r>
-      <w:r>
-        <w:rPr>
-          <w:rFonts w:hint="eastAsia"/>
-          <w:b/>
-          <w:bCs/>
-        </w:rPr>
-        <w:t>하거나</w:t>
-      </w:r>
-      <w:r>
-        <w:rPr>
-          <w:rFonts w:hint="eastAsia"/>
-          <w:b/>
-          <w:bCs/>
-        </w:rPr>
-        <w:t xml:space="preserve"> 탐혼</w:t>
-      </w:r>
-      <w:r>
-        <w:rPr>
-          <w:rFonts w:hint="eastAsia"/>
-          <w:b/>
-          <w:bCs/>
-        </w:rPr>
-        <w:t>을 주로 하며, 인간을 위협하기도 함.</w:t>
-      </w:r>
-    </w:p>
-    <w:p>
-      <w:pPr>
-        <w:rPr>
-          <w:rFonts w:hint="eastAsia"/>
-          <w:b/>
-          <w:bCs/>
-        </w:rPr>
-      </w:pPr>
-      <w:r>
-        <w:rPr>
-          <w:rFonts w:hint="eastAsia"/>
-          <w:b/>
-          <w:bCs/>
-        </w:rPr>
-        <w:t>요괴(중립):</w:t>
-      </w:r>
-      <w:r>
-        <w:rPr>
-          <w:rFonts w:hint="eastAsia"/>
-          <w:b/>
-          <w:bCs/>
-        </w:rPr>
-        <w:t xml:space="preserve"> 여러 요괴들이 있음. 각각의 성격과 특징이 있음. *추가예정</w:t>
-      </w:r>
-    </w:p>
-    <w:p>
-      <w:pPr>
-        <w:pStyle w:val="3"/>
-        <w:rPr>
-          <w:b/>
-          <w:bCs/>
-        </w:rPr>
-      </w:pPr>
-      <w:r>
-        <w:rPr>
-          <w:rFonts w:hint="eastAsia"/>
-          <w:b/>
-          <w:bCs/>
-        </w:rPr>
-        <w:lastRenderedPageBreak/>
-        <w:t>메인 스토리</w:t>
-      </w:r>
-      <w:bookmarkEnd w:id="40"/>
-    </w:p>
-    <w:p>
-      <w:r>
-        <w:t>여느 때처럼 여자친구를 집까지 데려다주던 이준혁은 갑작스러운 교통사고를 당한다. 사고로 인해 여자친구는 목숨을 잃고, 이준혁은 병원에 입원하게 된다.</w:t>
-      </w:r>
-    </w:p>
-    <w:p>
-      <w:r>
-        <w:t>여자친구의 죽음에 대한 복수를 다짐하지만, 사고를 일으킨 범인은 흔적도 없이 사라진다. 결국 아무것도 할 수 없었던 이준혁은 모든 것을 포기하려 한다.</w:t>
-      </w:r>
-    </w:p>
-    <w:p>
-      <w:r>
-        <w:t>그러던 어느 날, 이준혁은 이전에는 볼 수 없었던 기괴한 존재들을 보기 시작한다. 마치 죽은 자와도 같은 그들의 모습을 보고, 자신에게 이상한 변화가 생겼음을 깨닫는다.</w:t>
-      </w:r>
-    </w:p>
-    <w:p>
-      <w:r>
-        <w:t>그때 정체를 알 수 없는 한 남자가 나타난다.</w:t>
-      </w:r>
-    </w:p>
-    <w:p>
-      <w:r>
-        <w:t>“그녀의 죽음에 대해 더 알고 싶다면 이곳으로 가라.”</w:t>
-      </w:r>
-    </w:p>
-    <w:p>
-      <w:r>
-        <w:t>남자는 ‘천도’라는 이름의 신당을 찾아가라는 말을 남기고, 한 장의 쪽지만 건넨 채 사라진다.</w:t>
-      </w:r>
-    </w:p>
-    <w:p>
-      <w:r>
-        <w:t>이준혁은 그 말을 믿어야 할지 고민하지만, 여자친구의 죽음에 숨겨진 진실을 알 수 있다는 생각에 다시 움직이기 시작한다.</w:t>
-      </w:r>
-    </w:p>
-    <w:p>
-      <w:r>
-        <w:t>그렇게 ‘천도’에 도착한 이준혁은 신당의 문을 두드린다.</w:t>
-      </w:r>
-    </w:p>
-    <w:p>
-      <w:r>
-        <w:t>“들어오세요.”</w:t>
-      </w:r>
-    </w:p>
-    <w:p>
-      <w:r>
-        <w:t>문을 열자, 그곳에는 갓을 쓴 무당 한 명이 서 있었다. 얼굴조차 제대로 보이지 않는 신비로운 모습이었다.</w:t>
-      </w:r>
-    </w:p>
-    <w:p>
-      <w:r>
-        <w:t>“무슨 일로 찾아오셨죠?”</w:t>
-      </w:r>
-    </w:p>
-    <w:p>
-      <w:r>
-        <w:t>“이곳에 오라는 말을 들었습니다.”</w:t>
-      </w:r>
-    </w:p>
-    <w:p>
-      <w:r>
-        <w:t>이준혁이 건네받은 쪽지를 보여주자, 무당은 순간 몸을 움찔하며 그의 얼굴을 바라본다.</w:t>
-      </w:r>
-    </w:p>
-    <w:p>
-      <w:r>
-        <w:t>그리고 갓 사이로 드러난 그녀의 얼굴은, 무당이라고 하기에는 지나치게 어려 보였다.</w:t>
-      </w:r>
-    </w:p>
-    <w:p>
-      <w:r>
-        <w:t>잠시 후 그녀는 놀란 듯 외친다.</w:t>
-      </w:r>
-    </w:p>
-    <w:p>
-      <w:r>
-        <w:t>“신... 신탁이다!”</w:t>
-      </w:r>
-    </w:p>
-    <w:p>
-      <w:r>
-        <w:rPr>
-          <w:rFonts w:hint="eastAsia"/>
-        </w:rPr>
-        <w:t>(*추가 예정)</w:t>
-      </w:r>
-    </w:p>
-    <w:p>
-      <w:pPr>
-        <w:pStyle w:val="3"/>
-        <w:rPr>
-          <w:b/>
-          <w:bCs/>
-        </w:rPr>
-      </w:pPr>
-      <w:bookmarkStart w:id="41" w:name="_Toc238381671"/>
-      <w:r>
-        <w:rPr>
-          <w:rFonts w:hint="eastAsia"/>
-          <w:b/>
-          <w:bCs/>
-        </w:rPr>
-        <w:t>에피소드/퀘스트</w:t>
-      </w:r>
-      <w:bookmarkEnd w:id="41"/>
-    </w:p>
-    <w:p>
-      <w:pPr>
-        <w:rPr>
           <w:b/>
           <w:bCs/>
           <w:color w:val="0C3512" w:themeColor="accent3" w:themeShade="80"/>
         </w:rPr>
-      </w:pPr>
-      <w:r>
-        <w:rPr>
-          <w:rFonts w:hint="eastAsia"/>
-          <w:b/>
-          <w:bCs/>
-          <w:color w:val="0C3512" w:themeColor="accent3" w:themeShade="80"/>
-        </w:rPr>
-        <w:t>전체적인 스토리는 메시지를 전달하는 느낌으로 가도 좋을 것 같다.</w:t>
-      </w:r>
-      <w:r>
-        <w:rPr>
-          <w:b/>
-          <w:bCs/>
-          <w:color w:val="0C3512" w:themeColor="accent3" w:themeShade="80"/>
-        </w:rPr>
-        <w:br/>
-      </w:r>
-      <w:r>
-        <w:rPr>
-          <w:rFonts w:hint="eastAsia"/>
-          <w:b/>
-          <w:bCs/>
-          <w:color w:val="0C3512" w:themeColor="accent3" w:themeShade="80"/>
-        </w:rPr>
-        <w:lastRenderedPageBreak/>
         <w:t>그래서 생각한 것이 어린 왕자인데, 초반 스토리 부분을 어린 왕자와 같은 결을 타도록 만들어 보고 좋은 것 같으면 그대로 진행.</w:t>
       </w:r>
       <w:r>
@@ -9075,6 +10204,14 @@
         </w:rPr>
         <w:t>양 한 마리를 그려 달라는 소년</w:t>
       </w:r>
+      <w:r>
+        <w:rPr>
+          <w:rFonts w:hint="eastAsia"/>
+          <w:b/>
+          <w:bCs/>
+        </w:rPr>
+        <w:t xml:space="preserve"> (프롤로그)</w:t>
+      </w:r>
     </w:p>
     <w:p>
       <w:pPr>
@@ -9083,75 +10220,485 @@
         <w:autoSpaceDE/>
         <w:autoSpaceDN/>
         <w:rPr>
-          <w:rFonts w:asciiTheme="majorHAnsi" w:eastAsiaTheme="majorEastAsia" w:hAnsiTheme="majorHAnsi" w:cstheme="majorBidi"/>
-          <w:b/>
-          <w:bCs/>
-          <w:color w:val="000000" w:themeColor="text1"/>
-          <w:sz w:val="24"/>
-        </w:rPr>
-      </w:pPr>
-      <w:r>
-        <w:rPr>
-          <w:b/>
-          <w:bCs/>
-        </w:rPr>
-        <w:br w:type="page"/>
-      </w:r>
-    </w:p>
-    <w:p>
-      <w:pPr>
-        <w:pStyle w:val="1"/>
-        <w:rPr>
-          <w:b/>
-          <w:bCs/>
-        </w:rPr>
-      </w:pPr>
-      <w:bookmarkStart w:id="42" w:name="_Toc238381672"/>
-      <w:r>
-        <w:rPr>
-          <w:rFonts w:hint="eastAsia"/>
-          <w:b/>
-          <w:bCs/>
-        </w:rPr>
+          <w:rFonts w:hint="eastAsia"/>
+          <w:b/>
+          <w:bCs/>
+          <w:color w:val="0C3512" w:themeColor="accent3" w:themeShade="80"/>
+        </w:rPr>
+      </w:pPr>
+      <w:r>
+        <w:rPr>
+          <w:rFonts w:hint="eastAsia"/>
+          <w:b/>
+          <w:bCs/>
+          <w:color w:val="0C3512" w:themeColor="accent3" w:themeShade="80"/>
+        </w:rPr>
+        <w:t>현재 시놉시스 느낌으로 썼는데 에피소드는 이준혁의 시점에서 대사 형식으로 쓸 예정</w:t>
+      </w:r>
+    </w:p>
+    <w:p>
+      <w:r>
+        <w:t xml:space="preserve">여느 때처럼 여자친구를 집까지 </w:t>
+      </w:r>
+      <w:r>
+        <w:rPr>
+          <w:rFonts w:hint="eastAsia"/>
+        </w:rPr>
+        <w:t>데려다 주던</w:t>
+      </w:r>
+      <w:r>
+        <w:t xml:space="preserve"> 이준혁은 갑작스러운 교통사고를 당한다. 사고로 인해 여자친구는 목숨을 잃고, 이준혁은 병원에 입원하게 된다.</w:t>
+      </w:r>
+    </w:p>
+    <w:p>
+      <w:pPr>
+        <w:rPr>
+          <w:rFonts w:hint="eastAsia"/>
+        </w:rPr>
+      </w:pPr>
+      <w:r>
+        <w:rPr>
+          <w:rFonts w:hint="eastAsia"/>
+        </w:rPr>
+        <w:t>모든 것을 잃은</w:t>
+      </w:r>
+      <w:r>
+        <w:t xml:space="preserve"> 이준혁은 </w:t>
+      </w:r>
+      <w:r>
+        <w:rPr>
+          <w:rFonts w:hint="eastAsia"/>
+        </w:rPr>
+        <w:t>삶에 의욕을 잃어서 아무것도 하고 싶지가 않았다.</w:t>
+      </w:r>
+    </w:p>
+    <w:p>
+      <w:r>
+        <w:rPr>
+          <w:rFonts w:hint="eastAsia"/>
+        </w:rPr>
+        <w:t>게다가</w:t>
+      </w:r>
+      <w:r>
+        <w:t>,</w:t>
+      </w:r>
+      <w:r>
+        <w:rPr>
+          <w:rFonts w:hint="eastAsia"/>
+        </w:rPr>
+        <w:t xml:space="preserve"> </w:t>
+      </w:r>
+      <w:r>
+        <w:t>이전에는 볼 수 없었던 기괴한 존재들을 보기 시작한다. 마치 죽은 자와도 같은 그들의 모습을 보고, 자신에게 이상한 변화가 생겼음을 깨닫는다.</w:t>
+      </w:r>
+    </w:p>
+    <w:p>
+      <w:r>
+        <w:t>그때 정체를 알 수 없는 한 남자가 나타난다.</w:t>
+      </w:r>
+    </w:p>
+    <w:p>
+      <w:r>
+        <w:t>“그녀의 죽음에 대해 더 알고 싶</w:t>
+      </w:r>
+      <w:r>
+        <w:rPr>
+          <w:rFonts w:hint="eastAsia"/>
+        </w:rPr>
+        <w:t>나?</w:t>
+      </w:r>
+      <w:r>
+        <w:t>”</w:t>
+      </w:r>
+    </w:p>
+    <w:p>
+      <w:pPr>
+        <w:rPr>
+          <w:rFonts w:hint="eastAsia"/>
+        </w:rPr>
+      </w:pPr>
+      <w:r>
+        <w:rPr>
+          <w:rFonts w:hint="eastAsia"/>
+        </w:rPr>
+        <w:t>그녀의 죽음이 의도된 죽음일 수 있다고 그 남자가 말한다.</w:t>
+      </w:r>
+    </w:p>
+    <w:p>
+      <w:r>
+        <w:t>남자는 ‘천도’라는 이름의 신당을 찾아가라는 말을 남기고, 한 장의 쪽지만 건넨 채 사라진다.</w:t>
+      </w:r>
+    </w:p>
+    <w:p>
+      <w:r>
+        <w:t>이준혁은 그 말을 믿어야 할지 고민하지만, 여자친구의 죽음에 숨겨진 진실을 알 수 있</w:t>
+      </w:r>
+      <w:r>
         <w:lastRenderedPageBreak/>
-        <w:t>기술/개발 요구사항</w:t>
-      </w:r>
-      <w:r>
-        <w:rPr>
-          <w:rFonts w:hint="eastAsia"/>
-          <w:b/>
-          <w:bCs/>
-        </w:rPr>
-        <w:t>(X)</w:t>
-      </w:r>
-      <w:bookmarkEnd w:id="42"/>
-    </w:p>
-    <w:p>
-      <w:pPr>
-        <w:pStyle w:val="1"/>
-        <w:rPr>
-          <w:b/>
-          <w:bCs/>
-        </w:rPr>
-      </w:pPr>
-      <w:bookmarkStart w:id="43" w:name="_Toc238381673"/>
-      <w:r>
-        <w:rPr>
-          <w:rFonts w:hint="eastAsia"/>
-          <w:b/>
-          <w:bCs/>
-        </w:rPr>
-        <w:t>개발 일정</w:t>
-      </w:r>
-      <w:r>
-        <w:rPr>
-          <w:rFonts w:hint="eastAsia"/>
-          <w:b/>
-          <w:bCs/>
-        </w:rPr>
-        <w:t>(X)</w:t>
-      </w:r>
-      <w:bookmarkEnd w:id="43"/>
+        <w:t>다는 생각에 다시 움직이기 시작한다.</w:t>
+      </w:r>
+    </w:p>
+    <w:p>
+      <w:r>
+        <w:t>그렇게 ‘천도’</w:t>
+      </w:r>
+      <w:proofErr w:type="spellStart"/>
+      <w:r>
+        <w:t>에</w:t>
+      </w:r>
+      <w:proofErr w:type="spellEnd"/>
+      <w:r>
+        <w:t xml:space="preserve"> 도착한 이준혁은 신당의 문을 두드린다.</w:t>
+      </w:r>
+    </w:p>
+    <w:p>
+      <w:r>
+        <w:t>“들어오세요.”</w:t>
+      </w:r>
+    </w:p>
+    <w:p>
+      <w:r>
+        <w:t>문을 열자, 그곳에는 갓을 쓴 무당 한 명이 서 있었다. 얼굴조차 제대로 보이지 않는 신비로운 모습이었다.</w:t>
+      </w:r>
+    </w:p>
+    <w:p>
+      <w:r>
+        <w:t>“무슨 일로 찾아오셨죠?”</w:t>
+      </w:r>
+    </w:p>
+    <w:p>
+      <w:r>
+        <w:t>“이곳에 오라는 말을 들었습니다.”</w:t>
+      </w:r>
+    </w:p>
+    <w:p>
+      <w:r>
+        <w:t xml:space="preserve">이준혁이 </w:t>
+      </w:r>
+      <w:proofErr w:type="spellStart"/>
+      <w:r>
+        <w:t>건네받은</w:t>
+      </w:r>
+      <w:proofErr w:type="spellEnd"/>
+      <w:r>
+        <w:t xml:space="preserve"> 쪽지를 보여주자, 무당은 순간 몸을 움찔하며 그의 얼굴을 바라본다.</w:t>
+      </w:r>
+    </w:p>
+    <w:p>
+      <w:r>
+        <w:t>그리고 갓 사이로 드러난 그녀의 얼굴은, 무당이라고 하기에는 지나치게 어려 보였다.</w:t>
+      </w:r>
+    </w:p>
+    <w:p>
+      <w:r>
+        <w:t>잠시 후 그녀는 놀란 듯 외친다.</w:t>
+      </w:r>
+    </w:p>
+    <w:p>
+      <w:r>
+        <w:t>“신... 신탁이다!”</w:t>
+      </w:r>
+    </w:p>
+    <w:p>
+      <w:r>
+        <w:rPr>
+          <w:rFonts w:hint="eastAsia"/>
+        </w:rPr>
+        <w:t xml:space="preserve">그렇게 이준혁은 </w:t>
+      </w:r>
+      <w:proofErr w:type="spellStart"/>
+      <w:r>
+        <w:rPr>
+          <w:rFonts w:hint="eastAsia"/>
+        </w:rPr>
+        <w:t>한여울이라는</w:t>
+      </w:r>
+      <w:proofErr w:type="spellEnd"/>
+      <w:r>
+        <w:rPr>
+          <w:rFonts w:hint="eastAsia"/>
+        </w:rPr>
+        <w:t xml:space="preserve"> 무당 소녀와 만나게 된다.</w:t>
+      </w:r>
+    </w:p>
+    <w:p>
+      <w:r>
+        <w:t>‘</w:t>
+      </w:r>
+      <w:proofErr w:type="spellStart"/>
+      <w:r>
+        <w:rPr>
+          <w:rFonts w:hint="eastAsia"/>
+        </w:rPr>
+        <w:t>한마루</w:t>
+      </w:r>
+      <w:proofErr w:type="spellEnd"/>
+      <w:r>
+        <w:t>’</w:t>
+      </w:r>
+      <w:r>
+        <w:rPr>
+          <w:rFonts w:hint="eastAsia"/>
+        </w:rPr>
+        <w:t>라는 귀신과 관련된 곳에서 일하는 그녀는 핸드폰 메시지로 오는 신탁에 의해서 움직이고, 이준혁이 온다는 것 또한 신탁에 의해서 알게 되었다고 한다.</w:t>
+      </w:r>
+    </w:p>
+    <w:p>
+      <w:r>
+        <w:rPr>
+          <w:rFonts w:hint="eastAsia"/>
+        </w:rPr>
+        <w:t>그리고 그녀는 이준혁의 여자친구에 대해서 잘 알았다.</w:t>
+      </w:r>
+    </w:p>
+    <w:p>
+      <w:r>
+        <w:rPr>
+          <w:rFonts w:hint="eastAsia"/>
+        </w:rPr>
+        <w:t>그의 여자친구도 한마루에서 무당 비슷한 일을 했고, 굉장히 유명했다고 한다.</w:t>
+      </w:r>
+    </w:p>
+    <w:p>
+      <w:r>
+        <w:rPr>
+          <w:rFonts w:hint="eastAsia"/>
+        </w:rPr>
+        <w:t xml:space="preserve">한마루는 자신의 신분을 숨겨야 하는 곳이지만, 사고 당일 사고 현장에서 엄청난 령의 기운이 쏟아져 나왔고, 그녀가 </w:t>
+      </w:r>
+      <w:proofErr w:type="spellStart"/>
+      <w:r>
+        <w:rPr>
+          <w:rFonts w:hint="eastAsia"/>
+        </w:rPr>
+        <w:t>한마루</w:t>
+      </w:r>
+      <w:proofErr w:type="spellEnd"/>
+      <w:r>
+        <w:rPr>
+          <w:rFonts w:hint="eastAsia"/>
+        </w:rPr>
+        <w:t xml:space="preserve"> 소속이라는 것을 눈치챘다고 했다.</w:t>
+      </w:r>
+    </w:p>
+    <w:p>
+      <w:r>
+        <w:rPr>
+          <w:rFonts w:hint="eastAsia"/>
+        </w:rPr>
+        <w:t>이준혁은 궁금한 것이 굉장히 많았지만, 그 때 핸드폰 알림이 울렸다.</w:t>
+      </w:r>
+    </w:p>
+    <w:p>
+      <w:proofErr w:type="spellStart"/>
+      <w:r>
+        <w:rPr>
+          <w:rFonts w:hint="eastAsia"/>
+        </w:rPr>
+        <w:t>한여울의</w:t>
+      </w:r>
+      <w:proofErr w:type="spellEnd"/>
+      <w:r>
+        <w:rPr>
+          <w:rFonts w:hint="eastAsia"/>
+        </w:rPr>
+        <w:t xml:space="preserve"> 핸드폰 메시지로 신탁이 내려왔다.</w:t>
+      </w:r>
+    </w:p>
+    <w:p>
+      <w:r>
+        <w:t>“</w:t>
+      </w:r>
+      <w:r>
+        <w:rPr>
+          <w:rFonts w:hint="eastAsia"/>
+        </w:rPr>
+        <w:t xml:space="preserve">8월 30일 6시 OO동 OOO으로 같이 </w:t>
+      </w:r>
+      <w:r>
+        <w:t>온</w:t>
+      </w:r>
+      <w:r>
+        <w:rPr>
+          <w:rFonts w:hint="eastAsia"/>
+        </w:rPr>
+        <w:t xml:space="preserve"> 손님과 함께</w:t>
+      </w:r>
+      <w:r>
+        <w:t>”</w:t>
+      </w:r>
+    </w:p>
+    <w:p>
+      <w:pPr>
+        <w:rPr>
+          <w:rFonts w:hint="eastAsia"/>
+        </w:rPr>
+      </w:pPr>
+      <w:r>
+        <w:rPr>
+          <w:rFonts w:hint="eastAsia"/>
+        </w:rPr>
+        <w:t>남은 시간은 30분 남짓</w:t>
+      </w:r>
+    </w:p>
+    <w:p>
+      <w:r>
+        <w:rPr>
+          <w:rFonts w:hint="eastAsia"/>
+        </w:rPr>
+        <w:t>손님은 이준혁을 지칭한 것이라며, 여자친구에 대해서 좀 더 알고 싶어했던 이준혁은 함께 동행을 하게 된다.</w:t>
+      </w:r>
+    </w:p>
+    <w:p>
+      <w:pPr>
+        <w:rPr>
+          <w:rFonts w:hint="eastAsia"/>
+        </w:rPr>
+      </w:pPr>
+      <w:r>
+        <w:rPr>
+          <w:rFonts w:hint="eastAsia"/>
+        </w:rPr>
+        <w:t>그렇게 그들의 이야기는 시작된다.</w:t>
+      </w:r>
+    </w:p>
+    <w:p>
+      <w:r>
+        <w:rPr>
+          <w:b/>
+          <w:bCs/>
+        </w:rPr>
+        <w:lastRenderedPageBreak/>
+        <w:t>프롤로그 초반</w:t>
+      </w:r>
+    </w:p>
+    <w:p>
+      <w:pPr>
+        <w:numPr>
+          <w:ilvl w:val="0"/>
+          <w:numId w:val="6"/>
+        </w:numPr>
+      </w:pPr>
+      <w:r>
+        <w:t xml:space="preserve">여자친구 사망 </w:t>
+      </w:r>
+    </w:p>
+    <w:p>
+      <w:pPr>
+        <w:numPr>
+          <w:ilvl w:val="0"/>
+          <w:numId w:val="6"/>
+        </w:numPr>
+      </w:pPr>
+      <w:r>
+        <w:t xml:space="preserve">귀신이 보이기 시작함 </w:t>
+      </w:r>
+    </w:p>
+    <w:p>
+      <w:pPr>
+        <w:numPr>
+          <w:ilvl w:val="0"/>
+          <w:numId w:val="6"/>
+        </w:numPr>
+      </w:pPr>
+      <w:r>
+        <w:t xml:space="preserve">천도 방문 </w:t>
+      </w:r>
+    </w:p>
+    <w:p>
+      <w:pPr>
+        <w:numPr>
+          <w:ilvl w:val="0"/>
+          <w:numId w:val="6"/>
+        </w:numPr>
+      </w:pPr>
+      <w:proofErr w:type="spellStart"/>
+      <w:r>
+        <w:t>한여울</w:t>
+      </w:r>
+      <w:proofErr w:type="spellEnd"/>
+      <w:r>
+        <w:t xml:space="preserve"> 등장 </w:t>
+      </w:r>
+    </w:p>
+    <w:p>
+      <w:pPr>
+        <w:numPr>
+          <w:ilvl w:val="0"/>
+          <w:numId w:val="6"/>
+        </w:numPr>
+      </w:pPr>
+      <w:r>
+        <w:t xml:space="preserve">여자친구가 한마루와 관련 있었다는 사실 </w:t>
+      </w:r>
+    </w:p>
+    <w:p>
+      <w:r>
+        <w:t>↓ 플레이어의 궁금증 생성</w:t>
+      </w:r>
+    </w:p>
+    <w:p>
+      <w:r>
+        <w:rPr>
+          <w:b/>
+          <w:bCs/>
+        </w:rPr>
+        <w:t>동행 시작 후</w:t>
+      </w:r>
+    </w:p>
+    <w:p>
+      <w:pPr>
+        <w:numPr>
+          <w:ilvl w:val="0"/>
+          <w:numId w:val="7"/>
+        </w:numPr>
+      </w:pPr>
+      <w:r>
+        <w:t xml:space="preserve">한마루란 무엇인가? </w:t>
+      </w:r>
+    </w:p>
+    <w:p>
+      <w:pPr>
+        <w:numPr>
+          <w:ilvl w:val="0"/>
+          <w:numId w:val="7"/>
+        </w:numPr>
+      </w:pPr>
+      <w:r>
+        <w:t xml:space="preserve">령의 기운이란 무엇인가? </w:t>
+      </w:r>
+    </w:p>
+    <w:p>
+      <w:pPr>
+        <w:numPr>
+          <w:ilvl w:val="0"/>
+          <w:numId w:val="7"/>
+        </w:numPr>
+      </w:pPr>
+      <w:r>
+        <w:t xml:space="preserve">왜 자신은 귀신을 보는가? </w:t>
+      </w:r>
+    </w:p>
+    <w:p>
+      <w:pPr>
+        <w:numPr>
+          <w:ilvl w:val="0"/>
+          <w:numId w:val="7"/>
+        </w:numPr>
+      </w:pPr>
+      <w:r>
+        <w:t xml:space="preserve">여자친구는 한마루에서 무엇을 했는가? </w:t>
+      </w:r>
+    </w:p>
+    <w:p>
+      <w:pPr>
+        <w:rPr>
+          <w:rFonts w:hint="eastAsia"/>
+        </w:rPr>
+      </w:pPr>
+      <w:r>
+        <w:t>↓ 세계관 이해</w:t>
+      </w:r>
     </w:p>
     <w:p>
       <w:pPr>
@@ -9160,7 +10707,97 @@
         <w:autoSpaceDE/>
         <w:autoSpaceDN/>
         <w:rPr>
-          <w:rFonts w:asciiTheme="majorHAnsi" w:eastAsiaTheme="majorEastAsia" w:hAnsiTheme="majorHAnsi" w:cstheme="majorBidi" w:hint="eastAsia"/>
+          <w:rFonts w:hint="eastAsia"/>
+          <w:b/>
+          <w:bCs/>
+        </w:rPr>
+      </w:pPr>
+    </w:p>
+    <w:p>
+      <w:pPr>
+        <w:widowControl/>
+        <w:wordWrap/>
+        <w:autoSpaceDE/>
+        <w:autoSpaceDN/>
+        <w:rPr>
+          <w:rFonts w:asciiTheme="majorHAnsi" w:eastAsiaTheme="majorEastAsia" w:hAnsiTheme="majorHAnsi" w:cstheme="majorBidi"/>
+          <w:b/>
+          <w:bCs/>
+          <w:color w:val="000000" w:themeColor="text1"/>
+          <w:sz w:val="24"/>
+        </w:rPr>
+      </w:pPr>
+      <w:r>
+        <w:rPr>
+          <w:b/>
+          <w:bCs/>
+        </w:rPr>
+        <w:br w:type="page"/>
+      </w:r>
+    </w:p>
+    <w:p>
+      <w:pPr>
+        <w:pStyle w:val="1"/>
+        <w:rPr>
+          <w:b/>
+          <w:bCs/>
+        </w:rPr>
+      </w:pPr>
+      <w:bookmarkStart w:id="42" w:name="_Toc238982982"/>
+      <w:r>
+        <w:rPr>
+          <w:rFonts w:hint="eastAsia"/>
+          <w:b/>
+          <w:bCs/>
+        </w:rPr>
+        <w:lastRenderedPageBreak/>
+        <w:t>기술/개발 요구사항</w:t>
+      </w:r>
+      <w:r>
+        <w:rPr>
+          <w:rFonts w:hint="eastAsia"/>
+          <w:b/>
+          <w:bCs/>
+        </w:rPr>
+        <w:t>(X)</w:t>
+      </w:r>
+      <w:bookmarkEnd w:id="42"/>
+    </w:p>
+    <w:p>
+      <w:pPr>
+        <w:pStyle w:val="1"/>
+        <w:rPr>
+          <w:b/>
+          <w:bCs/>
+        </w:rPr>
+      </w:pPr>
+      <w:bookmarkStart w:id="43" w:name="_Toc238982983"/>
+      <w:r>
+        <w:rPr>
+          <w:rFonts w:hint="eastAsia"/>
+          <w:b/>
+          <w:bCs/>
+        </w:rPr>
+        <w:t>개발 일정</w:t>
+      </w:r>
+      <w:r>
+        <w:rPr>
+          <w:rFonts w:hint="eastAsia"/>
+          <w:b/>
+          <w:bCs/>
+        </w:rPr>
+        <w:t>(X)</w:t>
+      </w:r>
+      <w:bookmarkEnd w:id="43"/>
+    </w:p>
+    <w:p>
+      <w:pPr>
+        <w:widowControl/>
+        <w:wordWrap/>
+        <w:autoSpaceDE/>
+        <w:autoSpaceDN/>
+        <w:rPr>
+          <w:rFonts w:asciiTheme="majorHAnsi" w:eastAsiaTheme="majorEastAsia" w:hAnsiTheme="majorHAnsi" w:cstheme="majorBidi"/>
           <w:b/>
           <w:bCs/>
           <w:color w:val="000000" w:themeColor="text1"/>
@@ -9184,7 +10821,7 @@
           <w:bCs/>
         </w:rPr>
       </w:pPr>
-      <w:bookmarkStart w:id="44" w:name="_Toc238381674"/>
+      <w:bookmarkStart w:id="44" w:name="_Toc238982984"/>
       <w:r>
         <w:rPr>
           <w:rFonts w:hint="eastAsia"/>
@@ -9204,7 +10841,7 @@
           <w:bCs/>
         </w:rPr>
       </w:pPr>
-      <w:bookmarkStart w:id="45" w:name="_Toc238381675"/>
+      <w:bookmarkStart w:id="45" w:name="_Toc238982985"/>
       <w:r>
         <w:rPr>
           <w:rFonts w:hint="eastAsia"/>
@@ -9240,6 +10877,7 @@
       </w:r>
     </w:p>
     <w:p>
+      <w:proofErr w:type="spellStart"/>
       <w:r>
         <w:rPr>
           <w:rFonts w:hint="eastAsia"/>
@@ -9248,6 +10886,7 @@
         </w:rPr>
         <w:t>차사</w:t>
       </w:r>
+      <w:proofErr w:type="spellEnd"/>
       <w:r>
         <w:rPr>
           <w:rFonts w:hint="eastAsia"/>
@@ -9323,11 +10962,6 @@
       </w:r>
     </w:p>
     <w:p>
-      <w:pPr>
-        <w:rPr>
-          <w:rFonts w:hint="eastAsia"/>
-        </w:rPr>
-      </w:pPr>
       <w:r>
         <w:t>사악한 유혹이나 나쁜 기운(귀신, 재앙 등)을 누르고 가라앉힌다</w:t>
       </w:r>
@@ -9340,7 +10974,7 @@
           <w:bCs/>
         </w:rPr>
       </w:pPr>
-      <w:bookmarkStart w:id="46" w:name="_Toc238381676"/>
+      <w:bookmarkStart w:id="46" w:name="_Toc238982986"/>
       <w:r>
         <w:rPr>
           <w:rFonts w:hint="eastAsia"/>
@@ -9358,134 +10992,17 @@
           <w:bCs/>
         </w:rPr>
       </w:pPr>
-      <w:r>
-        <w:rPr>
-          <w:b/>
-          <w:bCs/>
-        </w:rPr>
-        <w:t xml:space="preserve">Phasmophobia </w:t>
-      </w:r>
-    </w:p>
-    <w:p>
-      <w:pPr>
-        <w:pStyle w:val="a6"/>
-        <w:numPr>
-          <w:ilvl w:val="0"/>
-          <w:numId w:val="4"/>
-        </w:numPr>
-        <w:rPr>
-          <w:b/>
-          <w:bCs/>
-        </w:rPr>
-      </w:pPr>
-      <w:hyperlink r:id="rId20" w:history="1">
-        <w:r>
-          <w:rPr>
-            <w:rStyle w:val="aa"/>
-            <w:b/>
-            <w:bCs/>
-          </w:rPr>
-          <w:t>나무위키</w:t>
-        </w:r>
-      </w:hyperlink>
-    </w:p>
-    <w:p>
-      <w:pPr>
-        <w:rPr>
-          <w:b/>
-          <w:bCs/>
-        </w:rPr>
-      </w:pPr>
-      <w:r>
-        <w:rPr>
-          <w:b/>
-          <w:bCs/>
-        </w:rPr>
-        <w:t>암행어사</w:t>
-      </w:r>
-    </w:p>
-    <w:p>
-      <w:pPr>
-        <w:pStyle w:val="a6"/>
-        <w:numPr>
-          <w:ilvl w:val="0"/>
-          <w:numId w:val="4"/>
-        </w:numPr>
-        <w:rPr>
-          <w:rFonts w:hint="eastAsia"/>
-          <w:b/>
-          <w:bCs/>
-        </w:rPr>
-      </w:pPr>
-      <w:hyperlink r:id="rId21" w:history="1">
-        <w:r>
-          <w:rPr>
-            <w:rStyle w:val="aa"/>
-            <w:b/>
-            <w:bCs/>
-          </w:rPr>
-          <w:t>나</w:t>
-        </w:r>
-        <w:r>
-          <w:rPr>
-            <w:rStyle w:val="aa"/>
-            <w:b/>
-            <w:bCs/>
-          </w:rPr>
-          <w:t>무</w:t>
-        </w:r>
-        <w:r>
-          <w:rPr>
-            <w:rStyle w:val="aa"/>
-            <w:b/>
-            <w:bCs/>
-          </w:rPr>
-          <w:t>위</w:t>
-        </w:r>
-        <w:r>
-          <w:rPr>
-            <w:rStyle w:val="aa"/>
-            <w:b/>
-            <w:bCs/>
-          </w:rPr>
-          <w:t>키</w:t>
-        </w:r>
-      </w:hyperlink>
-    </w:p>
-    <w:p>
-      <w:pPr>
-        <w:rPr>
-          <w:b/>
-          <w:bCs/>
-        </w:rPr>
-      </w:pPr>
-      <w:r>
-        <w:rPr>
-          <w:rFonts w:hint="eastAsia"/>
-          <w:b/>
-          <w:bCs/>
-        </w:rPr>
-        <w:t>십이</w:t>
-      </w:r>
-      <w:r>
-        <w:rPr>
-          <w:rFonts w:hint="eastAsia"/>
-          <w:b/>
-          <w:bCs/>
-        </w:rPr>
-        <w:t>간</w:t>
-      </w:r>
-      <w:r>
-        <w:rPr>
-          <w:rFonts w:hint="eastAsia"/>
-          <w:b/>
-          <w:bCs/>
-        </w:rPr>
-        <w:t>지</w:t>
-      </w:r>
-      <w:r>
-        <w:rPr>
-          <w:rFonts w:hint="eastAsia"/>
+      <w:proofErr w:type="spellStart"/>
+      <w:r>
+        <w:rPr>
+          <w:b/>
+          <w:bCs/>
+        </w:rPr>
+        <w:t>Phasmophobia</w:t>
+      </w:r>
+      <w:proofErr w:type="spellEnd"/>
+      <w:r>
+        <w:rPr>
           <w:b/>
           <w:bCs/>
         </w:rPr>
@@ -9520,371 +11037,456 @@
         <w:rPr>
           <w:b/>
           <w:bCs/>
-          <w:sz w:val="20"/>
-          <w:szCs w:val="21"/>
-        </w:rPr>
-      </w:pPr>
-      <w:r>
-        <w:rPr>
-          <w:rFonts w:hint="eastAsia"/>
-          <w:b/>
-          <w:bCs/>
-          <w:sz w:val="20"/>
-          <w:szCs w:val="21"/>
-        </w:rPr>
-        <w:t>중국 고대 설로 시작. 동물별 성격이 있는가? -&gt; GPT에게 물어봄.</w:t>
-      </w:r>
-      <w:r>
-        <w:rPr>
-          <w:b/>
-          <w:bCs/>
-          <w:sz w:val="20"/>
-          <w:szCs w:val="21"/>
-        </w:rPr>
-        <w:br/>
-      </w:r>
-      <w:r>
-        <w:rPr>
-          <w:b/>
-          <w:bCs/>
-          <w:sz w:val="20"/>
-          <w:szCs w:val="21"/>
-        </w:rPr>
-        <w:t>지지 → 시간·방위·음양오행 등의 상징 → 동물의 이미지 → 인간의 성격에 대한 민속적 해석</w:t>
-      </w:r>
-      <w:r>
-        <w:rPr>
-          <w:rFonts w:hint="eastAsia"/>
-          <w:b/>
-          <w:bCs/>
-          <w:sz w:val="20"/>
-          <w:szCs w:val="21"/>
-        </w:rPr>
-        <w:t>.</w:t>
-      </w:r>
-      <w:r>
-        <w:rPr>
-          <w:b/>
-          <w:bCs/>
-          <w:sz w:val="20"/>
-          <w:szCs w:val="21"/>
-        </w:rPr>
-        <w:br/>
-      </w:r>
-      <w:r>
-        <w:rPr>
-          <w:rFonts w:hint="eastAsia"/>
-          <w:b/>
-          <w:bCs/>
-          <w:sz w:val="20"/>
-          <w:szCs w:val="21"/>
-        </w:rPr>
-        <w:t>정리된 성격은 다음과 같다.</w:t>
-      </w:r>
-    </w:p>
-    <w:p>
-      <w:pPr>
-        <w:rPr>
-          <w:b/>
-          <w:bCs/>
-        </w:rPr>
-      </w:pPr>
-      <w:r>
-        <w:rPr>
-          <w:rFonts w:ascii="Segoe UI Emoji" w:hAnsi="Segoe UI Emoji" w:cs="Segoe UI Emoji"/>
-          <w:b/>
-          <w:bCs/>
-        </w:rPr>
-        <w:t>🐀</w:t>
-      </w:r>
-      <w:r>
-        <w:rPr>
-          <w:b/>
-          <w:bCs/>
-        </w:rPr>
-        <w:t xml:space="preserve"> 쥐 → 재빠르고 눈치가 빠름 </w:t>
-      </w:r>
-    </w:p>
-    <w:p>
-      <w:pPr>
-        <w:rPr>
-          <w:b/>
-          <w:bCs/>
-        </w:rPr>
-      </w:pPr>
-      <w:r>
-        <w:rPr>
-          <w:rFonts w:ascii="Segoe UI Emoji" w:hAnsi="Segoe UI Emoji" w:cs="Segoe UI Emoji"/>
-          <w:b/>
-          <w:bCs/>
-        </w:rPr>
-        <w:t>🐂</w:t>
-      </w:r>
-      <w:r>
-        <w:rPr>
-          <w:b/>
-          <w:bCs/>
-        </w:rPr>
-        <w:t xml:space="preserve"> 소 → 묵묵하고 끈기 있음 </w:t>
-      </w:r>
-    </w:p>
-    <w:p>
-      <w:pPr>
-        <w:rPr>
-          <w:b/>
-          <w:bCs/>
-        </w:rPr>
-      </w:pPr>
-      <w:r>
-        <w:rPr>
-          <w:rFonts w:ascii="Segoe UI Emoji" w:hAnsi="Segoe UI Emoji" w:cs="Segoe UI Emoji"/>
-          <w:b/>
-          <w:bCs/>
-        </w:rPr>
-        <w:t>🐅</w:t>
-      </w:r>
-      <w:r>
-        <w:rPr>
-          <w:b/>
-          <w:bCs/>
-        </w:rPr>
-        <w:t xml:space="preserve"> 호랑이 → 강하고 과감함 </w:t>
-      </w:r>
-    </w:p>
-    <w:p>
-      <w:pPr>
-        <w:rPr>
-          <w:b/>
-          <w:bCs/>
-        </w:rPr>
-      </w:pPr>
-      <w:r>
-        <w:rPr>
-          <w:rFonts w:ascii="Segoe UI Emoji" w:hAnsi="Segoe UI Emoji" w:cs="Segoe UI Emoji"/>
-          <w:b/>
-          <w:bCs/>
-        </w:rPr>
-        <w:lastRenderedPageBreak/>
-        <w:t>🐇</w:t>
-      </w:r>
-      <w:r>
-        <w:rPr>
-          <w:b/>
-          <w:bCs/>
-        </w:rPr>
-        <w:t xml:space="preserve"> 토끼 → 부드럽고 영리함 </w:t>
-      </w:r>
-    </w:p>
-    <w:p>
-      <w:pPr>
-        <w:rPr>
-          <w:b/>
-          <w:bCs/>
-        </w:rPr>
-      </w:pPr>
-      <w:r>
-        <w:rPr>
-          <w:rFonts w:ascii="Segoe UI Emoji" w:hAnsi="Segoe UI Emoji" w:cs="Segoe UI Emoji"/>
-          <w:b/>
-          <w:bCs/>
-        </w:rPr>
-        <w:t>🐉</w:t>
-      </w:r>
-      <w:r>
-        <w:rPr>
-          <w:b/>
-          <w:bCs/>
-        </w:rPr>
-        <w:t xml:space="preserve"> 용 → 크고 강력하며 특별함 </w:t>
-      </w:r>
-    </w:p>
-    <w:p>
-      <w:pPr>
-        <w:rPr>
-          <w:b/>
-          <w:bCs/>
-        </w:rPr>
-      </w:pPr>
-      <w:r>
-        <w:rPr>
-          <w:rFonts w:ascii="Segoe UI Emoji" w:hAnsi="Segoe UI Emoji" w:cs="Segoe UI Emoji"/>
-          <w:b/>
-          <w:bCs/>
-        </w:rPr>
-        <w:t>🐍</w:t>
-      </w:r>
-      <w:r>
-        <w:rPr>
-          <w:b/>
-          <w:bCs/>
-        </w:rPr>
-        <w:t xml:space="preserve"> 뱀 → 조용하고 신중함 </w:t>
-      </w:r>
-    </w:p>
-    <w:p>
-      <w:pPr>
-        <w:rPr>
-          <w:b/>
-          <w:bCs/>
-        </w:rPr>
-      </w:pPr>
-      <w:r>
-        <w:rPr>
-          <w:rFonts w:ascii="Segoe UI Emoji" w:hAnsi="Segoe UI Emoji" w:cs="Segoe UI Emoji"/>
-          <w:b/>
-          <w:bCs/>
-        </w:rPr>
-        <w:t>🐎</w:t>
-      </w:r>
-      <w:r>
-        <w:rPr>
-          <w:b/>
-          <w:bCs/>
-        </w:rPr>
-        <w:t xml:space="preserve"> 말 → 활동적이고 자유로움 </w:t>
-      </w:r>
-    </w:p>
-    <w:p>
-      <w:pPr>
-        <w:rPr>
-          <w:b/>
-          <w:bCs/>
-        </w:rPr>
-      </w:pPr>
-      <w:r>
-        <w:rPr>
-          <w:rFonts w:ascii="Segoe UI Emoji" w:hAnsi="Segoe UI Emoji" w:cs="Segoe UI Emoji"/>
-          <w:b/>
-          <w:bCs/>
-        </w:rPr>
-        <w:t>🐐</w:t>
-      </w:r>
-      <w:r>
-        <w:rPr>
-          <w:b/>
-          <w:bCs/>
-        </w:rPr>
-        <w:t xml:space="preserve"> 양 → 온순하고 협조적 </w:t>
-      </w:r>
-    </w:p>
-    <w:p>
-      <w:pPr>
-        <w:rPr>
-          <w:b/>
-          <w:bCs/>
-        </w:rPr>
-      </w:pPr>
-      <w:r>
-        <w:rPr>
-          <w:rFonts w:ascii="Segoe UI Emoji" w:hAnsi="Segoe UI Emoji" w:cs="Segoe UI Emoji"/>
-          <w:b/>
-          <w:bCs/>
-        </w:rPr>
-        <w:t>🐒</w:t>
-      </w:r>
-      <w:r>
-        <w:rPr>
-          <w:b/>
-          <w:bCs/>
-        </w:rPr>
-        <w:t xml:space="preserve"> 원숭이 → 장난기와 재치 </w:t>
-      </w:r>
-    </w:p>
-    <w:p>
-      <w:pPr>
-        <w:rPr>
-          <w:b/>
-          <w:bCs/>
-        </w:rPr>
-      </w:pPr>
-      <w:r>
-        <w:rPr>
-          <w:rFonts w:ascii="Segoe UI Emoji" w:hAnsi="Segoe UI Emoji" w:cs="Segoe UI Emoji"/>
-          <w:b/>
-          <w:bCs/>
-        </w:rPr>
-        <w:t>🐓</w:t>
-      </w:r>
-      <w:r>
-        <w:rPr>
-          <w:b/>
-          <w:bCs/>
-        </w:rPr>
-        <w:t xml:space="preserve"> 닭 → 부지런하고 꼼꼼함 </w:t>
-      </w:r>
-    </w:p>
-    <w:p>
-      <w:pPr>
-        <w:rPr>
-          <w:b/>
-          <w:bCs/>
-        </w:rPr>
-      </w:pPr>
-      <w:r>
-        <w:rPr>
-          <w:rFonts w:ascii="Segoe UI Emoji" w:hAnsi="Segoe UI Emoji" w:cs="Segoe UI Emoji"/>
-          <w:b/>
-          <w:bCs/>
-        </w:rPr>
-        <w:t>🐕</w:t>
-      </w:r>
-      <w:r>
-        <w:rPr>
-          <w:b/>
-          <w:bCs/>
-        </w:rPr>
-        <w:t xml:space="preserve"> 개 → 충성스럽고 의리 있음 </w:t>
-      </w:r>
-    </w:p>
-    <w:p>
-      <w:pPr>
-        <w:rPr>
-          <w:b/>
-          <w:bCs/>
-        </w:rPr>
-      </w:pPr>
-      <w:r>
-        <w:rPr>
-          <w:rFonts w:ascii="Segoe UI Emoji" w:hAnsi="Segoe UI Emoji" w:cs="Segoe UI Emoji"/>
-          <w:b/>
-          <w:bCs/>
-        </w:rPr>
-        <w:t>🐖</w:t>
-      </w:r>
-      <w:r>
-        <w:rPr>
-          <w:b/>
-          <w:bCs/>
-        </w:rPr>
-        <w:t xml:space="preserve"> 돼지 → 풍족하고 느긋함</w:t>
-      </w:r>
-    </w:p>
-    <w:p>
-      <w:pPr>
-        <w:rPr>
-          <w:rFonts w:hint="eastAsia"/>
-        </w:rPr>
-      </w:pPr>
-    </w:p>
-    <w:p>
+        </w:rPr>
+      </w:pPr>
+      <w:r>
+        <w:rPr>
+          <w:b/>
+          <w:bCs/>
+        </w:rPr>
+        <w:t>암행어사</w:t>
+      </w:r>
+    </w:p>
+    <w:p>
+      <w:pPr>
+        <w:pStyle w:val="a6"/>
+        <w:numPr>
+          <w:ilvl w:val="0"/>
+          <w:numId w:val="4"/>
+        </w:numPr>
+        <w:rPr>
+          <w:b/>
+          <w:bCs/>
+        </w:rPr>
+      </w:pPr>
       <w:hyperlink r:id="rId23" w:history="1">
         <w:r>
           <w:rPr>
             <w:rStyle w:val="aa"/>
+            <w:b/>
+            <w:bCs/>
           </w:rPr>
-          <w:t>어린 왕자 영어</w:t>
+          <w:t>나무위키</w:t>
         </w:r>
+      </w:hyperlink>
+    </w:p>
+    <w:p>
+      <w:pPr>
+        <w:rPr>
+          <w:b/>
+          <w:bCs/>
+        </w:rPr>
+      </w:pPr>
+      <w:proofErr w:type="spellStart"/>
+      <w:r>
+        <w:rPr>
+          <w:rFonts w:hint="eastAsia"/>
+          <w:b/>
+          <w:bCs/>
+        </w:rPr>
+        <w:t>십이</w:t>
+      </w:r>
+      <w:r>
+        <w:rPr>
+          <w:rFonts w:hint="eastAsia"/>
+          <w:b/>
+          <w:bCs/>
+        </w:rPr>
+        <w:t>간</w:t>
+      </w:r>
+      <w:r>
+        <w:rPr>
+          <w:rFonts w:hint="eastAsia"/>
+          <w:b/>
+          <w:bCs/>
+        </w:rPr>
+        <w:t>지</w:t>
+      </w:r>
+      <w:proofErr w:type="spellEnd"/>
+      <w:r>
+        <w:rPr>
+          <w:rFonts w:hint="eastAsia"/>
+          <w:b/>
+          <w:bCs/>
+        </w:rPr>
+        <w:t xml:space="preserve"> </w:t>
+      </w:r>
+    </w:p>
+    <w:p>
+      <w:pPr>
+        <w:pStyle w:val="a6"/>
+        <w:numPr>
+          <w:ilvl w:val="0"/>
+          <w:numId w:val="4"/>
+        </w:numPr>
+        <w:rPr>
+          <w:b/>
+          <w:bCs/>
+        </w:rPr>
+      </w:pPr>
+      <w:hyperlink r:id="rId24" w:history="1">
+        <w:r>
+          <w:rPr>
+            <w:rStyle w:val="aa"/>
+            <w:b/>
+            <w:bCs/>
+          </w:rPr>
+          <w:t>나무위키</w:t>
+        </w:r>
+      </w:hyperlink>
+    </w:p>
+    <w:p>
+      <w:pPr>
+        <w:rPr>
+          <w:b/>
+          <w:bCs/>
+          <w:sz w:val="20"/>
+          <w:szCs w:val="21"/>
+        </w:rPr>
+      </w:pPr>
+      <w:r>
+        <w:rPr>
+          <w:rFonts w:hint="eastAsia"/>
+          <w:b/>
+          <w:bCs/>
+          <w:sz w:val="20"/>
+          <w:szCs w:val="21"/>
+        </w:rPr>
+        <w:t>중국 고대 설로 시작. 동물별 성격이 있는가? -&gt; GPT에게 물어봄.</w:t>
+      </w:r>
+      <w:r>
+        <w:rPr>
+          <w:b/>
+          <w:bCs/>
+          <w:sz w:val="20"/>
+          <w:szCs w:val="21"/>
+        </w:rPr>
+        <w:br/>
+      </w:r>
+      <w:r>
+        <w:rPr>
+          <w:b/>
+          <w:bCs/>
+          <w:sz w:val="20"/>
+          <w:szCs w:val="21"/>
+        </w:rPr>
+        <w:t>지지 → 시간·방위·음양오행 등의 상징 → 동물의 이미지 → 인간의 성격에 대한 민속적 해석</w:t>
+      </w:r>
+      <w:r>
+        <w:rPr>
+          <w:rFonts w:hint="eastAsia"/>
+          <w:b/>
+          <w:bCs/>
+          <w:sz w:val="20"/>
+          <w:szCs w:val="21"/>
+        </w:rPr>
+        <w:t>.</w:t>
+      </w:r>
+      <w:r>
+        <w:rPr>
+          <w:b/>
+          <w:bCs/>
+          <w:sz w:val="20"/>
+          <w:szCs w:val="21"/>
+        </w:rPr>
+        <w:br/>
+      </w:r>
+      <w:r>
+        <w:rPr>
+          <w:rFonts w:hint="eastAsia"/>
+          <w:b/>
+          <w:bCs/>
+          <w:sz w:val="20"/>
+          <w:szCs w:val="21"/>
+        </w:rPr>
+        <w:t>정리된 성격은 다음과 같다.</w:t>
+      </w:r>
+    </w:p>
+    <w:p>
+      <w:pPr>
+        <w:rPr>
+          <w:b/>
+          <w:bCs/>
+        </w:rPr>
+      </w:pPr>
+      <w:r>
+        <w:rPr>
+          <w:rFonts w:ascii="Segoe UI Emoji" w:hAnsi="Segoe UI Emoji" w:cs="Segoe UI Emoji"/>
+          <w:b/>
+          <w:bCs/>
+        </w:rPr>
+        <w:t>🐀</w:t>
+      </w:r>
+      <w:r>
+        <w:rPr>
+          <w:b/>
+          <w:bCs/>
+        </w:rPr>
+        <w:t xml:space="preserve"> 쥐 → 재빠르고 눈치가 빠름 </w:t>
+      </w:r>
+    </w:p>
+    <w:p>
+      <w:pPr>
+        <w:rPr>
+          <w:b/>
+          <w:bCs/>
+        </w:rPr>
+      </w:pPr>
+      <w:r>
+        <w:rPr>
+          <w:rFonts w:ascii="Segoe UI Emoji" w:hAnsi="Segoe UI Emoji" w:cs="Segoe UI Emoji"/>
+          <w:b/>
+          <w:bCs/>
+        </w:rPr>
+        <w:t>🐂</w:t>
+      </w:r>
+      <w:r>
+        <w:rPr>
+          <w:b/>
+          <w:bCs/>
+        </w:rPr>
+        <w:t xml:space="preserve"> 소 → 묵묵하고 끈기 있음 </w:t>
+      </w:r>
+    </w:p>
+    <w:p>
+      <w:pPr>
+        <w:rPr>
+          <w:b/>
+          <w:bCs/>
+        </w:rPr>
+      </w:pPr>
+      <w:r>
+        <w:rPr>
+          <w:rFonts w:ascii="Segoe UI Emoji" w:hAnsi="Segoe UI Emoji" w:cs="Segoe UI Emoji"/>
+          <w:b/>
+          <w:bCs/>
+        </w:rPr>
+        <w:t>🐅</w:t>
+      </w:r>
+      <w:r>
+        <w:rPr>
+          <w:b/>
+          <w:bCs/>
+        </w:rPr>
+        <w:t xml:space="preserve"> 호랑이 → 강하고 과감함 </w:t>
+      </w:r>
+    </w:p>
+    <w:p>
+      <w:pPr>
+        <w:rPr>
+          <w:b/>
+          <w:bCs/>
+        </w:rPr>
+      </w:pPr>
+      <w:r>
+        <w:rPr>
+          <w:rFonts w:ascii="Segoe UI Emoji" w:hAnsi="Segoe UI Emoji" w:cs="Segoe UI Emoji"/>
+          <w:b/>
+          <w:bCs/>
+        </w:rPr>
+        <w:lastRenderedPageBreak/>
+        <w:t>🐇</w:t>
+      </w:r>
+      <w:r>
+        <w:rPr>
+          <w:b/>
+          <w:bCs/>
+        </w:rPr>
+        <w:t xml:space="preserve"> 토끼 → 부드럽고 영리함 </w:t>
+      </w:r>
+    </w:p>
+    <w:p>
+      <w:pPr>
+        <w:rPr>
+          <w:b/>
+          <w:bCs/>
+        </w:rPr>
+      </w:pPr>
+      <w:r>
+        <w:rPr>
+          <w:rFonts w:ascii="Segoe UI Emoji" w:hAnsi="Segoe UI Emoji" w:cs="Segoe UI Emoji"/>
+          <w:b/>
+          <w:bCs/>
+        </w:rPr>
+        <w:t>🐉</w:t>
+      </w:r>
+      <w:r>
+        <w:rPr>
+          <w:b/>
+          <w:bCs/>
+        </w:rPr>
+        <w:t xml:space="preserve"> 용 → 크고 강력하며 특별함 </w:t>
+      </w:r>
+    </w:p>
+    <w:p>
+      <w:pPr>
+        <w:rPr>
+          <w:b/>
+          <w:bCs/>
+        </w:rPr>
+      </w:pPr>
+      <w:r>
+        <w:rPr>
+          <w:rFonts w:ascii="Segoe UI Emoji" w:hAnsi="Segoe UI Emoji" w:cs="Segoe UI Emoji"/>
+          <w:b/>
+          <w:bCs/>
+        </w:rPr>
+        <w:t>🐍</w:t>
+      </w:r>
+      <w:r>
+        <w:rPr>
+          <w:b/>
+          <w:bCs/>
+        </w:rPr>
+        <w:t xml:space="preserve"> 뱀 → 조용하고 신중함 </w:t>
+      </w:r>
+    </w:p>
+    <w:p>
+      <w:pPr>
+        <w:rPr>
+          <w:b/>
+          <w:bCs/>
+        </w:rPr>
+      </w:pPr>
+      <w:r>
+        <w:rPr>
+          <w:rFonts w:ascii="Segoe UI Emoji" w:hAnsi="Segoe UI Emoji" w:cs="Segoe UI Emoji"/>
+          <w:b/>
+          <w:bCs/>
+        </w:rPr>
+        <w:t>🐎</w:t>
+      </w:r>
+      <w:r>
+        <w:rPr>
+          <w:b/>
+          <w:bCs/>
+        </w:rPr>
+        <w:t xml:space="preserve"> 말 → 활동적이고 자유로움 </w:t>
+      </w:r>
+    </w:p>
+    <w:p>
+      <w:pPr>
+        <w:rPr>
+          <w:b/>
+          <w:bCs/>
+        </w:rPr>
+      </w:pPr>
+      <w:r>
+        <w:rPr>
+          <w:rFonts w:ascii="Segoe UI Emoji" w:hAnsi="Segoe UI Emoji" w:cs="Segoe UI Emoji"/>
+          <w:b/>
+          <w:bCs/>
+        </w:rPr>
+        <w:t>🐐</w:t>
+      </w:r>
+      <w:r>
+        <w:rPr>
+          <w:b/>
+          <w:bCs/>
+        </w:rPr>
+        <w:t xml:space="preserve"> 양 → 온순하고 협조적 </w:t>
+      </w:r>
+    </w:p>
+    <w:p>
+      <w:pPr>
+        <w:rPr>
+          <w:b/>
+          <w:bCs/>
+        </w:rPr>
+      </w:pPr>
+      <w:r>
+        <w:rPr>
+          <w:rFonts w:ascii="Segoe UI Emoji" w:hAnsi="Segoe UI Emoji" w:cs="Segoe UI Emoji"/>
+          <w:b/>
+          <w:bCs/>
+        </w:rPr>
+        <w:t>🐒</w:t>
+      </w:r>
+      <w:r>
+        <w:rPr>
+          <w:b/>
+          <w:bCs/>
+        </w:rPr>
+        <w:t xml:space="preserve"> 원숭이 → 장난기와 재치 </w:t>
+      </w:r>
+    </w:p>
+    <w:p>
+      <w:pPr>
+        <w:rPr>
+          <w:b/>
+          <w:bCs/>
+        </w:rPr>
+      </w:pPr>
+      <w:r>
+        <w:rPr>
+          <w:rFonts w:ascii="Segoe UI Emoji" w:hAnsi="Segoe UI Emoji" w:cs="Segoe UI Emoji"/>
+          <w:b/>
+          <w:bCs/>
+        </w:rPr>
+        <w:t>🐓</w:t>
+      </w:r>
+      <w:r>
+        <w:rPr>
+          <w:b/>
+          <w:bCs/>
+        </w:rPr>
+        <w:t xml:space="preserve"> 닭 → 부지런하고 꼼꼼함 </w:t>
+      </w:r>
+    </w:p>
+    <w:p>
+      <w:pPr>
+        <w:rPr>
+          <w:b/>
+          <w:bCs/>
+        </w:rPr>
+      </w:pPr>
+      <w:r>
+        <w:rPr>
+          <w:rFonts w:ascii="Segoe UI Emoji" w:hAnsi="Segoe UI Emoji" w:cs="Segoe UI Emoji"/>
+          <w:b/>
+          <w:bCs/>
+        </w:rPr>
+        <w:t>🐕</w:t>
+      </w:r>
+      <w:r>
+        <w:rPr>
+          <w:b/>
+          <w:bCs/>
+        </w:rPr>
+        <w:t xml:space="preserve"> 개 → 충성스럽고 의리 있음 </w:t>
+      </w:r>
+    </w:p>
+    <w:p>
+      <w:pPr>
+        <w:rPr>
+          <w:b/>
+          <w:bCs/>
+        </w:rPr>
+      </w:pPr>
+      <w:r>
+        <w:rPr>
+          <w:rFonts w:ascii="Segoe UI Emoji" w:hAnsi="Segoe UI Emoji" w:cs="Segoe UI Emoji"/>
+          <w:b/>
+          <w:bCs/>
+        </w:rPr>
+        <w:t>🐖</w:t>
+      </w:r>
+      <w:r>
+        <w:rPr>
+          <w:b/>
+          <w:bCs/>
+        </w:rPr>
+        <w:t xml:space="preserve"> 돼지 → 풍족하고 느긋함</w:t>
+      </w:r>
+    </w:p>
+    <w:p/>
+    <w:p>
+      <w:hyperlink r:id="rId25" w:history="1">
         <w:r>
           <w:rPr>
             <w:rStyle w:val="aa"/>
           </w:rPr>
-          <w:t xml:space="preserve"> </w:t>
-        </w:r>
-        <w:r>
-          <w:rPr>
-            <w:rStyle w:val="aa"/>
-          </w:rPr>
-          <w:t>원문</w:t>
+          <w:t>어린 왕자 영어 원문</w:t>
         </w:r>
       </w:hyperlink>
     </w:p>
@@ -9938,7 +11540,39 @@
           <w:sz w:val="16"/>
           <w:szCs w:val="18"/>
         </w:rPr>
-        <w:t>내가 여섯 살이었을 때, 『자연에 관한 진짜 이야기』라는 원시림에 관한 책에서 아주 멋진 그림을 본 적이 있다. 그것은 보아뱀이 어떤 동물을 삼키고 있는 모습이었다.</w:t>
+        <w:t xml:space="preserve">내가 여섯 살이었을 때, 『자연에 관한 진짜 </w:t>
+      </w:r>
+      <w:proofErr w:type="spellStart"/>
+      <w:r>
+        <w:rPr>
+          <w:sz w:val="16"/>
+          <w:szCs w:val="18"/>
+        </w:rPr>
+        <w:t>이야기』라는</w:t>
+      </w:r>
+      <w:proofErr w:type="spellEnd"/>
+      <w:r>
+        <w:rPr>
+          <w:sz w:val="16"/>
+          <w:szCs w:val="18"/>
+        </w:rPr>
+        <w:t xml:space="preserve"> 원시림에 관한 책에서 아주 멋진 그림을 본 적이 있다. 그것은 </w:t>
+      </w:r>
+      <w:proofErr w:type="spellStart"/>
+      <w:r>
+        <w:rPr>
+          <w:sz w:val="16"/>
+          <w:szCs w:val="18"/>
+        </w:rPr>
+        <w:t>보아뱀이</w:t>
+      </w:r>
+      <w:proofErr w:type="spellEnd"/>
+      <w:r>
+        <w:rPr>
+          <w:sz w:val="16"/>
+          <w:szCs w:val="18"/>
+        </w:rPr>
+        <w:t xml:space="preserve"> 어떤 동물을 삼키고 있는 모습이었다.</w:t>
       </w:r>
     </w:p>
     <w:p>
@@ -9968,7 +11602,23 @@
           <w:sz w:val="16"/>
           <w:szCs w:val="18"/>
         </w:rPr>
-        <w:t>“보아뱀은 먹이를 씹지 않고 통째로 삼킨다. 그리고 나면 움직일 수 없게 되어, 소화에 필요한 6개월 동안 잠을 잔다.”</w:t>
+        <w:t>“</w:t>
+      </w:r>
+      <w:proofErr w:type="spellStart"/>
+      <w:r>
+        <w:rPr>
+          <w:sz w:val="16"/>
+          <w:szCs w:val="18"/>
+        </w:rPr>
+        <w:t>보아뱀은</w:t>
+      </w:r>
+      <w:proofErr w:type="spellEnd"/>
+      <w:r>
+        <w:rPr>
+          <w:sz w:val="16"/>
+          <w:szCs w:val="18"/>
+        </w:rPr>
+        <w:t xml:space="preserve"> 먹이를 씹지 않고 통째로 삼킨다. 그리고 나면 움직일 수 없게 되어, 소화에 필요한 6개월 동안 잠을 잔다.”</w:t>
       </w:r>
     </w:p>
     <w:p>
@@ -10068,29 +11718,79 @@
           <w:sz w:val="16"/>
           <w:szCs w:val="18"/>
         </w:rPr>
-        <w:t>코끼리를 삼키고 소화시키고 있는 보아뱀</w:t>
-      </w:r>
-      <w:r>
-        <w:rPr>
-          <w:sz w:val="16"/>
-          <w:szCs w:val="18"/>
-        </w:rPr>
-        <w:t>을 그린 것이었다.</w:t>
-      </w:r>
-    </w:p>
-    <w:p>
-      <w:pPr>
-        <w:rPr>
-          <w:sz w:val="16"/>
-          <w:szCs w:val="18"/>
-        </w:rPr>
-      </w:pPr>
-      <w:r>
-        <w:rPr>
-          <w:sz w:val="16"/>
-          <w:szCs w:val="18"/>
-        </w:rPr>
-        <w:t>어른들이 그걸 이해하지 못하자, 나는 보아뱀의 속을 그린 그림을 하나 더 그렸다. 그래야 어른들이 좀 더 분명하게 이해할 수 있을 것 같았다. 어른들은 언제나 설명을 해줘야만 이해한다.</w:t>
+        <w:t xml:space="preserve">코끼리를 삼키고 소화시키고 있는 </w:t>
+      </w:r>
+      <w:proofErr w:type="spellStart"/>
+      <w:r>
+        <w:rPr>
+          <w:b/>
+          <w:bCs/>
+          <w:sz w:val="16"/>
+          <w:szCs w:val="18"/>
+        </w:rPr>
+        <w:t>보아뱀</w:t>
+      </w:r>
+      <w:r>
+        <w:rPr>
+          <w:sz w:val="16"/>
+          <w:szCs w:val="18"/>
+        </w:rPr>
+        <w:t>을</w:t>
+      </w:r>
+      <w:proofErr w:type="spellEnd"/>
+      <w:r>
+        <w:rPr>
+          <w:sz w:val="16"/>
+          <w:szCs w:val="18"/>
+        </w:rPr>
+        <w:t xml:space="preserve"> 그린 것이었다.</w:t>
+      </w:r>
+    </w:p>
+    <w:p>
+      <w:pPr>
+        <w:rPr>
+          <w:sz w:val="16"/>
+          <w:szCs w:val="18"/>
+        </w:rPr>
+      </w:pPr>
+      <w:r>
+        <w:rPr>
+          <w:sz w:val="16"/>
+          <w:szCs w:val="18"/>
+        </w:rPr>
+        <w:t xml:space="preserve">어른들이 그걸 이해하지 못하자, 나는 </w:t>
+      </w:r>
+      <w:proofErr w:type="spellStart"/>
+      <w:r>
+        <w:rPr>
+          <w:sz w:val="16"/>
+          <w:szCs w:val="18"/>
+        </w:rPr>
+        <w:t>보아뱀의</w:t>
+      </w:r>
+      <w:proofErr w:type="spellEnd"/>
+      <w:r>
+        <w:rPr>
+          <w:sz w:val="16"/>
+          <w:szCs w:val="18"/>
+        </w:rPr>
+        <w:t xml:space="preserve"> 속을 그린 그림을 하나 더 그렸다. 그래야 어른들이 좀 더 분명하게 이해할 수 있을 것 같았다. 어른들은 언제나 설명을 </w:t>
+      </w:r>
+      <w:proofErr w:type="spellStart"/>
+      <w:r>
+        <w:rPr>
+          <w:sz w:val="16"/>
+          <w:szCs w:val="18"/>
+        </w:rPr>
+        <w:t>해줘야만</w:t>
+      </w:r>
+      <w:proofErr w:type="spellEnd"/>
+      <w:r>
+        <w:rPr>
+          <w:sz w:val="16"/>
+          <w:szCs w:val="18"/>
+        </w:rPr>
+        <w:t xml:space="preserve"> 이해한다.</w:t>
       </w:r>
     </w:p>
     <w:p>
@@ -10136,7 +11836,23 @@
           <w:sz w:val="16"/>
           <w:szCs w:val="18"/>
         </w:rPr>
-        <w:t>그런데 어른들은 이번에도 내게 보아뱀 그림은 안팎 어느 쪽이든 그만 그리고, 대신 지리, 역사, 산수, 문법을 공부하라고 충고했다.</w:t>
+        <w:t xml:space="preserve">그런데 어른들은 이번에도 내게 </w:t>
+      </w:r>
+      <w:proofErr w:type="spellStart"/>
+      <w:r>
+        <w:rPr>
+          <w:sz w:val="16"/>
+          <w:szCs w:val="18"/>
+        </w:rPr>
+        <w:t>보아뱀</w:t>
+      </w:r>
+      <w:proofErr w:type="spellEnd"/>
+      <w:r>
+        <w:rPr>
+          <w:sz w:val="16"/>
+          <w:szCs w:val="18"/>
+        </w:rPr>
+        <w:t xml:space="preserve"> 그림은 안팎 어느 쪽이든 그만 그리고, 대신 지리, 역사, 산수, 문법을 공부하라고 충고했다.</w:t>
       </w:r>
     </w:p>
     <w:p>
@@ -10279,22 +11995,54 @@
           <w:sz w:val="16"/>
           <w:szCs w:val="18"/>
         </w:rPr>
-        <w:t>“그건 모자잖아.”</w:t>
-      </w:r>
-    </w:p>
-    <w:p>
-      <w:pPr>
-        <w:rPr>
-          <w:sz w:val="16"/>
-          <w:szCs w:val="18"/>
-        </w:rPr>
-      </w:pPr>
-      <w:r>
-        <w:rPr>
-          <w:sz w:val="16"/>
-          <w:szCs w:val="18"/>
-        </w:rPr>
-        <w:t>그러면 나는 그 사람에게 더 이상 보아뱀이나 원시림이나 별에 대해서 이야기하지 않았다.</w:t>
+        <w:t xml:space="preserve">“그건 </w:t>
+      </w:r>
+      <w:proofErr w:type="spellStart"/>
+      <w:r>
+        <w:rPr>
+          <w:sz w:val="16"/>
+          <w:szCs w:val="18"/>
+        </w:rPr>
+        <w:t>모자잖아</w:t>
+      </w:r>
+      <w:proofErr w:type="spellEnd"/>
+      <w:r>
+        <w:rPr>
+          <w:sz w:val="16"/>
+          <w:szCs w:val="18"/>
+        </w:rPr>
+        <w:t>.”</w:t>
+      </w:r>
+    </w:p>
+    <w:p>
+      <w:pPr>
+        <w:rPr>
+          <w:sz w:val="16"/>
+          <w:szCs w:val="18"/>
+        </w:rPr>
+      </w:pPr>
+      <w:r>
+        <w:rPr>
+          <w:sz w:val="16"/>
+          <w:szCs w:val="18"/>
+        </w:rPr>
+        <w:t xml:space="preserve">그러면 나는 그 사람에게 더 이상 </w:t>
+      </w:r>
+      <w:proofErr w:type="spellStart"/>
+      <w:r>
+        <w:rPr>
+          <w:sz w:val="16"/>
+          <w:szCs w:val="18"/>
+        </w:rPr>
+        <w:t>보아뱀이나</w:t>
+      </w:r>
+      <w:proofErr w:type="spellEnd"/>
+      <w:r>
+        <w:rPr>
+          <w:sz w:val="16"/>
+          <w:szCs w:val="18"/>
+        </w:rPr>
+        <w:t xml:space="preserve"> 원시림이나 별에 대해서 이야기하지 않았다.</w:t>
       </w:r>
     </w:p>
     <w:p>
@@ -10457,7 +12205,23 @@
           <w:sz w:val="16"/>
           <w:szCs w:val="18"/>
         </w:rPr>
-        <w:t>그런데 그런 내가 다음 날 아침, 이상하고 작은 목소리에 잠에서 깨어났을 때 얼마나 놀랐을지 상상해 보라.</w:t>
+        <w:t xml:space="preserve">그런데 그런 내가 다음 날 아침, 이상하고 작은 목소리에 잠에서 깨어났을 때 얼마나 </w:t>
+      </w:r>
+      <w:proofErr w:type="spellStart"/>
+      <w:r>
+        <w:rPr>
+          <w:sz w:val="16"/>
+          <w:szCs w:val="18"/>
+        </w:rPr>
+        <w:t>놀랐을지</w:t>
+      </w:r>
+      <w:proofErr w:type="spellEnd"/>
+      <w:r>
+        <w:rPr>
+          <w:sz w:val="16"/>
+          <w:szCs w:val="18"/>
+        </w:rPr>
+        <w:t xml:space="preserve"> 상상해 보라.</w:t>
       </w:r>
     </w:p>
     <w:p>
@@ -10593,7 +12357,23 @@
           <w:sz w:val="16"/>
           <w:szCs w:val="18"/>
         </w:rPr>
-        <w:t>어른들이 내가 여섯 살 때 화가가 되는 꿈을 꺾어 버렸고, 그 뒤로 나는 보아뱀을 겉에서 그린 그림과 속에서 그린 그림 말고는 아무것도 제대로 그리는 법을 배우지 못했으니까.</w:t>
+        <w:t xml:space="preserve">어른들이 내가 여섯 살 때 화가가 되는 꿈을 꺾어 버렸고, 그 뒤로 나는 </w:t>
+      </w:r>
+      <w:proofErr w:type="spellStart"/>
+      <w:r>
+        <w:rPr>
+          <w:sz w:val="16"/>
+          <w:szCs w:val="18"/>
+        </w:rPr>
+        <w:t>보아뱀을</w:t>
+      </w:r>
+      <w:proofErr w:type="spellEnd"/>
+      <w:r>
+        <w:rPr>
+          <w:sz w:val="16"/>
+          <w:szCs w:val="18"/>
+        </w:rPr>
+        <w:t xml:space="preserve"> 겉에서 그린 그림과 속에서 그린 그림 말고는 아무것도 제대로 그리는 법을 배우지 못했으니까.</w:t>
       </w:r>
     </w:p>
     <w:p>
@@ -10758,7 +12538,23 @@
           <w:sz w:val="16"/>
           <w:szCs w:val="18"/>
         </w:rPr>
-        <w:t>사람이 사는 곳이라고는 아무것도 없는 곳에서 죽을지도 모르는 상황이었지만, 나는 종이 한 장과 만년필을 꺼냈다.</w:t>
+        <w:t xml:space="preserve">사람이 사는 </w:t>
+      </w:r>
+      <w:proofErr w:type="spellStart"/>
+      <w:r>
+        <w:rPr>
+          <w:sz w:val="16"/>
+          <w:szCs w:val="18"/>
+        </w:rPr>
+        <w:t>곳이라고는</w:t>
+      </w:r>
+      <w:proofErr w:type="spellEnd"/>
+      <w:r>
+        <w:rPr>
+          <w:sz w:val="16"/>
+          <w:szCs w:val="18"/>
+        </w:rPr>
+        <w:t xml:space="preserve"> 아무것도 없는 곳에서 죽을지도 모르는 상황이었지만, 나는 종이 한 장과 만년필을 꺼냈다.</w:t>
       </w:r>
     </w:p>
     <w:p>
@@ -10863,7 +12659,23 @@
           <w:sz w:val="16"/>
           <w:szCs w:val="18"/>
         </w:rPr>
-        <w:t>그래서 나는 예전에 그렸던 두 그림 중 하나를 그려 주었다. 바로 보아뱀을 겉에서 본 그림이었다.</w:t>
+        <w:t xml:space="preserve">그래서 나는 예전에 그렸던 두 그림 중 하나를 그려 주었다. 바로 </w:t>
+      </w:r>
+      <w:proofErr w:type="spellStart"/>
+      <w:r>
+        <w:rPr>
+          <w:sz w:val="16"/>
+          <w:szCs w:val="18"/>
+        </w:rPr>
+        <w:t>보아뱀을</w:t>
+      </w:r>
+      <w:proofErr w:type="spellEnd"/>
+      <w:r>
+        <w:rPr>
+          <w:sz w:val="16"/>
+          <w:szCs w:val="18"/>
+        </w:rPr>
+        <w:t xml:space="preserve"> 겉에서 본 그림이었다.</w:t>
       </w:r>
     </w:p>
     <w:p>
@@ -10893,7 +12705,39 @@
           <w:sz w:val="16"/>
           <w:szCs w:val="18"/>
         </w:rPr>
-        <w:t>“아니, 아니, 아니야! 보아뱀 속에 들어 있는 코끼리는 싫어. 보아뱀은 아주 위험한 동물이고 코끼리는 너무 크고 무거워. 내가 사는 곳은 모든 게 아주 작아. 내가 필요한 건 양이야. 양 한 마리 그려 줘.”</w:t>
+        <w:t xml:space="preserve">“아니, 아니, 아니야! </w:t>
+      </w:r>
+      <w:proofErr w:type="spellStart"/>
+      <w:r>
+        <w:rPr>
+          <w:sz w:val="16"/>
+          <w:szCs w:val="18"/>
+        </w:rPr>
+        <w:t>보아뱀</w:t>
+      </w:r>
+      <w:proofErr w:type="spellEnd"/>
+      <w:r>
+        <w:rPr>
+          <w:sz w:val="16"/>
+          <w:szCs w:val="18"/>
+        </w:rPr>
+        <w:t xml:space="preserve"> 속에 들어 있는 코끼리는 싫어. </w:t>
+      </w:r>
+      <w:proofErr w:type="spellStart"/>
+      <w:r>
+        <w:rPr>
+          <w:sz w:val="16"/>
+          <w:szCs w:val="18"/>
+        </w:rPr>
+        <w:t>보아뱀은</w:t>
+      </w:r>
+      <w:proofErr w:type="spellEnd"/>
+      <w:r>
+        <w:rPr>
+          <w:sz w:val="16"/>
+          <w:szCs w:val="18"/>
+        </w:rPr>
+        <w:t xml:space="preserve"> 아주 위험한 동물이고 코끼리는 너무 크고 무거워. 내가 사는 곳은 모든 게 아주 작아. 내가 필요한 건 양이야. 양 한 마리 그려 줘.”</w:t>
       </w:r>
     </w:p>
     <w:p>
@@ -11238,7 +13082,7 @@
       </w:pPr>
     </w:p>
     <w:sectPr>
-      <w:footerReference w:type="default" r:id="rId24"/>
+      <w:footerReference w:type="default" r:id="rId26"/>
       <w:pgSz w:w="11906" w:h="16838"/>
       <w:pgMar w:top="1701" w:right="1440" w:bottom="1440" w:left="1440" w:header="851" w:footer="992" w:gutter="0"/>
       <w:cols w:space="425"/>
@@ -11542,187 +13386,9 @@
     </w:lvl>
   </w:abstractNum>
   <w:abstractNum w:abstractNumId="1" w15:restartNumberingAfterBreak="0">
-    <w:nsid w:val="2E9423A8"/>
-    <w:multiLevelType w:val="hybridMultilevel"/>
-    <w:tmpl w:val="07E66082"/>
-    <w:lvl w:ilvl="0" w:tplc="D30C31EE">
-      <w:start w:val="1"/>
-      <w:numFmt w:val="decimal"/>
-      <w:lvlText w:val="%1."/>
-      <w:lvlJc w:val="left"/>
-      <w:pPr>
-        <w:ind w:left="800" w:hanging="360"/>
-      </w:pPr>
-      <w:rPr>
-        <w:rFonts w:hint="default"/>
-      </w:rPr>
-    </w:lvl>
-    <w:lvl w:ilvl="1" w:tplc="04090019" w:tentative="1">
-      <w:start w:val="1"/>
-      <w:numFmt w:val="upperLetter"/>
-      <w:lvlText w:val="%2."/>
-      <w:lvlJc w:val="left"/>
-      <w:pPr>
-        <w:ind w:left="1320" w:hanging="440"/>
-      </w:pPr>
-    </w:lvl>
-    <w:lvl w:ilvl="2" w:tplc="0409001B" w:tentative="1">
-      <w:start w:val="1"/>
-      <w:numFmt w:val="lowerRoman"/>
-      <w:lvlText w:val="%3."/>
-      <w:lvlJc w:val="right"/>
-      <w:pPr>
-        <w:ind w:left="1760" w:hanging="440"/>
-      </w:pPr>
-    </w:lvl>
-    <w:lvl w:ilvl="3" w:tplc="0409000F" w:tentative="1">
-      <w:start w:val="1"/>
-      <w:numFmt w:val="decimal"/>
-      <w:lvlText w:val="%4."/>
-      <w:lvlJc w:val="left"/>
-      <w:pPr>
-        <w:ind w:left="2200" w:hanging="440"/>
-      </w:pPr>
-    </w:lvl>
-    <w:lvl w:ilvl="4" w:tplc="04090019" w:tentative="1">
-      <w:start w:val="1"/>
-      <w:numFmt w:val="upperLetter"/>
-      <w:lvlText w:val="%5."/>
-      <w:lvlJc w:val="left"/>
-      <w:pPr>
-        <w:ind w:left="2640" w:hanging="440"/>
-      </w:pPr>
-    </w:lvl>
-    <w:lvl w:ilvl="5" w:tplc="0409001B" w:tentative="1">
-      <w:start w:val="1"/>
-      <w:numFmt w:val="lowerRoman"/>
-      <w:lvlText w:val="%6."/>
-      <w:lvlJc w:val="right"/>
-      <w:pPr>
-        <w:ind w:left="3080" w:hanging="440"/>
-      </w:pPr>
-    </w:lvl>
-    <w:lvl w:ilvl="6" w:tplc="0409000F" w:tentative="1">
-      <w:start w:val="1"/>
-      <w:numFmt w:val="decimal"/>
-      <w:lvlText w:val="%7."/>
-      <w:lvlJc w:val="left"/>
-      <w:pPr>
-        <w:ind w:left="3520" w:hanging="440"/>
-      </w:pPr>
-    </w:lvl>
-    <w:lvl w:ilvl="7" w:tplc="04090019" w:tentative="1">
-      <w:start w:val="1"/>
-      <w:numFmt w:val="upperLetter"/>
-      <w:lvlText w:val="%8."/>
-      <w:lvlJc w:val="left"/>
-      <w:pPr>
-        <w:ind w:left="3960" w:hanging="440"/>
-      </w:pPr>
-    </w:lvl>
-    <w:lvl w:ilvl="8" w:tplc="0409001B" w:tentative="1">
-      <w:start w:val="1"/>
-      <w:numFmt w:val="lowerRoman"/>
-      <w:lvlText w:val="%9."/>
-      <w:lvlJc w:val="right"/>
-      <w:pPr>
-        <w:ind w:left="4400" w:hanging="440"/>
-      </w:pPr>
-    </w:lvl>
-  </w:abstractNum>
-  <w:abstractNum w:abstractNumId="2" w15:restartNumberingAfterBreak="0">
-    <w:nsid w:val="473B5F0B"/>
-    <w:multiLevelType w:val="hybridMultilevel"/>
-    <w:tmpl w:val="9662A7C6"/>
-    <w:lvl w:ilvl="0" w:tplc="73F2AC90">
-      <w:start w:val="1"/>
-      <w:numFmt w:val="decimal"/>
-      <w:lvlText w:val="%1."/>
-      <w:lvlJc w:val="left"/>
-      <w:pPr>
-        <w:ind w:left="800" w:hanging="360"/>
-      </w:pPr>
-      <w:rPr>
-        <w:rFonts w:asciiTheme="minorEastAsia" w:hint="default"/>
-      </w:rPr>
-    </w:lvl>
-    <w:lvl w:ilvl="1" w:tplc="04090019" w:tentative="1">
-      <w:start w:val="1"/>
-      <w:numFmt w:val="upperLetter"/>
-      <w:lvlText w:val="%2."/>
-      <w:lvlJc w:val="left"/>
-      <w:pPr>
-        <w:ind w:left="1320" w:hanging="440"/>
-      </w:pPr>
-    </w:lvl>
-    <w:lvl w:ilvl="2" w:tplc="0409001B" w:tentative="1">
-      <w:start w:val="1"/>
-      <w:numFmt w:val="lowerRoman"/>
-      <w:lvlText w:val="%3."/>
-      <w:lvlJc w:val="right"/>
-      <w:pPr>
-        <w:ind w:left="1760" w:hanging="440"/>
-      </w:pPr>
-    </w:lvl>
-    <w:lvl w:ilvl="3" w:tplc="0409000F" w:tentative="1">
-      <w:start w:val="1"/>
-      <w:numFmt w:val="decimal"/>
-      <w:lvlText w:val="%4."/>
-      <w:lvlJc w:val="left"/>
-      <w:pPr>
-        <w:ind w:left="2200" w:hanging="440"/>
-      </w:pPr>
-    </w:lvl>
-    <w:lvl w:ilvl="4" w:tplc="04090019" w:tentative="1">
-      <w:start w:val="1"/>
-      <w:numFmt w:val="upperLetter"/>
-      <w:lvlText w:val="%5."/>
-      <w:lvlJc w:val="left"/>
-      <w:pPr>
-        <w:ind w:left="2640" w:hanging="440"/>
-      </w:pPr>
-    </w:lvl>
-    <w:lvl w:ilvl="5" w:tplc="0409001B" w:tentative="1">
-      <w:start w:val="1"/>
-      <w:numFmt w:val="lowerRoman"/>
-      <w:lvlText w:val="%6."/>
-      <w:lvlJc w:val="right"/>
-      <w:pPr>
-        <w:ind w:left="3080" w:hanging="440"/>
-      </w:pPr>
-    </w:lvl>
-    <w:lvl w:ilvl="6" w:tplc="0409000F" w:tentative="1">
-      <w:start w:val="1"/>
-      <w:numFmt w:val="decimal"/>
-      <w:lvlText w:val="%7."/>
-      <w:lvlJc w:val="left"/>
-      <w:pPr>
-        <w:ind w:left="3520" w:hanging="440"/>
-      </w:pPr>
-    </w:lvl>
-    <w:lvl w:ilvl="7" w:tplc="04090019" w:tentative="1">
-      <w:start w:val="1"/>
-      <w:numFmt w:val="upperLetter"/>
-      <w:lvlText w:val="%8."/>
-      <w:lvlJc w:val="left"/>
-      <w:pPr>
-        <w:ind w:left="3960" w:hanging="440"/>
-      </w:pPr>
-    </w:lvl>
-    <w:lvl w:ilvl="8" w:tplc="0409001B" w:tentative="1">
-      <w:start w:val="1"/>
-      <w:numFmt w:val="lowerRoman"/>
-      <w:lvlText w:val="%9."/>
-      <w:lvlJc w:val="right"/>
-      <w:pPr>
-        <w:ind w:left="4400" w:hanging="440"/>
-      </w:pPr>
-    </w:lvl>
-  </w:abstractNum>
-  <w:abstractNum w:abstractNumId="3" w15:restartNumberingAfterBreak="0">
-    <w:nsid w:val="4A404FB2"/>
+    <w:nsid w:val="25670745"/>
     <w:multiLevelType w:val="multilevel"/>
-    <w:tmpl w:val="4880CE98"/>
+    <w:tmpl w:val="10943DB6"/>
     <w:lvl w:ilvl="0">
       <w:start w:val="1"/>
       <w:numFmt w:val="bullet"/>
@@ -11868,11 +13534,11 @@
       </w:rPr>
     </w:lvl>
   </w:abstractNum>
-  <w:abstractNum w:abstractNumId="4" w15:restartNumberingAfterBreak="0">
-    <w:nsid w:val="517C3DC0"/>
+  <w:abstractNum w:abstractNumId="2" w15:restartNumberingAfterBreak="0">
+    <w:nsid w:val="2E9423A8"/>
     <w:multiLevelType w:val="hybridMultilevel"/>
-    <w:tmpl w:val="8BEE8E30"/>
-    <w:lvl w:ilvl="0" w:tplc="B8E497D6">
+    <w:tmpl w:val="07E66082"/>
+    <w:lvl w:ilvl="0" w:tplc="D30C31EE">
       <w:start w:val="1"/>
       <w:numFmt w:val="decimal"/>
       <w:lvlText w:val="%1."/>
@@ -11957,20 +13623,502 @@
       </w:pPr>
     </w:lvl>
   </w:abstractNum>
+  <w:abstractNum w:abstractNumId="3" w15:restartNumberingAfterBreak="0">
+    <w:nsid w:val="473B5F0B"/>
+    <w:multiLevelType w:val="hybridMultilevel"/>
+    <w:tmpl w:val="9662A7C6"/>
+    <w:lvl w:ilvl="0" w:tplc="73F2AC90">
+      <w:start w:val="1"/>
+      <w:numFmt w:val="decimal"/>
+      <w:lvlText w:val="%1."/>
+      <w:lvlJc w:val="left"/>
+      <w:pPr>
+        <w:ind w:left="800" w:hanging="360"/>
+      </w:pPr>
+      <w:rPr>
+        <w:rFonts w:asciiTheme="minorEastAsia" w:hint="default"/>
+      </w:rPr>
+    </w:lvl>
+    <w:lvl w:ilvl="1" w:tplc="04090019" w:tentative="1">
+      <w:start w:val="1"/>
+      <w:numFmt w:val="upperLetter"/>
+      <w:lvlText w:val="%2."/>
+      <w:lvlJc w:val="left"/>
+      <w:pPr>
+        <w:ind w:left="1320" w:hanging="440"/>
+      </w:pPr>
+    </w:lvl>
+    <w:lvl w:ilvl="2" w:tplc="0409001B" w:tentative="1">
+      <w:start w:val="1"/>
+      <w:numFmt w:val="lowerRoman"/>
+      <w:lvlText w:val="%3."/>
+      <w:lvlJc w:val="right"/>
+      <w:pPr>
+        <w:ind w:left="1760" w:hanging="440"/>
+      </w:pPr>
+    </w:lvl>
+    <w:lvl w:ilvl="3" w:tplc="0409000F" w:tentative="1">
+      <w:start w:val="1"/>
+      <w:numFmt w:val="decimal"/>
+      <w:lvlText w:val="%4."/>
+      <w:lvlJc w:val="left"/>
+      <w:pPr>
+        <w:ind w:left="2200" w:hanging="440"/>
+      </w:pPr>
+    </w:lvl>
+    <w:lvl w:ilvl="4" w:tplc="04090019" w:tentative="1">
+      <w:start w:val="1"/>
+      <w:numFmt w:val="upperLetter"/>
+      <w:lvlText w:val="%5."/>
+      <w:lvlJc w:val="left"/>
+      <w:pPr>
+        <w:ind w:left="2640" w:hanging="440"/>
+      </w:pPr>
+    </w:lvl>
+    <w:lvl w:ilvl="5" w:tplc="0409001B" w:tentative="1">
+      <w:start w:val="1"/>
+      <w:numFmt w:val="lowerRoman"/>
+      <w:lvlText w:val="%6."/>
+      <w:lvlJc w:val="right"/>
+      <w:pPr>
+        <w:ind w:left="3080" w:hanging="440"/>
+      </w:pPr>
+    </w:lvl>
+    <w:lvl w:ilvl="6" w:tplc="0409000F" w:tentative="1">
+      <w:start w:val="1"/>
+      <w:numFmt w:val="decimal"/>
+      <w:lvlText w:val="%7."/>
+      <w:lvlJc w:val="left"/>
+      <w:pPr>
+        <w:ind w:left="3520" w:hanging="440"/>
+      </w:pPr>
+    </w:lvl>
+    <w:lvl w:ilvl="7" w:tplc="04090019" w:tentative="1">
+      <w:start w:val="1"/>
+      <w:numFmt w:val="upperLetter"/>
+      <w:lvlText w:val="%8."/>
+      <w:lvlJc w:val="left"/>
+      <w:pPr>
+        <w:ind w:left="3960" w:hanging="440"/>
+      </w:pPr>
+    </w:lvl>
+    <w:lvl w:ilvl="8" w:tplc="0409001B" w:tentative="1">
+      <w:start w:val="1"/>
+      <w:numFmt w:val="lowerRoman"/>
+      <w:lvlText w:val="%9."/>
+      <w:lvlJc w:val="right"/>
+      <w:pPr>
+        <w:ind w:left="4400" w:hanging="440"/>
+      </w:pPr>
+    </w:lvl>
+  </w:abstractNum>
+  <w:abstractNum w:abstractNumId="4" w15:restartNumberingAfterBreak="0">
+    <w:nsid w:val="4A404FB2"/>
+    <w:multiLevelType w:val="multilevel"/>
+    <w:tmpl w:val="4880CE98"/>
+    <w:lvl w:ilvl="0">
+      <w:start w:val="1"/>
+      <w:numFmt w:val="bullet"/>
+      <w:lvlText w:val=""/>
+      <w:lvlJc w:val="left"/>
+      <w:pPr>
+        <w:tabs>
+          <w:tab w:val="num" w:pos="720"/>
+        </w:tabs>
+        <w:ind w:left="720" w:hanging="360"/>
+      </w:pPr>
+      <w:rPr>
+        <w:rFonts w:ascii="Symbol" w:hAnsi="Symbol" w:hint="default"/>
+        <w:sz w:val="20"/>
+      </w:rPr>
+    </w:lvl>
+    <w:lvl w:ilvl="1" w:tentative="1">
+      <w:start w:val="1"/>
+      <w:numFmt w:val="bullet"/>
+      <w:lvlText w:val="o"/>
+      <w:lvlJc w:val="left"/>
+      <w:pPr>
+        <w:tabs>
+          <w:tab w:val="num" w:pos="1440"/>
+        </w:tabs>
+        <w:ind w:left="1440" w:hanging="360"/>
+      </w:pPr>
+      <w:rPr>
+        <w:rFonts w:ascii="Courier New" w:hAnsi="Courier New" w:hint="default"/>
+        <w:sz w:val="20"/>
+      </w:rPr>
+    </w:lvl>
+    <w:lvl w:ilvl="2" w:tentative="1">
+      <w:start w:val="1"/>
+      <w:numFmt w:val="bullet"/>
+      <w:lvlText w:val=""/>
+      <w:lvlJc w:val="left"/>
+      <w:pPr>
+        <w:tabs>
+          <w:tab w:val="num" w:pos="2160"/>
+        </w:tabs>
+        <w:ind w:left="2160" w:hanging="360"/>
+      </w:pPr>
+      <w:rPr>
+        <w:rFonts w:ascii="Wingdings" w:hAnsi="Wingdings" w:hint="default"/>
+        <w:sz w:val="20"/>
+      </w:rPr>
+    </w:lvl>
+    <w:lvl w:ilvl="3" w:tentative="1">
+      <w:start w:val="1"/>
+      <w:numFmt w:val="bullet"/>
+      <w:lvlText w:val=""/>
+      <w:lvlJc w:val="left"/>
+      <w:pPr>
+        <w:tabs>
+          <w:tab w:val="num" w:pos="2880"/>
+        </w:tabs>
+        <w:ind w:left="2880" w:hanging="360"/>
+      </w:pPr>
+      <w:rPr>
+        <w:rFonts w:ascii="Wingdings" w:hAnsi="Wingdings" w:hint="default"/>
+        <w:sz w:val="20"/>
+      </w:rPr>
+    </w:lvl>
+    <w:lvl w:ilvl="4" w:tentative="1">
+      <w:start w:val="1"/>
+      <w:numFmt w:val="bullet"/>
+      <w:lvlText w:val=""/>
+      <w:lvlJc w:val="left"/>
+      <w:pPr>
+        <w:tabs>
+          <w:tab w:val="num" w:pos="3600"/>
+        </w:tabs>
+        <w:ind w:left="3600" w:hanging="360"/>
+      </w:pPr>
+      <w:rPr>
+        <w:rFonts w:ascii="Wingdings" w:hAnsi="Wingdings" w:hint="default"/>
+        <w:sz w:val="20"/>
+      </w:rPr>
+    </w:lvl>
+    <w:lvl w:ilvl="5" w:tentative="1">
+      <w:start w:val="1"/>
+      <w:numFmt w:val="bullet"/>
+      <w:lvlText w:val=""/>
+      <w:lvlJc w:val="left"/>
+      <w:pPr>
+        <w:tabs>
+          <w:tab w:val="num" w:pos="4320"/>
+        </w:tabs>
+        <w:ind w:left="4320" w:hanging="360"/>
+      </w:pPr>
+      <w:rPr>
+        <w:rFonts w:ascii="Wingdings" w:hAnsi="Wingdings" w:hint="default"/>
+        <w:sz w:val="20"/>
+      </w:rPr>
+    </w:lvl>
+    <w:lvl w:ilvl="6" w:tentative="1">
+      <w:start w:val="1"/>
+      <w:numFmt w:val="bullet"/>
+      <w:lvlText w:val=""/>
+      <w:lvlJc w:val="left"/>
+      <w:pPr>
+        <w:tabs>
+          <w:tab w:val="num" w:pos="5040"/>
+        </w:tabs>
+        <w:ind w:left="5040" w:hanging="360"/>
+      </w:pPr>
+      <w:rPr>
+        <w:rFonts w:ascii="Wingdings" w:hAnsi="Wingdings" w:hint="default"/>
+        <w:sz w:val="20"/>
+      </w:rPr>
+    </w:lvl>
+    <w:lvl w:ilvl="7" w:tentative="1">
+      <w:start w:val="1"/>
+      <w:numFmt w:val="bullet"/>
+      <w:lvlText w:val=""/>
+      <w:lvlJc w:val="left"/>
+      <w:pPr>
+        <w:tabs>
+          <w:tab w:val="num" w:pos="5760"/>
+        </w:tabs>
+        <w:ind w:left="5760" w:hanging="360"/>
+      </w:pPr>
+      <w:rPr>
+        <w:rFonts w:ascii="Wingdings" w:hAnsi="Wingdings" w:hint="default"/>
+        <w:sz w:val="20"/>
+      </w:rPr>
+    </w:lvl>
+    <w:lvl w:ilvl="8" w:tentative="1">
+      <w:start w:val="1"/>
+      <w:numFmt w:val="bullet"/>
+      <w:lvlText w:val=""/>
+      <w:lvlJc w:val="left"/>
+      <w:pPr>
+        <w:tabs>
+          <w:tab w:val="num" w:pos="6480"/>
+        </w:tabs>
+        <w:ind w:left="6480" w:hanging="360"/>
+      </w:pPr>
+      <w:rPr>
+        <w:rFonts w:ascii="Wingdings" w:hAnsi="Wingdings" w:hint="default"/>
+        <w:sz w:val="20"/>
+      </w:rPr>
+    </w:lvl>
+  </w:abstractNum>
+  <w:abstractNum w:abstractNumId="5" w15:restartNumberingAfterBreak="0">
+    <w:nsid w:val="517C3DC0"/>
+    <w:multiLevelType w:val="hybridMultilevel"/>
+    <w:tmpl w:val="8BEE8E30"/>
+    <w:lvl w:ilvl="0" w:tplc="B8E497D6">
+      <w:start w:val="1"/>
+      <w:numFmt w:val="decimal"/>
+      <w:lvlText w:val="%1."/>
+      <w:lvlJc w:val="left"/>
+      <w:pPr>
+        <w:ind w:left="800" w:hanging="360"/>
+      </w:pPr>
+      <w:rPr>
+        <w:rFonts w:hint="default"/>
+      </w:rPr>
+    </w:lvl>
+    <w:lvl w:ilvl="1" w:tplc="04090019" w:tentative="1">
+      <w:start w:val="1"/>
+      <w:numFmt w:val="upperLetter"/>
+      <w:lvlText w:val="%2."/>
+      <w:lvlJc w:val="left"/>
+      <w:pPr>
+        <w:ind w:left="1320" w:hanging="440"/>
+      </w:pPr>
+    </w:lvl>
+    <w:lvl w:ilvl="2" w:tplc="0409001B" w:tentative="1">
+      <w:start w:val="1"/>
+      <w:numFmt w:val="lowerRoman"/>
+      <w:lvlText w:val="%3."/>
+      <w:lvlJc w:val="right"/>
+      <w:pPr>
+        <w:ind w:left="1760" w:hanging="440"/>
+      </w:pPr>
+    </w:lvl>
+    <w:lvl w:ilvl="3" w:tplc="0409000F" w:tentative="1">
+      <w:start w:val="1"/>
+      <w:numFmt w:val="decimal"/>
+      <w:lvlText w:val="%4."/>
+      <w:lvlJc w:val="left"/>
+      <w:pPr>
+        <w:ind w:left="2200" w:hanging="440"/>
+      </w:pPr>
+    </w:lvl>
+    <w:lvl w:ilvl="4" w:tplc="04090019" w:tentative="1">
+      <w:start w:val="1"/>
+      <w:numFmt w:val="upperLetter"/>
+      <w:lvlText w:val="%5."/>
+      <w:lvlJc w:val="left"/>
+      <w:pPr>
+        <w:ind w:left="2640" w:hanging="440"/>
+      </w:pPr>
+    </w:lvl>
+    <w:lvl w:ilvl="5" w:tplc="0409001B" w:tentative="1">
+      <w:start w:val="1"/>
+      <w:numFmt w:val="lowerRoman"/>
+      <w:lvlText w:val="%6."/>
+      <w:lvlJc w:val="right"/>
+      <w:pPr>
+        <w:ind w:left="3080" w:hanging="440"/>
+      </w:pPr>
+    </w:lvl>
+    <w:lvl w:ilvl="6" w:tplc="0409000F" w:tentative="1">
+      <w:start w:val="1"/>
+      <w:numFmt w:val="decimal"/>
+      <w:lvlText w:val="%7."/>
+      <w:lvlJc w:val="left"/>
+      <w:pPr>
+        <w:ind w:left="3520" w:hanging="440"/>
+      </w:pPr>
+    </w:lvl>
+    <w:lvl w:ilvl="7" w:tplc="04090019" w:tentative="1">
+      <w:start w:val="1"/>
+      <w:numFmt w:val="upperLetter"/>
+      <w:lvlText w:val="%8."/>
+      <w:lvlJc w:val="left"/>
+      <w:pPr>
+        <w:ind w:left="3960" w:hanging="440"/>
+      </w:pPr>
+    </w:lvl>
+    <w:lvl w:ilvl="8" w:tplc="0409001B" w:tentative="1">
+      <w:start w:val="1"/>
+      <w:numFmt w:val="lowerRoman"/>
+      <w:lvlText w:val="%9."/>
+      <w:lvlJc w:val="right"/>
+      <w:pPr>
+        <w:ind w:left="4400" w:hanging="440"/>
+      </w:pPr>
+    </w:lvl>
+  </w:abstractNum>
+  <w:abstractNum w:abstractNumId="6" w15:restartNumberingAfterBreak="0">
+    <w:nsid w:val="65F35BDE"/>
+    <w:multiLevelType w:val="multilevel"/>
+    <w:tmpl w:val="25D4790A"/>
+    <w:lvl w:ilvl="0">
+      <w:start w:val="1"/>
+      <w:numFmt w:val="bullet"/>
+      <w:lvlText w:val=""/>
+      <w:lvlJc w:val="left"/>
+      <w:pPr>
+        <w:tabs>
+          <w:tab w:val="num" w:pos="720"/>
+        </w:tabs>
+        <w:ind w:left="720" w:hanging="360"/>
+      </w:pPr>
+      <w:rPr>
+        <w:rFonts w:ascii="Symbol" w:hAnsi="Symbol" w:hint="default"/>
+        <w:sz w:val="20"/>
+      </w:rPr>
+    </w:lvl>
+    <w:lvl w:ilvl="1" w:tentative="1">
+      <w:start w:val="1"/>
+      <w:numFmt w:val="bullet"/>
+      <w:lvlText w:val="o"/>
+      <w:lvlJc w:val="left"/>
+      <w:pPr>
+        <w:tabs>
+          <w:tab w:val="num" w:pos="1440"/>
+        </w:tabs>
+        <w:ind w:left="1440" w:hanging="360"/>
+      </w:pPr>
+      <w:rPr>
+        <w:rFonts w:ascii="Courier New" w:hAnsi="Courier New" w:hint="default"/>
+        <w:sz w:val="20"/>
+      </w:rPr>
+    </w:lvl>
+    <w:lvl w:ilvl="2" w:tentative="1">
+      <w:start w:val="1"/>
+      <w:numFmt w:val="bullet"/>
+      <w:lvlText w:val=""/>
+      <w:lvlJc w:val="left"/>
+      <w:pPr>
+        <w:tabs>
+          <w:tab w:val="num" w:pos="2160"/>
+        </w:tabs>
+        <w:ind w:left="2160" w:hanging="360"/>
+      </w:pPr>
+      <w:rPr>
+        <w:rFonts w:ascii="Wingdings" w:hAnsi="Wingdings" w:hint="default"/>
+        <w:sz w:val="20"/>
+      </w:rPr>
+    </w:lvl>
+    <w:lvl w:ilvl="3" w:tentative="1">
+      <w:start w:val="1"/>
+      <w:numFmt w:val="bullet"/>
+      <w:lvlText w:val=""/>
+      <w:lvlJc w:val="left"/>
+      <w:pPr>
+        <w:tabs>
+          <w:tab w:val="num" w:pos="2880"/>
+        </w:tabs>
+        <w:ind w:left="2880" w:hanging="360"/>
+      </w:pPr>
+      <w:rPr>
+        <w:rFonts w:ascii="Wingdings" w:hAnsi="Wingdings" w:hint="default"/>
+        <w:sz w:val="20"/>
+      </w:rPr>
+    </w:lvl>
+    <w:lvl w:ilvl="4" w:tentative="1">
+      <w:start w:val="1"/>
+      <w:numFmt w:val="bullet"/>
+      <w:lvlText w:val=""/>
+      <w:lvlJc w:val="left"/>
+      <w:pPr>
+        <w:tabs>
+          <w:tab w:val="num" w:pos="3600"/>
+        </w:tabs>
+        <w:ind w:left="3600" w:hanging="360"/>
+      </w:pPr>
+      <w:rPr>
+        <w:rFonts w:ascii="Wingdings" w:hAnsi="Wingdings" w:hint="default"/>
+        <w:sz w:val="20"/>
+      </w:rPr>
+    </w:lvl>
+    <w:lvl w:ilvl="5" w:tentative="1">
+      <w:start w:val="1"/>
+      <w:numFmt w:val="bullet"/>
+      <w:lvlText w:val=""/>
+      <w:lvlJc w:val="left"/>
+      <w:pPr>
+        <w:tabs>
+          <w:tab w:val="num" w:pos="4320"/>
+        </w:tabs>
+        <w:ind w:left="4320" w:hanging="360"/>
+      </w:pPr>
+      <w:rPr>
+        <w:rFonts w:ascii="Wingdings" w:hAnsi="Wingdings" w:hint="default"/>
+        <w:sz w:val="20"/>
+      </w:rPr>
+    </w:lvl>
+    <w:lvl w:ilvl="6" w:tentative="1">
+      <w:start w:val="1"/>
+      <w:numFmt w:val="bullet"/>
+      <w:lvlText w:val=""/>
+      <w:lvlJc w:val="left"/>
+      <w:pPr>
+        <w:tabs>
+          <w:tab w:val="num" w:pos="5040"/>
+        </w:tabs>
+        <w:ind w:left="5040" w:hanging="360"/>
+      </w:pPr>
+      <w:rPr>
+        <w:rFonts w:ascii="Wingdings" w:hAnsi="Wingdings" w:hint="default"/>
+        <w:sz w:val="20"/>
+      </w:rPr>
+    </w:lvl>
+    <w:lvl w:ilvl="7" w:tentative="1">
+      <w:start w:val="1"/>
+      <w:numFmt w:val="bullet"/>
+      <w:lvlText w:val=""/>
+      <w:lvlJc w:val="left"/>
+      <w:pPr>
+        <w:tabs>
+          <w:tab w:val="num" w:pos="5760"/>
+        </w:tabs>
+        <w:ind w:left="5760" w:hanging="360"/>
+      </w:pPr>
+      <w:rPr>
+        <w:rFonts w:ascii="Wingdings" w:hAnsi="Wingdings" w:hint="default"/>
+        <w:sz w:val="20"/>
+      </w:rPr>
+    </w:lvl>
+    <w:lvl w:ilvl="8" w:tentative="1">
+      <w:start w:val="1"/>
+      <w:numFmt w:val="bullet"/>
+      <w:lvlText w:val=""/>
+      <w:lvlJc w:val="left"/>
+      <w:pPr>
+        <w:tabs>
+          <w:tab w:val="num" w:pos="6480"/>
+        </w:tabs>
+        <w:ind w:left="6480" w:hanging="360"/>
+      </w:pPr>
+      <w:rPr>
+        <w:rFonts w:ascii="Wingdings" w:hAnsi="Wingdings" w:hint="default"/>
+        <w:sz w:val="20"/>
+      </w:rPr>
+    </w:lvl>
+  </w:abstractNum>
   <w:num w:numId="1" w16cid:durableId="1313943689">
+    <w:abstractNumId w:val="3"/>
+  </w:num>
+  <w:num w:numId="2" w16cid:durableId="1917935501">
     <w:abstractNumId w:val="2"/>
   </w:num>
-  <w:num w:numId="2" w16cid:durableId="1917935501">
-    <w:abstractNumId w:val="1"/>
-  </w:num>
   <w:num w:numId="3" w16cid:durableId="525169673">
-    <w:abstractNumId w:val="4"/>
+    <w:abstractNumId w:val="5"/>
   </w:num>
   <w:num w:numId="4" w16cid:durableId="1714496077">
     <w:abstractNumId w:val="0"/>
   </w:num>
   <w:num w:numId="5" w16cid:durableId="667755349">
-    <w:abstractNumId w:val="3"/>
+    <w:abstractNumId w:val="4"/>
+  </w:num>
+  <w:num w:numId="6" w16cid:durableId="85657580">
+    <w:abstractNumId w:val="6"/>
+  </w:num>
+  <w:num w:numId="7" w16cid:durableId="1977831753">
+    <w:abstractNumId w:val="1"/>
   </w:num>
 </w:numbering>
 </file>
